--- a/docs/content/pca/pca_lecture.docx
+++ b/docs/content/pca/pca_lecture.docx
@@ -7,7 +7,7 @@
         <w:pStyle w:val="Title"/>
       </w:pPr>
       <w:r>
-        <w:t xml:space="preserve">Principal Component Analysis</w:t>
+        <w:t xml:space="preserve">Lecture: Principal Component Analysis</w:t>
       </w:r>
     </w:p>
     <w:p>
@@ -26,21 +26,32 @@
         <w:t xml:space="preserve">Bill Perry</w:t>
       </w:r>
     </w:p>
-    <w:bookmarkStart w:id="13" w:name="lecture-16-review"/>
-    <w:p>
-      <w:pPr>
-        <w:pStyle w:val="Heading1"/>
-      </w:pPr>
-      <w:r>
-        <w:t xml:space="preserve">Lecture 16: Review</w:t>
-      </w:r>
-    </w:p>
-    <w:bookmarkStart w:id="9" w:name="review"/>
+    <w:bookmarkStart w:id="9" w:name="Xa826168b7d1dff5b6b0a9555b7ffed71fe79c78"/>
     <w:p>
       <w:pPr>
         <w:pStyle w:val="Heading2"/>
       </w:pPr>
       <w:r>
+        <w:t xml:space="preserve">Part 1 · Review: Eigenvectors, Eigenvalues, Components</w:t>
+      </w:r>
+    </w:p>
+    <w:bookmarkEnd w:id="9"/>
+    <w:bookmarkStart w:id="10" w:name="review-multivariate-statistics-overview"/>
+    <w:p>
+      <w:pPr>
+        <w:pStyle w:val="Heading2"/>
+      </w:pPr>
+      <w:r>
+        <w:t xml:space="preserve">Review: Multivariate Statistics Overview</w:t>
+      </w:r>
+    </w:p>
+    <w:bookmarkEnd w:id="10"/>
+    <w:bookmarkStart w:id="11" w:name="review"/>
+    <w:p>
+      <w:pPr>
+        <w:pStyle w:val="Heading2"/>
+      </w:pPr>
+      <w:r>
         <w:t xml:space="preserve">Review</w:t>
       </w:r>
     </w:p>
@@ -140,7 +151,7 @@
         <w:t xml:space="preserve">MANOVA</w:t>
       </w:r>
     </w:p>
-    <w:bookmarkEnd w:id="9"/>
+    <w:bookmarkEnd w:id="11"/>
     <w:p>
       <w:pPr>
         <w:pStyle w:val="FirstParagraph"/>
@@ -148,20 +159,20 @@
       <w:r>
         <w:drawing>
           <wp:inline>
-            <wp:extent cx="4762500" cy="3333750"/>
+            <wp:extent cx="3619500" cy="2533650"/>
             <wp:effectExtent b="0" l="0" r="0" t="0"/>
-            <wp:docPr descr="" title="" id="11" name="Picture"/>
+            <wp:docPr descr="" title="" id="13" name="Picture"/>
             <a:graphic>
               <a:graphicData uri="http://schemas.openxmlformats.org/drawingml/2006/picture">
                 <pic:pic>
                   <pic:nvPicPr>
-                    <pic:cNvPr descr="images/clipboard-2539526410.png" id="12" name="Picture"/>
+                    <pic:cNvPr descr="images/clipboard-2539526410.png" id="14" name="Picture"/>
                     <pic:cNvPicPr>
                       <a:picLocks noChangeArrowheads="1" noChangeAspect="1"/>
                     </pic:cNvPicPr>
                   </pic:nvPicPr>
                   <pic:blipFill>
-                    <a:blip r:embed="rId10"/>
+                    <a:blip r:embed="rId12"/>
                     <a:stretch>
                       <a:fillRect/>
                     </a:stretch>
@@ -169,7 +180,7 @@
                   <pic:spPr bwMode="auto">
                     <a:xfrm>
                       <a:off x="0" y="0"/>
-                      <a:ext cx="4762500" cy="3333750"/>
+                      <a:ext cx="3619500" cy="2533650"/>
                     </a:xfrm>
                     <a:prstGeom prst="rect">
                       <a:avLst/>
@@ -188,11 +199,10 @@
         </w:drawing>
       </w:r>
     </w:p>
-    <w:bookmarkEnd w:id="13"/>
-    <w:bookmarkStart w:id="15" w:name="review-eigenvectors-and-components"/>
-    <w:p>
-      <w:pPr>
-        <w:pStyle w:val="Heading1"/>
+    <w:bookmarkStart w:id="16" w:name="review-eigenvectors-and-components"/>
+    <w:p>
+      <w:pPr>
+        <w:pStyle w:val="Heading2"/>
       </w:pPr>
       <w:r>
         <w:t xml:space="preserve">Review: Eigenvectors and Components</w:t>
@@ -264,7 +274,7 @@
         <w:t xml:space="preserve">equation:</w:t>
       </w:r>
     </w:p>
-    <w:bookmarkStart w:id="14" w:name="X24d077e0c7590023c1c7502aea95e8de1233723"/>
+    <w:bookmarkStart w:id="15" w:name="X24d077e0c7590023c1c7502aea95e8de1233723"/>
     <w:p>
       <w:pPr>
         <w:pStyle w:val="Heading3"/>
@@ -442,12 +452,12 @@
         </m:oMath>
       </m:oMathPara>
     </w:p>
-    <w:bookmarkEnd w:id="14"/>
     <w:bookmarkEnd w:id="15"/>
-    <w:bookmarkStart w:id="17" w:name="review-component-interpretation"/>
-    <w:p>
-      <w:pPr>
-        <w:pStyle w:val="Heading1"/>
+    <w:bookmarkEnd w:id="16"/>
+    <w:bookmarkStart w:id="18" w:name="review-component-interpretation"/>
+    <w:p>
+      <w:pPr>
+        <w:pStyle w:val="Heading2"/>
       </w:pPr>
       <w:r>
         <w:t xml:space="preserve">Review: Component Interpretation</w:t>
@@ -495,7 +505,7 @@
         <w:t xml:space="preserve">variables to new derived variable</w:t>
       </w:r>
     </w:p>
-    <w:bookmarkStart w:id="16" w:name="X967a4befa689896edf3b537e33c3ab1d72a53a8"/>
+    <w:bookmarkStart w:id="17" w:name="X967a4befa689896edf3b537e33c3ab1d72a53a8"/>
     <w:p>
       <w:pPr>
         <w:pStyle w:val="Heading3"/>
@@ -673,12 +683,12 @@
         </m:oMath>
       </m:oMathPara>
     </w:p>
-    <w:bookmarkEnd w:id="16"/>
     <w:bookmarkEnd w:id="17"/>
-    <w:bookmarkStart w:id="21" w:name="review-component-properties"/>
-    <w:p>
-      <w:pPr>
-        <w:pStyle w:val="Heading1"/>
+    <w:bookmarkEnd w:id="18"/>
+    <w:bookmarkStart w:id="22" w:name="review-component-properties"/>
+    <w:p>
+      <w:pPr>
+        <w:pStyle w:val="Heading2"/>
       </w:pPr>
       <w:r>
         <w:t xml:space="preserve">Review: Component Properties</w:t>
@@ -767,20 +777,20 @@
       <w:r>
         <w:drawing>
           <wp:inline>
-            <wp:extent cx="4762500" cy="9491223"/>
+            <wp:extent cx="3619500" cy="7213329"/>
             <wp:effectExtent b="0" l="0" r="0" t="0"/>
-            <wp:docPr descr="" title="" id="19" name="Picture"/>
+            <wp:docPr descr="" title="" id="20" name="Picture"/>
             <a:graphic>
               <a:graphicData uri="http://schemas.openxmlformats.org/drawingml/2006/picture">
                 <pic:pic>
                   <pic:nvPicPr>
-                    <pic:cNvPr descr="images/clipboard-2044711521.png" id="20" name="Picture"/>
+                    <pic:cNvPr descr="images/clipboard-2044711521.png" id="21" name="Picture"/>
                     <pic:cNvPicPr>
                       <a:picLocks noChangeArrowheads="1" noChangeAspect="1"/>
                     </pic:cNvPicPr>
                   </pic:nvPicPr>
                   <pic:blipFill>
-                    <a:blip r:embed="rId18"/>
+                    <a:blip r:embed="rId19"/>
                     <a:stretch>
                       <a:fillRect/>
                     </a:stretch>
@@ -788,7 +798,7 @@
                   <pic:spPr bwMode="auto">
                     <a:xfrm>
                       <a:off x="0" y="0"/>
-                      <a:ext cx="4762500" cy="9491223"/>
+                      <a:ext cx="3619500" cy="7213329"/>
                     </a:xfrm>
                     <a:prstGeom prst="rect">
                       <a:avLst/>
@@ -807,11 +817,11 @@
         </w:drawing>
       </w:r>
     </w:p>
-    <w:bookmarkEnd w:id="21"/>
-    <w:bookmarkStart w:id="22" w:name="review-eigenvalues-and-eigenvectors"/>
-    <w:p>
-      <w:pPr>
-        <w:pStyle w:val="Heading1"/>
+    <w:bookmarkEnd w:id="22"/>
+    <w:bookmarkStart w:id="23" w:name="review-eigenvalues-and-eigenvectors"/>
+    <w:p>
+      <w:pPr>
+        <w:pStyle w:val="Heading2"/>
       </w:pPr>
       <w:r>
         <w:t xml:space="preserve">Review: Eigenvalues and Eigenvectors</w:t>
@@ -909,14 +919,24 @@
         <w:t xml:space="preserve">correlation matrix of original variables</w:t>
       </w:r>
     </w:p>
-    <w:bookmarkEnd w:id="22"/>
-    <w:bookmarkStart w:id="23" w:name="lecture-17-pca-goals-and-introduction"/>
-    <w:p>
-      <w:pPr>
-        <w:pStyle w:val="Heading1"/>
-      </w:pPr>
-      <w:r>
-        <w:t xml:space="preserve">Lecture 17: PCA Goals and Introduction</w:t>
+    <w:bookmarkEnd w:id="23"/>
+    <w:bookmarkStart w:id="24" w:name="part-2-pca-goals-and-introduction"/>
+    <w:p>
+      <w:pPr>
+        <w:pStyle w:val="Heading2"/>
+      </w:pPr>
+      <w:r>
+        <w:t xml:space="preserve">Part 2 · PCA Goals and Introduction</w:t>
+      </w:r>
+    </w:p>
+    <w:bookmarkEnd w:id="24"/>
+    <w:bookmarkStart w:id="28" w:name="pca-goals-and-introduction"/>
+    <w:p>
+      <w:pPr>
+        <w:pStyle w:val="Heading2"/>
+      </w:pPr>
+      <w:r>
+        <w:t xml:space="preserve">PCA Goals and Introduction</w:t>
       </w:r>
     </w:p>
     <w:p>
@@ -985,11 +1005,140 @@
         <w:t xml:space="preserve">uncorrelated variables (principal components)</w:t>
       </w:r>
     </w:p>
-    <w:bookmarkEnd w:id="23"/>
-    <w:bookmarkStart w:id="24" w:name="data-for-pca-analysis"/>
-    <w:p>
-      <w:pPr>
-        <w:pStyle w:val="Heading1"/>
+    <w:tbl>
+      <w:tblPr>
+        <w:tblStyle w:val="Table"/>
+        <w:tblLook w:firstRow="0" w:lastRow="0" w:firstColumn="0" w:lastColumn="0" w:noHBand="0" w:noVBand="0" w:val="0000"/>
+        <w:tblBorders>
+          <w:top w:val="single" w:sz="4" w:space="0" w:color="0758E5"/>
+          <w:left w:val="single" w:sz="24" w:space="0" w:color="0758E5"/>
+          <w:bottom w:val="single" w:sz="4" w:space="0" w:color="0758E5"/>
+          <w:right w:val="single" w:sz="4" w:space="0" w:color="0758E5"/>
+        </w:tblBorders>
+        <w:tblCellMar>
+          <w:left w:w="144" w:type="dxa"/>
+          <w:right w:w="144" w:type="dxa"/>
+        </w:tblCellMar>
+        <w:tblLook w:firstRow="0" w:lastRow="0" w:firstColumn="0" w:lastColumn="0" w:noHBand="0" w:noVBand="0" w:val="0000"/>
+      </w:tblPr>
+      <w:tr>
+        <w:trPr>
+          <w:cantSplit/>
+        </w:trPr>
+        <w:tc>
+          <w:tcPr>
+            <w:shd w:color="auto" w:fill="dae6fb" w:val="clear"/>
+            <w:tcMar>
+              <w:top w:w="92" w:type="dxa"/>
+              <w:bottom w:w="92" w:type="dxa"/>
+            </w:tcMar>
+          </w:tcPr>
+          <w:p>
+            <w:pPr>
+              <w:pStyle w:val="FirstParagraph"/>
+            </w:pPr>
+            <w:pPr>
+              <w:spacing w:before="0" w:after="0"/>
+              <w:textAlignment w:val="center"/>
+            </w:pPr>
+            <w:r>
+              <w:drawing>
+                <wp:inline>
+                  <wp:extent cx="152400" cy="152400"/>
+                  <wp:effectExtent b="0" l="0" r="0" t="0"/>
+                  <wp:docPr descr="" title="" id="26" name="Picture"/>
+                  <a:graphic>
+                    <a:graphicData uri="http://schemas.openxmlformats.org/drawingml/2006/picture">
+                      <pic:pic>
+                        <pic:nvPicPr>
+                          <pic:cNvPr descr="/Applications/Positron.app/Contents/Resources/app/quarto/share/formats/docx/note.png" id="27" name="Picture"/>
+                          <pic:cNvPicPr>
+                            <a:picLocks noChangeArrowheads="1" noChangeAspect="1"/>
+                          </pic:cNvPicPr>
+                        </pic:nvPicPr>
+                        <pic:blipFill>
+                          <a:blip r:embed="rId25"/>
+                          <a:stretch>
+                            <a:fillRect/>
+                          </a:stretch>
+                        </pic:blipFill>
+                        <pic:spPr bwMode="auto">
+                          <a:xfrm>
+                            <a:off x="0" y="0"/>
+                            <a:ext cx="152400" cy="152400"/>
+                          </a:xfrm>
+                          <a:prstGeom prst="rect">
+                            <a:avLst/>
+                          </a:prstGeom>
+                          <a:noFill/>
+                          <a:ln w="9525">
+                            <a:noFill/>
+                            <a:headEnd/>
+                            <a:tailEnd/>
+                          </a:ln>
+                        </pic:spPr>
+                      </pic:pic>
+                    </a:graphicData>
+                  </a:graphic>
+                </wp:inline>
+              </w:drawing>
+            </w:r>
+            <w:r>
+              <w:t xml:space="preserve"> </w:t>
+            </w:r>
+            <w:r>
+              <w:t xml:space="preserve"> </w:t>
+            </w:r>
+            <w:r>
+              <w:t xml:space="preserve">Note</w:t>
+            </w:r>
+          </w:p>
+        </w:tc>
+      </w:tr>
+      <w:tr>
+        <w:trPr>
+          <w:cantSplit/>
+        </w:trPr>
+        <w:tc>
+          <w:tcPr>
+            <w:tcMar>
+              <w:top w:w="108" w:type="dxa"/>
+              <w:bottom w:w="108" w:type="dxa"/>
+            </w:tcMar>
+          </w:tcPr>
+          <w:p>
+            <w:pPr>
+              <w:pStyle w:val="BodyText"/>
+            </w:pPr>
+            <w:pPr>
+              <w:spacing w:before="16" w:after="16"/>
+            </w:pPr>
+            <w:r>
+              <w:t xml:space="preserve">Gotelli &amp; Ellison,</w:t>
+            </w:r>
+            <w:r>
+              <w:t xml:space="preserve"> </w:t>
+            </w:r>
+            <w:r>
+              <w:rPr>
+                <w:i/>
+                <w:iCs/>
+              </w:rPr>
+              <w:t xml:space="preserve">A Primer of Ecological Statistics</w:t>
+            </w:r>
+            <w:r>
+              <w:t xml:space="preserve">, Ch. 12 — The Analysis of Multivariate Data, is the core reference for PCA.</w:t>
+            </w:r>
+          </w:p>
+          <w:p/>
+        </w:tc>
+      </w:tr>
+    </w:tbl>
+    <w:bookmarkEnd w:id="28"/>
+    <w:bookmarkStart w:id="29" w:name="data-for-pca-analysis"/>
+    <w:p>
+      <w:pPr>
+        <w:pStyle w:val="Heading2"/>
       </w:pPr>
       <w:r>
         <w:t xml:space="preserve">Data for PCA Analysis</w:t>
@@ -1506,2732 +1655,2730 @@
         </w:rPr>
         <w:t xml:space="preserve">iris_df </w:t>
       </w:r>
-    </w:p>
-    <w:p>
-      <w:pPr>
-        <w:pStyle w:val="SourceCode"/>
-      </w:pPr>
-      <w:r>
-        <w:rPr>
-          <w:rStyle w:val="VerbatimChar"/>
-        </w:rPr>
-        <w:t xml:space="preserve">    sepal_length sepal_width petal_length petal_width    species ind</w:t>
-      </w:r>
-      <w:r>
-        <w:br/>
-      </w:r>
-      <w:r>
-        <w:rPr>
-          <w:rStyle w:val="VerbatimChar"/>
-        </w:rPr>
-        <w:t xml:space="preserve">1            5.1         3.5          1.4         0.2     setosa   1</w:t>
-      </w:r>
-      <w:r>
-        <w:br/>
-      </w:r>
-      <w:r>
-        <w:rPr>
-          <w:rStyle w:val="VerbatimChar"/>
-        </w:rPr>
-        <w:t xml:space="preserve">2            4.9         3.0          1.4         0.2     setosa   2</w:t>
-      </w:r>
-      <w:r>
-        <w:br/>
-      </w:r>
-      <w:r>
-        <w:rPr>
-          <w:rStyle w:val="VerbatimChar"/>
-        </w:rPr>
-        <w:t xml:space="preserve">3            4.7         3.2          1.3         0.2     setosa   3</w:t>
-      </w:r>
-      <w:r>
-        <w:br/>
-      </w:r>
-      <w:r>
-        <w:rPr>
-          <w:rStyle w:val="VerbatimChar"/>
-        </w:rPr>
-        <w:t xml:space="preserve">4            4.6         3.1          1.5         0.2     setosa   4</w:t>
-      </w:r>
-      <w:r>
-        <w:br/>
-      </w:r>
-      <w:r>
-        <w:rPr>
-          <w:rStyle w:val="VerbatimChar"/>
-        </w:rPr>
-        <w:t xml:space="preserve">5            5.0         3.6          1.4         0.2     setosa   5</w:t>
-      </w:r>
-      <w:r>
-        <w:br/>
-      </w:r>
-      <w:r>
-        <w:rPr>
-          <w:rStyle w:val="VerbatimChar"/>
-        </w:rPr>
-        <w:t xml:space="preserve">6            5.4         3.9          1.7         0.4     setosa   6</w:t>
-      </w:r>
-      <w:r>
-        <w:br/>
-      </w:r>
-      <w:r>
-        <w:rPr>
-          <w:rStyle w:val="VerbatimChar"/>
-        </w:rPr>
-        <w:t xml:space="preserve">7            4.6         3.4          1.4         0.3     setosa   7</w:t>
-      </w:r>
-      <w:r>
-        <w:br/>
-      </w:r>
-      <w:r>
-        <w:rPr>
-          <w:rStyle w:val="VerbatimChar"/>
-        </w:rPr>
-        <w:t xml:space="preserve">8            5.0         3.4          1.5         0.2     setosa   8</w:t>
-      </w:r>
-      <w:r>
-        <w:br/>
-      </w:r>
-      <w:r>
-        <w:rPr>
-          <w:rStyle w:val="VerbatimChar"/>
-        </w:rPr>
-        <w:t xml:space="preserve">9            4.4         2.9          1.4         0.2     setosa   9</w:t>
-      </w:r>
-      <w:r>
-        <w:br/>
-      </w:r>
-      <w:r>
-        <w:rPr>
-          <w:rStyle w:val="VerbatimChar"/>
-        </w:rPr>
-        <w:t xml:space="preserve">10           4.9         3.1          1.5         0.1     setosa  10</w:t>
-      </w:r>
-      <w:r>
-        <w:br/>
-      </w:r>
-      <w:r>
-        <w:rPr>
-          <w:rStyle w:val="VerbatimChar"/>
-        </w:rPr>
-        <w:t xml:space="preserve">11           5.4         3.7          1.5         0.2     setosa  11</w:t>
-      </w:r>
-      <w:r>
-        <w:br/>
-      </w:r>
-      <w:r>
-        <w:rPr>
-          <w:rStyle w:val="VerbatimChar"/>
-        </w:rPr>
-        <w:t xml:space="preserve">12           4.8         3.4          1.6         0.2     setosa  12</w:t>
-      </w:r>
-      <w:r>
-        <w:br/>
-      </w:r>
-      <w:r>
-        <w:rPr>
-          <w:rStyle w:val="VerbatimChar"/>
-        </w:rPr>
-        <w:t xml:space="preserve">13           4.8         3.0          1.4         0.1     setosa  13</w:t>
-      </w:r>
-      <w:r>
-        <w:br/>
-      </w:r>
-      <w:r>
-        <w:rPr>
-          <w:rStyle w:val="VerbatimChar"/>
-        </w:rPr>
-        <w:t xml:space="preserve">14           4.3         3.0          1.1         0.1     setosa  14</w:t>
-      </w:r>
-      <w:r>
-        <w:br/>
-      </w:r>
-      <w:r>
-        <w:rPr>
-          <w:rStyle w:val="VerbatimChar"/>
-        </w:rPr>
-        <w:t xml:space="preserve">15           5.8         4.0          1.2         0.2     setosa  15</w:t>
-      </w:r>
-      <w:r>
-        <w:br/>
-      </w:r>
-      <w:r>
-        <w:rPr>
-          <w:rStyle w:val="VerbatimChar"/>
-        </w:rPr>
-        <w:t xml:space="preserve">16           5.7         4.4          1.5         0.4     setosa  16</w:t>
-      </w:r>
-      <w:r>
-        <w:br/>
-      </w:r>
-      <w:r>
-        <w:rPr>
-          <w:rStyle w:val="VerbatimChar"/>
-        </w:rPr>
-        <w:t xml:space="preserve">17           5.4         3.9          1.3         0.4     setosa  17</w:t>
-      </w:r>
-      <w:r>
-        <w:br/>
-      </w:r>
-      <w:r>
-        <w:rPr>
-          <w:rStyle w:val="VerbatimChar"/>
-        </w:rPr>
-        <w:t xml:space="preserve">18           5.1         3.5          1.4         0.3     setosa  18</w:t>
-      </w:r>
-      <w:r>
-        <w:br/>
-      </w:r>
-      <w:r>
-        <w:rPr>
-          <w:rStyle w:val="VerbatimChar"/>
-        </w:rPr>
-        <w:t xml:space="preserve">19           5.7         3.8          1.7         0.3     setosa  19</w:t>
-      </w:r>
-      <w:r>
-        <w:br/>
-      </w:r>
-      <w:r>
-        <w:rPr>
-          <w:rStyle w:val="VerbatimChar"/>
-        </w:rPr>
-        <w:t xml:space="preserve">20           5.1         3.8          1.5         0.3     setosa  20</w:t>
-      </w:r>
-      <w:r>
-        <w:br/>
-      </w:r>
-      <w:r>
-        <w:rPr>
-          <w:rStyle w:val="VerbatimChar"/>
-        </w:rPr>
-        <w:t xml:space="preserve">21           5.4         3.4          1.7         0.2     setosa  21</w:t>
-      </w:r>
-      <w:r>
-        <w:br/>
-      </w:r>
-      <w:r>
-        <w:rPr>
-          <w:rStyle w:val="VerbatimChar"/>
-        </w:rPr>
-        <w:t xml:space="preserve">22           5.1         3.7          1.5         0.4     setosa  22</w:t>
-      </w:r>
-      <w:r>
-        <w:br/>
-      </w:r>
-      <w:r>
-        <w:rPr>
-          <w:rStyle w:val="VerbatimChar"/>
-        </w:rPr>
-        <w:t xml:space="preserve">23           4.6         3.6          1.0         0.2     setosa  23</w:t>
-      </w:r>
-      <w:r>
-        <w:br/>
-      </w:r>
-      <w:r>
-        <w:rPr>
-          <w:rStyle w:val="VerbatimChar"/>
-        </w:rPr>
-        <w:t xml:space="preserve">24           5.1         3.3          1.7         0.5     setosa  24</w:t>
-      </w:r>
-      <w:r>
-        <w:br/>
-      </w:r>
-      <w:r>
-        <w:rPr>
-          <w:rStyle w:val="VerbatimChar"/>
-        </w:rPr>
-        <w:t xml:space="preserve">25           4.8         3.4          1.9         0.2     setosa  25</w:t>
-      </w:r>
-      <w:r>
-        <w:br/>
-      </w:r>
-      <w:r>
-        <w:rPr>
-          <w:rStyle w:val="VerbatimChar"/>
-        </w:rPr>
-        <w:t xml:space="preserve">26           5.0         3.0          1.6         0.2     setosa  26</w:t>
-      </w:r>
-      <w:r>
-        <w:br/>
-      </w:r>
-      <w:r>
-        <w:rPr>
-          <w:rStyle w:val="VerbatimChar"/>
-        </w:rPr>
-        <w:t xml:space="preserve">27           5.0         3.4          1.6         0.4     setosa  27</w:t>
-      </w:r>
-      <w:r>
-        <w:br/>
-      </w:r>
-      <w:r>
-        <w:rPr>
-          <w:rStyle w:val="VerbatimChar"/>
-        </w:rPr>
-        <w:t xml:space="preserve">28           5.2         3.5          1.5         0.2     setosa  28</w:t>
-      </w:r>
-      <w:r>
-        <w:br/>
-      </w:r>
-      <w:r>
-        <w:rPr>
-          <w:rStyle w:val="VerbatimChar"/>
-        </w:rPr>
-        <w:t xml:space="preserve">29           5.2         3.4          1.4         0.2     setosa  29</w:t>
-      </w:r>
-      <w:r>
-        <w:br/>
-      </w:r>
-      <w:r>
-        <w:rPr>
-          <w:rStyle w:val="VerbatimChar"/>
-        </w:rPr>
-        <w:t xml:space="preserve">30           4.7         3.2          1.6         0.2     setosa  30</w:t>
-      </w:r>
-      <w:r>
-        <w:br/>
-      </w:r>
-      <w:r>
-        <w:rPr>
-          <w:rStyle w:val="VerbatimChar"/>
-        </w:rPr>
-        <w:t xml:space="preserve">31           4.8         3.1          1.6         0.2     setosa  31</w:t>
-      </w:r>
-      <w:r>
-        <w:br/>
-      </w:r>
-      <w:r>
-        <w:rPr>
-          <w:rStyle w:val="VerbatimChar"/>
-        </w:rPr>
-        <w:t xml:space="preserve">32           5.4         3.4          1.5         0.4     setosa  32</w:t>
-      </w:r>
-      <w:r>
-        <w:br/>
-      </w:r>
-      <w:r>
-        <w:rPr>
-          <w:rStyle w:val="VerbatimChar"/>
-        </w:rPr>
-        <w:t xml:space="preserve">33           5.2         4.1          1.5         0.1     setosa  33</w:t>
-      </w:r>
-      <w:r>
-        <w:br/>
-      </w:r>
-      <w:r>
-        <w:rPr>
-          <w:rStyle w:val="VerbatimChar"/>
-        </w:rPr>
-        <w:t xml:space="preserve">34           5.5         4.2          1.4         0.2     setosa  34</w:t>
-      </w:r>
-      <w:r>
-        <w:br/>
-      </w:r>
-      <w:r>
-        <w:rPr>
-          <w:rStyle w:val="VerbatimChar"/>
-        </w:rPr>
-        <w:t xml:space="preserve">35           4.9         3.1          1.5         0.2     setosa  35</w:t>
-      </w:r>
-      <w:r>
-        <w:br/>
-      </w:r>
-      <w:r>
-        <w:rPr>
-          <w:rStyle w:val="VerbatimChar"/>
-        </w:rPr>
-        <w:t xml:space="preserve">36           5.0         3.2          1.2         0.2     setosa  36</w:t>
-      </w:r>
-      <w:r>
-        <w:br/>
-      </w:r>
-      <w:r>
-        <w:rPr>
-          <w:rStyle w:val="VerbatimChar"/>
-        </w:rPr>
-        <w:t xml:space="preserve">37           5.5         3.5          1.3         0.2     setosa  37</w:t>
-      </w:r>
-      <w:r>
-        <w:br/>
-      </w:r>
-      <w:r>
-        <w:rPr>
-          <w:rStyle w:val="VerbatimChar"/>
-        </w:rPr>
-        <w:t xml:space="preserve">38           4.9         3.6          1.4         0.1     setosa  38</w:t>
-      </w:r>
-      <w:r>
-        <w:br/>
-      </w:r>
-      <w:r>
-        <w:rPr>
-          <w:rStyle w:val="VerbatimChar"/>
-        </w:rPr>
-        <w:t xml:space="preserve">39           4.4         3.0          1.3         0.2     setosa  39</w:t>
-      </w:r>
-      <w:r>
-        <w:br/>
-      </w:r>
-      <w:r>
-        <w:rPr>
-          <w:rStyle w:val="VerbatimChar"/>
-        </w:rPr>
-        <w:t xml:space="preserve">40           5.1         3.4          1.5         0.2     setosa  40</w:t>
-      </w:r>
-      <w:r>
-        <w:br/>
-      </w:r>
-      <w:r>
-        <w:rPr>
-          <w:rStyle w:val="VerbatimChar"/>
-        </w:rPr>
-        <w:t xml:space="preserve">41           5.0         3.5          1.3         0.3     setosa  41</w:t>
-      </w:r>
-      <w:r>
-        <w:br/>
-      </w:r>
-      <w:r>
-        <w:rPr>
-          <w:rStyle w:val="VerbatimChar"/>
-        </w:rPr>
-        <w:t xml:space="preserve">42           4.5         2.3          1.3         0.3     setosa  42</w:t>
-      </w:r>
-      <w:r>
-        <w:br/>
-      </w:r>
-      <w:r>
-        <w:rPr>
-          <w:rStyle w:val="VerbatimChar"/>
-        </w:rPr>
-        <w:t xml:space="preserve">43           4.4         3.2          1.3         0.2     setosa  43</w:t>
-      </w:r>
-      <w:r>
-        <w:br/>
-      </w:r>
-      <w:r>
-        <w:rPr>
-          <w:rStyle w:val="VerbatimChar"/>
-        </w:rPr>
-        <w:t xml:space="preserve">44           5.0         3.5          1.6         0.6     setosa  44</w:t>
-      </w:r>
-      <w:r>
-        <w:br/>
-      </w:r>
-      <w:r>
-        <w:rPr>
-          <w:rStyle w:val="VerbatimChar"/>
-        </w:rPr>
-        <w:t xml:space="preserve">45           5.1         3.8          1.9         0.4     setosa  45</w:t>
-      </w:r>
-      <w:r>
-        <w:br/>
-      </w:r>
-      <w:r>
-        <w:rPr>
-          <w:rStyle w:val="VerbatimChar"/>
-        </w:rPr>
-        <w:t xml:space="preserve">46           4.8         3.0          1.4         0.3     setosa  46</w:t>
-      </w:r>
-      <w:r>
-        <w:br/>
-      </w:r>
-      <w:r>
-        <w:rPr>
-          <w:rStyle w:val="VerbatimChar"/>
-        </w:rPr>
-        <w:t xml:space="preserve">47           5.1         3.8          1.6         0.2     setosa  47</w:t>
-      </w:r>
-      <w:r>
-        <w:br/>
-      </w:r>
-      <w:r>
-        <w:rPr>
-          <w:rStyle w:val="VerbatimChar"/>
-        </w:rPr>
-        <w:t xml:space="preserve">48           4.6         3.2          1.4         0.2     setosa  48</w:t>
-      </w:r>
-      <w:r>
-        <w:br/>
-      </w:r>
-      <w:r>
-        <w:rPr>
-          <w:rStyle w:val="VerbatimChar"/>
-        </w:rPr>
-        <w:t xml:space="preserve">49           5.3         3.7          1.5         0.2     setosa  49</w:t>
-      </w:r>
-      <w:r>
-        <w:br/>
-      </w:r>
-      <w:r>
-        <w:rPr>
-          <w:rStyle w:val="VerbatimChar"/>
-        </w:rPr>
-        <w:t xml:space="preserve">50           5.0         3.3          1.4         0.2     setosa  50</w:t>
-      </w:r>
-      <w:r>
-        <w:br/>
-      </w:r>
-      <w:r>
-        <w:rPr>
-          <w:rStyle w:val="VerbatimChar"/>
-        </w:rPr>
-        <w:t xml:space="preserve">51           7.0         3.2          4.7         1.4 versicolor  51</w:t>
-      </w:r>
-      <w:r>
-        <w:br/>
-      </w:r>
-      <w:r>
-        <w:rPr>
-          <w:rStyle w:val="VerbatimChar"/>
-        </w:rPr>
-        <w:t xml:space="preserve">52           6.4         3.2          4.5         1.5 versicolor  52</w:t>
-      </w:r>
-      <w:r>
-        <w:br/>
-      </w:r>
-      <w:r>
-        <w:rPr>
-          <w:rStyle w:val="VerbatimChar"/>
-        </w:rPr>
-        <w:t xml:space="preserve">53           6.9         3.1          4.9         1.5 versicolor  53</w:t>
-      </w:r>
-      <w:r>
-        <w:br/>
-      </w:r>
-      <w:r>
-        <w:rPr>
-          <w:rStyle w:val="VerbatimChar"/>
-        </w:rPr>
-        <w:t xml:space="preserve">54           5.5         2.3          4.0         1.3 versicolor  54</w:t>
-      </w:r>
-      <w:r>
-        <w:br/>
-      </w:r>
-      <w:r>
-        <w:rPr>
-          <w:rStyle w:val="VerbatimChar"/>
-        </w:rPr>
-        <w:t xml:space="preserve">55           6.5         2.8          4.6         1.5 versicolor  55</w:t>
-      </w:r>
-      <w:r>
-        <w:br/>
-      </w:r>
-      <w:r>
-        <w:rPr>
-          <w:rStyle w:val="VerbatimChar"/>
-        </w:rPr>
-        <w:t xml:space="preserve">56           5.7         2.8          4.5         1.3 versicolor  56</w:t>
-      </w:r>
-      <w:r>
-        <w:br/>
-      </w:r>
-      <w:r>
-        <w:rPr>
-          <w:rStyle w:val="VerbatimChar"/>
-        </w:rPr>
-        <w:t xml:space="preserve">57           6.3         3.3          4.7         1.6 versicolor  57</w:t>
-      </w:r>
-      <w:r>
-        <w:br/>
-      </w:r>
-      <w:r>
-        <w:rPr>
-          <w:rStyle w:val="VerbatimChar"/>
-        </w:rPr>
-        <w:t xml:space="preserve">58           4.9         2.4          3.3         1.0 versicolor  58</w:t>
-      </w:r>
-      <w:r>
-        <w:br/>
-      </w:r>
-      <w:r>
-        <w:rPr>
-          <w:rStyle w:val="VerbatimChar"/>
-        </w:rPr>
-        <w:t xml:space="preserve">59           6.6         2.9          4.6         1.3 versicolor  59</w:t>
-      </w:r>
-      <w:r>
-        <w:br/>
-      </w:r>
-      <w:r>
-        <w:rPr>
-          <w:rStyle w:val="VerbatimChar"/>
-        </w:rPr>
-        <w:t xml:space="preserve">60           5.2         2.7          3.9         1.4 versicolor  60</w:t>
-      </w:r>
-      <w:r>
-        <w:br/>
-      </w:r>
-      <w:r>
-        <w:rPr>
-          <w:rStyle w:val="VerbatimChar"/>
-        </w:rPr>
-        <w:t xml:space="preserve">61           5.0         2.0          3.5         1.0 versicolor  61</w:t>
-      </w:r>
-      <w:r>
-        <w:br/>
-      </w:r>
-      <w:r>
-        <w:rPr>
-          <w:rStyle w:val="VerbatimChar"/>
-        </w:rPr>
-        <w:t xml:space="preserve">62           5.9         3.0          4.2         1.5 versicolor  62</w:t>
-      </w:r>
-      <w:r>
-        <w:br/>
-      </w:r>
-      <w:r>
-        <w:rPr>
-          <w:rStyle w:val="VerbatimChar"/>
-        </w:rPr>
-        <w:t xml:space="preserve">63           6.0         2.2          4.0         1.0 versicolor  63</w:t>
-      </w:r>
-      <w:r>
-        <w:br/>
-      </w:r>
-      <w:r>
-        <w:rPr>
-          <w:rStyle w:val="VerbatimChar"/>
-        </w:rPr>
-        <w:t xml:space="preserve">64           6.1         2.9          4.7         1.4 versicolor  64</w:t>
-      </w:r>
-      <w:r>
-        <w:br/>
-      </w:r>
-      <w:r>
-        <w:rPr>
-          <w:rStyle w:val="VerbatimChar"/>
-        </w:rPr>
-        <w:t xml:space="preserve">65           5.6         2.9          3.6         1.3 versicolor  65</w:t>
-      </w:r>
-      <w:r>
-        <w:br/>
-      </w:r>
-      <w:r>
-        <w:rPr>
-          <w:rStyle w:val="VerbatimChar"/>
-        </w:rPr>
-        <w:t xml:space="preserve">66           6.7         3.1          4.4         1.4 versicolor  66</w:t>
-      </w:r>
-      <w:r>
-        <w:br/>
-      </w:r>
-      <w:r>
-        <w:rPr>
-          <w:rStyle w:val="VerbatimChar"/>
-        </w:rPr>
-        <w:t xml:space="preserve">67           5.6         3.0          4.5         1.5 versicolor  67</w:t>
-      </w:r>
-      <w:r>
-        <w:br/>
-      </w:r>
-      <w:r>
-        <w:rPr>
-          <w:rStyle w:val="VerbatimChar"/>
-        </w:rPr>
-        <w:t xml:space="preserve">68           5.8         2.7          4.1         1.0 versicolor  68</w:t>
-      </w:r>
-      <w:r>
-        <w:br/>
-      </w:r>
-      <w:r>
-        <w:rPr>
-          <w:rStyle w:val="VerbatimChar"/>
-        </w:rPr>
-        <w:t xml:space="preserve">69           6.2         2.2          4.5         1.5 versicolor  69</w:t>
-      </w:r>
-      <w:r>
-        <w:br/>
-      </w:r>
-      <w:r>
-        <w:rPr>
-          <w:rStyle w:val="VerbatimChar"/>
-        </w:rPr>
-        <w:t xml:space="preserve">70           5.6         2.5          3.9         1.1 versicolor  70</w:t>
-      </w:r>
-      <w:r>
-        <w:br/>
-      </w:r>
-      <w:r>
-        <w:rPr>
-          <w:rStyle w:val="VerbatimChar"/>
-        </w:rPr>
-        <w:t xml:space="preserve">71           5.9         3.2          4.8         1.8 versicolor  71</w:t>
-      </w:r>
-      <w:r>
-        <w:br/>
-      </w:r>
-      <w:r>
-        <w:rPr>
-          <w:rStyle w:val="VerbatimChar"/>
-        </w:rPr>
-        <w:t xml:space="preserve">72           6.1         2.8          4.0         1.3 versicolor  72</w:t>
-      </w:r>
-      <w:r>
-        <w:br/>
-      </w:r>
-      <w:r>
-        <w:rPr>
-          <w:rStyle w:val="VerbatimChar"/>
-        </w:rPr>
-        <w:t xml:space="preserve">73           6.3         2.5          4.9         1.5 versicolor  73</w:t>
-      </w:r>
-      <w:r>
-        <w:br/>
-      </w:r>
-      <w:r>
-        <w:rPr>
-          <w:rStyle w:val="VerbatimChar"/>
-        </w:rPr>
-        <w:t xml:space="preserve">74           6.1         2.8          4.7         1.2 versicolor  74</w:t>
-      </w:r>
-      <w:r>
-        <w:br/>
-      </w:r>
-      <w:r>
-        <w:rPr>
-          <w:rStyle w:val="VerbatimChar"/>
-        </w:rPr>
-        <w:t xml:space="preserve">75           6.4         2.9          4.3         1.3 versicolor  75</w:t>
-      </w:r>
-      <w:r>
-        <w:br/>
-      </w:r>
-      <w:r>
-        <w:rPr>
-          <w:rStyle w:val="VerbatimChar"/>
-        </w:rPr>
-        <w:t xml:space="preserve">76           6.6         3.0          4.4         1.4 versicolor  76</w:t>
-      </w:r>
-      <w:r>
-        <w:br/>
-      </w:r>
-      <w:r>
-        <w:rPr>
-          <w:rStyle w:val="VerbatimChar"/>
-        </w:rPr>
-        <w:t xml:space="preserve">77           6.8         2.8          4.8         1.4 versicolor  77</w:t>
-      </w:r>
-      <w:r>
-        <w:br/>
-      </w:r>
-      <w:r>
-        <w:rPr>
-          <w:rStyle w:val="VerbatimChar"/>
-        </w:rPr>
-        <w:t xml:space="preserve">78           6.7         3.0          5.0         1.7 versicolor  78</w:t>
-      </w:r>
-      <w:r>
-        <w:br/>
-      </w:r>
-      <w:r>
-        <w:rPr>
-          <w:rStyle w:val="VerbatimChar"/>
-        </w:rPr>
-        <w:t xml:space="preserve">79           6.0         2.9          4.5         1.5 versicolor  79</w:t>
-      </w:r>
-      <w:r>
-        <w:br/>
-      </w:r>
-      <w:r>
-        <w:rPr>
-          <w:rStyle w:val="VerbatimChar"/>
-        </w:rPr>
-        <w:t xml:space="preserve">80           5.7         2.6          3.5         1.0 versicolor  80</w:t>
-      </w:r>
-      <w:r>
-        <w:br/>
-      </w:r>
-      <w:r>
-        <w:rPr>
-          <w:rStyle w:val="VerbatimChar"/>
-        </w:rPr>
-        <w:t xml:space="preserve">81           5.5         2.4          3.8         1.1 versicolor  81</w:t>
-      </w:r>
-      <w:r>
-        <w:br/>
-      </w:r>
-      <w:r>
-        <w:rPr>
-          <w:rStyle w:val="VerbatimChar"/>
-        </w:rPr>
-        <w:t xml:space="preserve">82           5.5         2.4          3.7         1.0 versicolor  82</w:t>
-      </w:r>
-      <w:r>
-        <w:br/>
-      </w:r>
-      <w:r>
-        <w:rPr>
-          <w:rStyle w:val="VerbatimChar"/>
-        </w:rPr>
-        <w:t xml:space="preserve">83           5.8         2.7          3.9         1.2 versicolor  83</w:t>
-      </w:r>
-      <w:r>
-        <w:br/>
-      </w:r>
-      <w:r>
-        <w:rPr>
-          <w:rStyle w:val="VerbatimChar"/>
-        </w:rPr>
-        <w:t xml:space="preserve">84           6.0         2.7          5.1         1.6 versicolor  84</w:t>
-      </w:r>
-      <w:r>
-        <w:br/>
-      </w:r>
-      <w:r>
-        <w:rPr>
-          <w:rStyle w:val="VerbatimChar"/>
-        </w:rPr>
-        <w:t xml:space="preserve">85           5.4         3.0          4.5         1.5 versicolor  85</w:t>
-      </w:r>
-      <w:r>
-        <w:br/>
-      </w:r>
-      <w:r>
-        <w:rPr>
-          <w:rStyle w:val="VerbatimChar"/>
-        </w:rPr>
-        <w:t xml:space="preserve">86           6.0         3.4          4.5         1.6 versicolor  86</w:t>
-      </w:r>
-      <w:r>
-        <w:br/>
-      </w:r>
-      <w:r>
-        <w:rPr>
-          <w:rStyle w:val="VerbatimChar"/>
-        </w:rPr>
-        <w:t xml:space="preserve">87           6.7         3.1          4.7         1.5 versicolor  87</w:t>
-      </w:r>
-      <w:r>
-        <w:br/>
-      </w:r>
-      <w:r>
-        <w:rPr>
-          <w:rStyle w:val="VerbatimChar"/>
-        </w:rPr>
-        <w:t xml:space="preserve">88           6.3         2.3          4.4         1.3 versicolor  88</w:t>
-      </w:r>
-      <w:r>
-        <w:br/>
-      </w:r>
-      <w:r>
-        <w:rPr>
-          <w:rStyle w:val="VerbatimChar"/>
-        </w:rPr>
-        <w:t xml:space="preserve">89           5.6         3.0          4.1         1.3 versicolor  89</w:t>
-      </w:r>
-      <w:r>
-        <w:br/>
-      </w:r>
-      <w:r>
-        <w:rPr>
-          <w:rStyle w:val="VerbatimChar"/>
-        </w:rPr>
-        <w:t xml:space="preserve">90           5.5         2.5          4.0         1.3 versicolor  90</w:t>
-      </w:r>
-      <w:r>
-        <w:br/>
-      </w:r>
-      <w:r>
-        <w:rPr>
-          <w:rStyle w:val="VerbatimChar"/>
-        </w:rPr>
-        <w:t xml:space="preserve">91           5.5         2.6          4.4         1.2 versicolor  91</w:t>
-      </w:r>
-      <w:r>
-        <w:br/>
-      </w:r>
-      <w:r>
-        <w:rPr>
-          <w:rStyle w:val="VerbatimChar"/>
-        </w:rPr>
-        <w:t xml:space="preserve">92           6.1         3.0          4.6         1.4 versicolor  92</w:t>
-      </w:r>
-      <w:r>
-        <w:br/>
-      </w:r>
-      <w:r>
-        <w:rPr>
-          <w:rStyle w:val="VerbatimChar"/>
-        </w:rPr>
-        <w:t xml:space="preserve">93           5.8         2.6          4.0         1.2 versicolor  93</w:t>
-      </w:r>
-      <w:r>
-        <w:br/>
-      </w:r>
-      <w:r>
-        <w:rPr>
-          <w:rStyle w:val="VerbatimChar"/>
-        </w:rPr>
-        <w:t xml:space="preserve">94           5.0         2.3          3.3         1.0 versicolor  94</w:t>
-      </w:r>
-      <w:r>
-        <w:br/>
-      </w:r>
-      <w:r>
-        <w:rPr>
-          <w:rStyle w:val="VerbatimChar"/>
-        </w:rPr>
-        <w:t xml:space="preserve">95           5.6         2.7          4.2         1.3 versicolor  95</w:t>
-      </w:r>
-      <w:r>
-        <w:br/>
-      </w:r>
-      <w:r>
-        <w:rPr>
-          <w:rStyle w:val="VerbatimChar"/>
-        </w:rPr>
-        <w:t xml:space="preserve">96           5.7         3.0          4.2         1.2 versicolor  96</w:t>
-      </w:r>
-      <w:r>
-        <w:br/>
-      </w:r>
-      <w:r>
-        <w:rPr>
-          <w:rStyle w:val="VerbatimChar"/>
-        </w:rPr>
-        <w:t xml:space="preserve">97           5.7         2.9          4.2         1.3 versicolor  97</w:t>
-      </w:r>
-      <w:r>
-        <w:br/>
-      </w:r>
-      <w:r>
-        <w:rPr>
-          <w:rStyle w:val="VerbatimChar"/>
-        </w:rPr>
-        <w:t xml:space="preserve">98           6.2         2.9          4.3         1.3 versicolor  98</w:t>
-      </w:r>
-      <w:r>
-        <w:br/>
-      </w:r>
-      <w:r>
-        <w:rPr>
-          <w:rStyle w:val="VerbatimChar"/>
-        </w:rPr>
-        <w:t xml:space="preserve">99           5.1         2.5          3.0         1.1 versicolor  99</w:t>
-      </w:r>
-      <w:r>
-        <w:br/>
-      </w:r>
-      <w:r>
-        <w:rPr>
-          <w:rStyle w:val="VerbatimChar"/>
-        </w:rPr>
-        <w:t xml:space="preserve">100          5.7         2.8          4.1         1.3 versicolor 100</w:t>
-      </w:r>
-      <w:r>
-        <w:br/>
-      </w:r>
-      <w:r>
-        <w:rPr>
-          <w:rStyle w:val="VerbatimChar"/>
-        </w:rPr>
-        <w:t xml:space="preserve">101          6.3         3.3          6.0         2.5  virginica 101</w:t>
-      </w:r>
-      <w:r>
-        <w:br/>
-      </w:r>
-      <w:r>
-        <w:rPr>
-          <w:rStyle w:val="VerbatimChar"/>
-        </w:rPr>
-        <w:t xml:space="preserve">102          5.8         2.7          5.1         1.9  virginica 102</w:t>
-      </w:r>
-      <w:r>
-        <w:br/>
-      </w:r>
-      <w:r>
-        <w:rPr>
-          <w:rStyle w:val="VerbatimChar"/>
-        </w:rPr>
-        <w:t xml:space="preserve">103          7.1         3.0          5.9         2.1  virginica 103</w:t>
-      </w:r>
-      <w:r>
-        <w:br/>
-      </w:r>
-      <w:r>
-        <w:rPr>
-          <w:rStyle w:val="VerbatimChar"/>
-        </w:rPr>
-        <w:t xml:space="preserve">104          6.3         2.9          5.6         1.8  virginica 104</w:t>
-      </w:r>
-      <w:r>
-        <w:br/>
-      </w:r>
-      <w:r>
-        <w:rPr>
-          <w:rStyle w:val="VerbatimChar"/>
-        </w:rPr>
-        <w:t xml:space="preserve">105          6.5         3.0          5.8         2.2  virginica 105</w:t>
-      </w:r>
-      <w:r>
-        <w:br/>
-      </w:r>
-      <w:r>
-        <w:rPr>
-          <w:rStyle w:val="VerbatimChar"/>
-        </w:rPr>
-        <w:t xml:space="preserve">106          7.6         3.0          6.6         2.1  virginica 106</w:t>
-      </w:r>
-      <w:r>
-        <w:br/>
-      </w:r>
-      <w:r>
-        <w:rPr>
-          <w:rStyle w:val="VerbatimChar"/>
-        </w:rPr>
-        <w:t xml:space="preserve">107          4.9         2.5          4.5         1.7  virginica 107</w:t>
-      </w:r>
-      <w:r>
-        <w:br/>
-      </w:r>
-      <w:r>
-        <w:rPr>
-          <w:rStyle w:val="VerbatimChar"/>
-        </w:rPr>
-        <w:t xml:space="preserve">108          7.3         2.9          6.3         1.8  virginica 108</w:t>
-      </w:r>
-      <w:r>
-        <w:br/>
-      </w:r>
-      <w:r>
-        <w:rPr>
-          <w:rStyle w:val="VerbatimChar"/>
-        </w:rPr>
-        <w:t xml:space="preserve">109          6.7         2.5          5.8         1.8  virginica 109</w:t>
-      </w:r>
-      <w:r>
-        <w:br/>
-      </w:r>
-      <w:r>
-        <w:rPr>
-          <w:rStyle w:val="VerbatimChar"/>
-        </w:rPr>
-        <w:t xml:space="preserve">110          7.2         3.6          6.1         2.5  virginica 110</w:t>
-      </w:r>
-      <w:r>
-        <w:br/>
-      </w:r>
-      <w:r>
-        <w:rPr>
-          <w:rStyle w:val="VerbatimChar"/>
-        </w:rPr>
-        <w:t xml:space="preserve">111          6.5         3.2          5.1         2.0  virginica 111</w:t>
-      </w:r>
-      <w:r>
-        <w:br/>
-      </w:r>
-      <w:r>
-        <w:rPr>
-          <w:rStyle w:val="VerbatimChar"/>
-        </w:rPr>
-        <w:t xml:space="preserve">112          6.4         2.7          5.3         1.9  virginica 112</w:t>
-      </w:r>
-      <w:r>
-        <w:br/>
-      </w:r>
-      <w:r>
-        <w:rPr>
-          <w:rStyle w:val="VerbatimChar"/>
-        </w:rPr>
-        <w:t xml:space="preserve">113          6.8         3.0          5.5         2.1  virginica 113</w:t>
-      </w:r>
-      <w:r>
-        <w:br/>
-      </w:r>
-      <w:r>
-        <w:rPr>
-          <w:rStyle w:val="VerbatimChar"/>
-        </w:rPr>
-        <w:t xml:space="preserve">114          5.7         2.5          5.0         2.0  virginica 114</w:t>
-      </w:r>
-      <w:r>
-        <w:br/>
-      </w:r>
-      <w:r>
-        <w:rPr>
-          <w:rStyle w:val="VerbatimChar"/>
-        </w:rPr>
-        <w:t xml:space="preserve">115          5.8         2.8          5.1         2.4  virginica 115</w:t>
-      </w:r>
-      <w:r>
-        <w:br/>
-      </w:r>
-      <w:r>
-        <w:rPr>
-          <w:rStyle w:val="VerbatimChar"/>
-        </w:rPr>
-        <w:t xml:space="preserve">116          6.4         3.2          5.3         2.3  virginica 116</w:t>
-      </w:r>
-      <w:r>
-        <w:br/>
-      </w:r>
-      <w:r>
-        <w:rPr>
-          <w:rStyle w:val="VerbatimChar"/>
-        </w:rPr>
-        <w:t xml:space="preserve">117          6.5         3.0          5.5         1.8  virginica 117</w:t>
-      </w:r>
-      <w:r>
-        <w:br/>
-      </w:r>
-      <w:r>
-        <w:rPr>
-          <w:rStyle w:val="VerbatimChar"/>
-        </w:rPr>
-        <w:t xml:space="preserve">118          7.7         3.8          6.7         2.2  virginica 118</w:t>
-      </w:r>
-      <w:r>
-        <w:br/>
-      </w:r>
-      <w:r>
-        <w:rPr>
-          <w:rStyle w:val="VerbatimChar"/>
-        </w:rPr>
-        <w:t xml:space="preserve">119          7.7         2.6          6.9         2.3  virginica 119</w:t>
-      </w:r>
-      <w:r>
-        <w:br/>
-      </w:r>
-      <w:r>
-        <w:rPr>
-          <w:rStyle w:val="VerbatimChar"/>
-        </w:rPr>
-        <w:t xml:space="preserve">120          6.0         2.2          5.0         1.5  virginica 120</w:t>
-      </w:r>
-      <w:r>
-        <w:br/>
-      </w:r>
-      <w:r>
-        <w:rPr>
-          <w:rStyle w:val="VerbatimChar"/>
-        </w:rPr>
-        <w:t xml:space="preserve">121          6.9         3.2          5.7         2.3  virginica 121</w:t>
-      </w:r>
-      <w:r>
-        <w:br/>
-      </w:r>
-      <w:r>
-        <w:rPr>
-          <w:rStyle w:val="VerbatimChar"/>
-        </w:rPr>
-        <w:t xml:space="preserve">122          5.6         2.8          4.9         2.0  virginica 122</w:t>
-      </w:r>
-      <w:r>
-        <w:br/>
-      </w:r>
-      <w:r>
-        <w:rPr>
-          <w:rStyle w:val="VerbatimChar"/>
-        </w:rPr>
-        <w:t xml:space="preserve">123          7.7         2.8          6.7         2.0  virginica 123</w:t>
-      </w:r>
-      <w:r>
-        <w:br/>
-      </w:r>
-      <w:r>
-        <w:rPr>
-          <w:rStyle w:val="VerbatimChar"/>
-        </w:rPr>
-        <w:t xml:space="preserve">124          6.3         2.7          4.9         1.8  virginica 124</w:t>
-      </w:r>
-      <w:r>
-        <w:br/>
-      </w:r>
-      <w:r>
-        <w:rPr>
-          <w:rStyle w:val="VerbatimChar"/>
-        </w:rPr>
-        <w:t xml:space="preserve">125          6.7         3.3          5.7         2.1  virginica 125</w:t>
-      </w:r>
-      <w:r>
-        <w:br/>
-      </w:r>
-      <w:r>
-        <w:rPr>
-          <w:rStyle w:val="VerbatimChar"/>
-        </w:rPr>
-        <w:t xml:space="preserve">126          7.2         3.2          6.0         1.8  virginica 126</w:t>
-      </w:r>
-      <w:r>
-        <w:br/>
-      </w:r>
-      <w:r>
-        <w:rPr>
-          <w:rStyle w:val="VerbatimChar"/>
-        </w:rPr>
-        <w:t xml:space="preserve">127          6.2         2.8          4.8         1.8  virginica 127</w:t>
-      </w:r>
-      <w:r>
-        <w:br/>
-      </w:r>
-      <w:r>
-        <w:rPr>
-          <w:rStyle w:val="VerbatimChar"/>
-        </w:rPr>
-        <w:t xml:space="preserve">128          6.1         3.0          4.9         1.8  virginica 128</w:t>
-      </w:r>
-      <w:r>
-        <w:br/>
-      </w:r>
-      <w:r>
-        <w:rPr>
-          <w:rStyle w:val="VerbatimChar"/>
-        </w:rPr>
-        <w:t xml:space="preserve">129          6.4         2.8          5.6         2.1  virginica 129</w:t>
-      </w:r>
-      <w:r>
-        <w:br/>
-      </w:r>
-      <w:r>
-        <w:rPr>
-          <w:rStyle w:val="VerbatimChar"/>
-        </w:rPr>
-        <w:t xml:space="preserve">130          7.2         3.0          5.8         1.6  virginica 130</w:t>
-      </w:r>
-      <w:r>
-        <w:br/>
-      </w:r>
-      <w:r>
-        <w:rPr>
-          <w:rStyle w:val="VerbatimChar"/>
-        </w:rPr>
-        <w:t xml:space="preserve">131          7.4         2.8          6.1         1.9  virginica 131</w:t>
-      </w:r>
-      <w:r>
-        <w:br/>
-      </w:r>
-      <w:r>
-        <w:rPr>
-          <w:rStyle w:val="VerbatimChar"/>
-        </w:rPr>
-        <w:t xml:space="preserve">132          7.9         3.8          6.4         2.0  virginica 132</w:t>
-      </w:r>
-      <w:r>
-        <w:br/>
-      </w:r>
-      <w:r>
-        <w:rPr>
-          <w:rStyle w:val="VerbatimChar"/>
-        </w:rPr>
-        <w:t xml:space="preserve">133          6.4         2.8          5.6         2.2  virginica 133</w:t>
-      </w:r>
-      <w:r>
-        <w:br/>
-      </w:r>
-      <w:r>
-        <w:rPr>
-          <w:rStyle w:val="VerbatimChar"/>
-        </w:rPr>
-        <w:t xml:space="preserve">134          6.3         2.8          5.1         1.5  virginica 134</w:t>
-      </w:r>
-      <w:r>
-        <w:br/>
-      </w:r>
-      <w:r>
-        <w:rPr>
-          <w:rStyle w:val="VerbatimChar"/>
-        </w:rPr>
-        <w:t xml:space="preserve">135          6.1         2.6          5.6         1.4  virginica 135</w:t>
-      </w:r>
-      <w:r>
-        <w:br/>
-      </w:r>
-      <w:r>
-        <w:rPr>
-          <w:rStyle w:val="VerbatimChar"/>
-        </w:rPr>
-        <w:t xml:space="preserve">136          7.7         3.0          6.1         2.3  virginica 136</w:t>
-      </w:r>
-      <w:r>
-        <w:br/>
-      </w:r>
-      <w:r>
-        <w:rPr>
-          <w:rStyle w:val="VerbatimChar"/>
-        </w:rPr>
-        <w:t xml:space="preserve">137          6.3         3.4          5.6         2.4  virginica 137</w:t>
-      </w:r>
-      <w:r>
-        <w:br/>
-      </w:r>
-      <w:r>
-        <w:rPr>
-          <w:rStyle w:val="VerbatimChar"/>
-        </w:rPr>
-        <w:t xml:space="preserve">138          6.4         3.1          5.5         1.8  virginica 138</w:t>
-      </w:r>
-      <w:r>
-        <w:br/>
-      </w:r>
-      <w:r>
-        <w:rPr>
-          <w:rStyle w:val="VerbatimChar"/>
-        </w:rPr>
-        <w:t xml:space="preserve">139          6.0         3.0          4.8         1.8  virginica 139</w:t>
-      </w:r>
-      <w:r>
-        <w:br/>
-      </w:r>
-      <w:r>
-        <w:rPr>
-          <w:rStyle w:val="VerbatimChar"/>
-        </w:rPr>
-        <w:t xml:space="preserve">140          6.9         3.1          5.4         2.1  virginica 140</w:t>
-      </w:r>
-      <w:r>
-        <w:br/>
-      </w:r>
-      <w:r>
-        <w:rPr>
-          <w:rStyle w:val="VerbatimChar"/>
-        </w:rPr>
-        <w:t xml:space="preserve">141          6.7         3.1          5.6         2.4  virginica 141</w:t>
-      </w:r>
-      <w:r>
-        <w:br/>
-      </w:r>
-      <w:r>
-        <w:rPr>
-          <w:rStyle w:val="VerbatimChar"/>
-        </w:rPr>
-        <w:t xml:space="preserve">142          6.9         3.1          5.1         2.3  virginica 142</w:t>
-      </w:r>
-      <w:r>
-        <w:br/>
-      </w:r>
-      <w:r>
-        <w:rPr>
-          <w:rStyle w:val="VerbatimChar"/>
-        </w:rPr>
-        <w:t xml:space="preserve">143          5.8         2.7          5.1         1.9  virginica 143</w:t>
-      </w:r>
-      <w:r>
-        <w:br/>
-      </w:r>
-      <w:r>
-        <w:rPr>
-          <w:rStyle w:val="VerbatimChar"/>
-        </w:rPr>
-        <w:t xml:space="preserve">144          6.8         3.2          5.9         2.3  virginica 144</w:t>
-      </w:r>
-      <w:r>
-        <w:br/>
-      </w:r>
-      <w:r>
-        <w:rPr>
-          <w:rStyle w:val="VerbatimChar"/>
-        </w:rPr>
-        <w:t xml:space="preserve">145          6.7         3.3          5.7         2.5  virginica 145</w:t>
-      </w:r>
-      <w:r>
-        <w:br/>
-      </w:r>
-      <w:r>
-        <w:rPr>
-          <w:rStyle w:val="VerbatimChar"/>
-        </w:rPr>
-        <w:t xml:space="preserve">146          6.7         3.0          5.2         2.3  virginica 146</w:t>
-      </w:r>
-      <w:r>
-        <w:br/>
-      </w:r>
-      <w:r>
-        <w:rPr>
-          <w:rStyle w:val="VerbatimChar"/>
-        </w:rPr>
-        <w:t xml:space="preserve">147          6.3         2.5          5.0         1.9  virginica 147</w:t>
-      </w:r>
-      <w:r>
-        <w:br/>
-      </w:r>
-      <w:r>
-        <w:rPr>
-          <w:rStyle w:val="VerbatimChar"/>
-        </w:rPr>
-        <w:t xml:space="preserve">148          6.5         3.0          5.2         2.0  virginica 148</w:t>
-      </w:r>
-      <w:r>
-        <w:br/>
-      </w:r>
-      <w:r>
-        <w:rPr>
-          <w:rStyle w:val="VerbatimChar"/>
-        </w:rPr>
-        <w:t xml:space="preserve">149          6.2         3.4          5.4         2.3  virginica 149</w:t>
-      </w:r>
-      <w:r>
-        <w:br/>
-      </w:r>
-      <w:r>
-        <w:rPr>
-          <w:rStyle w:val="VerbatimChar"/>
-        </w:rPr>
-        <w:t xml:space="preserve">150          5.9         3.0          5.1         1.8  virginica 150</w:t>
-      </w:r>
-      <w:r>
-        <w:br/>
-      </w:r>
-      <w:r>
-        <w:rPr>
-          <w:rStyle w:val="VerbatimChar"/>
-        </w:rPr>
-        <w:t xml:space="preserve">       species_ind</w:t>
-      </w:r>
-      <w:r>
-        <w:br/>
-      </w:r>
-      <w:r>
-        <w:rPr>
-          <w:rStyle w:val="VerbatimChar"/>
-        </w:rPr>
-        <w:t xml:space="preserve">1         setosa_1</w:t>
-      </w:r>
-      <w:r>
-        <w:br/>
-      </w:r>
-      <w:r>
-        <w:rPr>
-          <w:rStyle w:val="VerbatimChar"/>
-        </w:rPr>
-        <w:t xml:space="preserve">2         setosa_2</w:t>
-      </w:r>
-      <w:r>
-        <w:br/>
-      </w:r>
-      <w:r>
-        <w:rPr>
-          <w:rStyle w:val="VerbatimChar"/>
-        </w:rPr>
-        <w:t xml:space="preserve">3         setosa_3</w:t>
-      </w:r>
-      <w:r>
-        <w:br/>
-      </w:r>
-      <w:r>
-        <w:rPr>
-          <w:rStyle w:val="VerbatimChar"/>
-        </w:rPr>
-        <w:t xml:space="preserve">4         setosa_4</w:t>
-      </w:r>
-      <w:r>
-        <w:br/>
-      </w:r>
-      <w:r>
-        <w:rPr>
-          <w:rStyle w:val="VerbatimChar"/>
-        </w:rPr>
-        <w:t xml:space="preserve">5         setosa_5</w:t>
-      </w:r>
-      <w:r>
-        <w:br/>
-      </w:r>
-      <w:r>
-        <w:rPr>
-          <w:rStyle w:val="VerbatimChar"/>
-        </w:rPr>
-        <w:t xml:space="preserve">6         setosa_6</w:t>
-      </w:r>
-      <w:r>
-        <w:br/>
-      </w:r>
-      <w:r>
-        <w:rPr>
-          <w:rStyle w:val="VerbatimChar"/>
-        </w:rPr>
-        <w:t xml:space="preserve">7         setosa_7</w:t>
-      </w:r>
-      <w:r>
-        <w:br/>
-      </w:r>
-      <w:r>
-        <w:rPr>
-          <w:rStyle w:val="VerbatimChar"/>
-        </w:rPr>
-        <w:t xml:space="preserve">8         setosa_8</w:t>
-      </w:r>
-      <w:r>
-        <w:br/>
-      </w:r>
-      <w:r>
-        <w:rPr>
-          <w:rStyle w:val="VerbatimChar"/>
-        </w:rPr>
-        <w:t xml:space="preserve">9         setosa_9</w:t>
-      </w:r>
-      <w:r>
-        <w:br/>
-      </w:r>
-      <w:r>
-        <w:rPr>
-          <w:rStyle w:val="VerbatimChar"/>
-        </w:rPr>
-        <w:t xml:space="preserve">10       setosa_10</w:t>
-      </w:r>
-      <w:r>
-        <w:br/>
-      </w:r>
-      <w:r>
-        <w:rPr>
-          <w:rStyle w:val="VerbatimChar"/>
-        </w:rPr>
-        <w:t xml:space="preserve">11       setosa_11</w:t>
-      </w:r>
-      <w:r>
-        <w:br/>
-      </w:r>
-      <w:r>
-        <w:rPr>
-          <w:rStyle w:val="VerbatimChar"/>
-        </w:rPr>
-        <w:t xml:space="preserve">12       setosa_12</w:t>
-      </w:r>
-      <w:r>
-        <w:br/>
-      </w:r>
-      <w:r>
-        <w:rPr>
-          <w:rStyle w:val="VerbatimChar"/>
-        </w:rPr>
-        <w:t xml:space="preserve">13       setosa_13</w:t>
-      </w:r>
-      <w:r>
-        <w:br/>
-      </w:r>
-      <w:r>
-        <w:rPr>
-          <w:rStyle w:val="VerbatimChar"/>
-        </w:rPr>
-        <w:t xml:space="preserve">14       setosa_14</w:t>
-      </w:r>
-      <w:r>
-        <w:br/>
-      </w:r>
-      <w:r>
-        <w:rPr>
-          <w:rStyle w:val="VerbatimChar"/>
-        </w:rPr>
-        <w:t xml:space="preserve">15       setosa_15</w:t>
-      </w:r>
-      <w:r>
-        <w:br/>
-      </w:r>
-      <w:r>
-        <w:rPr>
-          <w:rStyle w:val="VerbatimChar"/>
-        </w:rPr>
-        <w:t xml:space="preserve">16       setosa_16</w:t>
-      </w:r>
-      <w:r>
-        <w:br/>
-      </w:r>
-      <w:r>
-        <w:rPr>
-          <w:rStyle w:val="VerbatimChar"/>
-        </w:rPr>
-        <w:t xml:space="preserve">17       setosa_17</w:t>
-      </w:r>
-      <w:r>
-        <w:br/>
-      </w:r>
-      <w:r>
-        <w:rPr>
-          <w:rStyle w:val="VerbatimChar"/>
-        </w:rPr>
-        <w:t xml:space="preserve">18       setosa_18</w:t>
-      </w:r>
-      <w:r>
-        <w:br/>
-      </w:r>
-      <w:r>
-        <w:rPr>
-          <w:rStyle w:val="VerbatimChar"/>
-        </w:rPr>
-        <w:t xml:space="preserve">19       setosa_19</w:t>
-      </w:r>
-      <w:r>
-        <w:br/>
-      </w:r>
-      <w:r>
-        <w:rPr>
-          <w:rStyle w:val="VerbatimChar"/>
-        </w:rPr>
-        <w:t xml:space="preserve">20       setosa_20</w:t>
-      </w:r>
-      <w:r>
-        <w:br/>
-      </w:r>
-      <w:r>
-        <w:rPr>
-          <w:rStyle w:val="VerbatimChar"/>
-        </w:rPr>
-        <w:t xml:space="preserve">21       setosa_21</w:t>
-      </w:r>
-      <w:r>
-        <w:br/>
-      </w:r>
-      <w:r>
-        <w:rPr>
-          <w:rStyle w:val="VerbatimChar"/>
-        </w:rPr>
-        <w:t xml:space="preserve">22       setosa_22</w:t>
-      </w:r>
-      <w:r>
-        <w:br/>
-      </w:r>
-      <w:r>
-        <w:rPr>
-          <w:rStyle w:val="VerbatimChar"/>
-        </w:rPr>
-        <w:t xml:space="preserve">23       setosa_23</w:t>
-      </w:r>
-      <w:r>
-        <w:br/>
-      </w:r>
-      <w:r>
-        <w:rPr>
-          <w:rStyle w:val="VerbatimChar"/>
-        </w:rPr>
-        <w:t xml:space="preserve">24       setosa_24</w:t>
-      </w:r>
-      <w:r>
-        <w:br/>
-      </w:r>
-      <w:r>
-        <w:rPr>
-          <w:rStyle w:val="VerbatimChar"/>
-        </w:rPr>
-        <w:t xml:space="preserve">25       setosa_25</w:t>
-      </w:r>
-      <w:r>
-        <w:br/>
-      </w:r>
-      <w:r>
-        <w:rPr>
-          <w:rStyle w:val="VerbatimChar"/>
-        </w:rPr>
-        <w:t xml:space="preserve">26       setosa_26</w:t>
-      </w:r>
-      <w:r>
-        <w:br/>
-      </w:r>
-      <w:r>
-        <w:rPr>
-          <w:rStyle w:val="VerbatimChar"/>
-        </w:rPr>
-        <w:t xml:space="preserve">27       setosa_27</w:t>
-      </w:r>
-      <w:r>
-        <w:br/>
-      </w:r>
-      <w:r>
-        <w:rPr>
-          <w:rStyle w:val="VerbatimChar"/>
-        </w:rPr>
-        <w:t xml:space="preserve">28       setosa_28</w:t>
-      </w:r>
-      <w:r>
-        <w:br/>
-      </w:r>
-      <w:r>
-        <w:rPr>
-          <w:rStyle w:val="VerbatimChar"/>
-        </w:rPr>
-        <w:t xml:space="preserve">29       setosa_29</w:t>
-      </w:r>
-      <w:r>
-        <w:br/>
-      </w:r>
-      <w:r>
-        <w:rPr>
-          <w:rStyle w:val="VerbatimChar"/>
-        </w:rPr>
-        <w:t xml:space="preserve">30       setosa_30</w:t>
-      </w:r>
-      <w:r>
-        <w:br/>
-      </w:r>
-      <w:r>
-        <w:rPr>
-          <w:rStyle w:val="VerbatimChar"/>
-        </w:rPr>
-        <w:t xml:space="preserve">31       setosa_31</w:t>
-      </w:r>
-      <w:r>
-        <w:br/>
-      </w:r>
-      <w:r>
-        <w:rPr>
-          <w:rStyle w:val="VerbatimChar"/>
-        </w:rPr>
-        <w:t xml:space="preserve">32       setosa_32</w:t>
-      </w:r>
-      <w:r>
-        <w:br/>
-      </w:r>
-      <w:r>
-        <w:rPr>
-          <w:rStyle w:val="VerbatimChar"/>
-        </w:rPr>
-        <w:t xml:space="preserve">33       setosa_33</w:t>
-      </w:r>
-      <w:r>
-        <w:br/>
-      </w:r>
-      <w:r>
-        <w:rPr>
-          <w:rStyle w:val="VerbatimChar"/>
-        </w:rPr>
-        <w:t xml:space="preserve">34       setosa_34</w:t>
-      </w:r>
-      <w:r>
-        <w:br/>
-      </w:r>
-      <w:r>
-        <w:rPr>
-          <w:rStyle w:val="VerbatimChar"/>
-        </w:rPr>
-        <w:t xml:space="preserve">35       setosa_35</w:t>
-      </w:r>
-      <w:r>
-        <w:br/>
-      </w:r>
-      <w:r>
-        <w:rPr>
-          <w:rStyle w:val="VerbatimChar"/>
-        </w:rPr>
-        <w:t xml:space="preserve">36       setosa_36</w:t>
-      </w:r>
-      <w:r>
-        <w:br/>
-      </w:r>
-      <w:r>
-        <w:rPr>
-          <w:rStyle w:val="VerbatimChar"/>
-        </w:rPr>
-        <w:t xml:space="preserve">37       setosa_37</w:t>
-      </w:r>
-      <w:r>
-        <w:br/>
-      </w:r>
-      <w:r>
-        <w:rPr>
-          <w:rStyle w:val="VerbatimChar"/>
-        </w:rPr>
-        <w:t xml:space="preserve">38       setosa_38</w:t>
-      </w:r>
-      <w:r>
-        <w:br/>
-      </w:r>
-      <w:r>
-        <w:rPr>
-          <w:rStyle w:val="VerbatimChar"/>
-        </w:rPr>
-        <w:t xml:space="preserve">39       setosa_39</w:t>
-      </w:r>
-      <w:r>
-        <w:br/>
-      </w:r>
-      <w:r>
-        <w:rPr>
-          <w:rStyle w:val="VerbatimChar"/>
-        </w:rPr>
-        <w:t xml:space="preserve">40       setosa_40</w:t>
-      </w:r>
-      <w:r>
-        <w:br/>
-      </w:r>
-      <w:r>
-        <w:rPr>
-          <w:rStyle w:val="VerbatimChar"/>
-        </w:rPr>
-        <w:t xml:space="preserve">41       setosa_41</w:t>
-      </w:r>
-      <w:r>
-        <w:br/>
-      </w:r>
-      <w:r>
-        <w:rPr>
-          <w:rStyle w:val="VerbatimChar"/>
-        </w:rPr>
-        <w:t xml:space="preserve">42       setosa_42</w:t>
-      </w:r>
-      <w:r>
-        <w:br/>
-      </w:r>
-      <w:r>
-        <w:rPr>
-          <w:rStyle w:val="VerbatimChar"/>
-        </w:rPr>
-        <w:t xml:space="preserve">43       setosa_43</w:t>
-      </w:r>
-      <w:r>
-        <w:br/>
-      </w:r>
-      <w:r>
-        <w:rPr>
-          <w:rStyle w:val="VerbatimChar"/>
-        </w:rPr>
-        <w:t xml:space="preserve">44       setosa_44</w:t>
-      </w:r>
-      <w:r>
-        <w:br/>
-      </w:r>
-      <w:r>
-        <w:rPr>
-          <w:rStyle w:val="VerbatimChar"/>
-        </w:rPr>
-        <w:t xml:space="preserve">45       setosa_45</w:t>
-      </w:r>
-      <w:r>
-        <w:br/>
-      </w:r>
-      <w:r>
-        <w:rPr>
-          <w:rStyle w:val="VerbatimChar"/>
-        </w:rPr>
-        <w:t xml:space="preserve">46       setosa_46</w:t>
-      </w:r>
-      <w:r>
-        <w:br/>
-      </w:r>
-      <w:r>
-        <w:rPr>
-          <w:rStyle w:val="VerbatimChar"/>
-        </w:rPr>
-        <w:t xml:space="preserve">47       setosa_47</w:t>
-      </w:r>
-      <w:r>
-        <w:br/>
-      </w:r>
-      <w:r>
-        <w:rPr>
-          <w:rStyle w:val="VerbatimChar"/>
-        </w:rPr>
-        <w:t xml:space="preserve">48       setosa_48</w:t>
-      </w:r>
-      <w:r>
-        <w:br/>
-      </w:r>
-      <w:r>
-        <w:rPr>
-          <w:rStyle w:val="VerbatimChar"/>
-        </w:rPr>
-        <w:t xml:space="preserve">49       setosa_49</w:t>
-      </w:r>
-      <w:r>
-        <w:br/>
-      </w:r>
-      <w:r>
-        <w:rPr>
-          <w:rStyle w:val="VerbatimChar"/>
-        </w:rPr>
-        <w:t xml:space="preserve">50       setosa_50</w:t>
-      </w:r>
-      <w:r>
-        <w:br/>
-      </w:r>
-      <w:r>
-        <w:rPr>
-          <w:rStyle w:val="VerbatimChar"/>
-        </w:rPr>
-        <w:t xml:space="preserve">51   versicolor_51</w:t>
-      </w:r>
-      <w:r>
-        <w:br/>
-      </w:r>
-      <w:r>
-        <w:rPr>
-          <w:rStyle w:val="VerbatimChar"/>
-        </w:rPr>
-        <w:t xml:space="preserve">52   versicolor_52</w:t>
-      </w:r>
-      <w:r>
-        <w:br/>
-      </w:r>
-      <w:r>
-        <w:rPr>
-          <w:rStyle w:val="VerbatimChar"/>
-        </w:rPr>
-        <w:t xml:space="preserve">53   versicolor_53</w:t>
-      </w:r>
-      <w:r>
-        <w:br/>
-      </w:r>
-      <w:r>
-        <w:rPr>
-          <w:rStyle w:val="VerbatimChar"/>
-        </w:rPr>
-        <w:t xml:space="preserve">54   versicolor_54</w:t>
-      </w:r>
-      <w:r>
-        <w:br/>
-      </w:r>
-      <w:r>
-        <w:rPr>
-          <w:rStyle w:val="VerbatimChar"/>
-        </w:rPr>
-        <w:t xml:space="preserve">55   versicolor_55</w:t>
-      </w:r>
-      <w:r>
-        <w:br/>
-      </w:r>
-      <w:r>
-        <w:rPr>
-          <w:rStyle w:val="VerbatimChar"/>
-        </w:rPr>
-        <w:t xml:space="preserve">56   versicolor_56</w:t>
-      </w:r>
-      <w:r>
-        <w:br/>
-      </w:r>
-      <w:r>
-        <w:rPr>
-          <w:rStyle w:val="VerbatimChar"/>
-        </w:rPr>
-        <w:t xml:space="preserve">57   versicolor_57</w:t>
-      </w:r>
-      <w:r>
-        <w:br/>
-      </w:r>
-      <w:r>
-        <w:rPr>
-          <w:rStyle w:val="VerbatimChar"/>
-        </w:rPr>
-        <w:t xml:space="preserve">58   versicolor_58</w:t>
-      </w:r>
-      <w:r>
-        <w:br/>
-      </w:r>
-      <w:r>
-        <w:rPr>
-          <w:rStyle w:val="VerbatimChar"/>
-        </w:rPr>
-        <w:t xml:space="preserve">59   versicolor_59</w:t>
-      </w:r>
-      <w:r>
-        <w:br/>
-      </w:r>
-      <w:r>
-        <w:rPr>
-          <w:rStyle w:val="VerbatimChar"/>
-        </w:rPr>
-        <w:t xml:space="preserve">60   versicolor_60</w:t>
-      </w:r>
-      <w:r>
-        <w:br/>
-      </w:r>
-      <w:r>
-        <w:rPr>
-          <w:rStyle w:val="VerbatimChar"/>
-        </w:rPr>
-        <w:t xml:space="preserve">61   versicolor_61</w:t>
-      </w:r>
-      <w:r>
-        <w:br/>
-      </w:r>
-      <w:r>
-        <w:rPr>
-          <w:rStyle w:val="VerbatimChar"/>
-        </w:rPr>
-        <w:t xml:space="preserve">62   versicolor_62</w:t>
-      </w:r>
-      <w:r>
-        <w:br/>
-      </w:r>
-      <w:r>
-        <w:rPr>
-          <w:rStyle w:val="VerbatimChar"/>
-        </w:rPr>
-        <w:t xml:space="preserve">63   versicolor_63</w:t>
-      </w:r>
-      <w:r>
-        <w:br/>
-      </w:r>
-      <w:r>
-        <w:rPr>
-          <w:rStyle w:val="VerbatimChar"/>
-        </w:rPr>
-        <w:t xml:space="preserve">64   versicolor_64</w:t>
-      </w:r>
-      <w:r>
-        <w:br/>
-      </w:r>
-      <w:r>
-        <w:rPr>
-          <w:rStyle w:val="VerbatimChar"/>
-        </w:rPr>
-        <w:t xml:space="preserve">65   versicolor_65</w:t>
-      </w:r>
-      <w:r>
-        <w:br/>
-      </w:r>
-      <w:r>
-        <w:rPr>
-          <w:rStyle w:val="VerbatimChar"/>
-        </w:rPr>
-        <w:t xml:space="preserve">66   versicolor_66</w:t>
-      </w:r>
-      <w:r>
-        <w:br/>
-      </w:r>
-      <w:r>
-        <w:rPr>
-          <w:rStyle w:val="VerbatimChar"/>
-        </w:rPr>
-        <w:t xml:space="preserve">67   versicolor_67</w:t>
-      </w:r>
-      <w:r>
-        <w:br/>
-      </w:r>
-      <w:r>
-        <w:rPr>
-          <w:rStyle w:val="VerbatimChar"/>
-        </w:rPr>
-        <w:t xml:space="preserve">68   versicolor_68</w:t>
-      </w:r>
-      <w:r>
-        <w:br/>
-      </w:r>
-      <w:r>
-        <w:rPr>
-          <w:rStyle w:val="VerbatimChar"/>
-        </w:rPr>
-        <w:t xml:space="preserve">69   versicolor_69</w:t>
-      </w:r>
-      <w:r>
-        <w:br/>
-      </w:r>
-      <w:r>
-        <w:rPr>
-          <w:rStyle w:val="VerbatimChar"/>
-        </w:rPr>
-        <w:t xml:space="preserve">70   versicolor_70</w:t>
-      </w:r>
-      <w:r>
-        <w:br/>
-      </w:r>
-      <w:r>
-        <w:rPr>
-          <w:rStyle w:val="VerbatimChar"/>
-        </w:rPr>
-        <w:t xml:space="preserve">71   versicolor_71</w:t>
-      </w:r>
-      <w:r>
-        <w:br/>
-      </w:r>
-      <w:r>
-        <w:rPr>
-          <w:rStyle w:val="VerbatimChar"/>
-        </w:rPr>
-        <w:t xml:space="preserve">72   versicolor_72</w:t>
-      </w:r>
-      <w:r>
-        <w:br/>
-      </w:r>
-      <w:r>
-        <w:rPr>
-          <w:rStyle w:val="VerbatimChar"/>
-        </w:rPr>
-        <w:t xml:space="preserve">73   versicolor_73</w:t>
-      </w:r>
-      <w:r>
-        <w:br/>
-      </w:r>
-      <w:r>
-        <w:rPr>
-          <w:rStyle w:val="VerbatimChar"/>
-        </w:rPr>
-        <w:t xml:space="preserve">74   versicolor_74</w:t>
-      </w:r>
-      <w:r>
-        <w:br/>
-      </w:r>
-      <w:r>
-        <w:rPr>
-          <w:rStyle w:val="VerbatimChar"/>
-        </w:rPr>
-        <w:t xml:space="preserve">75   versicolor_75</w:t>
-      </w:r>
-      <w:r>
-        <w:br/>
-      </w:r>
-      <w:r>
-        <w:rPr>
-          <w:rStyle w:val="VerbatimChar"/>
-        </w:rPr>
-        <w:t xml:space="preserve">76   versicolor_76</w:t>
-      </w:r>
-      <w:r>
-        <w:br/>
-      </w:r>
-      <w:r>
-        <w:rPr>
-          <w:rStyle w:val="VerbatimChar"/>
-        </w:rPr>
-        <w:t xml:space="preserve">77   versicolor_77</w:t>
-      </w:r>
-      <w:r>
-        <w:br/>
-      </w:r>
-      <w:r>
-        <w:rPr>
-          <w:rStyle w:val="VerbatimChar"/>
-        </w:rPr>
-        <w:t xml:space="preserve">78   versicolor_78</w:t>
-      </w:r>
-      <w:r>
-        <w:br/>
-      </w:r>
-      <w:r>
-        <w:rPr>
-          <w:rStyle w:val="VerbatimChar"/>
-        </w:rPr>
-        <w:t xml:space="preserve">79   versicolor_79</w:t>
-      </w:r>
-      <w:r>
-        <w:br/>
-      </w:r>
-      <w:r>
-        <w:rPr>
-          <w:rStyle w:val="VerbatimChar"/>
-        </w:rPr>
-        <w:t xml:space="preserve">80   versicolor_80</w:t>
-      </w:r>
-      <w:r>
-        <w:br/>
-      </w:r>
-      <w:r>
-        <w:rPr>
-          <w:rStyle w:val="VerbatimChar"/>
-        </w:rPr>
-        <w:t xml:space="preserve">81   versicolor_81</w:t>
-      </w:r>
-      <w:r>
-        <w:br/>
-      </w:r>
-      <w:r>
-        <w:rPr>
-          <w:rStyle w:val="VerbatimChar"/>
-        </w:rPr>
-        <w:t xml:space="preserve">82   versicolor_82</w:t>
-      </w:r>
-      <w:r>
-        <w:br/>
-      </w:r>
-      <w:r>
-        <w:rPr>
-          <w:rStyle w:val="VerbatimChar"/>
-        </w:rPr>
-        <w:t xml:space="preserve">83   versicolor_83</w:t>
-      </w:r>
-      <w:r>
-        <w:br/>
-      </w:r>
-      <w:r>
-        <w:rPr>
-          <w:rStyle w:val="VerbatimChar"/>
-        </w:rPr>
-        <w:t xml:space="preserve">84   versicolor_84</w:t>
-      </w:r>
-      <w:r>
-        <w:br/>
-      </w:r>
-      <w:r>
-        <w:rPr>
-          <w:rStyle w:val="VerbatimChar"/>
-        </w:rPr>
-        <w:t xml:space="preserve">85   versicolor_85</w:t>
-      </w:r>
-      <w:r>
-        <w:br/>
-      </w:r>
-      <w:r>
-        <w:rPr>
-          <w:rStyle w:val="VerbatimChar"/>
-        </w:rPr>
-        <w:t xml:space="preserve">86   versicolor_86</w:t>
-      </w:r>
-      <w:r>
-        <w:br/>
-      </w:r>
-      <w:r>
-        <w:rPr>
-          <w:rStyle w:val="VerbatimChar"/>
-        </w:rPr>
-        <w:t xml:space="preserve">87   versicolor_87</w:t>
-      </w:r>
-      <w:r>
-        <w:br/>
-      </w:r>
-      <w:r>
-        <w:rPr>
-          <w:rStyle w:val="VerbatimChar"/>
-        </w:rPr>
-        <w:t xml:space="preserve">88   versicolor_88</w:t>
-      </w:r>
-      <w:r>
-        <w:br/>
-      </w:r>
-      <w:r>
-        <w:rPr>
-          <w:rStyle w:val="VerbatimChar"/>
-        </w:rPr>
-        <w:t xml:space="preserve">89   versicolor_89</w:t>
-      </w:r>
-      <w:r>
-        <w:br/>
-      </w:r>
-      <w:r>
-        <w:rPr>
-          <w:rStyle w:val="VerbatimChar"/>
-        </w:rPr>
-        <w:t xml:space="preserve">90   versicolor_90</w:t>
-      </w:r>
-      <w:r>
-        <w:br/>
-      </w:r>
-      <w:r>
-        <w:rPr>
-          <w:rStyle w:val="VerbatimChar"/>
-        </w:rPr>
-        <w:t xml:space="preserve">91   versicolor_91</w:t>
-      </w:r>
-      <w:r>
-        <w:br/>
-      </w:r>
-      <w:r>
-        <w:rPr>
-          <w:rStyle w:val="VerbatimChar"/>
-        </w:rPr>
-        <w:t xml:space="preserve">92   versicolor_92</w:t>
-      </w:r>
-      <w:r>
-        <w:br/>
-      </w:r>
-      <w:r>
-        <w:rPr>
-          <w:rStyle w:val="VerbatimChar"/>
-        </w:rPr>
-        <w:t xml:space="preserve">93   versicolor_93</w:t>
-      </w:r>
-      <w:r>
-        <w:br/>
-      </w:r>
-      <w:r>
-        <w:rPr>
-          <w:rStyle w:val="VerbatimChar"/>
-        </w:rPr>
-        <w:t xml:space="preserve">94   versicolor_94</w:t>
-      </w:r>
-      <w:r>
-        <w:br/>
-      </w:r>
-      <w:r>
-        <w:rPr>
-          <w:rStyle w:val="VerbatimChar"/>
-        </w:rPr>
-        <w:t xml:space="preserve">95   versicolor_95</w:t>
-      </w:r>
-      <w:r>
-        <w:br/>
-      </w:r>
-      <w:r>
-        <w:rPr>
-          <w:rStyle w:val="VerbatimChar"/>
-        </w:rPr>
-        <w:t xml:space="preserve">96   versicolor_96</w:t>
-      </w:r>
-      <w:r>
-        <w:br/>
-      </w:r>
-      <w:r>
-        <w:rPr>
-          <w:rStyle w:val="VerbatimChar"/>
-        </w:rPr>
-        <w:t xml:space="preserve">97   versicolor_97</w:t>
-      </w:r>
-      <w:r>
-        <w:br/>
-      </w:r>
-      <w:r>
-        <w:rPr>
-          <w:rStyle w:val="VerbatimChar"/>
-        </w:rPr>
-        <w:t xml:space="preserve">98   versicolor_98</w:t>
-      </w:r>
-      <w:r>
-        <w:br/>
-      </w:r>
-      <w:r>
-        <w:rPr>
-          <w:rStyle w:val="VerbatimChar"/>
-        </w:rPr>
-        <w:t xml:space="preserve">99   versicolor_99</w:t>
-      </w:r>
-      <w:r>
-        <w:br/>
-      </w:r>
-      <w:r>
-        <w:rPr>
-          <w:rStyle w:val="VerbatimChar"/>
-        </w:rPr>
-        <w:t xml:space="preserve">100 versicolor_100</w:t>
-      </w:r>
-      <w:r>
-        <w:br/>
-      </w:r>
-      <w:r>
-        <w:rPr>
-          <w:rStyle w:val="VerbatimChar"/>
-        </w:rPr>
-        <w:t xml:space="preserve">101  virginica_101</w:t>
-      </w:r>
-      <w:r>
-        <w:br/>
-      </w:r>
-      <w:r>
-        <w:rPr>
-          <w:rStyle w:val="VerbatimChar"/>
-        </w:rPr>
-        <w:t xml:space="preserve">102  virginica_102</w:t>
-      </w:r>
-      <w:r>
-        <w:br/>
-      </w:r>
-      <w:r>
-        <w:rPr>
-          <w:rStyle w:val="VerbatimChar"/>
-        </w:rPr>
-        <w:t xml:space="preserve">103  virginica_103</w:t>
-      </w:r>
-      <w:r>
-        <w:br/>
-      </w:r>
-      <w:r>
-        <w:rPr>
-          <w:rStyle w:val="VerbatimChar"/>
-        </w:rPr>
-        <w:t xml:space="preserve">104  virginica_104</w:t>
-      </w:r>
-      <w:r>
-        <w:br/>
-      </w:r>
-      <w:r>
-        <w:rPr>
-          <w:rStyle w:val="VerbatimChar"/>
-        </w:rPr>
-        <w:t xml:space="preserve">105  virginica_105</w:t>
-      </w:r>
-      <w:r>
-        <w:br/>
-      </w:r>
-      <w:r>
-        <w:rPr>
-          <w:rStyle w:val="VerbatimChar"/>
-        </w:rPr>
-        <w:t xml:space="preserve">106  virginica_106</w:t>
-      </w:r>
-      <w:r>
-        <w:br/>
-      </w:r>
-      <w:r>
-        <w:rPr>
-          <w:rStyle w:val="VerbatimChar"/>
-        </w:rPr>
-        <w:t xml:space="preserve">107  virginica_107</w:t>
-      </w:r>
-      <w:r>
-        <w:br/>
-      </w:r>
-      <w:r>
-        <w:rPr>
-          <w:rStyle w:val="VerbatimChar"/>
-        </w:rPr>
-        <w:t xml:space="preserve">108  virginica_108</w:t>
-      </w:r>
-      <w:r>
-        <w:br/>
-      </w:r>
-      <w:r>
-        <w:rPr>
-          <w:rStyle w:val="VerbatimChar"/>
-        </w:rPr>
-        <w:t xml:space="preserve">109  virginica_109</w:t>
-      </w:r>
-      <w:r>
-        <w:br/>
-      </w:r>
-      <w:r>
-        <w:rPr>
-          <w:rStyle w:val="VerbatimChar"/>
-        </w:rPr>
-        <w:t xml:space="preserve">110  virginica_110</w:t>
-      </w:r>
-      <w:r>
-        <w:br/>
-      </w:r>
-      <w:r>
-        <w:rPr>
-          <w:rStyle w:val="VerbatimChar"/>
-        </w:rPr>
-        <w:t xml:space="preserve">111  virginica_111</w:t>
-      </w:r>
-      <w:r>
-        <w:br/>
-      </w:r>
-      <w:r>
-        <w:rPr>
-          <w:rStyle w:val="VerbatimChar"/>
-        </w:rPr>
-        <w:t xml:space="preserve">112  virginica_112</w:t>
-      </w:r>
-      <w:r>
-        <w:br/>
-      </w:r>
-      <w:r>
-        <w:rPr>
-          <w:rStyle w:val="VerbatimChar"/>
-        </w:rPr>
-        <w:t xml:space="preserve">113  virginica_113</w:t>
-      </w:r>
-      <w:r>
-        <w:br/>
-      </w:r>
-      <w:r>
-        <w:rPr>
-          <w:rStyle w:val="VerbatimChar"/>
-        </w:rPr>
-        <w:t xml:space="preserve">114  virginica_114</w:t>
-      </w:r>
-      <w:r>
-        <w:br/>
-      </w:r>
-      <w:r>
-        <w:rPr>
-          <w:rStyle w:val="VerbatimChar"/>
-        </w:rPr>
-        <w:t xml:space="preserve">115  virginica_115</w:t>
-      </w:r>
-      <w:r>
-        <w:br/>
-      </w:r>
-      <w:r>
-        <w:rPr>
-          <w:rStyle w:val="VerbatimChar"/>
-        </w:rPr>
-        <w:t xml:space="preserve">116  virginica_116</w:t>
-      </w:r>
-      <w:r>
-        <w:br/>
-      </w:r>
-      <w:r>
-        <w:rPr>
-          <w:rStyle w:val="VerbatimChar"/>
-        </w:rPr>
-        <w:t xml:space="preserve">117  virginica_117</w:t>
-      </w:r>
-      <w:r>
-        <w:br/>
-      </w:r>
-      <w:r>
-        <w:rPr>
-          <w:rStyle w:val="VerbatimChar"/>
-        </w:rPr>
-        <w:t xml:space="preserve">118  virginica_118</w:t>
-      </w:r>
-      <w:r>
-        <w:br/>
-      </w:r>
-      <w:r>
-        <w:rPr>
-          <w:rStyle w:val="VerbatimChar"/>
-        </w:rPr>
-        <w:t xml:space="preserve">119  virginica_119</w:t>
-      </w:r>
-      <w:r>
-        <w:br/>
-      </w:r>
-      <w:r>
-        <w:rPr>
-          <w:rStyle w:val="VerbatimChar"/>
-        </w:rPr>
-        <w:t xml:space="preserve">120  virginica_120</w:t>
-      </w:r>
-      <w:r>
-        <w:br/>
-      </w:r>
-      <w:r>
-        <w:rPr>
-          <w:rStyle w:val="VerbatimChar"/>
-        </w:rPr>
-        <w:t xml:space="preserve">121  virginica_121</w:t>
-      </w:r>
-      <w:r>
-        <w:br/>
-      </w:r>
-      <w:r>
-        <w:rPr>
-          <w:rStyle w:val="VerbatimChar"/>
-        </w:rPr>
-        <w:t xml:space="preserve">122  virginica_122</w:t>
-      </w:r>
-      <w:r>
-        <w:br/>
-      </w:r>
-      <w:r>
-        <w:rPr>
-          <w:rStyle w:val="VerbatimChar"/>
-        </w:rPr>
-        <w:t xml:space="preserve">123  virginica_123</w:t>
-      </w:r>
-      <w:r>
-        <w:br/>
-      </w:r>
-      <w:r>
-        <w:rPr>
-          <w:rStyle w:val="VerbatimChar"/>
-        </w:rPr>
-        <w:t xml:space="preserve">124  virginica_124</w:t>
-      </w:r>
-      <w:r>
-        <w:br/>
-      </w:r>
-      <w:r>
-        <w:rPr>
-          <w:rStyle w:val="VerbatimChar"/>
-        </w:rPr>
-        <w:t xml:space="preserve">125  virginica_125</w:t>
-      </w:r>
-      <w:r>
-        <w:br/>
-      </w:r>
-      <w:r>
-        <w:rPr>
-          <w:rStyle w:val="VerbatimChar"/>
-        </w:rPr>
-        <w:t xml:space="preserve">126  virginica_126</w:t>
-      </w:r>
-      <w:r>
-        <w:br/>
-      </w:r>
-      <w:r>
-        <w:rPr>
-          <w:rStyle w:val="VerbatimChar"/>
-        </w:rPr>
-        <w:t xml:space="preserve">127  virginica_127</w:t>
-      </w:r>
-      <w:r>
-        <w:br/>
-      </w:r>
-      <w:r>
-        <w:rPr>
-          <w:rStyle w:val="VerbatimChar"/>
-        </w:rPr>
-        <w:t xml:space="preserve">128  virginica_128</w:t>
-      </w:r>
-      <w:r>
-        <w:br/>
-      </w:r>
-      <w:r>
-        <w:rPr>
-          <w:rStyle w:val="VerbatimChar"/>
-        </w:rPr>
-        <w:t xml:space="preserve">129  virginica_129</w:t>
-      </w:r>
-      <w:r>
-        <w:br/>
-      </w:r>
-      <w:r>
-        <w:rPr>
-          <w:rStyle w:val="VerbatimChar"/>
-        </w:rPr>
-        <w:t xml:space="preserve">130  virginica_130</w:t>
-      </w:r>
-      <w:r>
-        <w:br/>
-      </w:r>
-      <w:r>
-        <w:rPr>
-          <w:rStyle w:val="VerbatimChar"/>
-        </w:rPr>
-        <w:t xml:space="preserve">131  virginica_131</w:t>
-      </w:r>
-      <w:r>
-        <w:br/>
-      </w:r>
-      <w:r>
-        <w:rPr>
-          <w:rStyle w:val="VerbatimChar"/>
-        </w:rPr>
-        <w:t xml:space="preserve">132  virginica_132</w:t>
-      </w:r>
-      <w:r>
-        <w:br/>
-      </w:r>
-      <w:r>
-        <w:rPr>
-          <w:rStyle w:val="VerbatimChar"/>
-        </w:rPr>
-        <w:t xml:space="preserve">133  virginica_133</w:t>
-      </w:r>
-      <w:r>
-        <w:br/>
-      </w:r>
-      <w:r>
-        <w:rPr>
-          <w:rStyle w:val="VerbatimChar"/>
-        </w:rPr>
-        <w:t xml:space="preserve">134  virginica_134</w:t>
-      </w:r>
-      <w:r>
-        <w:br/>
-      </w:r>
-      <w:r>
-        <w:rPr>
-          <w:rStyle w:val="VerbatimChar"/>
-        </w:rPr>
-        <w:t xml:space="preserve">135  virginica_135</w:t>
-      </w:r>
-      <w:r>
-        <w:br/>
-      </w:r>
-      <w:r>
-        <w:rPr>
-          <w:rStyle w:val="VerbatimChar"/>
-        </w:rPr>
-        <w:t xml:space="preserve">136  virginica_136</w:t>
-      </w:r>
-      <w:r>
-        <w:br/>
-      </w:r>
-      <w:r>
-        <w:rPr>
-          <w:rStyle w:val="VerbatimChar"/>
-        </w:rPr>
-        <w:t xml:space="preserve">137  virginica_137</w:t>
-      </w:r>
-      <w:r>
-        <w:br/>
-      </w:r>
-      <w:r>
-        <w:rPr>
-          <w:rStyle w:val="VerbatimChar"/>
-        </w:rPr>
-        <w:t xml:space="preserve">138  virginica_138</w:t>
-      </w:r>
-      <w:r>
-        <w:br/>
-      </w:r>
-      <w:r>
-        <w:rPr>
-          <w:rStyle w:val="VerbatimChar"/>
-        </w:rPr>
-        <w:t xml:space="preserve">139  virginica_139</w:t>
-      </w:r>
-      <w:r>
-        <w:br/>
-      </w:r>
-      <w:r>
-        <w:rPr>
-          <w:rStyle w:val="VerbatimChar"/>
-        </w:rPr>
-        <w:t xml:space="preserve">140  virginica_140</w:t>
-      </w:r>
-      <w:r>
-        <w:br/>
-      </w:r>
-      <w:r>
-        <w:rPr>
-          <w:rStyle w:val="VerbatimChar"/>
-        </w:rPr>
-        <w:t xml:space="preserve">141  virginica_141</w:t>
-      </w:r>
-      <w:r>
-        <w:br/>
-      </w:r>
-      <w:r>
-        <w:rPr>
-          <w:rStyle w:val="VerbatimChar"/>
-        </w:rPr>
-        <w:t xml:space="preserve">142  virginica_142</w:t>
-      </w:r>
-      <w:r>
-        <w:br/>
-      </w:r>
-      <w:r>
-        <w:rPr>
-          <w:rStyle w:val="VerbatimChar"/>
-        </w:rPr>
-        <w:t xml:space="preserve">143  virginica_143</w:t>
-      </w:r>
-      <w:r>
-        <w:br/>
-      </w:r>
-      <w:r>
-        <w:rPr>
-          <w:rStyle w:val="VerbatimChar"/>
-        </w:rPr>
-        <w:t xml:space="preserve">144  virginica_144</w:t>
-      </w:r>
-      <w:r>
-        <w:br/>
-      </w:r>
-      <w:r>
-        <w:rPr>
-          <w:rStyle w:val="VerbatimChar"/>
-        </w:rPr>
-        <w:t xml:space="preserve">145  virginica_145</w:t>
-      </w:r>
-      <w:r>
-        <w:br/>
-      </w:r>
-      <w:r>
-        <w:rPr>
-          <w:rStyle w:val="VerbatimChar"/>
-        </w:rPr>
-        <w:t xml:space="preserve">146  virginica_146</w:t>
-      </w:r>
-      <w:r>
-        <w:br/>
-      </w:r>
-      <w:r>
-        <w:rPr>
-          <w:rStyle w:val="VerbatimChar"/>
-        </w:rPr>
-        <w:t xml:space="preserve">147  virginica_147</w:t>
-      </w:r>
-      <w:r>
-        <w:br/>
-      </w:r>
-      <w:r>
-        <w:rPr>
-          <w:rStyle w:val="VerbatimChar"/>
-        </w:rPr>
-        <w:t xml:space="preserve">148  virginica_148</w:t>
-      </w:r>
-      <w:r>
-        <w:br/>
-      </w:r>
-      <w:r>
-        <w:rPr>
-          <w:rStyle w:val="VerbatimChar"/>
-        </w:rPr>
-        <w:t xml:space="preserve">149  virginica_149</w:t>
-      </w:r>
-      <w:r>
-        <w:br/>
-      </w:r>
-      <w:r>
-        <w:rPr>
-          <w:rStyle w:val="VerbatimChar"/>
-        </w:rPr>
-        <w:t xml:space="preserve">150  virginica_150</w:t>
-      </w:r>
-    </w:p>
-    <w:bookmarkEnd w:id="24"/>
-    <w:bookmarkStart w:id="28" w:name="step-1-explore-the-iris-dataset"/>
-    <w:p>
-      <w:pPr>
-        <w:pStyle w:val="Heading1"/>
+      <w:r>
+        <w:br/>
+      </w:r>
+      <w:r>
+        <w:rPr>
+          <w:rStyle w:val="DocumentationTok"/>
+        </w:rPr>
+        <w:t xml:space="preserve">##     sepal_length sepal_width petal_length petal_width    species ind</w:t>
+      </w:r>
+      <w:r>
+        <w:br/>
+      </w:r>
+      <w:r>
+        <w:rPr>
+          <w:rStyle w:val="DocumentationTok"/>
+        </w:rPr>
+        <w:t xml:space="preserve">## 1            5.1         3.5          1.4         0.2     setosa   1</w:t>
+      </w:r>
+      <w:r>
+        <w:br/>
+      </w:r>
+      <w:r>
+        <w:rPr>
+          <w:rStyle w:val="DocumentationTok"/>
+        </w:rPr>
+        <w:t xml:space="preserve">## 2            4.9         3.0          1.4         0.2     setosa   2</w:t>
+      </w:r>
+      <w:r>
+        <w:br/>
+      </w:r>
+      <w:r>
+        <w:rPr>
+          <w:rStyle w:val="DocumentationTok"/>
+        </w:rPr>
+        <w:t xml:space="preserve">## 3            4.7         3.2          1.3         0.2     setosa   3</w:t>
+      </w:r>
+      <w:r>
+        <w:br/>
+      </w:r>
+      <w:r>
+        <w:rPr>
+          <w:rStyle w:val="DocumentationTok"/>
+        </w:rPr>
+        <w:t xml:space="preserve">## 4            4.6         3.1          1.5         0.2     setosa   4</w:t>
+      </w:r>
+      <w:r>
+        <w:br/>
+      </w:r>
+      <w:r>
+        <w:rPr>
+          <w:rStyle w:val="DocumentationTok"/>
+        </w:rPr>
+        <w:t xml:space="preserve">## 5            5.0         3.6          1.4         0.2     setosa   5</w:t>
+      </w:r>
+      <w:r>
+        <w:br/>
+      </w:r>
+      <w:r>
+        <w:rPr>
+          <w:rStyle w:val="DocumentationTok"/>
+        </w:rPr>
+        <w:t xml:space="preserve">## 6            5.4         3.9          1.7         0.4     setosa   6</w:t>
+      </w:r>
+      <w:r>
+        <w:br/>
+      </w:r>
+      <w:r>
+        <w:rPr>
+          <w:rStyle w:val="DocumentationTok"/>
+        </w:rPr>
+        <w:t xml:space="preserve">## 7            4.6         3.4          1.4         0.3     setosa   7</w:t>
+      </w:r>
+      <w:r>
+        <w:br/>
+      </w:r>
+      <w:r>
+        <w:rPr>
+          <w:rStyle w:val="DocumentationTok"/>
+        </w:rPr>
+        <w:t xml:space="preserve">## 8            5.0         3.4          1.5         0.2     setosa   8</w:t>
+      </w:r>
+      <w:r>
+        <w:br/>
+      </w:r>
+      <w:r>
+        <w:rPr>
+          <w:rStyle w:val="DocumentationTok"/>
+        </w:rPr>
+        <w:t xml:space="preserve">## 9            4.4         2.9          1.4         0.2     setosa   9</w:t>
+      </w:r>
+      <w:r>
+        <w:br/>
+      </w:r>
+      <w:r>
+        <w:rPr>
+          <w:rStyle w:val="DocumentationTok"/>
+        </w:rPr>
+        <w:t xml:space="preserve">## 10           4.9         3.1          1.5         0.1     setosa  10</w:t>
+      </w:r>
+      <w:r>
+        <w:br/>
+      </w:r>
+      <w:r>
+        <w:rPr>
+          <w:rStyle w:val="DocumentationTok"/>
+        </w:rPr>
+        <w:t xml:space="preserve">## 11           5.4         3.7          1.5         0.2     setosa  11</w:t>
+      </w:r>
+      <w:r>
+        <w:br/>
+      </w:r>
+      <w:r>
+        <w:rPr>
+          <w:rStyle w:val="DocumentationTok"/>
+        </w:rPr>
+        <w:t xml:space="preserve">## 12           4.8         3.4          1.6         0.2     setosa  12</w:t>
+      </w:r>
+      <w:r>
+        <w:br/>
+      </w:r>
+      <w:r>
+        <w:rPr>
+          <w:rStyle w:val="DocumentationTok"/>
+        </w:rPr>
+        <w:t xml:space="preserve">## 13           4.8         3.0          1.4         0.1     setosa  13</w:t>
+      </w:r>
+      <w:r>
+        <w:br/>
+      </w:r>
+      <w:r>
+        <w:rPr>
+          <w:rStyle w:val="DocumentationTok"/>
+        </w:rPr>
+        <w:t xml:space="preserve">## 14           4.3         3.0          1.1         0.1     setosa  14</w:t>
+      </w:r>
+      <w:r>
+        <w:br/>
+      </w:r>
+      <w:r>
+        <w:rPr>
+          <w:rStyle w:val="DocumentationTok"/>
+        </w:rPr>
+        <w:t xml:space="preserve">## 15           5.8         4.0          1.2         0.2     setosa  15</w:t>
+      </w:r>
+      <w:r>
+        <w:br/>
+      </w:r>
+      <w:r>
+        <w:rPr>
+          <w:rStyle w:val="DocumentationTok"/>
+        </w:rPr>
+        <w:t xml:space="preserve">## 16           5.7         4.4          1.5         0.4     setosa  16</w:t>
+      </w:r>
+      <w:r>
+        <w:br/>
+      </w:r>
+      <w:r>
+        <w:rPr>
+          <w:rStyle w:val="DocumentationTok"/>
+        </w:rPr>
+        <w:t xml:space="preserve">## 17           5.4         3.9          1.3         0.4     setosa  17</w:t>
+      </w:r>
+      <w:r>
+        <w:br/>
+      </w:r>
+      <w:r>
+        <w:rPr>
+          <w:rStyle w:val="DocumentationTok"/>
+        </w:rPr>
+        <w:t xml:space="preserve">## 18           5.1         3.5          1.4         0.3     setosa  18</w:t>
+      </w:r>
+      <w:r>
+        <w:br/>
+      </w:r>
+      <w:r>
+        <w:rPr>
+          <w:rStyle w:val="DocumentationTok"/>
+        </w:rPr>
+        <w:t xml:space="preserve">## 19           5.7         3.8          1.7         0.3     setosa  19</w:t>
+      </w:r>
+      <w:r>
+        <w:br/>
+      </w:r>
+      <w:r>
+        <w:rPr>
+          <w:rStyle w:val="DocumentationTok"/>
+        </w:rPr>
+        <w:t xml:space="preserve">## 20           5.1         3.8          1.5         0.3     setosa  20</w:t>
+      </w:r>
+      <w:r>
+        <w:br/>
+      </w:r>
+      <w:r>
+        <w:rPr>
+          <w:rStyle w:val="DocumentationTok"/>
+        </w:rPr>
+        <w:t xml:space="preserve">## 21           5.4         3.4          1.7         0.2     setosa  21</w:t>
+      </w:r>
+      <w:r>
+        <w:br/>
+      </w:r>
+      <w:r>
+        <w:rPr>
+          <w:rStyle w:val="DocumentationTok"/>
+        </w:rPr>
+        <w:t xml:space="preserve">## 22           5.1         3.7          1.5         0.4     setosa  22</w:t>
+      </w:r>
+      <w:r>
+        <w:br/>
+      </w:r>
+      <w:r>
+        <w:rPr>
+          <w:rStyle w:val="DocumentationTok"/>
+        </w:rPr>
+        <w:t xml:space="preserve">## 23           4.6         3.6          1.0         0.2     setosa  23</w:t>
+      </w:r>
+      <w:r>
+        <w:br/>
+      </w:r>
+      <w:r>
+        <w:rPr>
+          <w:rStyle w:val="DocumentationTok"/>
+        </w:rPr>
+        <w:t xml:space="preserve">## 24           5.1         3.3          1.7         0.5     setosa  24</w:t>
+      </w:r>
+      <w:r>
+        <w:br/>
+      </w:r>
+      <w:r>
+        <w:rPr>
+          <w:rStyle w:val="DocumentationTok"/>
+        </w:rPr>
+        <w:t xml:space="preserve">## 25           4.8         3.4          1.9         0.2     setosa  25</w:t>
+      </w:r>
+      <w:r>
+        <w:br/>
+      </w:r>
+      <w:r>
+        <w:rPr>
+          <w:rStyle w:val="DocumentationTok"/>
+        </w:rPr>
+        <w:t xml:space="preserve">## 26           5.0         3.0          1.6         0.2     setosa  26</w:t>
+      </w:r>
+      <w:r>
+        <w:br/>
+      </w:r>
+      <w:r>
+        <w:rPr>
+          <w:rStyle w:val="DocumentationTok"/>
+        </w:rPr>
+        <w:t xml:space="preserve">## 27           5.0         3.4          1.6         0.4     setosa  27</w:t>
+      </w:r>
+      <w:r>
+        <w:br/>
+      </w:r>
+      <w:r>
+        <w:rPr>
+          <w:rStyle w:val="DocumentationTok"/>
+        </w:rPr>
+        <w:t xml:space="preserve">## 28           5.2         3.5          1.5         0.2     setosa  28</w:t>
+      </w:r>
+      <w:r>
+        <w:br/>
+      </w:r>
+      <w:r>
+        <w:rPr>
+          <w:rStyle w:val="DocumentationTok"/>
+        </w:rPr>
+        <w:t xml:space="preserve">## 29           5.2         3.4          1.4         0.2     setosa  29</w:t>
+      </w:r>
+      <w:r>
+        <w:br/>
+      </w:r>
+      <w:r>
+        <w:rPr>
+          <w:rStyle w:val="DocumentationTok"/>
+        </w:rPr>
+        <w:t xml:space="preserve">## 30           4.7         3.2          1.6         0.2     setosa  30</w:t>
+      </w:r>
+      <w:r>
+        <w:br/>
+      </w:r>
+      <w:r>
+        <w:rPr>
+          <w:rStyle w:val="DocumentationTok"/>
+        </w:rPr>
+        <w:t xml:space="preserve">## 31           4.8         3.1          1.6         0.2     setosa  31</w:t>
+      </w:r>
+      <w:r>
+        <w:br/>
+      </w:r>
+      <w:r>
+        <w:rPr>
+          <w:rStyle w:val="DocumentationTok"/>
+        </w:rPr>
+        <w:t xml:space="preserve">## 32           5.4         3.4          1.5         0.4     setosa  32</w:t>
+      </w:r>
+      <w:r>
+        <w:br/>
+      </w:r>
+      <w:r>
+        <w:rPr>
+          <w:rStyle w:val="DocumentationTok"/>
+        </w:rPr>
+        <w:t xml:space="preserve">## 33           5.2         4.1          1.5         0.1     setosa  33</w:t>
+      </w:r>
+      <w:r>
+        <w:br/>
+      </w:r>
+      <w:r>
+        <w:rPr>
+          <w:rStyle w:val="DocumentationTok"/>
+        </w:rPr>
+        <w:t xml:space="preserve">## 34           5.5         4.2          1.4         0.2     setosa  34</w:t>
+      </w:r>
+      <w:r>
+        <w:br/>
+      </w:r>
+      <w:r>
+        <w:rPr>
+          <w:rStyle w:val="DocumentationTok"/>
+        </w:rPr>
+        <w:t xml:space="preserve">## 35           4.9         3.1          1.5         0.2     setosa  35</w:t>
+      </w:r>
+      <w:r>
+        <w:br/>
+      </w:r>
+      <w:r>
+        <w:rPr>
+          <w:rStyle w:val="DocumentationTok"/>
+        </w:rPr>
+        <w:t xml:space="preserve">## 36           5.0         3.2          1.2         0.2     setosa  36</w:t>
+      </w:r>
+      <w:r>
+        <w:br/>
+      </w:r>
+      <w:r>
+        <w:rPr>
+          <w:rStyle w:val="DocumentationTok"/>
+        </w:rPr>
+        <w:t xml:space="preserve">## 37           5.5         3.5          1.3         0.2     setosa  37</w:t>
+      </w:r>
+      <w:r>
+        <w:br/>
+      </w:r>
+      <w:r>
+        <w:rPr>
+          <w:rStyle w:val="DocumentationTok"/>
+        </w:rPr>
+        <w:t xml:space="preserve">## 38           4.9         3.6          1.4         0.1     setosa  38</w:t>
+      </w:r>
+      <w:r>
+        <w:br/>
+      </w:r>
+      <w:r>
+        <w:rPr>
+          <w:rStyle w:val="DocumentationTok"/>
+        </w:rPr>
+        <w:t xml:space="preserve">## 39           4.4         3.0          1.3         0.2     setosa  39</w:t>
+      </w:r>
+      <w:r>
+        <w:br/>
+      </w:r>
+      <w:r>
+        <w:rPr>
+          <w:rStyle w:val="DocumentationTok"/>
+        </w:rPr>
+        <w:t xml:space="preserve">## 40           5.1         3.4          1.5         0.2     setosa  40</w:t>
+      </w:r>
+      <w:r>
+        <w:br/>
+      </w:r>
+      <w:r>
+        <w:rPr>
+          <w:rStyle w:val="DocumentationTok"/>
+        </w:rPr>
+        <w:t xml:space="preserve">## 41           5.0         3.5          1.3         0.3     setosa  41</w:t>
+      </w:r>
+      <w:r>
+        <w:br/>
+      </w:r>
+      <w:r>
+        <w:rPr>
+          <w:rStyle w:val="DocumentationTok"/>
+        </w:rPr>
+        <w:t xml:space="preserve">## 42           4.5         2.3          1.3         0.3     setosa  42</w:t>
+      </w:r>
+      <w:r>
+        <w:br/>
+      </w:r>
+      <w:r>
+        <w:rPr>
+          <w:rStyle w:val="DocumentationTok"/>
+        </w:rPr>
+        <w:t xml:space="preserve">## 43           4.4         3.2          1.3         0.2     setosa  43</w:t>
+      </w:r>
+      <w:r>
+        <w:br/>
+      </w:r>
+      <w:r>
+        <w:rPr>
+          <w:rStyle w:val="DocumentationTok"/>
+        </w:rPr>
+        <w:t xml:space="preserve">## 44           5.0         3.5          1.6         0.6     setosa  44</w:t>
+      </w:r>
+      <w:r>
+        <w:br/>
+      </w:r>
+      <w:r>
+        <w:rPr>
+          <w:rStyle w:val="DocumentationTok"/>
+        </w:rPr>
+        <w:t xml:space="preserve">## 45           5.1         3.8          1.9         0.4     setosa  45</w:t>
+      </w:r>
+      <w:r>
+        <w:br/>
+      </w:r>
+      <w:r>
+        <w:rPr>
+          <w:rStyle w:val="DocumentationTok"/>
+        </w:rPr>
+        <w:t xml:space="preserve">## 46           4.8         3.0          1.4         0.3     setosa  46</w:t>
+      </w:r>
+      <w:r>
+        <w:br/>
+      </w:r>
+      <w:r>
+        <w:rPr>
+          <w:rStyle w:val="DocumentationTok"/>
+        </w:rPr>
+        <w:t xml:space="preserve">## 47           5.1         3.8          1.6         0.2     setosa  47</w:t>
+      </w:r>
+      <w:r>
+        <w:br/>
+      </w:r>
+      <w:r>
+        <w:rPr>
+          <w:rStyle w:val="DocumentationTok"/>
+        </w:rPr>
+        <w:t xml:space="preserve">## 48           4.6         3.2          1.4         0.2     setosa  48</w:t>
+      </w:r>
+      <w:r>
+        <w:br/>
+      </w:r>
+      <w:r>
+        <w:rPr>
+          <w:rStyle w:val="DocumentationTok"/>
+        </w:rPr>
+        <w:t xml:space="preserve">## 49           5.3         3.7          1.5         0.2     setosa  49</w:t>
+      </w:r>
+      <w:r>
+        <w:br/>
+      </w:r>
+      <w:r>
+        <w:rPr>
+          <w:rStyle w:val="DocumentationTok"/>
+        </w:rPr>
+        <w:t xml:space="preserve">## 50           5.0         3.3          1.4         0.2     setosa  50</w:t>
+      </w:r>
+      <w:r>
+        <w:br/>
+      </w:r>
+      <w:r>
+        <w:rPr>
+          <w:rStyle w:val="DocumentationTok"/>
+        </w:rPr>
+        <w:t xml:space="preserve">## 51           7.0         3.2          4.7         1.4 versicolor  51</w:t>
+      </w:r>
+      <w:r>
+        <w:br/>
+      </w:r>
+      <w:r>
+        <w:rPr>
+          <w:rStyle w:val="DocumentationTok"/>
+        </w:rPr>
+        <w:t xml:space="preserve">## 52           6.4         3.2          4.5         1.5 versicolor  52</w:t>
+      </w:r>
+      <w:r>
+        <w:br/>
+      </w:r>
+      <w:r>
+        <w:rPr>
+          <w:rStyle w:val="DocumentationTok"/>
+        </w:rPr>
+        <w:t xml:space="preserve">## 53           6.9         3.1          4.9         1.5 versicolor  53</w:t>
+      </w:r>
+      <w:r>
+        <w:br/>
+      </w:r>
+      <w:r>
+        <w:rPr>
+          <w:rStyle w:val="DocumentationTok"/>
+        </w:rPr>
+        <w:t xml:space="preserve">## 54           5.5         2.3          4.0         1.3 versicolor  54</w:t>
+      </w:r>
+      <w:r>
+        <w:br/>
+      </w:r>
+      <w:r>
+        <w:rPr>
+          <w:rStyle w:val="DocumentationTok"/>
+        </w:rPr>
+        <w:t xml:space="preserve">## 55           6.5         2.8          4.6         1.5 versicolor  55</w:t>
+      </w:r>
+      <w:r>
+        <w:br/>
+      </w:r>
+      <w:r>
+        <w:rPr>
+          <w:rStyle w:val="DocumentationTok"/>
+        </w:rPr>
+        <w:t xml:space="preserve">## 56           5.7         2.8          4.5         1.3 versicolor  56</w:t>
+      </w:r>
+      <w:r>
+        <w:br/>
+      </w:r>
+      <w:r>
+        <w:rPr>
+          <w:rStyle w:val="DocumentationTok"/>
+        </w:rPr>
+        <w:t xml:space="preserve">## 57           6.3         3.3          4.7         1.6 versicolor  57</w:t>
+      </w:r>
+      <w:r>
+        <w:br/>
+      </w:r>
+      <w:r>
+        <w:rPr>
+          <w:rStyle w:val="DocumentationTok"/>
+        </w:rPr>
+        <w:t xml:space="preserve">## 58           4.9         2.4          3.3         1.0 versicolor  58</w:t>
+      </w:r>
+      <w:r>
+        <w:br/>
+      </w:r>
+      <w:r>
+        <w:rPr>
+          <w:rStyle w:val="DocumentationTok"/>
+        </w:rPr>
+        <w:t xml:space="preserve">## 59           6.6         2.9          4.6         1.3 versicolor  59</w:t>
+      </w:r>
+      <w:r>
+        <w:br/>
+      </w:r>
+      <w:r>
+        <w:rPr>
+          <w:rStyle w:val="DocumentationTok"/>
+        </w:rPr>
+        <w:t xml:space="preserve">## 60           5.2         2.7          3.9         1.4 versicolor  60</w:t>
+      </w:r>
+      <w:r>
+        <w:br/>
+      </w:r>
+      <w:r>
+        <w:rPr>
+          <w:rStyle w:val="DocumentationTok"/>
+        </w:rPr>
+        <w:t xml:space="preserve">## 61           5.0         2.0          3.5         1.0 versicolor  61</w:t>
+      </w:r>
+      <w:r>
+        <w:br/>
+      </w:r>
+      <w:r>
+        <w:rPr>
+          <w:rStyle w:val="DocumentationTok"/>
+        </w:rPr>
+        <w:t xml:space="preserve">## 62           5.9         3.0          4.2         1.5 versicolor  62</w:t>
+      </w:r>
+      <w:r>
+        <w:br/>
+      </w:r>
+      <w:r>
+        <w:rPr>
+          <w:rStyle w:val="DocumentationTok"/>
+        </w:rPr>
+        <w:t xml:space="preserve">## 63           6.0         2.2          4.0         1.0 versicolor  63</w:t>
+      </w:r>
+      <w:r>
+        <w:br/>
+      </w:r>
+      <w:r>
+        <w:rPr>
+          <w:rStyle w:val="DocumentationTok"/>
+        </w:rPr>
+        <w:t xml:space="preserve">## 64           6.1         2.9          4.7         1.4 versicolor  64</w:t>
+      </w:r>
+      <w:r>
+        <w:br/>
+      </w:r>
+      <w:r>
+        <w:rPr>
+          <w:rStyle w:val="DocumentationTok"/>
+        </w:rPr>
+        <w:t xml:space="preserve">## 65           5.6         2.9          3.6         1.3 versicolor  65</w:t>
+      </w:r>
+      <w:r>
+        <w:br/>
+      </w:r>
+      <w:r>
+        <w:rPr>
+          <w:rStyle w:val="DocumentationTok"/>
+        </w:rPr>
+        <w:t xml:space="preserve">## 66           6.7         3.1          4.4         1.4 versicolor  66</w:t>
+      </w:r>
+      <w:r>
+        <w:br/>
+      </w:r>
+      <w:r>
+        <w:rPr>
+          <w:rStyle w:val="DocumentationTok"/>
+        </w:rPr>
+        <w:t xml:space="preserve">## 67           5.6         3.0          4.5         1.5 versicolor  67</w:t>
+      </w:r>
+      <w:r>
+        <w:br/>
+      </w:r>
+      <w:r>
+        <w:rPr>
+          <w:rStyle w:val="DocumentationTok"/>
+        </w:rPr>
+        <w:t xml:space="preserve">## 68           5.8         2.7          4.1         1.0 versicolor  68</w:t>
+      </w:r>
+      <w:r>
+        <w:br/>
+      </w:r>
+      <w:r>
+        <w:rPr>
+          <w:rStyle w:val="DocumentationTok"/>
+        </w:rPr>
+        <w:t xml:space="preserve">## 69           6.2         2.2          4.5         1.5 versicolor  69</w:t>
+      </w:r>
+      <w:r>
+        <w:br/>
+      </w:r>
+      <w:r>
+        <w:rPr>
+          <w:rStyle w:val="DocumentationTok"/>
+        </w:rPr>
+        <w:t xml:space="preserve">## 70           5.6         2.5          3.9         1.1 versicolor  70</w:t>
+      </w:r>
+      <w:r>
+        <w:br/>
+      </w:r>
+      <w:r>
+        <w:rPr>
+          <w:rStyle w:val="DocumentationTok"/>
+        </w:rPr>
+        <w:t xml:space="preserve">## 71           5.9         3.2          4.8         1.8 versicolor  71</w:t>
+      </w:r>
+      <w:r>
+        <w:br/>
+      </w:r>
+      <w:r>
+        <w:rPr>
+          <w:rStyle w:val="DocumentationTok"/>
+        </w:rPr>
+        <w:t xml:space="preserve">## 72           6.1         2.8          4.0         1.3 versicolor  72</w:t>
+      </w:r>
+      <w:r>
+        <w:br/>
+      </w:r>
+      <w:r>
+        <w:rPr>
+          <w:rStyle w:val="DocumentationTok"/>
+        </w:rPr>
+        <w:t xml:space="preserve">## 73           6.3         2.5          4.9         1.5 versicolor  73</w:t>
+      </w:r>
+      <w:r>
+        <w:br/>
+      </w:r>
+      <w:r>
+        <w:rPr>
+          <w:rStyle w:val="DocumentationTok"/>
+        </w:rPr>
+        <w:t xml:space="preserve">## 74           6.1         2.8          4.7         1.2 versicolor  74</w:t>
+      </w:r>
+      <w:r>
+        <w:br/>
+      </w:r>
+      <w:r>
+        <w:rPr>
+          <w:rStyle w:val="DocumentationTok"/>
+        </w:rPr>
+        <w:t xml:space="preserve">## 75           6.4         2.9          4.3         1.3 versicolor  75</w:t>
+      </w:r>
+      <w:r>
+        <w:br/>
+      </w:r>
+      <w:r>
+        <w:rPr>
+          <w:rStyle w:val="DocumentationTok"/>
+        </w:rPr>
+        <w:t xml:space="preserve">## 76           6.6         3.0          4.4         1.4 versicolor  76</w:t>
+      </w:r>
+      <w:r>
+        <w:br/>
+      </w:r>
+      <w:r>
+        <w:rPr>
+          <w:rStyle w:val="DocumentationTok"/>
+        </w:rPr>
+        <w:t xml:space="preserve">## 77           6.8         2.8          4.8         1.4 versicolor  77</w:t>
+      </w:r>
+      <w:r>
+        <w:br/>
+      </w:r>
+      <w:r>
+        <w:rPr>
+          <w:rStyle w:val="DocumentationTok"/>
+        </w:rPr>
+        <w:t xml:space="preserve">## 78           6.7         3.0          5.0         1.7 versicolor  78</w:t>
+      </w:r>
+      <w:r>
+        <w:br/>
+      </w:r>
+      <w:r>
+        <w:rPr>
+          <w:rStyle w:val="DocumentationTok"/>
+        </w:rPr>
+        <w:t xml:space="preserve">## 79           6.0         2.9          4.5         1.5 versicolor  79</w:t>
+      </w:r>
+      <w:r>
+        <w:br/>
+      </w:r>
+      <w:r>
+        <w:rPr>
+          <w:rStyle w:val="DocumentationTok"/>
+        </w:rPr>
+        <w:t xml:space="preserve">## 80           5.7         2.6          3.5         1.0 versicolor  80</w:t>
+      </w:r>
+      <w:r>
+        <w:br/>
+      </w:r>
+      <w:r>
+        <w:rPr>
+          <w:rStyle w:val="DocumentationTok"/>
+        </w:rPr>
+        <w:t xml:space="preserve">## 81           5.5         2.4          3.8         1.1 versicolor  81</w:t>
+      </w:r>
+      <w:r>
+        <w:br/>
+      </w:r>
+      <w:r>
+        <w:rPr>
+          <w:rStyle w:val="DocumentationTok"/>
+        </w:rPr>
+        <w:t xml:space="preserve">## 82           5.5         2.4          3.7         1.0 versicolor  82</w:t>
+      </w:r>
+      <w:r>
+        <w:br/>
+      </w:r>
+      <w:r>
+        <w:rPr>
+          <w:rStyle w:val="DocumentationTok"/>
+        </w:rPr>
+        <w:t xml:space="preserve">## 83           5.8         2.7          3.9         1.2 versicolor  83</w:t>
+      </w:r>
+      <w:r>
+        <w:br/>
+      </w:r>
+      <w:r>
+        <w:rPr>
+          <w:rStyle w:val="DocumentationTok"/>
+        </w:rPr>
+        <w:t xml:space="preserve">## 84           6.0         2.7          5.1         1.6 versicolor  84</w:t>
+      </w:r>
+      <w:r>
+        <w:br/>
+      </w:r>
+      <w:r>
+        <w:rPr>
+          <w:rStyle w:val="DocumentationTok"/>
+        </w:rPr>
+        <w:t xml:space="preserve">## 85           5.4         3.0          4.5         1.5 versicolor  85</w:t>
+      </w:r>
+      <w:r>
+        <w:br/>
+      </w:r>
+      <w:r>
+        <w:rPr>
+          <w:rStyle w:val="DocumentationTok"/>
+        </w:rPr>
+        <w:t xml:space="preserve">## 86           6.0         3.4          4.5         1.6 versicolor  86</w:t>
+      </w:r>
+      <w:r>
+        <w:br/>
+      </w:r>
+      <w:r>
+        <w:rPr>
+          <w:rStyle w:val="DocumentationTok"/>
+        </w:rPr>
+        <w:t xml:space="preserve">## 87           6.7         3.1          4.7         1.5 versicolor  87</w:t>
+      </w:r>
+      <w:r>
+        <w:br/>
+      </w:r>
+      <w:r>
+        <w:rPr>
+          <w:rStyle w:val="DocumentationTok"/>
+        </w:rPr>
+        <w:t xml:space="preserve">## 88           6.3         2.3          4.4         1.3 versicolor  88</w:t>
+      </w:r>
+      <w:r>
+        <w:br/>
+      </w:r>
+      <w:r>
+        <w:rPr>
+          <w:rStyle w:val="DocumentationTok"/>
+        </w:rPr>
+        <w:t xml:space="preserve">## 89           5.6         3.0          4.1         1.3 versicolor  89</w:t>
+      </w:r>
+      <w:r>
+        <w:br/>
+      </w:r>
+      <w:r>
+        <w:rPr>
+          <w:rStyle w:val="DocumentationTok"/>
+        </w:rPr>
+        <w:t xml:space="preserve">## 90           5.5         2.5          4.0         1.3 versicolor  90</w:t>
+      </w:r>
+      <w:r>
+        <w:br/>
+      </w:r>
+      <w:r>
+        <w:rPr>
+          <w:rStyle w:val="DocumentationTok"/>
+        </w:rPr>
+        <w:t xml:space="preserve">## 91           5.5         2.6          4.4         1.2 versicolor  91</w:t>
+      </w:r>
+      <w:r>
+        <w:br/>
+      </w:r>
+      <w:r>
+        <w:rPr>
+          <w:rStyle w:val="DocumentationTok"/>
+        </w:rPr>
+        <w:t xml:space="preserve">## 92           6.1         3.0          4.6         1.4 versicolor  92</w:t>
+      </w:r>
+      <w:r>
+        <w:br/>
+      </w:r>
+      <w:r>
+        <w:rPr>
+          <w:rStyle w:val="DocumentationTok"/>
+        </w:rPr>
+        <w:t xml:space="preserve">## 93           5.8         2.6          4.0         1.2 versicolor  93</w:t>
+      </w:r>
+      <w:r>
+        <w:br/>
+      </w:r>
+      <w:r>
+        <w:rPr>
+          <w:rStyle w:val="DocumentationTok"/>
+        </w:rPr>
+        <w:t xml:space="preserve">## 94           5.0         2.3          3.3         1.0 versicolor  94</w:t>
+      </w:r>
+      <w:r>
+        <w:br/>
+      </w:r>
+      <w:r>
+        <w:rPr>
+          <w:rStyle w:val="DocumentationTok"/>
+        </w:rPr>
+        <w:t xml:space="preserve">## 95           5.6         2.7          4.2         1.3 versicolor  95</w:t>
+      </w:r>
+      <w:r>
+        <w:br/>
+      </w:r>
+      <w:r>
+        <w:rPr>
+          <w:rStyle w:val="DocumentationTok"/>
+        </w:rPr>
+        <w:t xml:space="preserve">## 96           5.7         3.0          4.2         1.2 versicolor  96</w:t>
+      </w:r>
+      <w:r>
+        <w:br/>
+      </w:r>
+      <w:r>
+        <w:rPr>
+          <w:rStyle w:val="DocumentationTok"/>
+        </w:rPr>
+        <w:t xml:space="preserve">## 97           5.7         2.9          4.2         1.3 versicolor  97</w:t>
+      </w:r>
+      <w:r>
+        <w:br/>
+      </w:r>
+      <w:r>
+        <w:rPr>
+          <w:rStyle w:val="DocumentationTok"/>
+        </w:rPr>
+        <w:t xml:space="preserve">## 98           6.2         2.9          4.3         1.3 versicolor  98</w:t>
+      </w:r>
+      <w:r>
+        <w:br/>
+      </w:r>
+      <w:r>
+        <w:rPr>
+          <w:rStyle w:val="DocumentationTok"/>
+        </w:rPr>
+        <w:t xml:space="preserve">## 99           5.1         2.5          3.0         1.1 versicolor  99</w:t>
+      </w:r>
+      <w:r>
+        <w:br/>
+      </w:r>
+      <w:r>
+        <w:rPr>
+          <w:rStyle w:val="DocumentationTok"/>
+        </w:rPr>
+        <w:t xml:space="preserve">## 100          5.7         2.8          4.1         1.3 versicolor 100</w:t>
+      </w:r>
+      <w:r>
+        <w:br/>
+      </w:r>
+      <w:r>
+        <w:rPr>
+          <w:rStyle w:val="DocumentationTok"/>
+        </w:rPr>
+        <w:t xml:space="preserve">## 101          6.3         3.3          6.0         2.5  virginica 101</w:t>
+      </w:r>
+      <w:r>
+        <w:br/>
+      </w:r>
+      <w:r>
+        <w:rPr>
+          <w:rStyle w:val="DocumentationTok"/>
+        </w:rPr>
+        <w:t xml:space="preserve">## 102          5.8         2.7          5.1         1.9  virginica 102</w:t>
+      </w:r>
+      <w:r>
+        <w:br/>
+      </w:r>
+      <w:r>
+        <w:rPr>
+          <w:rStyle w:val="DocumentationTok"/>
+        </w:rPr>
+        <w:t xml:space="preserve">## 103          7.1         3.0          5.9         2.1  virginica 103</w:t>
+      </w:r>
+      <w:r>
+        <w:br/>
+      </w:r>
+      <w:r>
+        <w:rPr>
+          <w:rStyle w:val="DocumentationTok"/>
+        </w:rPr>
+        <w:t xml:space="preserve">## 104          6.3         2.9          5.6         1.8  virginica 104</w:t>
+      </w:r>
+      <w:r>
+        <w:br/>
+      </w:r>
+      <w:r>
+        <w:rPr>
+          <w:rStyle w:val="DocumentationTok"/>
+        </w:rPr>
+        <w:t xml:space="preserve">## 105          6.5         3.0          5.8         2.2  virginica 105</w:t>
+      </w:r>
+      <w:r>
+        <w:br/>
+      </w:r>
+      <w:r>
+        <w:rPr>
+          <w:rStyle w:val="DocumentationTok"/>
+        </w:rPr>
+        <w:t xml:space="preserve">## 106          7.6         3.0          6.6         2.1  virginica 106</w:t>
+      </w:r>
+      <w:r>
+        <w:br/>
+      </w:r>
+      <w:r>
+        <w:rPr>
+          <w:rStyle w:val="DocumentationTok"/>
+        </w:rPr>
+        <w:t xml:space="preserve">## 107          4.9         2.5          4.5         1.7  virginica 107</w:t>
+      </w:r>
+      <w:r>
+        <w:br/>
+      </w:r>
+      <w:r>
+        <w:rPr>
+          <w:rStyle w:val="DocumentationTok"/>
+        </w:rPr>
+        <w:t xml:space="preserve">## 108          7.3         2.9          6.3         1.8  virginica 108</w:t>
+      </w:r>
+      <w:r>
+        <w:br/>
+      </w:r>
+      <w:r>
+        <w:rPr>
+          <w:rStyle w:val="DocumentationTok"/>
+        </w:rPr>
+        <w:t xml:space="preserve">## 109          6.7         2.5          5.8         1.8  virginica 109</w:t>
+      </w:r>
+      <w:r>
+        <w:br/>
+      </w:r>
+      <w:r>
+        <w:rPr>
+          <w:rStyle w:val="DocumentationTok"/>
+        </w:rPr>
+        <w:t xml:space="preserve">## 110          7.2         3.6          6.1         2.5  virginica 110</w:t>
+      </w:r>
+      <w:r>
+        <w:br/>
+      </w:r>
+      <w:r>
+        <w:rPr>
+          <w:rStyle w:val="DocumentationTok"/>
+        </w:rPr>
+        <w:t xml:space="preserve">## 111          6.5         3.2          5.1         2.0  virginica 111</w:t>
+      </w:r>
+      <w:r>
+        <w:br/>
+      </w:r>
+      <w:r>
+        <w:rPr>
+          <w:rStyle w:val="DocumentationTok"/>
+        </w:rPr>
+        <w:t xml:space="preserve">## 112          6.4         2.7          5.3         1.9  virginica 112</w:t>
+      </w:r>
+      <w:r>
+        <w:br/>
+      </w:r>
+      <w:r>
+        <w:rPr>
+          <w:rStyle w:val="DocumentationTok"/>
+        </w:rPr>
+        <w:t xml:space="preserve">## 113          6.8         3.0          5.5         2.1  virginica 113</w:t>
+      </w:r>
+      <w:r>
+        <w:br/>
+      </w:r>
+      <w:r>
+        <w:rPr>
+          <w:rStyle w:val="DocumentationTok"/>
+        </w:rPr>
+        <w:t xml:space="preserve">## 114          5.7         2.5          5.0         2.0  virginica 114</w:t>
+      </w:r>
+      <w:r>
+        <w:br/>
+      </w:r>
+      <w:r>
+        <w:rPr>
+          <w:rStyle w:val="DocumentationTok"/>
+        </w:rPr>
+        <w:t xml:space="preserve">## 115          5.8         2.8          5.1         2.4  virginica 115</w:t>
+      </w:r>
+      <w:r>
+        <w:br/>
+      </w:r>
+      <w:r>
+        <w:rPr>
+          <w:rStyle w:val="DocumentationTok"/>
+        </w:rPr>
+        <w:t xml:space="preserve">## 116          6.4         3.2          5.3         2.3  virginica 116</w:t>
+      </w:r>
+      <w:r>
+        <w:br/>
+      </w:r>
+      <w:r>
+        <w:rPr>
+          <w:rStyle w:val="DocumentationTok"/>
+        </w:rPr>
+        <w:t xml:space="preserve">## 117          6.5         3.0          5.5         1.8  virginica 117</w:t>
+      </w:r>
+      <w:r>
+        <w:br/>
+      </w:r>
+      <w:r>
+        <w:rPr>
+          <w:rStyle w:val="DocumentationTok"/>
+        </w:rPr>
+        <w:t xml:space="preserve">## 118          7.7         3.8          6.7         2.2  virginica 118</w:t>
+      </w:r>
+      <w:r>
+        <w:br/>
+      </w:r>
+      <w:r>
+        <w:rPr>
+          <w:rStyle w:val="DocumentationTok"/>
+        </w:rPr>
+        <w:t xml:space="preserve">## 119          7.7         2.6          6.9         2.3  virginica 119</w:t>
+      </w:r>
+      <w:r>
+        <w:br/>
+      </w:r>
+      <w:r>
+        <w:rPr>
+          <w:rStyle w:val="DocumentationTok"/>
+        </w:rPr>
+        <w:t xml:space="preserve">## 120          6.0         2.2          5.0         1.5  virginica 120</w:t>
+      </w:r>
+      <w:r>
+        <w:br/>
+      </w:r>
+      <w:r>
+        <w:rPr>
+          <w:rStyle w:val="DocumentationTok"/>
+        </w:rPr>
+        <w:t xml:space="preserve">## 121          6.9         3.2          5.7         2.3  virginica 121</w:t>
+      </w:r>
+      <w:r>
+        <w:br/>
+      </w:r>
+      <w:r>
+        <w:rPr>
+          <w:rStyle w:val="DocumentationTok"/>
+        </w:rPr>
+        <w:t xml:space="preserve">## 122          5.6         2.8          4.9         2.0  virginica 122</w:t>
+      </w:r>
+      <w:r>
+        <w:br/>
+      </w:r>
+      <w:r>
+        <w:rPr>
+          <w:rStyle w:val="DocumentationTok"/>
+        </w:rPr>
+        <w:t xml:space="preserve">## 123          7.7         2.8          6.7         2.0  virginica 123</w:t>
+      </w:r>
+      <w:r>
+        <w:br/>
+      </w:r>
+      <w:r>
+        <w:rPr>
+          <w:rStyle w:val="DocumentationTok"/>
+        </w:rPr>
+        <w:t xml:space="preserve">## 124          6.3         2.7          4.9         1.8  virginica 124</w:t>
+      </w:r>
+      <w:r>
+        <w:br/>
+      </w:r>
+      <w:r>
+        <w:rPr>
+          <w:rStyle w:val="DocumentationTok"/>
+        </w:rPr>
+        <w:t xml:space="preserve">## 125          6.7         3.3          5.7         2.1  virginica 125</w:t>
+      </w:r>
+      <w:r>
+        <w:br/>
+      </w:r>
+      <w:r>
+        <w:rPr>
+          <w:rStyle w:val="DocumentationTok"/>
+        </w:rPr>
+        <w:t xml:space="preserve">## 126          7.2         3.2          6.0         1.8  virginica 126</w:t>
+      </w:r>
+      <w:r>
+        <w:br/>
+      </w:r>
+      <w:r>
+        <w:rPr>
+          <w:rStyle w:val="DocumentationTok"/>
+        </w:rPr>
+        <w:t xml:space="preserve">## 127          6.2         2.8          4.8         1.8  virginica 127</w:t>
+      </w:r>
+      <w:r>
+        <w:br/>
+      </w:r>
+      <w:r>
+        <w:rPr>
+          <w:rStyle w:val="DocumentationTok"/>
+        </w:rPr>
+        <w:t xml:space="preserve">## 128          6.1         3.0          4.9         1.8  virginica 128</w:t>
+      </w:r>
+      <w:r>
+        <w:br/>
+      </w:r>
+      <w:r>
+        <w:rPr>
+          <w:rStyle w:val="DocumentationTok"/>
+        </w:rPr>
+        <w:t xml:space="preserve">## 129          6.4         2.8          5.6         2.1  virginica 129</w:t>
+      </w:r>
+      <w:r>
+        <w:br/>
+      </w:r>
+      <w:r>
+        <w:rPr>
+          <w:rStyle w:val="DocumentationTok"/>
+        </w:rPr>
+        <w:t xml:space="preserve">## 130          7.2         3.0          5.8         1.6  virginica 130</w:t>
+      </w:r>
+      <w:r>
+        <w:br/>
+      </w:r>
+      <w:r>
+        <w:rPr>
+          <w:rStyle w:val="DocumentationTok"/>
+        </w:rPr>
+        <w:t xml:space="preserve">## 131          7.4         2.8          6.1         1.9  virginica 131</w:t>
+      </w:r>
+      <w:r>
+        <w:br/>
+      </w:r>
+      <w:r>
+        <w:rPr>
+          <w:rStyle w:val="DocumentationTok"/>
+        </w:rPr>
+        <w:t xml:space="preserve">## 132          7.9         3.8          6.4         2.0  virginica 132</w:t>
+      </w:r>
+      <w:r>
+        <w:br/>
+      </w:r>
+      <w:r>
+        <w:rPr>
+          <w:rStyle w:val="DocumentationTok"/>
+        </w:rPr>
+        <w:t xml:space="preserve">## 133          6.4         2.8          5.6         2.2  virginica 133</w:t>
+      </w:r>
+      <w:r>
+        <w:br/>
+      </w:r>
+      <w:r>
+        <w:rPr>
+          <w:rStyle w:val="DocumentationTok"/>
+        </w:rPr>
+        <w:t xml:space="preserve">## 134          6.3         2.8          5.1         1.5  virginica 134</w:t>
+      </w:r>
+      <w:r>
+        <w:br/>
+      </w:r>
+      <w:r>
+        <w:rPr>
+          <w:rStyle w:val="DocumentationTok"/>
+        </w:rPr>
+        <w:t xml:space="preserve">## 135          6.1         2.6          5.6         1.4  virginica 135</w:t>
+      </w:r>
+      <w:r>
+        <w:br/>
+      </w:r>
+      <w:r>
+        <w:rPr>
+          <w:rStyle w:val="DocumentationTok"/>
+        </w:rPr>
+        <w:t xml:space="preserve">## 136          7.7         3.0          6.1         2.3  virginica 136</w:t>
+      </w:r>
+      <w:r>
+        <w:br/>
+      </w:r>
+      <w:r>
+        <w:rPr>
+          <w:rStyle w:val="DocumentationTok"/>
+        </w:rPr>
+        <w:t xml:space="preserve">## 137          6.3         3.4          5.6         2.4  virginica 137</w:t>
+      </w:r>
+      <w:r>
+        <w:br/>
+      </w:r>
+      <w:r>
+        <w:rPr>
+          <w:rStyle w:val="DocumentationTok"/>
+        </w:rPr>
+        <w:t xml:space="preserve">## 138          6.4         3.1          5.5         1.8  virginica 138</w:t>
+      </w:r>
+      <w:r>
+        <w:br/>
+      </w:r>
+      <w:r>
+        <w:rPr>
+          <w:rStyle w:val="DocumentationTok"/>
+        </w:rPr>
+        <w:t xml:space="preserve">## 139          6.0         3.0          4.8         1.8  virginica 139</w:t>
+      </w:r>
+      <w:r>
+        <w:br/>
+      </w:r>
+      <w:r>
+        <w:rPr>
+          <w:rStyle w:val="DocumentationTok"/>
+        </w:rPr>
+        <w:t xml:space="preserve">## 140          6.9         3.1          5.4         2.1  virginica 140</w:t>
+      </w:r>
+      <w:r>
+        <w:br/>
+      </w:r>
+      <w:r>
+        <w:rPr>
+          <w:rStyle w:val="DocumentationTok"/>
+        </w:rPr>
+        <w:t xml:space="preserve">## 141          6.7         3.1          5.6         2.4  virginica 141</w:t>
+      </w:r>
+      <w:r>
+        <w:br/>
+      </w:r>
+      <w:r>
+        <w:rPr>
+          <w:rStyle w:val="DocumentationTok"/>
+        </w:rPr>
+        <w:t xml:space="preserve">## 142          6.9         3.1          5.1         2.3  virginica 142</w:t>
+      </w:r>
+      <w:r>
+        <w:br/>
+      </w:r>
+      <w:r>
+        <w:rPr>
+          <w:rStyle w:val="DocumentationTok"/>
+        </w:rPr>
+        <w:t xml:space="preserve">## 143          5.8         2.7          5.1         1.9  virginica 143</w:t>
+      </w:r>
+      <w:r>
+        <w:br/>
+      </w:r>
+      <w:r>
+        <w:rPr>
+          <w:rStyle w:val="DocumentationTok"/>
+        </w:rPr>
+        <w:t xml:space="preserve">## 144          6.8         3.2          5.9         2.3  virginica 144</w:t>
+      </w:r>
+      <w:r>
+        <w:br/>
+      </w:r>
+      <w:r>
+        <w:rPr>
+          <w:rStyle w:val="DocumentationTok"/>
+        </w:rPr>
+        <w:t xml:space="preserve">## 145          6.7         3.3          5.7         2.5  virginica 145</w:t>
+      </w:r>
+      <w:r>
+        <w:br/>
+      </w:r>
+      <w:r>
+        <w:rPr>
+          <w:rStyle w:val="DocumentationTok"/>
+        </w:rPr>
+        <w:t xml:space="preserve">## 146          6.7         3.0          5.2         2.3  virginica 146</w:t>
+      </w:r>
+      <w:r>
+        <w:br/>
+      </w:r>
+      <w:r>
+        <w:rPr>
+          <w:rStyle w:val="DocumentationTok"/>
+        </w:rPr>
+        <w:t xml:space="preserve">## 147          6.3         2.5          5.0         1.9  virginica 147</w:t>
+      </w:r>
+      <w:r>
+        <w:br/>
+      </w:r>
+      <w:r>
+        <w:rPr>
+          <w:rStyle w:val="DocumentationTok"/>
+        </w:rPr>
+        <w:t xml:space="preserve">## 148          6.5         3.0          5.2         2.0  virginica 148</w:t>
+      </w:r>
+      <w:r>
+        <w:br/>
+      </w:r>
+      <w:r>
+        <w:rPr>
+          <w:rStyle w:val="DocumentationTok"/>
+        </w:rPr>
+        <w:t xml:space="preserve">## 149          6.2         3.4          5.4         2.3  virginica 149</w:t>
+      </w:r>
+      <w:r>
+        <w:br/>
+      </w:r>
+      <w:r>
+        <w:rPr>
+          <w:rStyle w:val="DocumentationTok"/>
+        </w:rPr>
+        <w:t xml:space="preserve">## 150          5.9         3.0          5.1         1.8  virginica 150</w:t>
+      </w:r>
+      <w:r>
+        <w:br/>
+      </w:r>
+      <w:r>
+        <w:rPr>
+          <w:rStyle w:val="DocumentationTok"/>
+        </w:rPr>
+        <w:t xml:space="preserve">##        species_ind</w:t>
+      </w:r>
+      <w:r>
+        <w:br/>
+      </w:r>
+      <w:r>
+        <w:rPr>
+          <w:rStyle w:val="DocumentationTok"/>
+        </w:rPr>
+        <w:t xml:space="preserve">## 1         setosa_1</w:t>
+      </w:r>
+      <w:r>
+        <w:br/>
+      </w:r>
+      <w:r>
+        <w:rPr>
+          <w:rStyle w:val="DocumentationTok"/>
+        </w:rPr>
+        <w:t xml:space="preserve">## 2         setosa_2</w:t>
+      </w:r>
+      <w:r>
+        <w:br/>
+      </w:r>
+      <w:r>
+        <w:rPr>
+          <w:rStyle w:val="DocumentationTok"/>
+        </w:rPr>
+        <w:t xml:space="preserve">## 3         setosa_3</w:t>
+      </w:r>
+      <w:r>
+        <w:br/>
+      </w:r>
+      <w:r>
+        <w:rPr>
+          <w:rStyle w:val="DocumentationTok"/>
+        </w:rPr>
+        <w:t xml:space="preserve">## 4         setosa_4</w:t>
+      </w:r>
+      <w:r>
+        <w:br/>
+      </w:r>
+      <w:r>
+        <w:rPr>
+          <w:rStyle w:val="DocumentationTok"/>
+        </w:rPr>
+        <w:t xml:space="preserve">## 5         setosa_5</w:t>
+      </w:r>
+      <w:r>
+        <w:br/>
+      </w:r>
+      <w:r>
+        <w:rPr>
+          <w:rStyle w:val="DocumentationTok"/>
+        </w:rPr>
+        <w:t xml:space="preserve">## 6         setosa_6</w:t>
+      </w:r>
+      <w:r>
+        <w:br/>
+      </w:r>
+      <w:r>
+        <w:rPr>
+          <w:rStyle w:val="DocumentationTok"/>
+        </w:rPr>
+        <w:t xml:space="preserve">## 7         setosa_7</w:t>
+      </w:r>
+      <w:r>
+        <w:br/>
+      </w:r>
+      <w:r>
+        <w:rPr>
+          <w:rStyle w:val="DocumentationTok"/>
+        </w:rPr>
+        <w:t xml:space="preserve">## 8         setosa_8</w:t>
+      </w:r>
+      <w:r>
+        <w:br/>
+      </w:r>
+      <w:r>
+        <w:rPr>
+          <w:rStyle w:val="DocumentationTok"/>
+        </w:rPr>
+        <w:t xml:space="preserve">## 9         setosa_9</w:t>
+      </w:r>
+      <w:r>
+        <w:br/>
+      </w:r>
+      <w:r>
+        <w:rPr>
+          <w:rStyle w:val="DocumentationTok"/>
+        </w:rPr>
+        <w:t xml:space="preserve">## 10       setosa_10</w:t>
+      </w:r>
+      <w:r>
+        <w:br/>
+      </w:r>
+      <w:r>
+        <w:rPr>
+          <w:rStyle w:val="DocumentationTok"/>
+        </w:rPr>
+        <w:t xml:space="preserve">## 11       setosa_11</w:t>
+      </w:r>
+      <w:r>
+        <w:br/>
+      </w:r>
+      <w:r>
+        <w:rPr>
+          <w:rStyle w:val="DocumentationTok"/>
+        </w:rPr>
+        <w:t xml:space="preserve">## 12       setosa_12</w:t>
+      </w:r>
+      <w:r>
+        <w:br/>
+      </w:r>
+      <w:r>
+        <w:rPr>
+          <w:rStyle w:val="DocumentationTok"/>
+        </w:rPr>
+        <w:t xml:space="preserve">## 13       setosa_13</w:t>
+      </w:r>
+      <w:r>
+        <w:br/>
+      </w:r>
+      <w:r>
+        <w:rPr>
+          <w:rStyle w:val="DocumentationTok"/>
+        </w:rPr>
+        <w:t xml:space="preserve">## 14       setosa_14</w:t>
+      </w:r>
+      <w:r>
+        <w:br/>
+      </w:r>
+      <w:r>
+        <w:rPr>
+          <w:rStyle w:val="DocumentationTok"/>
+        </w:rPr>
+        <w:t xml:space="preserve">## 15       setosa_15</w:t>
+      </w:r>
+      <w:r>
+        <w:br/>
+      </w:r>
+      <w:r>
+        <w:rPr>
+          <w:rStyle w:val="DocumentationTok"/>
+        </w:rPr>
+        <w:t xml:space="preserve">## 16       setosa_16</w:t>
+      </w:r>
+      <w:r>
+        <w:br/>
+      </w:r>
+      <w:r>
+        <w:rPr>
+          <w:rStyle w:val="DocumentationTok"/>
+        </w:rPr>
+        <w:t xml:space="preserve">## 17       setosa_17</w:t>
+      </w:r>
+      <w:r>
+        <w:br/>
+      </w:r>
+      <w:r>
+        <w:rPr>
+          <w:rStyle w:val="DocumentationTok"/>
+        </w:rPr>
+        <w:t xml:space="preserve">## 18       setosa_18</w:t>
+      </w:r>
+      <w:r>
+        <w:br/>
+      </w:r>
+      <w:r>
+        <w:rPr>
+          <w:rStyle w:val="DocumentationTok"/>
+        </w:rPr>
+        <w:t xml:space="preserve">## 19       setosa_19</w:t>
+      </w:r>
+      <w:r>
+        <w:br/>
+      </w:r>
+      <w:r>
+        <w:rPr>
+          <w:rStyle w:val="DocumentationTok"/>
+        </w:rPr>
+        <w:t xml:space="preserve">## 20       setosa_20</w:t>
+      </w:r>
+      <w:r>
+        <w:br/>
+      </w:r>
+      <w:r>
+        <w:rPr>
+          <w:rStyle w:val="DocumentationTok"/>
+        </w:rPr>
+        <w:t xml:space="preserve">## 21       setosa_21</w:t>
+      </w:r>
+      <w:r>
+        <w:br/>
+      </w:r>
+      <w:r>
+        <w:rPr>
+          <w:rStyle w:val="DocumentationTok"/>
+        </w:rPr>
+        <w:t xml:space="preserve">## 22       setosa_22</w:t>
+      </w:r>
+      <w:r>
+        <w:br/>
+      </w:r>
+      <w:r>
+        <w:rPr>
+          <w:rStyle w:val="DocumentationTok"/>
+        </w:rPr>
+        <w:t xml:space="preserve">## 23       setosa_23</w:t>
+      </w:r>
+      <w:r>
+        <w:br/>
+      </w:r>
+      <w:r>
+        <w:rPr>
+          <w:rStyle w:val="DocumentationTok"/>
+        </w:rPr>
+        <w:t xml:space="preserve">## 24       setosa_24</w:t>
+      </w:r>
+      <w:r>
+        <w:br/>
+      </w:r>
+      <w:r>
+        <w:rPr>
+          <w:rStyle w:val="DocumentationTok"/>
+        </w:rPr>
+        <w:t xml:space="preserve">## 25       setosa_25</w:t>
+      </w:r>
+      <w:r>
+        <w:br/>
+      </w:r>
+      <w:r>
+        <w:rPr>
+          <w:rStyle w:val="DocumentationTok"/>
+        </w:rPr>
+        <w:t xml:space="preserve">## 26       setosa_26</w:t>
+      </w:r>
+      <w:r>
+        <w:br/>
+      </w:r>
+      <w:r>
+        <w:rPr>
+          <w:rStyle w:val="DocumentationTok"/>
+        </w:rPr>
+        <w:t xml:space="preserve">## 27       setosa_27</w:t>
+      </w:r>
+      <w:r>
+        <w:br/>
+      </w:r>
+      <w:r>
+        <w:rPr>
+          <w:rStyle w:val="DocumentationTok"/>
+        </w:rPr>
+        <w:t xml:space="preserve">## 28       setosa_28</w:t>
+      </w:r>
+      <w:r>
+        <w:br/>
+      </w:r>
+      <w:r>
+        <w:rPr>
+          <w:rStyle w:val="DocumentationTok"/>
+        </w:rPr>
+        <w:t xml:space="preserve">## 29       setosa_29</w:t>
+      </w:r>
+      <w:r>
+        <w:br/>
+      </w:r>
+      <w:r>
+        <w:rPr>
+          <w:rStyle w:val="DocumentationTok"/>
+        </w:rPr>
+        <w:t xml:space="preserve">## 30       setosa_30</w:t>
+      </w:r>
+      <w:r>
+        <w:br/>
+      </w:r>
+      <w:r>
+        <w:rPr>
+          <w:rStyle w:val="DocumentationTok"/>
+        </w:rPr>
+        <w:t xml:space="preserve">## 31       setosa_31</w:t>
+      </w:r>
+      <w:r>
+        <w:br/>
+      </w:r>
+      <w:r>
+        <w:rPr>
+          <w:rStyle w:val="DocumentationTok"/>
+        </w:rPr>
+        <w:t xml:space="preserve">## 32       setosa_32</w:t>
+      </w:r>
+      <w:r>
+        <w:br/>
+      </w:r>
+      <w:r>
+        <w:rPr>
+          <w:rStyle w:val="DocumentationTok"/>
+        </w:rPr>
+        <w:t xml:space="preserve">## 33       setosa_33</w:t>
+      </w:r>
+      <w:r>
+        <w:br/>
+      </w:r>
+      <w:r>
+        <w:rPr>
+          <w:rStyle w:val="DocumentationTok"/>
+        </w:rPr>
+        <w:t xml:space="preserve">## 34       setosa_34</w:t>
+      </w:r>
+      <w:r>
+        <w:br/>
+      </w:r>
+      <w:r>
+        <w:rPr>
+          <w:rStyle w:val="DocumentationTok"/>
+        </w:rPr>
+        <w:t xml:space="preserve">## 35       setosa_35</w:t>
+      </w:r>
+      <w:r>
+        <w:br/>
+      </w:r>
+      <w:r>
+        <w:rPr>
+          <w:rStyle w:val="DocumentationTok"/>
+        </w:rPr>
+        <w:t xml:space="preserve">## 36       setosa_36</w:t>
+      </w:r>
+      <w:r>
+        <w:br/>
+      </w:r>
+      <w:r>
+        <w:rPr>
+          <w:rStyle w:val="DocumentationTok"/>
+        </w:rPr>
+        <w:t xml:space="preserve">## 37       setosa_37</w:t>
+      </w:r>
+      <w:r>
+        <w:br/>
+      </w:r>
+      <w:r>
+        <w:rPr>
+          <w:rStyle w:val="DocumentationTok"/>
+        </w:rPr>
+        <w:t xml:space="preserve">## 38       setosa_38</w:t>
+      </w:r>
+      <w:r>
+        <w:br/>
+      </w:r>
+      <w:r>
+        <w:rPr>
+          <w:rStyle w:val="DocumentationTok"/>
+        </w:rPr>
+        <w:t xml:space="preserve">## 39       setosa_39</w:t>
+      </w:r>
+      <w:r>
+        <w:br/>
+      </w:r>
+      <w:r>
+        <w:rPr>
+          <w:rStyle w:val="DocumentationTok"/>
+        </w:rPr>
+        <w:t xml:space="preserve">## 40       setosa_40</w:t>
+      </w:r>
+      <w:r>
+        <w:br/>
+      </w:r>
+      <w:r>
+        <w:rPr>
+          <w:rStyle w:val="DocumentationTok"/>
+        </w:rPr>
+        <w:t xml:space="preserve">## 41       setosa_41</w:t>
+      </w:r>
+      <w:r>
+        <w:br/>
+      </w:r>
+      <w:r>
+        <w:rPr>
+          <w:rStyle w:val="DocumentationTok"/>
+        </w:rPr>
+        <w:t xml:space="preserve">## 42       setosa_42</w:t>
+      </w:r>
+      <w:r>
+        <w:br/>
+      </w:r>
+      <w:r>
+        <w:rPr>
+          <w:rStyle w:val="DocumentationTok"/>
+        </w:rPr>
+        <w:t xml:space="preserve">## 43       setosa_43</w:t>
+      </w:r>
+      <w:r>
+        <w:br/>
+      </w:r>
+      <w:r>
+        <w:rPr>
+          <w:rStyle w:val="DocumentationTok"/>
+        </w:rPr>
+        <w:t xml:space="preserve">## 44       setosa_44</w:t>
+      </w:r>
+      <w:r>
+        <w:br/>
+      </w:r>
+      <w:r>
+        <w:rPr>
+          <w:rStyle w:val="DocumentationTok"/>
+        </w:rPr>
+        <w:t xml:space="preserve">## 45       setosa_45</w:t>
+      </w:r>
+      <w:r>
+        <w:br/>
+      </w:r>
+      <w:r>
+        <w:rPr>
+          <w:rStyle w:val="DocumentationTok"/>
+        </w:rPr>
+        <w:t xml:space="preserve">## 46       setosa_46</w:t>
+      </w:r>
+      <w:r>
+        <w:br/>
+      </w:r>
+      <w:r>
+        <w:rPr>
+          <w:rStyle w:val="DocumentationTok"/>
+        </w:rPr>
+        <w:t xml:space="preserve">## 47       setosa_47</w:t>
+      </w:r>
+      <w:r>
+        <w:br/>
+      </w:r>
+      <w:r>
+        <w:rPr>
+          <w:rStyle w:val="DocumentationTok"/>
+        </w:rPr>
+        <w:t xml:space="preserve">## 48       setosa_48</w:t>
+      </w:r>
+      <w:r>
+        <w:br/>
+      </w:r>
+      <w:r>
+        <w:rPr>
+          <w:rStyle w:val="DocumentationTok"/>
+        </w:rPr>
+        <w:t xml:space="preserve">## 49       setosa_49</w:t>
+      </w:r>
+      <w:r>
+        <w:br/>
+      </w:r>
+      <w:r>
+        <w:rPr>
+          <w:rStyle w:val="DocumentationTok"/>
+        </w:rPr>
+        <w:t xml:space="preserve">## 50       setosa_50</w:t>
+      </w:r>
+      <w:r>
+        <w:br/>
+      </w:r>
+      <w:r>
+        <w:rPr>
+          <w:rStyle w:val="DocumentationTok"/>
+        </w:rPr>
+        <w:t xml:space="preserve">## 51   versicolor_51</w:t>
+      </w:r>
+      <w:r>
+        <w:br/>
+      </w:r>
+      <w:r>
+        <w:rPr>
+          <w:rStyle w:val="DocumentationTok"/>
+        </w:rPr>
+        <w:t xml:space="preserve">## 52   versicolor_52</w:t>
+      </w:r>
+      <w:r>
+        <w:br/>
+      </w:r>
+      <w:r>
+        <w:rPr>
+          <w:rStyle w:val="DocumentationTok"/>
+        </w:rPr>
+        <w:t xml:space="preserve">## 53   versicolor_53</w:t>
+      </w:r>
+      <w:r>
+        <w:br/>
+      </w:r>
+      <w:r>
+        <w:rPr>
+          <w:rStyle w:val="DocumentationTok"/>
+        </w:rPr>
+        <w:t xml:space="preserve">## 54   versicolor_54</w:t>
+      </w:r>
+      <w:r>
+        <w:br/>
+      </w:r>
+      <w:r>
+        <w:rPr>
+          <w:rStyle w:val="DocumentationTok"/>
+        </w:rPr>
+        <w:t xml:space="preserve">## 55   versicolor_55</w:t>
+      </w:r>
+      <w:r>
+        <w:br/>
+      </w:r>
+      <w:r>
+        <w:rPr>
+          <w:rStyle w:val="DocumentationTok"/>
+        </w:rPr>
+        <w:t xml:space="preserve">## 56   versicolor_56</w:t>
+      </w:r>
+      <w:r>
+        <w:br/>
+      </w:r>
+      <w:r>
+        <w:rPr>
+          <w:rStyle w:val="DocumentationTok"/>
+        </w:rPr>
+        <w:t xml:space="preserve">## 57   versicolor_57</w:t>
+      </w:r>
+      <w:r>
+        <w:br/>
+      </w:r>
+      <w:r>
+        <w:rPr>
+          <w:rStyle w:val="DocumentationTok"/>
+        </w:rPr>
+        <w:t xml:space="preserve">## 58   versicolor_58</w:t>
+      </w:r>
+      <w:r>
+        <w:br/>
+      </w:r>
+      <w:r>
+        <w:rPr>
+          <w:rStyle w:val="DocumentationTok"/>
+        </w:rPr>
+        <w:t xml:space="preserve">## 59   versicolor_59</w:t>
+      </w:r>
+      <w:r>
+        <w:br/>
+      </w:r>
+      <w:r>
+        <w:rPr>
+          <w:rStyle w:val="DocumentationTok"/>
+        </w:rPr>
+        <w:t xml:space="preserve">## 60   versicolor_60</w:t>
+      </w:r>
+      <w:r>
+        <w:br/>
+      </w:r>
+      <w:r>
+        <w:rPr>
+          <w:rStyle w:val="DocumentationTok"/>
+        </w:rPr>
+        <w:t xml:space="preserve">## 61   versicolor_61</w:t>
+      </w:r>
+      <w:r>
+        <w:br/>
+      </w:r>
+      <w:r>
+        <w:rPr>
+          <w:rStyle w:val="DocumentationTok"/>
+        </w:rPr>
+        <w:t xml:space="preserve">## 62   versicolor_62</w:t>
+      </w:r>
+      <w:r>
+        <w:br/>
+      </w:r>
+      <w:r>
+        <w:rPr>
+          <w:rStyle w:val="DocumentationTok"/>
+        </w:rPr>
+        <w:t xml:space="preserve">## 63   versicolor_63</w:t>
+      </w:r>
+      <w:r>
+        <w:br/>
+      </w:r>
+      <w:r>
+        <w:rPr>
+          <w:rStyle w:val="DocumentationTok"/>
+        </w:rPr>
+        <w:t xml:space="preserve">## 64   versicolor_64</w:t>
+      </w:r>
+      <w:r>
+        <w:br/>
+      </w:r>
+      <w:r>
+        <w:rPr>
+          <w:rStyle w:val="DocumentationTok"/>
+        </w:rPr>
+        <w:t xml:space="preserve">## 65   versicolor_65</w:t>
+      </w:r>
+      <w:r>
+        <w:br/>
+      </w:r>
+      <w:r>
+        <w:rPr>
+          <w:rStyle w:val="DocumentationTok"/>
+        </w:rPr>
+        <w:t xml:space="preserve">## 66   versicolor_66</w:t>
+      </w:r>
+      <w:r>
+        <w:br/>
+      </w:r>
+      <w:r>
+        <w:rPr>
+          <w:rStyle w:val="DocumentationTok"/>
+        </w:rPr>
+        <w:t xml:space="preserve">## 67   versicolor_67</w:t>
+      </w:r>
+      <w:r>
+        <w:br/>
+      </w:r>
+      <w:r>
+        <w:rPr>
+          <w:rStyle w:val="DocumentationTok"/>
+        </w:rPr>
+        <w:t xml:space="preserve">## 68   versicolor_68</w:t>
+      </w:r>
+      <w:r>
+        <w:br/>
+      </w:r>
+      <w:r>
+        <w:rPr>
+          <w:rStyle w:val="DocumentationTok"/>
+        </w:rPr>
+        <w:t xml:space="preserve">## 69   versicolor_69</w:t>
+      </w:r>
+      <w:r>
+        <w:br/>
+      </w:r>
+      <w:r>
+        <w:rPr>
+          <w:rStyle w:val="DocumentationTok"/>
+        </w:rPr>
+        <w:t xml:space="preserve">## 70   versicolor_70</w:t>
+      </w:r>
+      <w:r>
+        <w:br/>
+      </w:r>
+      <w:r>
+        <w:rPr>
+          <w:rStyle w:val="DocumentationTok"/>
+        </w:rPr>
+        <w:t xml:space="preserve">## 71   versicolor_71</w:t>
+      </w:r>
+      <w:r>
+        <w:br/>
+      </w:r>
+      <w:r>
+        <w:rPr>
+          <w:rStyle w:val="DocumentationTok"/>
+        </w:rPr>
+        <w:t xml:space="preserve">## 72   versicolor_72</w:t>
+      </w:r>
+      <w:r>
+        <w:br/>
+      </w:r>
+      <w:r>
+        <w:rPr>
+          <w:rStyle w:val="DocumentationTok"/>
+        </w:rPr>
+        <w:t xml:space="preserve">## 73   versicolor_73</w:t>
+      </w:r>
+      <w:r>
+        <w:br/>
+      </w:r>
+      <w:r>
+        <w:rPr>
+          <w:rStyle w:val="DocumentationTok"/>
+        </w:rPr>
+        <w:t xml:space="preserve">## 74   versicolor_74</w:t>
+      </w:r>
+      <w:r>
+        <w:br/>
+      </w:r>
+      <w:r>
+        <w:rPr>
+          <w:rStyle w:val="DocumentationTok"/>
+        </w:rPr>
+        <w:t xml:space="preserve">## 75   versicolor_75</w:t>
+      </w:r>
+      <w:r>
+        <w:br/>
+      </w:r>
+      <w:r>
+        <w:rPr>
+          <w:rStyle w:val="DocumentationTok"/>
+        </w:rPr>
+        <w:t xml:space="preserve">## 76   versicolor_76</w:t>
+      </w:r>
+      <w:r>
+        <w:br/>
+      </w:r>
+      <w:r>
+        <w:rPr>
+          <w:rStyle w:val="DocumentationTok"/>
+        </w:rPr>
+        <w:t xml:space="preserve">## 77   versicolor_77</w:t>
+      </w:r>
+      <w:r>
+        <w:br/>
+      </w:r>
+      <w:r>
+        <w:rPr>
+          <w:rStyle w:val="DocumentationTok"/>
+        </w:rPr>
+        <w:t xml:space="preserve">## 78   versicolor_78</w:t>
+      </w:r>
+      <w:r>
+        <w:br/>
+      </w:r>
+      <w:r>
+        <w:rPr>
+          <w:rStyle w:val="DocumentationTok"/>
+        </w:rPr>
+        <w:t xml:space="preserve">## 79   versicolor_79</w:t>
+      </w:r>
+      <w:r>
+        <w:br/>
+      </w:r>
+      <w:r>
+        <w:rPr>
+          <w:rStyle w:val="DocumentationTok"/>
+        </w:rPr>
+        <w:t xml:space="preserve">## 80   versicolor_80</w:t>
+      </w:r>
+      <w:r>
+        <w:br/>
+      </w:r>
+      <w:r>
+        <w:rPr>
+          <w:rStyle w:val="DocumentationTok"/>
+        </w:rPr>
+        <w:t xml:space="preserve">## 81   versicolor_81</w:t>
+      </w:r>
+      <w:r>
+        <w:br/>
+      </w:r>
+      <w:r>
+        <w:rPr>
+          <w:rStyle w:val="DocumentationTok"/>
+        </w:rPr>
+        <w:t xml:space="preserve">## 82   versicolor_82</w:t>
+      </w:r>
+      <w:r>
+        <w:br/>
+      </w:r>
+      <w:r>
+        <w:rPr>
+          <w:rStyle w:val="DocumentationTok"/>
+        </w:rPr>
+        <w:t xml:space="preserve">## 83   versicolor_83</w:t>
+      </w:r>
+      <w:r>
+        <w:br/>
+      </w:r>
+      <w:r>
+        <w:rPr>
+          <w:rStyle w:val="DocumentationTok"/>
+        </w:rPr>
+        <w:t xml:space="preserve">## 84   versicolor_84</w:t>
+      </w:r>
+      <w:r>
+        <w:br/>
+      </w:r>
+      <w:r>
+        <w:rPr>
+          <w:rStyle w:val="DocumentationTok"/>
+        </w:rPr>
+        <w:t xml:space="preserve">## 85   versicolor_85</w:t>
+      </w:r>
+      <w:r>
+        <w:br/>
+      </w:r>
+      <w:r>
+        <w:rPr>
+          <w:rStyle w:val="DocumentationTok"/>
+        </w:rPr>
+        <w:t xml:space="preserve">## 86   versicolor_86</w:t>
+      </w:r>
+      <w:r>
+        <w:br/>
+      </w:r>
+      <w:r>
+        <w:rPr>
+          <w:rStyle w:val="DocumentationTok"/>
+        </w:rPr>
+        <w:t xml:space="preserve">## 87   versicolor_87</w:t>
+      </w:r>
+      <w:r>
+        <w:br/>
+      </w:r>
+      <w:r>
+        <w:rPr>
+          <w:rStyle w:val="DocumentationTok"/>
+        </w:rPr>
+        <w:t xml:space="preserve">## 88   versicolor_88</w:t>
+      </w:r>
+      <w:r>
+        <w:br/>
+      </w:r>
+      <w:r>
+        <w:rPr>
+          <w:rStyle w:val="DocumentationTok"/>
+        </w:rPr>
+        <w:t xml:space="preserve">## 89   versicolor_89</w:t>
+      </w:r>
+      <w:r>
+        <w:br/>
+      </w:r>
+      <w:r>
+        <w:rPr>
+          <w:rStyle w:val="DocumentationTok"/>
+        </w:rPr>
+        <w:t xml:space="preserve">## 90   versicolor_90</w:t>
+      </w:r>
+      <w:r>
+        <w:br/>
+      </w:r>
+      <w:r>
+        <w:rPr>
+          <w:rStyle w:val="DocumentationTok"/>
+        </w:rPr>
+        <w:t xml:space="preserve">## 91   versicolor_91</w:t>
+      </w:r>
+      <w:r>
+        <w:br/>
+      </w:r>
+      <w:r>
+        <w:rPr>
+          <w:rStyle w:val="DocumentationTok"/>
+        </w:rPr>
+        <w:t xml:space="preserve">## 92   versicolor_92</w:t>
+      </w:r>
+      <w:r>
+        <w:br/>
+      </w:r>
+      <w:r>
+        <w:rPr>
+          <w:rStyle w:val="DocumentationTok"/>
+        </w:rPr>
+        <w:t xml:space="preserve">## 93   versicolor_93</w:t>
+      </w:r>
+      <w:r>
+        <w:br/>
+      </w:r>
+      <w:r>
+        <w:rPr>
+          <w:rStyle w:val="DocumentationTok"/>
+        </w:rPr>
+        <w:t xml:space="preserve">## 94   versicolor_94</w:t>
+      </w:r>
+      <w:r>
+        <w:br/>
+      </w:r>
+      <w:r>
+        <w:rPr>
+          <w:rStyle w:val="DocumentationTok"/>
+        </w:rPr>
+        <w:t xml:space="preserve">## 95   versicolor_95</w:t>
+      </w:r>
+      <w:r>
+        <w:br/>
+      </w:r>
+      <w:r>
+        <w:rPr>
+          <w:rStyle w:val="DocumentationTok"/>
+        </w:rPr>
+        <w:t xml:space="preserve">## 96   versicolor_96</w:t>
+      </w:r>
+      <w:r>
+        <w:br/>
+      </w:r>
+      <w:r>
+        <w:rPr>
+          <w:rStyle w:val="DocumentationTok"/>
+        </w:rPr>
+        <w:t xml:space="preserve">## 97   versicolor_97</w:t>
+      </w:r>
+      <w:r>
+        <w:br/>
+      </w:r>
+      <w:r>
+        <w:rPr>
+          <w:rStyle w:val="DocumentationTok"/>
+        </w:rPr>
+        <w:t xml:space="preserve">## 98   versicolor_98</w:t>
+      </w:r>
+      <w:r>
+        <w:br/>
+      </w:r>
+      <w:r>
+        <w:rPr>
+          <w:rStyle w:val="DocumentationTok"/>
+        </w:rPr>
+        <w:t xml:space="preserve">## 99   versicolor_99</w:t>
+      </w:r>
+      <w:r>
+        <w:br/>
+      </w:r>
+      <w:r>
+        <w:rPr>
+          <w:rStyle w:val="DocumentationTok"/>
+        </w:rPr>
+        <w:t xml:space="preserve">## 100 versicolor_100</w:t>
+      </w:r>
+      <w:r>
+        <w:br/>
+      </w:r>
+      <w:r>
+        <w:rPr>
+          <w:rStyle w:val="DocumentationTok"/>
+        </w:rPr>
+        <w:t xml:space="preserve">## 101  virginica_101</w:t>
+      </w:r>
+      <w:r>
+        <w:br/>
+      </w:r>
+      <w:r>
+        <w:rPr>
+          <w:rStyle w:val="DocumentationTok"/>
+        </w:rPr>
+        <w:t xml:space="preserve">## 102  virginica_102</w:t>
+      </w:r>
+      <w:r>
+        <w:br/>
+      </w:r>
+      <w:r>
+        <w:rPr>
+          <w:rStyle w:val="DocumentationTok"/>
+        </w:rPr>
+        <w:t xml:space="preserve">## 103  virginica_103</w:t>
+      </w:r>
+      <w:r>
+        <w:br/>
+      </w:r>
+      <w:r>
+        <w:rPr>
+          <w:rStyle w:val="DocumentationTok"/>
+        </w:rPr>
+        <w:t xml:space="preserve">## 104  virginica_104</w:t>
+      </w:r>
+      <w:r>
+        <w:br/>
+      </w:r>
+      <w:r>
+        <w:rPr>
+          <w:rStyle w:val="DocumentationTok"/>
+        </w:rPr>
+        <w:t xml:space="preserve">## 105  virginica_105</w:t>
+      </w:r>
+      <w:r>
+        <w:br/>
+      </w:r>
+      <w:r>
+        <w:rPr>
+          <w:rStyle w:val="DocumentationTok"/>
+        </w:rPr>
+        <w:t xml:space="preserve">## 106  virginica_106</w:t>
+      </w:r>
+      <w:r>
+        <w:br/>
+      </w:r>
+      <w:r>
+        <w:rPr>
+          <w:rStyle w:val="DocumentationTok"/>
+        </w:rPr>
+        <w:t xml:space="preserve">## 107  virginica_107</w:t>
+      </w:r>
+      <w:r>
+        <w:br/>
+      </w:r>
+      <w:r>
+        <w:rPr>
+          <w:rStyle w:val="DocumentationTok"/>
+        </w:rPr>
+        <w:t xml:space="preserve">## 108  virginica_108</w:t>
+      </w:r>
+      <w:r>
+        <w:br/>
+      </w:r>
+      <w:r>
+        <w:rPr>
+          <w:rStyle w:val="DocumentationTok"/>
+        </w:rPr>
+        <w:t xml:space="preserve">## 109  virginica_109</w:t>
+      </w:r>
+      <w:r>
+        <w:br/>
+      </w:r>
+      <w:r>
+        <w:rPr>
+          <w:rStyle w:val="DocumentationTok"/>
+        </w:rPr>
+        <w:t xml:space="preserve">## 110  virginica_110</w:t>
+      </w:r>
+      <w:r>
+        <w:br/>
+      </w:r>
+      <w:r>
+        <w:rPr>
+          <w:rStyle w:val="DocumentationTok"/>
+        </w:rPr>
+        <w:t xml:space="preserve">## 111  virginica_111</w:t>
+      </w:r>
+      <w:r>
+        <w:br/>
+      </w:r>
+      <w:r>
+        <w:rPr>
+          <w:rStyle w:val="DocumentationTok"/>
+        </w:rPr>
+        <w:t xml:space="preserve">## 112  virginica_112</w:t>
+      </w:r>
+      <w:r>
+        <w:br/>
+      </w:r>
+      <w:r>
+        <w:rPr>
+          <w:rStyle w:val="DocumentationTok"/>
+        </w:rPr>
+        <w:t xml:space="preserve">## 113  virginica_113</w:t>
+      </w:r>
+      <w:r>
+        <w:br/>
+      </w:r>
+      <w:r>
+        <w:rPr>
+          <w:rStyle w:val="DocumentationTok"/>
+        </w:rPr>
+        <w:t xml:space="preserve">## 114  virginica_114</w:t>
+      </w:r>
+      <w:r>
+        <w:br/>
+      </w:r>
+      <w:r>
+        <w:rPr>
+          <w:rStyle w:val="DocumentationTok"/>
+        </w:rPr>
+        <w:t xml:space="preserve">## 115  virginica_115</w:t>
+      </w:r>
+      <w:r>
+        <w:br/>
+      </w:r>
+      <w:r>
+        <w:rPr>
+          <w:rStyle w:val="DocumentationTok"/>
+        </w:rPr>
+        <w:t xml:space="preserve">## 116  virginica_116</w:t>
+      </w:r>
+      <w:r>
+        <w:br/>
+      </w:r>
+      <w:r>
+        <w:rPr>
+          <w:rStyle w:val="DocumentationTok"/>
+        </w:rPr>
+        <w:t xml:space="preserve">## 117  virginica_117</w:t>
+      </w:r>
+      <w:r>
+        <w:br/>
+      </w:r>
+      <w:r>
+        <w:rPr>
+          <w:rStyle w:val="DocumentationTok"/>
+        </w:rPr>
+        <w:t xml:space="preserve">## 118  virginica_118</w:t>
+      </w:r>
+      <w:r>
+        <w:br/>
+      </w:r>
+      <w:r>
+        <w:rPr>
+          <w:rStyle w:val="DocumentationTok"/>
+        </w:rPr>
+        <w:t xml:space="preserve">## 119  virginica_119</w:t>
+      </w:r>
+      <w:r>
+        <w:br/>
+      </w:r>
+      <w:r>
+        <w:rPr>
+          <w:rStyle w:val="DocumentationTok"/>
+        </w:rPr>
+        <w:t xml:space="preserve">## 120  virginica_120</w:t>
+      </w:r>
+      <w:r>
+        <w:br/>
+      </w:r>
+      <w:r>
+        <w:rPr>
+          <w:rStyle w:val="DocumentationTok"/>
+        </w:rPr>
+        <w:t xml:space="preserve">## 121  virginica_121</w:t>
+      </w:r>
+      <w:r>
+        <w:br/>
+      </w:r>
+      <w:r>
+        <w:rPr>
+          <w:rStyle w:val="DocumentationTok"/>
+        </w:rPr>
+        <w:t xml:space="preserve">## 122  virginica_122</w:t>
+      </w:r>
+      <w:r>
+        <w:br/>
+      </w:r>
+      <w:r>
+        <w:rPr>
+          <w:rStyle w:val="DocumentationTok"/>
+        </w:rPr>
+        <w:t xml:space="preserve">## 123  virginica_123</w:t>
+      </w:r>
+      <w:r>
+        <w:br/>
+      </w:r>
+      <w:r>
+        <w:rPr>
+          <w:rStyle w:val="DocumentationTok"/>
+        </w:rPr>
+        <w:t xml:space="preserve">## 124  virginica_124</w:t>
+      </w:r>
+      <w:r>
+        <w:br/>
+      </w:r>
+      <w:r>
+        <w:rPr>
+          <w:rStyle w:val="DocumentationTok"/>
+        </w:rPr>
+        <w:t xml:space="preserve">## 125  virginica_125</w:t>
+      </w:r>
+      <w:r>
+        <w:br/>
+      </w:r>
+      <w:r>
+        <w:rPr>
+          <w:rStyle w:val="DocumentationTok"/>
+        </w:rPr>
+        <w:t xml:space="preserve">## 126  virginica_126</w:t>
+      </w:r>
+      <w:r>
+        <w:br/>
+      </w:r>
+      <w:r>
+        <w:rPr>
+          <w:rStyle w:val="DocumentationTok"/>
+        </w:rPr>
+        <w:t xml:space="preserve">## 127  virginica_127</w:t>
+      </w:r>
+      <w:r>
+        <w:br/>
+      </w:r>
+      <w:r>
+        <w:rPr>
+          <w:rStyle w:val="DocumentationTok"/>
+        </w:rPr>
+        <w:t xml:space="preserve">## 128  virginica_128</w:t>
+      </w:r>
+      <w:r>
+        <w:br/>
+      </w:r>
+      <w:r>
+        <w:rPr>
+          <w:rStyle w:val="DocumentationTok"/>
+        </w:rPr>
+        <w:t xml:space="preserve">## 129  virginica_129</w:t>
+      </w:r>
+      <w:r>
+        <w:br/>
+      </w:r>
+      <w:r>
+        <w:rPr>
+          <w:rStyle w:val="DocumentationTok"/>
+        </w:rPr>
+        <w:t xml:space="preserve">## 130  virginica_130</w:t>
+      </w:r>
+      <w:r>
+        <w:br/>
+      </w:r>
+      <w:r>
+        <w:rPr>
+          <w:rStyle w:val="DocumentationTok"/>
+        </w:rPr>
+        <w:t xml:space="preserve">## 131  virginica_131</w:t>
+      </w:r>
+      <w:r>
+        <w:br/>
+      </w:r>
+      <w:r>
+        <w:rPr>
+          <w:rStyle w:val="DocumentationTok"/>
+        </w:rPr>
+        <w:t xml:space="preserve">## 132  virginica_132</w:t>
+      </w:r>
+      <w:r>
+        <w:br/>
+      </w:r>
+      <w:r>
+        <w:rPr>
+          <w:rStyle w:val="DocumentationTok"/>
+        </w:rPr>
+        <w:t xml:space="preserve">## 133  virginica_133</w:t>
+      </w:r>
+      <w:r>
+        <w:br/>
+      </w:r>
+      <w:r>
+        <w:rPr>
+          <w:rStyle w:val="DocumentationTok"/>
+        </w:rPr>
+        <w:t xml:space="preserve">## 134  virginica_134</w:t>
+      </w:r>
+      <w:r>
+        <w:br/>
+      </w:r>
+      <w:r>
+        <w:rPr>
+          <w:rStyle w:val="DocumentationTok"/>
+        </w:rPr>
+        <w:t xml:space="preserve">## 135  virginica_135</w:t>
+      </w:r>
+      <w:r>
+        <w:br/>
+      </w:r>
+      <w:r>
+        <w:rPr>
+          <w:rStyle w:val="DocumentationTok"/>
+        </w:rPr>
+        <w:t xml:space="preserve">## 136  virginica_136</w:t>
+      </w:r>
+      <w:r>
+        <w:br/>
+      </w:r>
+      <w:r>
+        <w:rPr>
+          <w:rStyle w:val="DocumentationTok"/>
+        </w:rPr>
+        <w:t xml:space="preserve">## 137  virginica_137</w:t>
+      </w:r>
+      <w:r>
+        <w:br/>
+      </w:r>
+      <w:r>
+        <w:rPr>
+          <w:rStyle w:val="DocumentationTok"/>
+        </w:rPr>
+        <w:t xml:space="preserve">## 138  virginica_138</w:t>
+      </w:r>
+      <w:r>
+        <w:br/>
+      </w:r>
+      <w:r>
+        <w:rPr>
+          <w:rStyle w:val="DocumentationTok"/>
+        </w:rPr>
+        <w:t xml:space="preserve">## 139  virginica_139</w:t>
+      </w:r>
+      <w:r>
+        <w:br/>
+      </w:r>
+      <w:r>
+        <w:rPr>
+          <w:rStyle w:val="DocumentationTok"/>
+        </w:rPr>
+        <w:t xml:space="preserve">## 140  virginica_140</w:t>
+      </w:r>
+      <w:r>
+        <w:br/>
+      </w:r>
+      <w:r>
+        <w:rPr>
+          <w:rStyle w:val="DocumentationTok"/>
+        </w:rPr>
+        <w:t xml:space="preserve">## 141  virginica_141</w:t>
+      </w:r>
+      <w:r>
+        <w:br/>
+      </w:r>
+      <w:r>
+        <w:rPr>
+          <w:rStyle w:val="DocumentationTok"/>
+        </w:rPr>
+        <w:t xml:space="preserve">## 142  virginica_142</w:t>
+      </w:r>
+      <w:r>
+        <w:br/>
+      </w:r>
+      <w:r>
+        <w:rPr>
+          <w:rStyle w:val="DocumentationTok"/>
+        </w:rPr>
+        <w:t xml:space="preserve">## 143  virginica_143</w:t>
+      </w:r>
+      <w:r>
+        <w:br/>
+      </w:r>
+      <w:r>
+        <w:rPr>
+          <w:rStyle w:val="DocumentationTok"/>
+        </w:rPr>
+        <w:t xml:space="preserve">## 144  virginica_144</w:t>
+      </w:r>
+      <w:r>
+        <w:br/>
+      </w:r>
+      <w:r>
+        <w:rPr>
+          <w:rStyle w:val="DocumentationTok"/>
+        </w:rPr>
+        <w:t xml:space="preserve">## 145  virginica_145</w:t>
+      </w:r>
+      <w:r>
+        <w:br/>
+      </w:r>
+      <w:r>
+        <w:rPr>
+          <w:rStyle w:val="DocumentationTok"/>
+        </w:rPr>
+        <w:t xml:space="preserve">## 146  virginica_146</w:t>
+      </w:r>
+      <w:r>
+        <w:br/>
+      </w:r>
+      <w:r>
+        <w:rPr>
+          <w:rStyle w:val="DocumentationTok"/>
+        </w:rPr>
+        <w:t xml:space="preserve">## 147  virginica_147</w:t>
+      </w:r>
+      <w:r>
+        <w:br/>
+      </w:r>
+      <w:r>
+        <w:rPr>
+          <w:rStyle w:val="DocumentationTok"/>
+        </w:rPr>
+        <w:t xml:space="preserve">## 148  virginica_148</w:t>
+      </w:r>
+      <w:r>
+        <w:br/>
+      </w:r>
+      <w:r>
+        <w:rPr>
+          <w:rStyle w:val="DocumentationTok"/>
+        </w:rPr>
+        <w:t xml:space="preserve">## 149  virginica_149</w:t>
+      </w:r>
+      <w:r>
+        <w:br/>
+      </w:r>
+      <w:r>
+        <w:rPr>
+          <w:rStyle w:val="DocumentationTok"/>
+        </w:rPr>
+        <w:t xml:space="preserve">## 150  virginica_150</w:t>
+      </w:r>
+    </w:p>
+    <w:bookmarkEnd w:id="29"/>
+    <w:bookmarkStart w:id="33" w:name="step-1-explore-the-iris-dataset"/>
+    <w:p>
+      <w:pPr>
+        <w:pStyle w:val="Heading2"/>
       </w:pPr>
       <w:r>
         <w:t xml:space="preserve">Step 1: Explore the Iris Dataset</w:t>
@@ -4445,20 +4592,20 @@
       <w:r>
         <w:drawing>
           <wp:inline>
-            <wp:extent cx="3200400" cy="3200400"/>
+            <wp:extent cx="5334000" cy="5334000"/>
             <wp:effectExtent b="0" l="0" r="0" t="0"/>
-            <wp:docPr descr="" title="" id="26" name="Picture"/>
+            <wp:docPr descr="" title="" id="31" name="Picture"/>
             <a:graphic>
               <a:graphicData uri="http://schemas.openxmlformats.org/drawingml/2006/picture">
                 <pic:pic>
                   <pic:nvPicPr>
-                    <pic:cNvPr descr="pca_lecture_files/figure-docx/l17-01-1.png" id="27" name="Picture"/>
+                    <pic:cNvPr descr="pca_lecture_files/figure-docx/l17-01-1.png" id="32" name="Picture"/>
                     <pic:cNvPicPr>
                       <a:picLocks noChangeArrowheads="1" noChangeAspect="1"/>
                     </pic:cNvPicPr>
                   </pic:nvPicPr>
                   <pic:blipFill>
-                    <a:blip r:embed="rId25"/>
+                    <a:blip r:embed="rId30"/>
                     <a:stretch>
                       <a:fillRect/>
                     </a:stretch>
@@ -4466,7 +4613,7 @@
                   <pic:spPr bwMode="auto">
                     <a:xfrm>
                       <a:off x="0" y="0"/>
-                      <a:ext cx="3200400" cy="3200400"/>
+                      <a:ext cx="5334000" cy="5334000"/>
                     </a:xfrm>
                     <a:prstGeom prst="rect">
                       <a:avLst/>
@@ -4485,17 +4632,18 @@
         </w:drawing>
       </w:r>
     </w:p>
-    <w:bookmarkEnd w:id="28"/>
-    <w:bookmarkStart w:id="33" w:name="what-is-pca-goals-and-overview"/>
-    <w:p>
-      <w:pPr>
-        <w:pStyle w:val="Heading1"/>
+    <w:bookmarkEnd w:id="33"/>
+    <w:bookmarkStart w:id="34" w:name="what-is-pca-goals-and-overview"/>
+    <w:p>
+      <w:pPr>
+        <w:pStyle w:val="Heading2"/>
       </w:pPr>
       <w:r>
         <w:t xml:space="preserve">What is PCA? Goals and Overview</w:t>
       </w:r>
     </w:p>
-    <w:bookmarkStart w:id="29" w:name="principal-component-analysis-goals"/>
+    <w:bookmarkEnd w:id="34"/>
+    <w:bookmarkStart w:id="35" w:name="principal-component-analysis-goals"/>
     <w:p>
       <w:pPr>
         <w:pStyle w:val="Heading2"/>
@@ -4625,7 +4773,7 @@
         <w:t xml:space="preserve">measurements to 2-3 components that capture most variation?</w:t>
       </w:r>
     </w:p>
-    <w:bookmarkEnd w:id="29"/>
+    <w:bookmarkEnd w:id="35"/>
     <w:p>
       <w:pPr>
         <w:pStyle w:val="BodyText"/>
@@ -4633,20 +4781,20 @@
       <w:r>
         <w:drawing>
           <wp:inline>
-            <wp:extent cx="3200400" cy="3200400"/>
+            <wp:extent cx="5334000" cy="5334000"/>
             <wp:effectExtent b="0" l="0" r="0" t="0"/>
-            <wp:docPr descr="" title="" id="31" name="Picture"/>
+            <wp:docPr descr="" title="" id="37" name="Picture"/>
             <a:graphic>
               <a:graphicData uri="http://schemas.openxmlformats.org/drawingml/2006/picture">
                 <pic:pic>
                   <pic:nvPicPr>
-                    <pic:cNvPr descr="pca_lecture_files/figure-docx/correaltions-1.png" id="32" name="Picture"/>
+                    <pic:cNvPr descr="pca_lecture_files/figure-docx/correaltions-1.png" id="38" name="Picture"/>
                     <pic:cNvPicPr>
                       <a:picLocks noChangeArrowheads="1" noChangeAspect="1"/>
                     </pic:cNvPicPr>
                   </pic:nvPicPr>
                   <pic:blipFill>
-                    <a:blip r:embed="rId30"/>
+                    <a:blip r:embed="rId36"/>
                     <a:stretch>
                       <a:fillRect/>
                     </a:stretch>
@@ -4654,7 +4802,7 @@
                   <pic:spPr bwMode="auto">
                     <a:xfrm>
                       <a:off x="0" y="0"/>
-                      <a:ext cx="3200400" cy="3200400"/>
+                      <a:ext cx="5334000" cy="5334000"/>
                     </a:xfrm>
                     <a:prstGeom prst="rect">
                       <a:avLst/>
@@ -4673,17 +4821,17 @@
         </w:drawing>
       </w:r>
     </w:p>
-    <w:bookmarkEnd w:id="33"/>
-    <w:bookmarkStart w:id="35" w:name="high-dimensional-data-visualization"/>
-    <w:p>
-      <w:pPr>
-        <w:pStyle w:val="Heading1"/>
+    <w:bookmarkStart w:id="39" w:name="high-dimensional-data-visualization"/>
+    <w:p>
+      <w:pPr>
+        <w:pStyle w:val="Heading2"/>
       </w:pPr>
       <w:r>
         <w:t xml:space="preserve">High-Dimensional Data Visualization</w:t>
       </w:r>
     </w:p>
-    <w:bookmarkStart w:id="34" w:name="principal-component-analysis-goals-1"/>
+    <w:bookmarkEnd w:id="39"/>
+    <w:bookmarkStart w:id="40" w:name="principal-component-analysis-goals-1"/>
     <w:p>
       <w:pPr>
         <w:pStyle w:val="Heading2"/>
@@ -4813,18 +4961,28 @@
         <w:t xml:space="preserve">measurements to fewer components that capture most variation?</w:t>
       </w:r>
     </w:p>
-    <w:bookmarkEnd w:id="34"/>
-    <w:bookmarkEnd w:id="35"/>
-    <w:bookmarkStart w:id="37" w:name="X1293394d684ede0cda98fb4be27a8c311d8da1f"/>
-    <w:p>
-      <w:pPr>
-        <w:pStyle w:val="Heading1"/>
+    <w:bookmarkEnd w:id="40"/>
+    <w:bookmarkStart w:id="41" w:name="part-3-assumptions-and-standardization"/>
+    <w:p>
+      <w:pPr>
+        <w:pStyle w:val="Heading2"/>
+      </w:pPr>
+      <w:r>
+        <w:t xml:space="preserve">Part 3 · Assumptions and Standardization</w:t>
+      </w:r>
+    </w:p>
+    <w:bookmarkEnd w:id="41"/>
+    <w:bookmarkStart w:id="42" w:name="X1293394d684ede0cda98fb4be27a8c311d8da1f"/>
+    <w:p>
+      <w:pPr>
+        <w:pStyle w:val="Heading2"/>
       </w:pPr>
       <w:r>
         <w:t xml:space="preserve">PCA Assumptions - Critical to Check First!</w:t>
       </w:r>
     </w:p>
-    <w:bookmarkStart w:id="36" w:name="key-assumptions"/>
+    <w:bookmarkEnd w:id="42"/>
+    <w:bookmarkStart w:id="43" w:name="key-assumptions"/>
     <w:p>
       <w:pPr>
         <w:pStyle w:val="Heading2"/>
@@ -5004,12 +5162,11 @@
         <w:t xml:space="preserve">Let’s check these assumptions with our iris data…</w:t>
       </w:r>
     </w:p>
-    <w:bookmarkEnd w:id="36"/>
-    <w:bookmarkEnd w:id="37"/>
-    <w:bookmarkStart w:id="41" w:name="Xcf90f2ce1ed44f88532bbb36d963bcba7ba0771"/>
-    <w:p>
-      <w:pPr>
-        <w:pStyle w:val="Heading1"/>
+    <w:bookmarkEnd w:id="43"/>
+    <w:bookmarkStart w:id="47" w:name="Xcf90f2ce1ed44f88532bbb36d963bcba7ba0771"/>
+    <w:p>
+      <w:pPr>
+        <w:pStyle w:val="Heading2"/>
       </w:pPr>
       <w:r>
         <w:t xml:space="preserve">Step 2: Check PCA Assumptions - Correlations</w:t>
@@ -5023,18 +5180,16 @@
         <w:rPr>
           <w:rStyle w:val="VerbatimChar"/>
         </w:rPr>
-        <w:t xml:space="preserve">[1] "Correlation Matrix:"</w:t>
-      </w:r>
-    </w:p>
-    <w:p>
-      <w:pPr>
-        <w:pStyle w:val="SourceCode"/>
-      </w:pPr>
+        <w:t xml:space="preserve">## [1] "Correlation Matrix:"</w:t>
+      </w:r>
+      <w:r>
+        <w:br/>
+      </w:r>
       <w:r>
         <w:rPr>
           <w:rStyle w:val="VerbatimChar"/>
         </w:rPr>
-        <w:t xml:space="preserve">             sepal_length sepal_width petal_length petal_width</w:t>
+        <w:t xml:space="preserve">##              sepal_length sepal_width petal_length petal_width</w:t>
       </w:r>
       <w:r>
         <w:br/>
@@ -5043,7 +5198,7 @@
         <w:rPr>
           <w:rStyle w:val="VerbatimChar"/>
         </w:rPr>
-        <w:t xml:space="preserve">sepal_length        1.000      -0.118        0.872       0.818</w:t>
+        <w:t xml:space="preserve">## sepal_length        1.000      -0.118        0.872       0.818</w:t>
       </w:r>
       <w:r>
         <w:br/>
@@ -5052,7 +5207,7 @@
         <w:rPr>
           <w:rStyle w:val="VerbatimChar"/>
         </w:rPr>
-        <w:t xml:space="preserve">sepal_width        -0.118       1.000       -0.428      -0.366</w:t>
+        <w:t xml:space="preserve">## sepal_width        -0.118       1.000       -0.428      -0.366</w:t>
       </w:r>
       <w:r>
         <w:br/>
@@ -5061,7 +5216,7 @@
         <w:rPr>
           <w:rStyle w:val="VerbatimChar"/>
         </w:rPr>
-        <w:t xml:space="preserve">petal_length        0.872      -0.428        1.000       0.963</w:t>
+        <w:t xml:space="preserve">## petal_length        0.872      -0.428        1.000       0.963</w:t>
       </w:r>
       <w:r>
         <w:br/>
@@ -5070,7 +5225,7 @@
         <w:rPr>
           <w:rStyle w:val="VerbatimChar"/>
         </w:rPr>
-        <w:t xml:space="preserve">petal_width         0.818      -0.366        0.963       1.000</w:t>
+        <w:t xml:space="preserve">## petal_width         0.818      -0.366        0.963       1.000</w:t>
       </w:r>
     </w:p>
     <w:p>
@@ -5080,20 +5235,20 @@
       <w:r>
         <w:drawing>
           <wp:inline>
-            <wp:extent cx="3200400" cy="3200400"/>
+            <wp:extent cx="5334000" cy="5334000"/>
             <wp:effectExtent b="0" l="0" r="0" t="0"/>
-            <wp:docPr descr="" title="" id="39" name="Picture"/>
+            <wp:docPr descr="" title="" id="45" name="Picture"/>
             <a:graphic>
               <a:graphicData uri="http://schemas.openxmlformats.org/drawingml/2006/picture">
                 <pic:pic>
                   <pic:nvPicPr>
-                    <pic:cNvPr descr="pca_lecture_files/figure-docx/check_correlations-1.png" id="40" name="Picture"/>
+                    <pic:cNvPr descr="pca_lecture_files/figure-docx/check_correlations-1.png" id="46" name="Picture"/>
                     <pic:cNvPicPr>
                       <a:picLocks noChangeArrowheads="1" noChangeAspect="1"/>
                     </pic:cNvPicPr>
                   </pic:nvPicPr>
                   <pic:blipFill>
-                    <a:blip r:embed="rId38"/>
+                    <a:blip r:embed="rId44"/>
                     <a:stretch>
                       <a:fillRect/>
                     </a:stretch>
@@ -5101,7 +5256,7 @@
                   <pic:spPr bwMode="auto">
                     <a:xfrm>
                       <a:off x="0" y="0"/>
-                      <a:ext cx="3200400" cy="3200400"/>
+                      <a:ext cx="5334000" cy="5334000"/>
                     </a:xfrm>
                     <a:prstGeom prst="rect">
                       <a:avLst/>
@@ -5120,11 +5275,11 @@
         </w:drawing>
       </w:r>
     </w:p>
-    <w:bookmarkEnd w:id="41"/>
-    <w:bookmarkStart w:id="45" w:name="step-2-check-pca-assumptions---linearity"/>
-    <w:p>
-      <w:pPr>
-        <w:pStyle w:val="Heading1"/>
+    <w:bookmarkEnd w:id="47"/>
+    <w:bookmarkStart w:id="51" w:name="step-2-check-pca-assumptions---linearity"/>
+    <w:p>
+      <w:pPr>
+        <w:pStyle w:val="Heading2"/>
       </w:pPr>
       <w:r>
         <w:t xml:space="preserve">Step 2: Check PCA Assumptions - Linearity</w:t>
@@ -5137,20 +5292,20 @@
       <w:r>
         <w:drawing>
           <wp:inline>
-            <wp:extent cx="3200400" cy="3200400"/>
+            <wp:extent cx="5334000" cy="5334000"/>
             <wp:effectExtent b="0" l="0" r="0" t="0"/>
-            <wp:docPr descr="" title="" id="43" name="Picture"/>
+            <wp:docPr descr="" title="" id="49" name="Picture"/>
             <a:graphic>
               <a:graphicData uri="http://schemas.openxmlformats.org/drawingml/2006/picture">
                 <pic:pic>
                   <pic:nvPicPr>
-                    <pic:cNvPr descr="pca_lecture_files/figure-docx/check_linearity-1.png" id="44" name="Picture"/>
+                    <pic:cNvPr descr="pca_lecture_files/figure-docx/check_linearity-1.png" id="50" name="Picture"/>
                     <pic:cNvPicPr>
                       <a:picLocks noChangeArrowheads="1" noChangeAspect="1"/>
                     </pic:cNvPicPr>
                   </pic:nvPicPr>
                   <pic:blipFill>
-                    <a:blip r:embed="rId42"/>
+                    <a:blip r:embed="rId48"/>
                     <a:stretch>
                       <a:fillRect/>
                     </a:stretch>
@@ -5158,7 +5313,7 @@
                   <pic:spPr bwMode="auto">
                     <a:xfrm>
                       <a:off x="0" y="0"/>
-                      <a:ext cx="3200400" cy="3200400"/>
+                      <a:ext cx="5334000" cy="5334000"/>
                     </a:xfrm>
                     <a:prstGeom prst="rect">
                       <a:avLst/>
@@ -5177,11 +5332,11 @@
         </w:drawing>
       </w:r>
     </w:p>
-    <w:bookmarkEnd w:id="45"/>
-    <w:bookmarkStart w:id="49" w:name="step-2-check-pca-assumptions---outliers"/>
-    <w:p>
-      <w:pPr>
-        <w:pStyle w:val="Heading1"/>
+    <w:bookmarkEnd w:id="51"/>
+    <w:bookmarkStart w:id="55" w:name="step-2-check-pca-assumptions---outliers"/>
+    <w:p>
+      <w:pPr>
+        <w:pStyle w:val="Heading2"/>
       </w:pPr>
       <w:r>
         <w:t xml:space="preserve">Step 2: Check PCA Assumptions - Outliers</w:t>
@@ -5194,20 +5349,20 @@
       <w:r>
         <w:drawing>
           <wp:inline>
-            <wp:extent cx="3200400" cy="3200400"/>
+            <wp:extent cx="5334000" cy="5334000"/>
             <wp:effectExtent b="0" l="0" r="0" t="0"/>
-            <wp:docPr descr="" title="" id="47" name="Picture"/>
+            <wp:docPr descr="" title="" id="53" name="Picture"/>
             <a:graphic>
               <a:graphicData uri="http://schemas.openxmlformats.org/drawingml/2006/picture">
                 <pic:pic>
                   <pic:nvPicPr>
-                    <pic:cNvPr descr="pca_lecture_files/figure-docx/check_outliers-1.png" id="48" name="Picture"/>
+                    <pic:cNvPr descr="pca_lecture_files/figure-docx/check_outliers-1.png" id="54" name="Picture"/>
                     <pic:cNvPicPr>
                       <a:picLocks noChangeArrowheads="1" noChangeAspect="1"/>
                     </pic:cNvPicPr>
                   </pic:nvPicPr>
                   <pic:blipFill>
-                    <a:blip r:embed="rId46"/>
+                    <a:blip r:embed="rId52"/>
                     <a:stretch>
                       <a:fillRect/>
                     </a:stretch>
@@ -5215,7 +5370,7 @@
                   <pic:spPr bwMode="auto">
                     <a:xfrm>
                       <a:off x="0" y="0"/>
-                      <a:ext cx="3200400" cy="3200400"/>
+                      <a:ext cx="5334000" cy="5334000"/>
                     </a:xfrm>
                     <a:prstGeom prst="rect">
                       <a:avLst/>
@@ -5234,17 +5389,18 @@
         </w:drawing>
       </w:r>
     </w:p>
-    <w:bookmarkEnd w:id="49"/>
-    <w:bookmarkStart w:id="51" w:name="step-3-standardize-the-data"/>
-    <w:p>
-      <w:pPr>
-        <w:pStyle w:val="Heading1"/>
+    <w:bookmarkEnd w:id="55"/>
+    <w:bookmarkStart w:id="56" w:name="step-3-standardize-the-data"/>
+    <w:p>
+      <w:pPr>
+        <w:pStyle w:val="Heading2"/>
       </w:pPr>
       <w:r>
         <w:t xml:space="preserve">Step 3: Standardize the Data</w:t>
       </w:r>
     </w:p>
-    <w:bookmarkStart w:id="50" w:name="X5a1c050d622c19a6fcc0b4f6998d78fc9cf9758"/>
+    <w:bookmarkEnd w:id="56"/>
+    <w:bookmarkStart w:id="57" w:name="X5a1c050d622c19a6fcc0b4f6998d78fc9cf9758"/>
     <w:p>
       <w:pPr>
         <w:pStyle w:val="Heading2"/>
@@ -5421,18 +5577,16 @@
         <w:rPr>
           <w:rStyle w:val="VerbatimChar"/>
         </w:rPr>
-        <w:t xml:space="preserve">[1] "Means after standardization (should be ~0):"</w:t>
-      </w:r>
-    </w:p>
-    <w:p>
-      <w:pPr>
-        <w:pStyle w:val="SourceCode"/>
-      </w:pPr>
+        <w:t xml:space="preserve">## [1] "Means after standardization (should be ~0):"</w:t>
+      </w:r>
+      <w:r>
+        <w:br/>
+      </w:r>
       <w:r>
         <w:rPr>
           <w:rStyle w:val="VerbatimChar"/>
         </w:rPr>
-        <w:t xml:space="preserve">sepal_length  sepal_width petal_length  petal_width </w:t>
+        <w:t xml:space="preserve">## sepal_length  sepal_width petal_length  petal_width </w:t>
       </w:r>
       <w:r>
         <w:br/>
@@ -5441,29 +5595,25 @@
         <w:rPr>
           <w:rStyle w:val="VerbatimChar"/>
         </w:rPr>
-        <w:t xml:space="preserve">           0            0            0            0 </w:t>
-      </w:r>
-    </w:p>
-    <w:p>
-      <w:pPr>
-        <w:pStyle w:val="SourceCode"/>
-      </w:pPr>
+        <w:t xml:space="preserve">##            0            0            0            0</w:t>
+      </w:r>
+      <w:r>
+        <w:br/>
+      </w:r>
       <w:r>
         <w:rPr>
           <w:rStyle w:val="VerbatimChar"/>
         </w:rPr>
-        <w:t xml:space="preserve">[1] "Standard deviations after standardization (should be 1):"</w:t>
-      </w:r>
-    </w:p>
-    <w:p>
-      <w:pPr>
-        <w:pStyle w:val="SourceCode"/>
-      </w:pPr>
+        <w:t xml:space="preserve">## [1] "Standard deviations after standardization (should be 1):"</w:t>
+      </w:r>
+      <w:r>
+        <w:br/>
+      </w:r>
       <w:r>
         <w:rPr>
           <w:rStyle w:val="VerbatimChar"/>
         </w:rPr>
-        <w:t xml:space="preserve">sepal_length  sepal_width petal_length  petal_width </w:t>
+        <w:t xml:space="preserve">## sepal_length  sepal_width petal_length  petal_width </w:t>
       </w:r>
       <w:r>
         <w:br/>
@@ -5472,21 +5622,31 @@
         <w:rPr>
           <w:rStyle w:val="VerbatimChar"/>
         </w:rPr>
-        <w:t xml:space="preserve">           1            1            1            1 </w:t>
-      </w:r>
-    </w:p>
-    <w:bookmarkEnd w:id="50"/>
-    <w:bookmarkEnd w:id="51"/>
-    <w:bookmarkStart w:id="56" w:name="step-4-perform-pca---the-mathematics"/>
-    <w:p>
-      <w:pPr>
-        <w:pStyle w:val="Heading1"/>
+        <w:t xml:space="preserve">##            1            1            1            1</w:t>
+      </w:r>
+    </w:p>
+    <w:bookmarkEnd w:id="57"/>
+    <w:bookmarkStart w:id="58" w:name="X8647ba185fb995f8ac5fdfd069b9e15fca777fc"/>
+    <w:p>
+      <w:pPr>
+        <w:pStyle w:val="Heading2"/>
+      </w:pPr>
+      <w:r>
+        <w:t xml:space="preserve">Part 4 · Running PCA and Eigen-decomposition</w:t>
+      </w:r>
+    </w:p>
+    <w:bookmarkEnd w:id="58"/>
+    <w:bookmarkStart w:id="59" w:name="step-4-perform-pca---the-mathematics"/>
+    <w:p>
+      <w:pPr>
+        <w:pStyle w:val="Heading2"/>
       </w:pPr>
       <w:r>
         <w:t xml:space="preserve">Step 4: Perform PCA - The Mathematics</w:t>
       </w:r>
     </w:p>
-    <w:bookmarkStart w:id="52" w:name="what-is-pca-doing"/>
+    <w:bookmarkEnd w:id="59"/>
+    <w:bookmarkStart w:id="60" w:name="what-is-pca-doing"/>
     <w:p>
       <w:pPr>
         <w:pStyle w:val="Heading2"/>
@@ -5521,8 +5681,8 @@
         <w:t xml:space="preserve">to see differences between flowers.</w:t>
       </w:r>
     </w:p>
-    <w:bookmarkEnd w:id="52"/>
-    <w:bookmarkStart w:id="53" w:name="the-mathematics-simplified"/>
+    <w:bookmarkEnd w:id="60"/>
+    <w:bookmarkStart w:id="61" w:name="the-mathematics-simplified"/>
     <w:p>
       <w:pPr>
         <w:pStyle w:val="Heading2"/>
@@ -5585,8 +5745,8 @@
         <w:t xml:space="preserve">in our case)</w:t>
       </w:r>
     </w:p>
-    <w:bookmarkEnd w:id="53"/>
-    <w:bookmarkStart w:id="54" w:name="why-center-false-and-scale-false"/>
+    <w:bookmarkEnd w:id="61"/>
+    <w:bookmarkStart w:id="62" w:name="why-center-false-and-scale-false"/>
     <w:p>
       <w:pPr>
         <w:pStyle w:val="Heading2"/>
@@ -5615,8 +5775,8 @@
         <w:t xml:space="preserve">scale = FALSE: Don’t divide by standard deviation (we already did)</w:t>
       </w:r>
     </w:p>
-    <w:bookmarkEnd w:id="54"/>
-    <w:bookmarkStart w:id="55" w:name="what-the-summary-shows"/>
+    <w:bookmarkEnd w:id="62"/>
+    <w:bookmarkStart w:id="63" w:name="what-the-summary-shows"/>
     <w:p>
       <w:pPr>
         <w:pStyle w:val="Heading2"/>
@@ -5688,7 +5848,7 @@
         <w:t xml:space="preserve">: Running total of variance explained</w:t>
       </w:r>
     </w:p>
-    <w:bookmarkEnd w:id="55"/>
+    <w:bookmarkEnd w:id="63"/>
     <w:p>
       <w:pPr>
         <w:pStyle w:val="SourceCode"/>
@@ -5861,59 +6021,56 @@
         </w:rPr>
         <w:t xml:space="preserve">(iris_pca)</w:t>
       </w:r>
-    </w:p>
-    <w:p>
-      <w:pPr>
-        <w:pStyle w:val="SourceCode"/>
-      </w:pPr>
-      <w:r>
-        <w:rPr>
-          <w:rStyle w:val="VerbatimChar"/>
-        </w:rPr>
-        <w:t xml:space="preserve">Importance of components:</w:t>
-      </w:r>
-      <w:r>
-        <w:br/>
-      </w:r>
-      <w:r>
-        <w:rPr>
-          <w:rStyle w:val="VerbatimChar"/>
-        </w:rPr>
-        <w:t xml:space="preserve">                          PC1    PC2     PC3     PC4</w:t>
-      </w:r>
-      <w:r>
-        <w:br/>
-      </w:r>
-      <w:r>
-        <w:rPr>
-          <w:rStyle w:val="VerbatimChar"/>
-        </w:rPr>
-        <w:t xml:space="preserve">Standard deviation     1.7084 0.9560 0.38309 0.14393</w:t>
-      </w:r>
-      <w:r>
-        <w:br/>
-      </w:r>
-      <w:r>
-        <w:rPr>
-          <w:rStyle w:val="VerbatimChar"/>
-        </w:rPr>
-        <w:t xml:space="preserve">Proportion of Variance 0.7296 0.2285 0.03669 0.00518</w:t>
-      </w:r>
-      <w:r>
-        <w:br/>
-      </w:r>
-      <w:r>
-        <w:rPr>
-          <w:rStyle w:val="VerbatimChar"/>
-        </w:rPr>
-        <w:t xml:space="preserve">Cumulative Proportion  0.7296 0.9581 0.99482 1.00000</w:t>
-      </w:r>
-    </w:p>
-    <w:bookmarkEnd w:id="56"/>
-    <w:bookmarkStart w:id="60" w:name="deriving-components-2d-visualization"/>
-    <w:p>
-      <w:pPr>
-        <w:pStyle w:val="Heading1"/>
+      <w:r>
+        <w:br/>
+      </w:r>
+      <w:r>
+        <w:rPr>
+          <w:rStyle w:val="DocumentationTok"/>
+        </w:rPr>
+        <w:t xml:space="preserve">## Importance of components:</w:t>
+      </w:r>
+      <w:r>
+        <w:br/>
+      </w:r>
+      <w:r>
+        <w:rPr>
+          <w:rStyle w:val="DocumentationTok"/>
+        </w:rPr>
+        <w:t xml:space="preserve">##                           PC1    PC2     PC3     PC4</w:t>
+      </w:r>
+      <w:r>
+        <w:br/>
+      </w:r>
+      <w:r>
+        <w:rPr>
+          <w:rStyle w:val="DocumentationTok"/>
+        </w:rPr>
+        <w:t xml:space="preserve">## Standard deviation     1.7084 0.9560 0.38309 0.14393</w:t>
+      </w:r>
+      <w:r>
+        <w:br/>
+      </w:r>
+      <w:r>
+        <w:rPr>
+          <w:rStyle w:val="DocumentationTok"/>
+        </w:rPr>
+        <w:t xml:space="preserve">## Proportion of Variance 0.7296 0.2285 0.03669 0.00518</w:t>
+      </w:r>
+      <w:r>
+        <w:br/>
+      </w:r>
+      <w:r>
+        <w:rPr>
+          <w:rStyle w:val="DocumentationTok"/>
+        </w:rPr>
+        <w:t xml:space="preserve">## Cumulative Proportion  0.7296 0.9581 0.99482 1.00000</w:t>
+      </w:r>
+    </w:p>
+    <w:bookmarkStart w:id="67" w:name="deriving-components-2d-visualization"/>
+    <w:p>
+      <w:pPr>
+        <w:pStyle w:val="Heading2"/>
       </w:pPr>
       <w:r>
         <w:t xml:space="preserve">Deriving Components: 2D Visualization</w:t>
@@ -5940,20 +6097,20 @@
       <w:r>
         <w:drawing>
           <wp:inline>
-            <wp:extent cx="4762500" cy="3952213"/>
+            <wp:extent cx="3619500" cy="3003682"/>
             <wp:effectExtent b="0" l="0" r="0" t="0"/>
-            <wp:docPr descr="" title="" id="58" name="Picture"/>
+            <wp:docPr descr="" title="" id="65" name="Picture"/>
             <a:graphic>
               <a:graphicData uri="http://schemas.openxmlformats.org/drawingml/2006/picture">
                 <pic:pic>
                   <pic:nvPicPr>
-                    <pic:cNvPr descr="images/clipboard-1945433117.png" id="59" name="Picture"/>
+                    <pic:cNvPr descr="images/clipboard-1945433117.png" id="66" name="Picture"/>
                     <pic:cNvPicPr>
                       <a:picLocks noChangeArrowheads="1" noChangeAspect="1"/>
                     </pic:cNvPicPr>
                   </pic:nvPicPr>
                   <pic:blipFill>
-                    <a:blip r:embed="rId57"/>
+                    <a:blip r:embed="rId64"/>
                     <a:stretch>
                       <a:fillRect/>
                     </a:stretch>
@@ -5961,7 +6118,7 @@
                   <pic:spPr bwMode="auto">
                     <a:xfrm>
                       <a:off x="0" y="0"/>
-                      <a:ext cx="4762500" cy="3952213"/>
+                      <a:ext cx="3619500" cy="3003682"/>
                     </a:xfrm>
                     <a:prstGeom prst="rect">
                       <a:avLst/>
@@ -5980,11 +6137,11 @@
         </w:drawing>
       </w:r>
     </w:p>
-    <w:bookmarkEnd w:id="60"/>
-    <w:bookmarkStart w:id="64" w:name="component-derivation-axis-rotation"/>
-    <w:p>
-      <w:pPr>
-        <w:pStyle w:val="Heading1"/>
+    <w:bookmarkEnd w:id="67"/>
+    <w:bookmarkStart w:id="71" w:name="component-derivation-axis-rotation"/>
+    <w:p>
+      <w:pPr>
+        <w:pStyle w:val="Heading2"/>
       </w:pPr>
       <w:r>
         <w:t xml:space="preserve">Component Derivation: Axis Rotation</w:t>
@@ -6047,20 +6204,20 @@
       <w:r>
         <w:drawing>
           <wp:inline>
-            <wp:extent cx="4762500" cy="4854975"/>
+            <wp:extent cx="3619500" cy="3689781"/>
             <wp:effectExtent b="0" l="0" r="0" t="0"/>
-            <wp:docPr descr="" title="" id="62" name="Picture"/>
+            <wp:docPr descr="" title="" id="69" name="Picture"/>
             <a:graphic>
               <a:graphicData uri="http://schemas.openxmlformats.org/drawingml/2006/picture">
                 <pic:pic>
                   <pic:nvPicPr>
-                    <pic:cNvPr descr="images/clipboard-369995082.png" id="63" name="Picture"/>
+                    <pic:cNvPr descr="images/clipboard-369995082.png" id="70" name="Picture"/>
                     <pic:cNvPicPr>
                       <a:picLocks noChangeArrowheads="1" noChangeAspect="1"/>
                     </pic:cNvPicPr>
                   </pic:nvPicPr>
                   <pic:blipFill>
-                    <a:blip r:embed="rId61"/>
+                    <a:blip r:embed="rId68"/>
                     <a:stretch>
                       <a:fillRect/>
                     </a:stretch>
@@ -6068,7 +6225,7 @@
                   <pic:spPr bwMode="auto">
                     <a:xfrm>
                       <a:off x="0" y="0"/>
-                      <a:ext cx="4762500" cy="4854975"/>
+                      <a:ext cx="3619500" cy="3689781"/>
                     </a:xfrm>
                     <a:prstGeom prst="rect">
                       <a:avLst/>
@@ -6087,11 +6244,11 @@
         </w:drawing>
       </w:r>
     </w:p>
-    <w:bookmarkEnd w:id="64"/>
-    <w:bookmarkStart w:id="68" w:name="Xcda4229ab7e81e4f2bbe4c6fa890ce4a132af36"/>
-    <w:p>
-      <w:pPr>
-        <w:pStyle w:val="Heading1"/>
+    <w:bookmarkEnd w:id="71"/>
+    <w:bookmarkStart w:id="75" w:name="Xcda4229ab7e81e4f2bbe4c6fa890ce4a132af36"/>
+    <w:p>
+      <w:pPr>
+        <w:pStyle w:val="Heading2"/>
       </w:pPr>
       <w:r>
         <w:t xml:space="preserve">Component Derivation: Multivariate Extension</w:t>
@@ -6142,20 +6299,20 @@
       <w:r>
         <w:drawing>
           <wp:inline>
-            <wp:extent cx="4762500" cy="5143500"/>
+            <wp:extent cx="3619500" cy="3909060"/>
             <wp:effectExtent b="0" l="0" r="0" t="0"/>
-            <wp:docPr descr="" title="" id="66" name="Picture"/>
+            <wp:docPr descr="" title="" id="73" name="Picture"/>
             <a:graphic>
               <a:graphicData uri="http://schemas.openxmlformats.org/drawingml/2006/picture">
                 <pic:pic>
                   <pic:nvPicPr>
-                    <pic:cNvPr descr="images/clipboard-1512013712.png" id="67" name="Picture"/>
+                    <pic:cNvPr descr="images/clipboard-1512013712.png" id="74" name="Picture"/>
                     <pic:cNvPicPr>
                       <a:picLocks noChangeArrowheads="1" noChangeAspect="1"/>
                     </pic:cNvPicPr>
                   </pic:nvPicPr>
                   <pic:blipFill>
-                    <a:blip r:embed="rId65"/>
+                    <a:blip r:embed="rId72"/>
                     <a:stretch>
                       <a:fillRect/>
                     </a:stretch>
@@ -6163,7 +6320,7 @@
                   <pic:spPr bwMode="auto">
                     <a:xfrm>
                       <a:off x="0" y="0"/>
-                      <a:ext cx="4762500" cy="5143500"/>
+                      <a:ext cx="3619500" cy="3909060"/>
                     </a:xfrm>
                     <a:prstGeom prst="rect">
                       <a:avLst/>
@@ -6182,11 +6339,11 @@
         </w:drawing>
       </w:r>
     </w:p>
-    <w:bookmarkEnd w:id="68"/>
-    <w:bookmarkStart w:id="69" w:name="Xd1ef857f225b1538f0689118b9837278b2ab4d4"/>
-    <w:p>
-      <w:pPr>
-        <w:pStyle w:val="Heading1"/>
+    <w:bookmarkEnd w:id="75"/>
+    <w:bookmarkStart w:id="76" w:name="Xd1ef857f225b1538f0689118b9837278b2ab4d4"/>
+    <w:p>
+      <w:pPr>
+        <w:pStyle w:val="Heading2"/>
       </w:pPr>
       <w:r>
         <w:t xml:space="preserve">Component Information: Eigenvalues and Eigenvectors</w:t>
@@ -6270,17 +6427,18 @@
         <w:t xml:space="preserve">variables are not correlated</w:t>
       </w:r>
     </w:p>
-    <w:bookmarkEnd w:id="69"/>
-    <w:bookmarkStart w:id="75" w:name="X4965515a46337cc41c8bbc4e561e89da6964b2d"/>
-    <w:p>
-      <w:pPr>
-        <w:pStyle w:val="Heading1"/>
+    <w:bookmarkEnd w:id="76"/>
+    <w:bookmarkStart w:id="77" w:name="X4965515a46337cc41c8bbc4e561e89da6964b2d"/>
+    <w:p>
+      <w:pPr>
+        <w:pStyle w:val="Heading2"/>
       </w:pPr>
       <w:r>
         <w:t xml:space="preserve">Step 4: Understanding Eigenvalues and Variance</w:t>
       </w:r>
     </w:p>
-    <w:bookmarkStart w:id="74" w:name="understanding-eigenvalues-and-variance"/>
+    <w:bookmarkEnd w:id="77"/>
+    <w:bookmarkStart w:id="82" w:name="understanding-eigenvalues-and-variance"/>
     <w:p>
       <w:pPr>
         <w:pStyle w:val="Heading2"/>
@@ -6289,7 +6447,7 @@
         <w:t xml:space="preserve">Understanding Eigenvalues and Variance</w:t>
       </w:r>
     </w:p>
-    <w:bookmarkStart w:id="70" w:name="what-are-eigenvalues"/>
+    <w:bookmarkStart w:id="78" w:name="what-are-eigenvalues"/>
     <w:p>
       <w:pPr>
         <w:pStyle w:val="Heading3"/>
@@ -6328,8 +6486,8 @@
         <w:t xml:space="preserve">Larger eigenvalues = more important components.</w:t>
       </w:r>
     </w:p>
-    <w:bookmarkEnd w:id="70"/>
-    <w:bookmarkStart w:id="71" w:name="key-terms-explained"/>
+    <w:bookmarkEnd w:id="78"/>
+    <w:bookmarkStart w:id="79" w:name="key-terms-explained"/>
     <w:p>
       <w:pPr>
         <w:pStyle w:val="Heading3"/>
@@ -6413,8 +6571,8 @@
         <w:t xml:space="preserve">components we need</w:t>
       </w:r>
     </w:p>
-    <w:bookmarkEnd w:id="71"/>
-    <w:bookmarkStart w:id="72" w:name="how-to-read-the-results"/>
+    <w:bookmarkEnd w:id="79"/>
+    <w:bookmarkStart w:id="80" w:name="how-to-read-the-results"/>
     <w:p>
       <w:pPr>
         <w:pStyle w:val="Heading3"/>
@@ -6483,8 +6641,8 @@
         <w:t xml:space="preserve">explain 95.9% of variation</w:t>
       </w:r>
     </w:p>
-    <w:bookmarkEnd w:id="72"/>
-    <w:bookmarkStart w:id="73" w:name="why-this-matters"/>
+    <w:bookmarkEnd w:id="80"/>
+    <w:bookmarkStart w:id="81" w:name="why-this-matters"/>
     <w:p>
       <w:pPr>
         <w:pStyle w:val="Heading3"/>
@@ -6537,8 +6695,8 @@
         <w:t xml:space="preserve">variables!</w:t>
       </w:r>
     </w:p>
-    <w:bookmarkEnd w:id="73"/>
-    <w:bookmarkEnd w:id="74"/>
+    <w:bookmarkEnd w:id="81"/>
+    <w:bookmarkEnd w:id="82"/>
     <w:p>
       <w:pPr>
         <w:pStyle w:val="SourceCode"/>
@@ -6888,22 +7046,18 @@
         </w:rPr>
         <w:t xml:space="preserve">)</w:t>
       </w:r>
-    </w:p>
-    <w:p>
-      <w:pPr>
-        <w:pStyle w:val="SourceCode"/>
-      </w:pPr>
-      <w:r>
-        <w:rPr>
-          <w:rStyle w:val="VerbatimChar"/>
-        </w:rPr>
-        <w:t xml:space="preserve">[1] "PCA Summary:"</w:t>
-      </w:r>
-    </w:p>
-    <w:p>
-      <w:pPr>
-        <w:pStyle w:val="SourceCode"/>
-      </w:pPr>
+      <w:r>
+        <w:br/>
+      </w:r>
+      <w:r>
+        <w:rPr>
+          <w:rStyle w:val="DocumentationTok"/>
+        </w:rPr>
+        <w:t xml:space="preserve">## [1] "PCA Summary:"</w:t>
+      </w:r>
+      <w:r>
+        <w:br/>
+      </w:r>
       <w:r>
         <w:rPr>
           <w:rStyle w:val="FunctionTok"/>
@@ -7207,17 +7361,27 @@
         </w:tc>
       </w:tr>
     </w:tbl>
-    <w:bookmarkEnd w:id="75"/>
-    <w:bookmarkStart w:id="80" w:name="X79f6072b477a36fda7c2e124b62ccc32a7c45a9"/>
-    <w:p>
-      <w:pPr>
-        <w:pStyle w:val="Heading1"/>
+    <w:bookmarkStart w:id="83" w:name="part-5-choosing-how-many-components"/>
+    <w:p>
+      <w:pPr>
+        <w:pStyle w:val="Heading2"/>
+      </w:pPr>
+      <w:r>
+        <w:t xml:space="preserve">Part 5 · Choosing How Many Components</w:t>
+      </w:r>
+    </w:p>
+    <w:bookmarkEnd w:id="83"/>
+    <w:bookmarkStart w:id="84" w:name="X79f6072b477a36fda7c2e124b62ccc32a7c45a9"/>
+    <w:p>
+      <w:pPr>
+        <w:pStyle w:val="Heading2"/>
       </w:pPr>
       <w:r>
         <w:t xml:space="preserve">Step 5: Determine Number of Components - Scree Plot</w:t>
       </w:r>
     </w:p>
-    <w:bookmarkStart w:id="76" w:name="what-is-a-scree-plot"/>
+    <w:bookmarkEnd w:id="84"/>
+    <w:bookmarkStart w:id="85" w:name="what-is-a-scree-plot"/>
     <w:p>
       <w:pPr>
         <w:pStyle w:val="Heading2"/>
@@ -7264,8 +7428,8 @@
         <w:t xml:space="preserve">often looks like a steep cliff followed by rubble.</w:t>
       </w:r>
     </w:p>
-    <w:bookmarkEnd w:id="76"/>
-    <w:bookmarkStart w:id="77" w:name="how-to-read-a-scree-plot"/>
+    <w:bookmarkEnd w:id="85"/>
+    <w:bookmarkStart w:id="86" w:name="how-to-read-a-scree-plot"/>
     <w:p>
       <w:pPr>
         <w:pStyle w:val="Heading2"/>
@@ -7337,8 +7501,8 @@
         <w:t xml:space="preserve">off</w:t>
       </w:r>
     </w:p>
-    <w:bookmarkEnd w:id="77"/>
-    <w:bookmarkStart w:id="78" w:name="the-elbow-method"/>
+    <w:bookmarkEnd w:id="86"/>
+    <w:bookmarkStart w:id="87" w:name="the-elbow-method"/>
     <w:p>
       <w:pPr>
         <w:pStyle w:val="Heading2"/>
@@ -7412,8 +7576,8 @@
         <w:t xml:space="preserve">Keep components up to and including the elbow</w:t>
       </w:r>
     </w:p>
-    <w:bookmarkEnd w:id="78"/>
-    <w:bookmarkStart w:id="79" w:name="what-to-look-for-in-our-plot"/>
+    <w:bookmarkEnd w:id="87"/>
+    <w:bookmarkStart w:id="88" w:name="what-to-look-for-in-our-plot"/>
     <w:p>
       <w:pPr>
         <w:pStyle w:val="Heading2"/>
@@ -7470,12 +7634,11 @@
         <w:t xml:space="preserve">confirms our dimension reduction worked well</w:t>
       </w:r>
     </w:p>
-    <w:bookmarkEnd w:id="79"/>
-    <w:bookmarkEnd w:id="80"/>
-    <w:bookmarkStart w:id="81" w:name="step-5-component-selection-rules"/>
-    <w:p>
-      <w:pPr>
-        <w:pStyle w:val="Heading1"/>
+    <w:bookmarkEnd w:id="88"/>
+    <w:bookmarkStart w:id="89" w:name="step-5-component-selection-rules"/>
+    <w:p>
+      <w:pPr>
+        <w:pStyle w:val="Heading2"/>
       </w:pPr>
       <w:r>
         <w:t xml:space="preserve">Step 5: Component Selection Rules</w:t>
@@ -7587,22 +7750,21 @@
         </w:rPr>
         <w:t xml:space="preserve">, components_to_keep))</w:t>
       </w:r>
-    </w:p>
-    <w:p>
-      <w:pPr>
-        <w:pStyle w:val="SourceCode"/>
-      </w:pPr>
-      <w:r>
-        <w:rPr>
-          <w:rStyle w:val="VerbatimChar"/>
-        </w:rPr>
-        <w:t xml:space="preserve">[1] "Components with eigenvalue &gt; 1: 1"</w:t>
-      </w:r>
-    </w:p>
-    <w:p>
-      <w:pPr>
-        <w:pStyle w:val="SourceCode"/>
-      </w:pPr>
+      <w:r>
+        <w:br/>
+      </w:r>
+      <w:r>
+        <w:rPr>
+          <w:rStyle w:val="DocumentationTok"/>
+        </w:rPr>
+        <w:t xml:space="preserve">## [1] "Components with eigenvalue &gt; 1: 1"</w:t>
+      </w:r>
+      <w:r>
+        <w:br/>
+      </w:r>
+      <w:r>
+        <w:br/>
+      </w:r>
       <w:r>
         <w:rPr>
           <w:rStyle w:val="CommentTok"/>
@@ -7717,29 +7879,38 @@
         </w:rPr>
         <w:t xml:space="preserve">, components_80_percent))</w:t>
       </w:r>
-    </w:p>
-    <w:p>
-      <w:pPr>
-        <w:pStyle w:val="SourceCode"/>
-      </w:pPr>
-      <w:r>
-        <w:rPr>
-          <w:rStyle w:val="VerbatimChar"/>
-        </w:rPr>
-        <w:t xml:space="preserve">[1] "Components needed for 80% variance: 2"</w:t>
-      </w:r>
-    </w:p>
-    <w:bookmarkEnd w:id="81"/>
-    <w:bookmarkStart w:id="86" w:name="X1795b79ec99129ce1328a3d5c8f9478f7ca057d"/>
-    <w:p>
-      <w:pPr>
-        <w:pStyle w:val="Heading1"/>
+      <w:r>
+        <w:br/>
+      </w:r>
+      <w:r>
+        <w:rPr>
+          <w:rStyle w:val="DocumentationTok"/>
+        </w:rPr>
+        <w:t xml:space="preserve">## [1] "Components needed for 80% variance: 2"</w:t>
+      </w:r>
+    </w:p>
+    <w:bookmarkEnd w:id="89"/>
+    <w:bookmarkStart w:id="90" w:name="part-6-loadings-and-interpretation"/>
+    <w:p>
+      <w:pPr>
+        <w:pStyle w:val="Heading2"/>
+      </w:pPr>
+      <w:r>
+        <w:t xml:space="preserve">Part 6 · Loadings and Interpretation</w:t>
+      </w:r>
+    </w:p>
+    <w:bookmarkEnd w:id="90"/>
+    <w:bookmarkStart w:id="91" w:name="X1795b79ec99129ce1328a3d5c8f9478f7ca057d"/>
+    <w:p>
+      <w:pPr>
+        <w:pStyle w:val="Heading2"/>
       </w:pPr>
       <w:r>
         <w:t xml:space="preserve">Step 6: Interpret the Components - Loadings</w:t>
       </w:r>
     </w:p>
-    <w:bookmarkStart w:id="82" w:name="what-are-component-loadings"/>
+    <w:bookmarkEnd w:id="91"/>
+    <w:bookmarkStart w:id="92" w:name="what-are-component-loadings"/>
     <w:p>
       <w:pPr>
         <w:pStyle w:val="Heading2"/>
@@ -7780,8 +7951,8 @@
         <w:t xml:space="preserve">your original measurements to create the new components.</w:t>
       </w:r>
     </w:p>
-    <w:bookmarkEnd w:id="82"/>
-    <w:bookmarkStart w:id="83" w:name="how-to-read-the-loadings-table"/>
+    <w:bookmarkEnd w:id="92"/>
+    <w:bookmarkStart w:id="93" w:name="how-to-read-the-loadings-table"/>
     <w:p>
       <w:pPr>
         <w:pStyle w:val="Heading2"/>
@@ -7893,8 +8064,8 @@
         <w:t xml:space="preserve">component</w:t>
       </w:r>
     </w:p>
-    <w:bookmarkEnd w:id="83"/>
-    <w:bookmarkStart w:id="84" w:name="interpreting-the-patterns"/>
+    <w:bookmarkEnd w:id="93"/>
+    <w:bookmarkStart w:id="94" w:name="interpreting-the-patterns"/>
     <w:p>
       <w:pPr>
         <w:pStyle w:val="Heading2"/>
@@ -7978,8 +8149,8 @@
         <w:t xml:space="preserve">drive that component’s meaning</w:t>
       </w:r>
     </w:p>
-    <w:bookmarkEnd w:id="84"/>
-    <w:bookmarkStart w:id="85" w:name="example-interpretation"/>
+    <w:bookmarkEnd w:id="94"/>
+    <w:bookmarkStart w:id="95" w:name="example-interpretation"/>
     <w:p>
       <w:pPr>
         <w:pStyle w:val="Heading2"/>
@@ -8044,7 +8215,7 @@
         <w:t xml:space="preserve">interpretation)</w:t>
       </w:r>
     </w:p>
-    <w:bookmarkEnd w:id="85"/>
+    <w:bookmarkEnd w:id="95"/>
     <w:p>
       <w:pPr>
         <w:pStyle w:val="SourceCode"/>
@@ -8352,87 +8523,80 @@
         </w:rPr>
         <w:t xml:space="preserve">)</w:t>
       </w:r>
-    </w:p>
-    <w:p>
-      <w:pPr>
-        <w:pStyle w:val="SourceCode"/>
-      </w:pPr>
-      <w:r>
-        <w:rPr>
-          <w:rStyle w:val="VerbatimChar"/>
-        </w:rPr>
-        <w:t xml:space="preserve">[1] "Component Loadings:"</w:t>
-      </w:r>
-    </w:p>
-    <w:p>
-      <w:pPr>
-        <w:pStyle w:val="SourceCode"/>
-      </w:pPr>
+      <w:r>
+        <w:br/>
+      </w:r>
+      <w:r>
+        <w:rPr>
+          <w:rStyle w:val="DocumentationTok"/>
+        </w:rPr>
+        <w:t xml:space="preserve">## [1] "Component Loadings:"</w:t>
+      </w:r>
+      <w:r>
+        <w:br/>
+      </w:r>
       <w:r>
         <w:rPr>
           <w:rStyle w:val="NormalTok"/>
         </w:rPr>
         <w:t xml:space="preserve">loadings_df</w:t>
       </w:r>
-    </w:p>
-    <w:p>
-      <w:pPr>
-        <w:pStyle w:val="SourceCode"/>
-      </w:pPr>
-      <w:r>
-        <w:rPr>
-          <w:rStyle w:val="VerbatimChar"/>
-        </w:rPr>
-        <w:t xml:space="preserve">                 Variable        PC1         PC2        PC3        PC4</w:t>
-      </w:r>
-      <w:r>
-        <w:br/>
-      </w:r>
-      <w:r>
-        <w:rPr>
-          <w:rStyle w:val="VerbatimChar"/>
-        </w:rPr>
-        <w:t xml:space="preserve">sepal_length sepal_length  0.5210659 -0.37741762  0.7195664  0.2612863</w:t>
-      </w:r>
-      <w:r>
-        <w:br/>
-      </w:r>
-      <w:r>
-        <w:rPr>
-          <w:rStyle w:val="VerbatimChar"/>
-        </w:rPr>
-        <w:t xml:space="preserve">sepal_width   sepal_width -0.2693474 -0.92329566 -0.2443818 -0.1235096</w:t>
-      </w:r>
-      <w:r>
-        <w:br/>
-      </w:r>
-      <w:r>
-        <w:rPr>
-          <w:rStyle w:val="VerbatimChar"/>
-        </w:rPr>
-        <w:t xml:space="preserve">petal_length petal_length  0.5804131 -0.02449161 -0.1421264 -0.8014492</w:t>
-      </w:r>
-      <w:r>
-        <w:br/>
-      </w:r>
-      <w:r>
-        <w:rPr>
-          <w:rStyle w:val="VerbatimChar"/>
-        </w:rPr>
-        <w:t xml:space="preserve">petal_width   petal_width  0.5648565 -0.06694199 -0.6342727  0.5235971</w:t>
-      </w:r>
-    </w:p>
-    <w:bookmarkEnd w:id="86"/>
-    <w:bookmarkStart w:id="89" w:name="step-6-eigenvector-properties"/>
-    <w:p>
-      <w:pPr>
-        <w:pStyle w:val="Heading1"/>
+      <w:r>
+        <w:br/>
+      </w:r>
+      <w:r>
+        <w:rPr>
+          <w:rStyle w:val="DocumentationTok"/>
+        </w:rPr>
+        <w:t xml:space="preserve">##                  Variable        PC1         PC2        PC3        PC4</w:t>
+      </w:r>
+      <w:r>
+        <w:br/>
+      </w:r>
+      <w:r>
+        <w:rPr>
+          <w:rStyle w:val="DocumentationTok"/>
+        </w:rPr>
+        <w:t xml:space="preserve">## sepal_length sepal_length  0.5210659 -0.37741762  0.7195664  0.2612863</w:t>
+      </w:r>
+      <w:r>
+        <w:br/>
+      </w:r>
+      <w:r>
+        <w:rPr>
+          <w:rStyle w:val="DocumentationTok"/>
+        </w:rPr>
+        <w:t xml:space="preserve">## sepal_width   sepal_width -0.2693474 -0.92329566 -0.2443818 -0.1235096</w:t>
+      </w:r>
+      <w:r>
+        <w:br/>
+      </w:r>
+      <w:r>
+        <w:rPr>
+          <w:rStyle w:val="DocumentationTok"/>
+        </w:rPr>
+        <w:t xml:space="preserve">## petal_length petal_length  0.5804131 -0.02449161 -0.1421264 -0.8014492</w:t>
+      </w:r>
+      <w:r>
+        <w:br/>
+      </w:r>
+      <w:r>
+        <w:rPr>
+          <w:rStyle w:val="DocumentationTok"/>
+        </w:rPr>
+        <w:t xml:space="preserve">## petal_width   petal_width  0.5648565 -0.06694199 -0.6342727  0.5235971</w:t>
+      </w:r>
+    </w:p>
+    <w:bookmarkStart w:id="98" w:name="step-6-eigenvector-properties"/>
+    <w:p>
+      <w:pPr>
+        <w:pStyle w:val="Heading2"/>
       </w:pPr>
       <w:r>
         <w:t xml:space="preserve">Step 6: Eigenvector Properties</w:t>
       </w:r>
     </w:p>
-    <w:bookmarkStart w:id="87" w:name="key-properties-of-eigenvectorsloadings"/>
+    <w:bookmarkStart w:id="96" w:name="key-properties-of-eigenvectorsloadings"/>
     <w:p>
       <w:pPr>
         <w:pStyle w:val="Heading3"/>
@@ -8510,8 +8674,8 @@
         <w:t xml:space="preserve">variance</w:t>
       </w:r>
     </w:p>
-    <w:bookmarkEnd w:id="87"/>
-    <w:bookmarkStart w:id="88" w:name="the-complete-picture"/>
+    <w:bookmarkEnd w:id="96"/>
+    <w:bookmarkStart w:id="97" w:name="the-complete-picture"/>
     <w:p>
       <w:pPr>
         <w:pStyle w:val="Heading3"/>
@@ -8582,12 +8746,12 @@
         <w:t xml:space="preserve">Together they fully describe the PCA transformation</w:t>
       </w:r>
     </w:p>
-    <w:bookmarkEnd w:id="88"/>
-    <w:bookmarkEnd w:id="89"/>
-    <w:bookmarkStart w:id="90" w:name="Xea51e44c1cd4135415c7bc0f8edbee8a2df45c8"/>
-    <w:p>
-      <w:pPr>
-        <w:pStyle w:val="Heading1"/>
+    <w:bookmarkEnd w:id="97"/>
+    <w:bookmarkEnd w:id="98"/>
+    <w:bookmarkStart w:id="99" w:name="Xea51e44c1cd4135415c7bc0f8edbee8a2df45c8"/>
+    <w:p>
+      <w:pPr>
+        <w:pStyle w:val="Heading2"/>
       </w:pPr>
       <w:r>
         <w:t xml:space="preserve">Step 6b: Visualization of Component Loadings</w:t>
@@ -8837,8 +9001,8 @@
         <w:t xml:space="preserve">- wide sepals vs. long petals</w:t>
       </w:r>
     </w:p>
-    <w:bookmarkEnd w:id="90"/>
-    <w:bookmarkStart w:id="91" w:name="loading-plot-interpretation"/>
+    <w:bookmarkEnd w:id="99"/>
+    <w:bookmarkStart w:id="110" w:name="loading-plot-interpretation"/>
     <w:p>
       <w:pPr>
         <w:pStyle w:val="Heading1"/>
@@ -8941,17 +9105,27 @@
         <w:t xml:space="preserve">95.9% of variation in just 2 dimensions!</w:t>
       </w:r>
     </w:p>
-    <w:bookmarkEnd w:id="91"/>
-    <w:bookmarkStart w:id="96" w:name="step-7-pca-biplot---the-main-result"/>
-    <w:p>
-      <w:pPr>
-        <w:pStyle w:val="Heading1"/>
+    <w:bookmarkStart w:id="100" w:name="part-7-biplots-and-scores"/>
+    <w:p>
+      <w:pPr>
+        <w:pStyle w:val="Heading2"/>
+      </w:pPr>
+      <w:r>
+        <w:t xml:space="preserve">Part 7 · Biplots and Scores</w:t>
+      </w:r>
+    </w:p>
+    <w:bookmarkEnd w:id="100"/>
+    <w:bookmarkStart w:id="101" w:name="step-7-pca-biplot---the-main-result"/>
+    <w:p>
+      <w:pPr>
+        <w:pStyle w:val="Heading2"/>
       </w:pPr>
       <w:r>
         <w:t xml:space="preserve">Step 7: PCA Biplot - The Main Result</w:t>
       </w:r>
     </w:p>
-    <w:bookmarkStart w:id="95" w:name="key-insights-from-this-biplot"/>
+    <w:bookmarkEnd w:id="101"/>
+    <w:bookmarkStart w:id="105" w:name="key-insights-from-this-biplot"/>
     <w:p>
       <w:pPr>
         <w:pStyle w:val="Heading2"/>
@@ -8960,7 +9134,7 @@
         <w:t xml:space="preserve">Key insights from this biplot:</w:t>
       </w:r>
     </w:p>
-    <w:bookmarkStart w:id="92" w:name="species-separation"/>
+    <w:bookmarkStart w:id="102" w:name="species-separation"/>
     <w:p>
       <w:pPr>
         <w:pStyle w:val="Heading3"/>
@@ -9038,8 +9212,8 @@
         <w:t xml:space="preserve">PCA successfully separates species without being told about them!</w:t>
       </w:r>
     </w:p>
-    <w:bookmarkEnd w:id="92"/>
-    <w:bookmarkStart w:id="93" w:name="understanding-flower-characteristics"/>
+    <w:bookmarkEnd w:id="102"/>
+    <w:bookmarkStart w:id="103" w:name="understanding-flower-characteristics"/>
     <w:p>
       <w:pPr>
         <w:pStyle w:val="Heading3"/>
@@ -9117,8 +9291,8 @@
         <w:t xml:space="preserve">: Intermediate in most characteristics</w:t>
       </w:r>
     </w:p>
-    <w:bookmarkEnd w:id="93"/>
-    <w:bookmarkStart w:id="94" w:name="variable-relationships"/>
+    <w:bookmarkEnd w:id="103"/>
+    <w:bookmarkStart w:id="104" w:name="variable-relationships"/>
     <w:p>
       <w:pPr>
         <w:pStyle w:val="Heading3"/>
@@ -9169,13 +9343,12 @@
         <w:t xml:space="preserve">virginica</w:t>
       </w:r>
     </w:p>
-    <w:bookmarkEnd w:id="94"/>
-    <w:bookmarkEnd w:id="95"/>
-    <w:bookmarkEnd w:id="96"/>
-    <w:bookmarkStart w:id="97" w:name="X356e311b6177bdf3f8ab806f5a3d4571d215d20"/>
-    <w:p>
-      <w:pPr>
-        <w:pStyle w:val="Heading1"/>
+    <w:bookmarkEnd w:id="104"/>
+    <w:bookmarkEnd w:id="105"/>
+    <w:bookmarkStart w:id="106" w:name="X356e311b6177bdf3f8ab806f5a3d4571d215d20"/>
+    <w:p>
+      <w:pPr>
+        <w:pStyle w:val="Heading2"/>
       </w:pPr>
       <w:r>
         <w:t xml:space="preserve">Step 7: PCA Scores Plot - Alternative Visualization</w:t>
@@ -9933,7 +10106,31 @@
         <w:rPr>
           <w:rStyle w:val="NormalTok"/>
         </w:rPr>
-        <w:t xml:space="preserve">() </w:t>
+        <w:t xml:space="preserve">(</w:t>
+      </w:r>
+      <w:r>
+        <w:rPr>
+          <w:rStyle w:val="AttributeTok"/>
+        </w:rPr>
+        <w:t xml:space="preserve">base_size =</w:t>
+      </w:r>
+      <w:r>
+        <w:rPr>
+          <w:rStyle w:val="NormalTok"/>
+        </w:rPr>
+        <w:t xml:space="preserve"> </w:t>
+      </w:r>
+      <w:r>
+        <w:rPr>
+          <w:rStyle w:val="DecValTok"/>
+        </w:rPr>
+        <w:t xml:space="preserve">9</w:t>
+      </w:r>
+      <w:r>
+        <w:rPr>
+          <w:rStyle w:val="NormalTok"/>
+        </w:rPr>
+        <w:t xml:space="preserve">) </w:t>
       </w:r>
       <w:r>
         <w:rPr>
@@ -10023,17 +10220,27 @@
         <w:t xml:space="preserve">))</w:t>
       </w:r>
     </w:p>
-    <w:bookmarkEnd w:id="97"/>
-    <w:bookmarkStart w:id="99" w:name="step-8-interpret-pc1-results"/>
-    <w:p>
-      <w:pPr>
-        <w:pStyle w:val="Heading1"/>
+    <w:bookmarkEnd w:id="106"/>
+    <w:bookmarkStart w:id="107" w:name="X118ea5ae24c0f55829cdbcf7e66dae1d14c20b1"/>
+    <w:p>
+      <w:pPr>
+        <w:pStyle w:val="Heading2"/>
+      </w:pPr>
+      <w:r>
+        <w:t xml:space="preserve">Part 8 · Interpreting PC1 and PC2, and Wrap-Up</w:t>
+      </w:r>
+    </w:p>
+    <w:bookmarkEnd w:id="107"/>
+    <w:bookmarkStart w:id="109" w:name="step-8-interpret-pc1-results"/>
+    <w:p>
+      <w:pPr>
+        <w:pStyle w:val="Heading2"/>
       </w:pPr>
       <w:r>
         <w:t xml:space="preserve">Step 8: Interpret PC1 Results</w:t>
       </w:r>
     </w:p>
-    <w:bookmarkStart w:id="98" w:name="understanding-pc1-loadings"/>
+    <w:bookmarkStart w:id="108" w:name="understanding-pc1-loadings"/>
     <w:p>
       <w:pPr>
         <w:pStyle w:val="Heading3"/>
@@ -10220,22 +10427,18 @@
         </w:rPr>
         <w:t xml:space="preserve">)</w:t>
       </w:r>
-    </w:p>
-    <w:p>
-      <w:pPr>
-        <w:pStyle w:val="SourceCode"/>
-      </w:pPr>
-      <w:r>
-        <w:rPr>
-          <w:rStyle w:val="VerbatimChar"/>
-        </w:rPr>
-        <w:t xml:space="preserve">[1] "PC1 Loadings (all variables contribute similarly):"</w:t>
-      </w:r>
-    </w:p>
-    <w:p>
-      <w:pPr>
-        <w:pStyle w:val="SourceCode"/>
-      </w:pPr>
+      <w:r>
+        <w:br/>
+      </w:r>
+      <w:r>
+        <w:rPr>
+          <w:rStyle w:val="DocumentationTok"/>
+        </w:rPr>
+        <w:t xml:space="preserve">## [1] "PC1 Loadings (all variables contribute similarly):"</w:t>
+      </w:r>
+      <w:r>
+        <w:br/>
+      </w:r>
       <w:r>
         <w:rPr>
           <w:rStyle w:val="FunctionTok"/>
@@ -10260,31 +10463,30 @@
         </w:rPr>
         <w:t xml:space="preserve">)</w:t>
       </w:r>
-    </w:p>
-    <w:p>
-      <w:pPr>
-        <w:pStyle w:val="SourceCode"/>
-      </w:pPr>
-      <w:r>
-        <w:rPr>
-          <w:rStyle w:val="VerbatimChar"/>
-        </w:rPr>
-        <w:t xml:space="preserve">sepal_length  sepal_width petal_length  petal_width </w:t>
-      </w:r>
-      <w:r>
-        <w:br/>
-      </w:r>
-      <w:r>
-        <w:rPr>
-          <w:rStyle w:val="VerbatimChar"/>
-        </w:rPr>
-        <w:t xml:space="preserve">       0.521       -0.269        0.580        0.565 </w:t>
-      </w:r>
-    </w:p>
-    <w:p>
-      <w:pPr>
-        <w:pStyle w:val="SourceCode"/>
-      </w:pPr>
+      <w:r>
+        <w:br/>
+      </w:r>
+      <w:r>
+        <w:rPr>
+          <w:rStyle w:val="DocumentationTok"/>
+        </w:rPr>
+        <w:t xml:space="preserve">## sepal_length  sepal_width petal_length  petal_width </w:t>
+      </w:r>
+      <w:r>
+        <w:br/>
+      </w:r>
+      <w:r>
+        <w:rPr>
+          <w:rStyle w:val="DocumentationTok"/>
+        </w:rPr>
+        <w:t xml:space="preserve">##        0.521       -0.269        0.580        0.565</w:t>
+      </w:r>
+      <w:r>
+        <w:br/>
+      </w:r>
+      <w:r>
+        <w:br/>
+      </w:r>
       <w:r>
         <w:rPr>
           <w:rStyle w:val="FunctionTok"/>
@@ -10321,25 +10523,27 @@
         </w:rPr>
         <w:t xml:space="preserve">)</w:t>
       </w:r>
-    </w:p>
-    <w:p>
-      <w:pPr>
-        <w:pStyle w:val="SourceCode"/>
-      </w:pPr>
-      <w:r>
-        <w:br/>
-      </w:r>
-      <w:r>
-        <w:rPr>
-          <w:rStyle w:val="VerbatimChar"/>
-        </w:rPr>
-        <w:t xml:space="preserve">PC1 Interpretation: Overall flower size</w:t>
-      </w:r>
-    </w:p>
-    <w:p>
-      <w:pPr>
-        <w:pStyle w:val="SourceCode"/>
-      </w:pPr>
+      <w:r>
+        <w:br/>
+      </w:r>
+      <w:r>
+        <w:rPr>
+          <w:rStyle w:val="DocumentationTok"/>
+        </w:rPr>
+        <w:t xml:space="preserve">## </w:t>
+      </w:r>
+      <w:r>
+        <w:br/>
+      </w:r>
+      <w:r>
+        <w:rPr>
+          <w:rStyle w:val="DocumentationTok"/>
+        </w:rPr>
+        <w:t xml:space="preserve">## PC1 Interpretation: Overall flower size</w:t>
+      </w:r>
+      <w:r>
+        <w:br/>
+      </w:r>
       <w:r>
         <w:rPr>
           <w:rStyle w:val="FunctionTok"/>
@@ -10376,25 +10580,27 @@
         </w:rPr>
         <w:t xml:space="preserve">)</w:t>
       </w:r>
-    </w:p>
-    <w:p>
-      <w:pPr>
-        <w:pStyle w:val="SourceCode"/>
-      </w:pPr>
-      <w:r>
-        <w:br/>
-      </w:r>
-      <w:r>
-        <w:rPr>
-          <w:rStyle w:val="VerbatimChar"/>
-        </w:rPr>
-        <w:t xml:space="preserve">- All variables have similar negative loadings</w:t>
-      </w:r>
-    </w:p>
-    <w:p>
-      <w:pPr>
-        <w:pStyle w:val="SourceCode"/>
-      </w:pPr>
+      <w:r>
+        <w:br/>
+      </w:r>
+      <w:r>
+        <w:rPr>
+          <w:rStyle w:val="DocumentationTok"/>
+        </w:rPr>
+        <w:t xml:space="preserve">## </w:t>
+      </w:r>
+      <w:r>
+        <w:br/>
+      </w:r>
+      <w:r>
+        <w:rPr>
+          <w:rStyle w:val="DocumentationTok"/>
+        </w:rPr>
+        <w:t xml:space="preserve">## - All variables have similar negative loadings</w:t>
+      </w:r>
+      <w:r>
+        <w:br/>
+      </w:r>
       <w:r>
         <w:rPr>
           <w:rStyle w:val="FunctionTok"/>
@@ -10431,25 +10637,27 @@
         </w:rPr>
         <w:t xml:space="preserve">)</w:t>
       </w:r>
-    </w:p>
-    <w:p>
-      <w:pPr>
-        <w:pStyle w:val="SourceCode"/>
-      </w:pPr>
-      <w:r>
-        <w:br/>
-      </w:r>
-      <w:r>
-        <w:rPr>
-          <w:rStyle w:val="VerbatimChar"/>
-        </w:rPr>
-        <w:t xml:space="preserve">- Higher PC1 values = smaller flowers overall</w:t>
-      </w:r>
-    </w:p>
-    <w:p>
-      <w:pPr>
-        <w:pStyle w:val="SourceCode"/>
-      </w:pPr>
+      <w:r>
+        <w:br/>
+      </w:r>
+      <w:r>
+        <w:rPr>
+          <w:rStyle w:val="DocumentationTok"/>
+        </w:rPr>
+        <w:t xml:space="preserve">## </w:t>
+      </w:r>
+      <w:r>
+        <w:br/>
+      </w:r>
+      <w:r>
+        <w:rPr>
+          <w:rStyle w:val="DocumentationTok"/>
+        </w:rPr>
+        <w:t xml:space="preserve">## - Higher PC1 values = smaller flowers overall</w:t>
+      </w:r>
+      <w:r>
+        <w:br/>
+      </w:r>
       <w:r>
         <w:rPr>
           <w:rStyle w:val="FunctionTok"/>
@@ -10486,24 +10694,29 @@
         </w:rPr>
         <w:t xml:space="preserve">)</w:t>
       </w:r>
-    </w:p>
-    <w:p>
-      <w:pPr>
-        <w:pStyle w:val="SourceCode"/>
-      </w:pPr>
-      <w:r>
-        <w:br/>
-      </w:r>
-      <w:r>
-        <w:rPr>
-          <w:rStyle w:val="VerbatimChar"/>
-        </w:rPr>
-        <w:t xml:space="preserve">- Lower PC1 values = larger flowers overall</w:t>
-      </w:r>
-    </w:p>
-    <w:bookmarkEnd w:id="98"/>
-    <w:bookmarkEnd w:id="99"/>
-    <w:bookmarkStart w:id="103" w:name="pc1-interpretation-overall-flower-size"/>
+      <w:r>
+        <w:br/>
+      </w:r>
+      <w:r>
+        <w:rPr>
+          <w:rStyle w:val="DocumentationTok"/>
+        </w:rPr>
+        <w:t xml:space="preserve">## </w:t>
+      </w:r>
+      <w:r>
+        <w:br/>
+      </w:r>
+      <w:r>
+        <w:rPr>
+          <w:rStyle w:val="DocumentationTok"/>
+        </w:rPr>
+        <w:t xml:space="preserve">## - Lower PC1 values = larger flowers overall</w:t>
+      </w:r>
+    </w:p>
+    <w:bookmarkEnd w:id="108"/>
+    <w:bookmarkEnd w:id="109"/>
+    <w:bookmarkEnd w:id="110"/>
+    <w:bookmarkStart w:id="116" w:name="pc1-interpretation-overall-flower-size"/>
     <w:p>
       <w:pPr>
         <w:pStyle w:val="Heading1"/>
@@ -10512,7 +10725,7 @@
         <w:t xml:space="preserve">PC1 Interpretation: Overall Flower Size</w:t>
       </w:r>
     </w:p>
-    <w:bookmarkStart w:id="100" w:name="X44e0f06db64510cd244852e67e8ed5b90490576"/>
+    <w:bookmarkStart w:id="111" w:name="X44e0f06db64510cd244852e67e8ed5b90490576"/>
     <w:p>
       <w:pPr>
         <w:pStyle w:val="Heading3"/>
@@ -10635,8 +10848,8 @@
         <w:t xml:space="preserve">(except sepal width) vary together</w:t>
       </w:r>
     </w:p>
-    <w:bookmarkEnd w:id="100"/>
-    <w:bookmarkStart w:id="101" w:name="what-pc1-scores-mean"/>
+    <w:bookmarkEnd w:id="111"/>
+    <w:bookmarkStart w:id="112" w:name="what-pc1-scores-mean"/>
     <w:p>
       <w:pPr>
         <w:pStyle w:val="Heading3"/>
@@ -10725,8 +10938,8 @@
         <w:t xml:space="preserve">goes opposite”</w:t>
       </w:r>
     </w:p>
-    <w:bookmarkEnd w:id="101"/>
-    <w:bookmarkStart w:id="102" w:name="biological-interpretation"/>
+    <w:bookmarkEnd w:id="112"/>
+    <w:bookmarkStart w:id="113" w:name="biological-interpretation"/>
     <w:p>
       <w:pPr>
         <w:pStyle w:val="Heading3"/>
@@ -10779,18 +10992,17 @@
         <w:t xml:space="preserve">of virginica</w:t>
       </w:r>
     </w:p>
-    <w:bookmarkEnd w:id="102"/>
-    <w:bookmarkEnd w:id="103"/>
-    <w:bookmarkStart w:id="105" w:name="step-8-interpret-pc2-results"/>
-    <w:p>
-      <w:pPr>
-        <w:pStyle w:val="Heading1"/>
+    <w:bookmarkEnd w:id="113"/>
+    <w:bookmarkStart w:id="115" w:name="step-8-interpret-pc2-results"/>
+    <w:p>
+      <w:pPr>
+        <w:pStyle w:val="Heading2"/>
       </w:pPr>
       <w:r>
         <w:t xml:space="preserve">Step 8: Interpret PC2 Results</w:t>
       </w:r>
     </w:p>
-    <w:bookmarkStart w:id="104" w:name="understanding-pc2-loadings"/>
+    <w:bookmarkStart w:id="114" w:name="understanding-pc2-loadings"/>
     <w:p>
       <w:pPr>
         <w:pStyle w:val="Heading3"/>
@@ -10977,22 +11189,18 @@
         </w:rPr>
         <w:t xml:space="preserve">)</w:t>
       </w:r>
-    </w:p>
-    <w:p>
-      <w:pPr>
-        <w:pStyle w:val="SourceCode"/>
-      </w:pPr>
-      <w:r>
-        <w:rPr>
-          <w:rStyle w:val="VerbatimChar"/>
-        </w:rPr>
-        <w:t xml:space="preserve">[1] "PC2 Loadings:"</w:t>
-      </w:r>
-    </w:p>
-    <w:p>
-      <w:pPr>
-        <w:pStyle w:val="SourceCode"/>
-      </w:pPr>
+      <w:r>
+        <w:br/>
+      </w:r>
+      <w:r>
+        <w:rPr>
+          <w:rStyle w:val="DocumentationTok"/>
+        </w:rPr>
+        <w:t xml:space="preserve">## [1] "PC2 Loadings:"</w:t>
+      </w:r>
+      <w:r>
+        <w:br/>
+      </w:r>
       <w:r>
         <w:rPr>
           <w:rStyle w:val="FunctionTok"/>
@@ -11017,31 +11225,30 @@
         </w:rPr>
         <w:t xml:space="preserve">)</w:t>
       </w:r>
-    </w:p>
-    <w:p>
-      <w:pPr>
-        <w:pStyle w:val="SourceCode"/>
-      </w:pPr>
-      <w:r>
-        <w:rPr>
-          <w:rStyle w:val="VerbatimChar"/>
-        </w:rPr>
-        <w:t xml:space="preserve">sepal_length  sepal_width petal_length  petal_width </w:t>
-      </w:r>
-      <w:r>
-        <w:br/>
-      </w:r>
-      <w:r>
-        <w:rPr>
-          <w:rStyle w:val="VerbatimChar"/>
-        </w:rPr>
-        <w:t xml:space="preserve">      -0.377       -0.923       -0.024       -0.067 </w:t>
-      </w:r>
-    </w:p>
-    <w:p>
-      <w:pPr>
-        <w:pStyle w:val="SourceCode"/>
-      </w:pPr>
+      <w:r>
+        <w:br/>
+      </w:r>
+      <w:r>
+        <w:rPr>
+          <w:rStyle w:val="DocumentationTok"/>
+        </w:rPr>
+        <w:t xml:space="preserve">## sepal_length  sepal_width petal_length  petal_width </w:t>
+      </w:r>
+      <w:r>
+        <w:br/>
+      </w:r>
+      <w:r>
+        <w:rPr>
+          <w:rStyle w:val="DocumentationTok"/>
+        </w:rPr>
+        <w:t xml:space="preserve">##       -0.377       -0.923       -0.024       -0.067</w:t>
+      </w:r>
+      <w:r>
+        <w:br/>
+      </w:r>
+      <w:r>
+        <w:br/>
+      </w:r>
       <w:r>
         <w:rPr>
           <w:rStyle w:val="FunctionTok"/>
@@ -11078,25 +11285,27 @@
         </w:rPr>
         <w:t xml:space="preserve">)</w:t>
       </w:r>
-    </w:p>
-    <w:p>
-      <w:pPr>
-        <w:pStyle w:val="SourceCode"/>
-      </w:pPr>
-      <w:r>
-        <w:br/>
-      </w:r>
-      <w:r>
-        <w:rPr>
-          <w:rStyle w:val="VerbatimChar"/>
-        </w:rPr>
-        <w:t xml:space="preserve">PC2 Interpretation: Flower shape contrast</w:t>
-      </w:r>
-    </w:p>
-    <w:p>
-      <w:pPr>
-        <w:pStyle w:val="SourceCode"/>
-      </w:pPr>
+      <w:r>
+        <w:br/>
+      </w:r>
+      <w:r>
+        <w:rPr>
+          <w:rStyle w:val="DocumentationTok"/>
+        </w:rPr>
+        <w:t xml:space="preserve">## </w:t>
+      </w:r>
+      <w:r>
+        <w:br/>
+      </w:r>
+      <w:r>
+        <w:rPr>
+          <w:rStyle w:val="DocumentationTok"/>
+        </w:rPr>
+        <w:t xml:space="preserve">## PC2 Interpretation: Flower shape contrast</w:t>
+      </w:r>
+      <w:r>
+        <w:br/>
+      </w:r>
       <w:r>
         <w:rPr>
           <w:rStyle w:val="FunctionTok"/>
@@ -11133,25 +11342,27 @@
         </w:rPr>
         <w:t xml:space="preserve">)</w:t>
       </w:r>
-    </w:p>
-    <w:p>
-      <w:pPr>
-        <w:pStyle w:val="SourceCode"/>
-      </w:pPr>
-      <w:r>
-        <w:br/>
-      </w:r>
-      <w:r>
-        <w:rPr>
-          <w:rStyle w:val="VerbatimChar"/>
-        </w:rPr>
-        <w:t xml:space="preserve">- Positive loadings: sepal width</w:t>
-      </w:r>
-    </w:p>
-    <w:p>
-      <w:pPr>
-        <w:pStyle w:val="SourceCode"/>
-      </w:pPr>
+      <w:r>
+        <w:br/>
+      </w:r>
+      <w:r>
+        <w:rPr>
+          <w:rStyle w:val="DocumentationTok"/>
+        </w:rPr>
+        <w:t xml:space="preserve">## </w:t>
+      </w:r>
+      <w:r>
+        <w:br/>
+      </w:r>
+      <w:r>
+        <w:rPr>
+          <w:rStyle w:val="DocumentationTok"/>
+        </w:rPr>
+        <w:t xml:space="preserve">## - Positive loadings: sepal width</w:t>
+      </w:r>
+      <w:r>
+        <w:br/>
+      </w:r>
       <w:r>
         <w:rPr>
           <w:rStyle w:val="FunctionTok"/>
@@ -11188,25 +11399,27 @@
         </w:rPr>
         <w:t xml:space="preserve">)</w:t>
       </w:r>
-    </w:p>
-    <w:p>
-      <w:pPr>
-        <w:pStyle w:val="SourceCode"/>
-      </w:pPr>
-      <w:r>
-        <w:br/>
-      </w:r>
-      <w:r>
-        <w:rPr>
-          <w:rStyle w:val="VerbatimChar"/>
-        </w:rPr>
-        <w:t xml:space="preserve">- Negative loadings: petal length and width, sepal length</w:t>
-      </w:r>
-    </w:p>
-    <w:p>
-      <w:pPr>
-        <w:pStyle w:val="SourceCode"/>
-      </w:pPr>
+      <w:r>
+        <w:br/>
+      </w:r>
+      <w:r>
+        <w:rPr>
+          <w:rStyle w:val="DocumentationTok"/>
+        </w:rPr>
+        <w:t xml:space="preserve">## </w:t>
+      </w:r>
+      <w:r>
+        <w:br/>
+      </w:r>
+      <w:r>
+        <w:rPr>
+          <w:rStyle w:val="DocumentationTok"/>
+        </w:rPr>
+        <w:t xml:space="preserve">## - Negative loadings: petal length and width, sepal length</w:t>
+      </w:r>
+      <w:r>
+        <w:br/>
+      </w:r>
       <w:r>
         <w:rPr>
           <w:rStyle w:val="FunctionTok"/>
@@ -11243,25 +11456,27 @@
         </w:rPr>
         <w:t xml:space="preserve">)</w:t>
       </w:r>
-    </w:p>
-    <w:p>
-      <w:pPr>
-        <w:pStyle w:val="SourceCode"/>
-      </w:pPr>
-      <w:r>
-        <w:br/>
-      </w:r>
-      <w:r>
-        <w:rPr>
-          <w:rStyle w:val="VerbatimChar"/>
-        </w:rPr>
-        <w:t xml:space="preserve">- Higher PC2 = wider sepals relative to petal size</w:t>
-      </w:r>
-    </w:p>
-    <w:p>
-      <w:pPr>
-        <w:pStyle w:val="SourceCode"/>
-      </w:pPr>
+      <w:r>
+        <w:br/>
+      </w:r>
+      <w:r>
+        <w:rPr>
+          <w:rStyle w:val="DocumentationTok"/>
+        </w:rPr>
+        <w:t xml:space="preserve">## </w:t>
+      </w:r>
+      <w:r>
+        <w:br/>
+      </w:r>
+      <w:r>
+        <w:rPr>
+          <w:rStyle w:val="DocumentationTok"/>
+        </w:rPr>
+        <w:t xml:space="preserve">## - Higher PC2 = wider sepals relative to petal size</w:t>
+      </w:r>
+      <w:r>
+        <w:br/>
+      </w:r>
       <w:r>
         <w:rPr>
           <w:rStyle w:val="FunctionTok"/>
@@ -11298,24 +11513,29 @@
         </w:rPr>
         <w:t xml:space="preserve">)</w:t>
       </w:r>
-    </w:p>
-    <w:p>
-      <w:pPr>
-        <w:pStyle w:val="SourceCode"/>
-      </w:pPr>
-      <w:r>
-        <w:br/>
-      </w:r>
-      <w:r>
-        <w:rPr>
-          <w:rStyle w:val="VerbatimChar"/>
-        </w:rPr>
-        <w:t xml:space="preserve">- Lower PC2 = longer/wider petals relative to sepal width</w:t>
-      </w:r>
-    </w:p>
-    <w:bookmarkEnd w:id="104"/>
-    <w:bookmarkEnd w:id="105"/>
-    <w:bookmarkStart w:id="110" w:name="pc2-interpretation-flower-shape-contrast"/>
+      <w:r>
+        <w:br/>
+      </w:r>
+      <w:r>
+        <w:rPr>
+          <w:rStyle w:val="DocumentationTok"/>
+        </w:rPr>
+        <w:t xml:space="preserve">## </w:t>
+      </w:r>
+      <w:r>
+        <w:br/>
+      </w:r>
+      <w:r>
+        <w:rPr>
+          <w:rStyle w:val="DocumentationTok"/>
+        </w:rPr>
+        <w:t xml:space="preserve">## - Lower PC2 = longer/wider petals relative to sepal width</w:t>
+      </w:r>
+    </w:p>
+    <w:bookmarkEnd w:id="114"/>
+    <w:bookmarkEnd w:id="115"/>
+    <w:bookmarkEnd w:id="116"/>
+    <w:bookmarkStart w:id="128" w:name="pc2-interpretation-flower-shape-contrast"/>
     <w:p>
       <w:pPr>
         <w:pStyle w:val="Heading1"/>
@@ -11324,7 +11544,7 @@
         <w:t xml:space="preserve">PC2 Interpretation: Flower Shape Contrast</w:t>
       </w:r>
     </w:p>
-    <w:bookmarkStart w:id="106" w:name="pc2-interpretation-correcting-the-output"/>
+    <w:bookmarkStart w:id="117" w:name="pc2-interpretation-correcting-the-output"/>
     <w:p>
       <w:pPr>
         <w:pStyle w:val="Heading3"/>
@@ -11365,8 +11585,8 @@
         <w:t xml:space="preserve">sepal width being the most strongly negative.</w:t>
       </w:r>
     </w:p>
-    <w:bookmarkEnd w:id="106"/>
-    <w:bookmarkStart w:id="107" w:name="what-pc2-actually-represents"/>
+    <w:bookmarkEnd w:id="117"/>
+    <w:bookmarkStart w:id="118" w:name="what-pc2-actually-represents"/>
     <w:p>
       <w:pPr>
         <w:pStyle w:val="Heading3"/>
@@ -11447,8 +11667,8 @@
         <w:t xml:space="preserve">contribution from sepal length</w:t>
       </w:r>
     </w:p>
-    <w:bookmarkEnd w:id="107"/>
-    <w:bookmarkStart w:id="108" w:name="what-pc2-scores-mean"/>
+    <w:bookmarkEnd w:id="118"/>
+    <w:bookmarkStart w:id="119" w:name="what-pc2-scores-mean"/>
     <w:p>
       <w:pPr>
         <w:pStyle w:val="Heading3"/>
@@ -11531,8 +11751,8 @@
         <w:t xml:space="preserve">sepal width variation</w:t>
       </w:r>
     </w:p>
-    <w:bookmarkEnd w:id="108"/>
-    <w:bookmarkStart w:id="109" w:name="biological-interpretation-1"/>
+    <w:bookmarkEnd w:id="119"/>
+    <w:bookmarkStart w:id="120" w:name="biological-interpretation-1"/>
     <w:p>
       <w:pPr>
         <w:pStyle w:val="Heading3"/>
@@ -11591,12 +11811,11 @@
         <w:t xml:space="preserve">but different sepal proportions</w:t>
       </w:r>
     </w:p>
-    <w:bookmarkEnd w:id="109"/>
-    <w:bookmarkEnd w:id="110"/>
-    <w:bookmarkStart w:id="111" w:name="step-9-how-well-does-pca-work"/>
-    <w:p>
-      <w:pPr>
-        <w:pStyle w:val="Heading1"/>
+    <w:bookmarkEnd w:id="120"/>
+    <w:bookmarkStart w:id="121" w:name="step-9-how-well-does-pca-work"/>
+    <w:p>
+      <w:pPr>
+        <w:pStyle w:val="Heading2"/>
       </w:pPr>
       <w:r>
         <w:t xml:space="preserve">Step 9: How Well Does PCA Work?</w:t>
@@ -12621,20 +12840,45 @@
         <w:rPr>
           <w:rStyle w:val="NormalTok"/>
         </w:rPr>
-        <w:t xml:space="preserve">()</w:t>
-      </w:r>
-    </w:p>
-    <w:bookmarkEnd w:id="111"/>
-    <w:bookmarkStart w:id="114" w:name="summary-what-we-learned"/>
-    <w:p>
-      <w:pPr>
-        <w:pStyle w:val="Heading1"/>
+        <w:t xml:space="preserve">(</w:t>
+      </w:r>
+      <w:r>
+        <w:rPr>
+          <w:rStyle w:val="AttributeTok"/>
+        </w:rPr>
+        <w:t xml:space="preserve">base_size =</w:t>
+      </w:r>
+      <w:r>
+        <w:rPr>
+          <w:rStyle w:val="NormalTok"/>
+        </w:rPr>
+        <w:t xml:space="preserve"> </w:t>
+      </w:r>
+      <w:r>
+        <w:rPr>
+          <w:rStyle w:val="DecValTok"/>
+        </w:rPr>
+        <w:t xml:space="preserve">9</w:t>
+      </w:r>
+      <w:r>
+        <w:rPr>
+          <w:rStyle w:val="NormalTok"/>
+        </w:rPr>
+        <w:t xml:space="preserve">)</w:t>
+      </w:r>
+    </w:p>
+    <w:bookmarkEnd w:id="121"/>
+    <w:bookmarkStart w:id="122" w:name="summary-what-we-learned"/>
+    <w:p>
+      <w:pPr>
+        <w:pStyle w:val="Heading2"/>
       </w:pPr>
       <w:r>
         <w:t xml:space="preserve">Summary: What We Learned</w:t>
       </w:r>
     </w:p>
-    <w:bookmarkStart w:id="112" w:name="key-findings"/>
+    <w:bookmarkEnd w:id="122"/>
+    <w:bookmarkStart w:id="123" w:name="key-findings"/>
     <w:p>
       <w:pPr>
         <w:pStyle w:val="Heading2"/>
@@ -12775,8 +13019,8 @@
         <w:t xml:space="preserve">based on their morphological differences</w:t>
       </w:r>
     </w:p>
-    <w:bookmarkEnd w:id="112"/>
-    <w:bookmarkStart w:id="113" w:name="pca-success-criteria-met"/>
+    <w:bookmarkEnd w:id="123"/>
+    <w:bookmarkStart w:id="124" w:name="pca-success-criteria-met"/>
     <w:p>
       <w:pPr>
         <w:pStyle w:val="Heading2"/>
@@ -12823,18 +13067,18 @@
         <w:t xml:space="preserve">✓ Interpretable components</w:t>
       </w:r>
     </w:p>
-    <w:bookmarkEnd w:id="113"/>
-    <w:bookmarkEnd w:id="114"/>
-    <w:bookmarkStart w:id="117" w:name="when-to-use-pca-vs.-other-methods"/>
-    <w:p>
-      <w:pPr>
-        <w:pStyle w:val="Heading1"/>
+    <w:bookmarkEnd w:id="124"/>
+    <w:bookmarkStart w:id="125" w:name="when-to-use-pca-vs.-other-methods"/>
+    <w:p>
+      <w:pPr>
+        <w:pStyle w:val="Heading2"/>
       </w:pPr>
       <w:r>
         <w:t xml:space="preserve">When to Use PCA vs. Other Methods</w:t>
       </w:r>
     </w:p>
-    <w:bookmarkStart w:id="115" w:name="use-pca-when"/>
+    <w:bookmarkEnd w:id="125"/>
+    <w:bookmarkStart w:id="126" w:name="use-pca-when"/>
     <w:p>
       <w:pPr>
         <w:pStyle w:val="Heading2"/>
@@ -12943,8 +13187,8 @@
         <w:t xml:space="preserve">in measurements</w:t>
       </w:r>
     </w:p>
-    <w:bookmarkEnd w:id="115"/>
-    <w:bookmarkStart w:id="116" w:name="consider-alternatives-when"/>
+    <w:bookmarkEnd w:id="126"/>
+    <w:bookmarkStart w:id="127" w:name="consider-alternatives-when"/>
     <w:p>
       <w:pPr>
         <w:pStyle w:val="Heading2"/>
@@ -13059,13 +13303,12 @@
         <w:t xml:space="preserve">like morphology, physiology, or environmental variables!</w:t>
       </w:r>
     </w:p>
-    <w:bookmarkEnd w:id="116"/>
-    <w:bookmarkEnd w:id="117"/>
+    <w:bookmarkEnd w:id="127"/>
+    <w:bookmarkEnd w:id="128"/>
     <w:sectPr>
-      <w:pgSz w:h="15840" w:w="12240"/>
-      <w:pgMar w:bottom="1440" w:footer="720" w:gutter="0" w:header="720" w:left="1440" w:right="1440" w:top="1440"/>
-      <w:cols w:space="720"/>
-      <w:docGrid w:linePitch="360"/>
+      <w:footnotePr>
+        <w:numRestart w:val="eachSect"/>
+      </w:footnotePr>
     </w:sectPr>
   </w:body>
 </w:document>
@@ -13568,478 +13811,260 @@
 </file>
 
 <file path=word/styles.xml><?xml version="1.0" encoding="utf-8"?>
-<w:styles xmlns:mc="http://schemas.openxmlformats.org/markup-compatibility/2006" xmlns:r="http://schemas.openxmlformats.org/officeDocument/2006/relationships" xmlns:w="http://schemas.openxmlformats.org/wordprocessingml/2006/main" xmlns:w14="http://schemas.microsoft.com/office/word/2010/wordml" xmlns:w15="http://schemas.microsoft.com/office/word/2012/wordml" xmlns:w16="http://schemas.microsoft.com/office/word/2018/wordml" xmlns:w16cex="http://schemas.microsoft.com/office/word/2018/wordml/cex" xmlns:w16cid="http://schemas.microsoft.com/office/word/2016/wordml/cid" xmlns:w16du="http://schemas.microsoft.com/office/word/2023/wordml/word16du" xmlns:w16sdtdh="http://schemas.microsoft.com/office/word/2020/wordml/sdtdatahash" xmlns:w16sdtfl="http://schemas.microsoft.com/office/word/2024/wordml/sdtformatlock" xmlns:w16se="http://schemas.microsoft.com/office/word/2015/wordml/symex" mc:Ignorable="w14 w15 w16se w16cid w16 w16cex w16sdtdh w16sdtfl w16du">
+<w:styles xmlns:r="http://schemas.openxmlformats.org/officeDocument/2006/relationships" xmlns:w="http://schemas.openxmlformats.org/wordprocessingml/2006/main">
   <w:docDefaults>
     <w:rPrDefault>
       <w:rPr>
-        <w:rFonts w:ascii="Arial" w:cs="Times New Roman (Body CS)" w:eastAsiaTheme="minorHAnsi" w:hAnsi="Arial"/>
-        <w:kern w:val="2"/>
-        <w:sz w:val="24"/>
-        <w:szCs w:val="24"/>
+        <w:rFonts w:asciiTheme="minorHAnsi" w:cstheme="minorBidi" w:eastAsiaTheme="minorHAnsi" w:hAnsiTheme="minorHAnsi"/>
+        <w:sz w:val="20"/>
+        <w:szCs w:val="20"/>
         <w:lang w:bidi="ar-SA" w:eastAsia="en-US" w:val="en-US"/>
-        <w14:ligatures w14:val="standardContextual"/>
       </w:rPr>
     </w:rPrDefault>
-    <w:pPrDefault/>
+    <w:pPrDefault>
+      <w:pPr>
+        <w:spacing w:after="100"/>
+      </w:pPr>
+    </w:pPrDefault>
   </w:docDefaults>
-  <w:latentStyles w:count="376" w:defLockedState="0" w:defQFormat="0" w:defSemiHidden="0" w:defUIPriority="99" w:defUnhideWhenUsed="0">
-    <w:lsdException w:name="Normal" w:qFormat="1" w:uiPriority="0"/>
-    <w:lsdException w:name="heading 1" w:qFormat="1" w:uiPriority="9"/>
-    <w:lsdException w:name="heading 2" w:qFormat="1" w:semiHidden="1" w:uiPriority="9" w:unhideWhenUsed="1"/>
-    <w:lsdException w:name="heading 3" w:qFormat="1" w:semiHidden="1" w:uiPriority="9" w:unhideWhenUsed="1"/>
-    <w:lsdException w:name="heading 4" w:qFormat="1" w:semiHidden="1" w:uiPriority="9" w:unhideWhenUsed="1"/>
-    <w:lsdException w:name="heading 5" w:qFormat="1" w:semiHidden="1" w:uiPriority="9" w:unhideWhenUsed="1"/>
-    <w:lsdException w:name="heading 6" w:qFormat="1" w:semiHidden="1" w:uiPriority="9" w:unhideWhenUsed="1"/>
-    <w:lsdException w:name="heading 7" w:qFormat="1" w:semiHidden="1" w:uiPriority="9" w:unhideWhenUsed="1"/>
-    <w:lsdException w:name="heading 8" w:qFormat="1" w:semiHidden="1" w:uiPriority="9" w:unhideWhenUsed="1"/>
-    <w:lsdException w:name="heading 9" w:qFormat="1" w:semiHidden="1" w:uiPriority="9" w:unhideWhenUsed="1"/>
-    <w:lsdException w:name="index 1" w:semiHidden="1" w:unhideWhenUsed="1"/>
-    <w:lsdException w:name="index 2" w:semiHidden="1" w:unhideWhenUsed="1"/>
-    <w:lsdException w:name="index 3" w:semiHidden="1" w:unhideWhenUsed="1"/>
-    <w:lsdException w:name="index 4" w:semiHidden="1" w:unhideWhenUsed="1"/>
-    <w:lsdException w:name="index 5" w:semiHidden="1" w:unhideWhenUsed="1"/>
-    <w:lsdException w:name="index 6" w:semiHidden="1" w:unhideWhenUsed="1"/>
-    <w:lsdException w:name="index 7" w:semiHidden="1" w:unhideWhenUsed="1"/>
-    <w:lsdException w:name="index 8" w:semiHidden="1" w:unhideWhenUsed="1"/>
-    <w:lsdException w:name="index 9" w:semiHidden="1" w:unhideWhenUsed="1"/>
-    <w:lsdException w:name="toc 1" w:semiHidden="1" w:uiPriority="39" w:unhideWhenUsed="1"/>
-    <w:lsdException w:name="toc 2" w:semiHidden="1" w:uiPriority="39" w:unhideWhenUsed="1"/>
-    <w:lsdException w:name="toc 3" w:semiHidden="1" w:uiPriority="39" w:unhideWhenUsed="1"/>
-    <w:lsdException w:name="toc 4" w:semiHidden="1" w:uiPriority="39" w:unhideWhenUsed="1"/>
-    <w:lsdException w:name="toc 5" w:semiHidden="1" w:uiPriority="39" w:unhideWhenUsed="1"/>
-    <w:lsdException w:name="toc 6" w:semiHidden="1" w:uiPriority="39" w:unhideWhenUsed="1"/>
-    <w:lsdException w:name="toc 7" w:semiHidden="1" w:uiPriority="39" w:unhideWhenUsed="1"/>
-    <w:lsdException w:name="toc 8" w:semiHidden="1" w:uiPriority="39" w:unhideWhenUsed="1"/>
-    <w:lsdException w:name="toc 9" w:semiHidden="1" w:uiPriority="39" w:unhideWhenUsed="1"/>
-    <w:lsdException w:name="Normal Indent" w:semiHidden="1" w:unhideWhenUsed="1"/>
-    <w:lsdException w:name="footnote text" w:semiHidden="1" w:unhideWhenUsed="1"/>
-    <w:lsdException w:name="annotation text" w:semiHidden="1" w:unhideWhenUsed="1"/>
-    <w:lsdException w:name="header" w:semiHidden="1" w:unhideWhenUsed="1"/>
-    <w:lsdException w:name="footer" w:semiHidden="1" w:unhideWhenUsed="1"/>
-    <w:lsdException w:name="index heading" w:semiHidden="1" w:unhideWhenUsed="1"/>
-    <w:lsdException w:name="caption" w:qFormat="1" w:semiHidden="1" w:uiPriority="35" w:unhideWhenUsed="1"/>
-    <w:lsdException w:name="table of figures" w:semiHidden="1" w:unhideWhenUsed="1"/>
-    <w:lsdException w:name="envelope address" w:semiHidden="1" w:unhideWhenUsed="1"/>
-    <w:lsdException w:name="envelope return" w:semiHidden="1" w:unhideWhenUsed="1"/>
-    <w:lsdException w:name="footnote reference" w:semiHidden="1" w:unhideWhenUsed="1"/>
-    <w:lsdException w:name="annotation reference" w:semiHidden="1" w:unhideWhenUsed="1"/>
-    <w:lsdException w:name="line number" w:semiHidden="1" w:unhideWhenUsed="1"/>
-    <w:lsdException w:name="page number" w:semiHidden="1" w:unhideWhenUsed="1"/>
-    <w:lsdException w:name="endnote reference" w:semiHidden="1" w:unhideWhenUsed="1"/>
-    <w:lsdException w:name="endnote text" w:semiHidden="1" w:unhideWhenUsed="1"/>
-    <w:lsdException w:name="table of authorities" w:semiHidden="1" w:unhideWhenUsed="1"/>
-    <w:lsdException w:name="macro" w:semiHidden="1" w:unhideWhenUsed="1"/>
-    <w:lsdException w:name="toa heading" w:semiHidden="1" w:unhideWhenUsed="1"/>
-    <w:lsdException w:name="List" w:semiHidden="1" w:unhideWhenUsed="1"/>
-    <w:lsdException w:name="List Bullet" w:semiHidden="1" w:unhideWhenUsed="1"/>
-    <w:lsdException w:name="List Number" w:semiHidden="1" w:unhideWhenUsed="1"/>
-    <w:lsdException w:name="List 2" w:semiHidden="1" w:unhideWhenUsed="1"/>
-    <w:lsdException w:name="List 3" w:semiHidden="1" w:unhideWhenUsed="1"/>
-    <w:lsdException w:name="List 4" w:semiHidden="1" w:unhideWhenUsed="1"/>
-    <w:lsdException w:name="List 5" w:semiHidden="1" w:unhideWhenUsed="1"/>
-    <w:lsdException w:name="List Bullet 2" w:semiHidden="1" w:unhideWhenUsed="1"/>
-    <w:lsdException w:name="List Bullet 3" w:semiHidden="1" w:unhideWhenUsed="1"/>
-    <w:lsdException w:name="List Bullet 4" w:semiHidden="1" w:unhideWhenUsed="1"/>
-    <w:lsdException w:name="List Bullet 5" w:semiHidden="1" w:unhideWhenUsed="1"/>
-    <w:lsdException w:name="List Number 2" w:semiHidden="1" w:unhideWhenUsed="1"/>
-    <w:lsdException w:name="List Number 3" w:semiHidden="1" w:unhideWhenUsed="1"/>
-    <w:lsdException w:name="List Number 4" w:semiHidden="1" w:unhideWhenUsed="1"/>
-    <w:lsdException w:name="List Number 5" w:semiHidden="1" w:unhideWhenUsed="1"/>
-    <w:lsdException w:name="Title" w:qFormat="1" w:uiPriority="10"/>
-    <w:lsdException w:name="Closing" w:semiHidden="1" w:unhideWhenUsed="1"/>
-    <w:lsdException w:name="Signature" w:semiHidden="1" w:unhideWhenUsed="1"/>
-    <w:lsdException w:name="Default Paragraph Font" w:semiHidden="1" w:uiPriority="1" w:unhideWhenUsed="1"/>
-    <w:lsdException w:name="Body Text" w:semiHidden="1" w:unhideWhenUsed="1"/>
-    <w:lsdException w:name="Body Text Indent" w:semiHidden="1" w:unhideWhenUsed="1"/>
-    <w:lsdException w:name="List Continue" w:semiHidden="1" w:unhideWhenUsed="1"/>
-    <w:lsdException w:name="List Continue 2" w:semiHidden="1" w:unhideWhenUsed="1"/>
-    <w:lsdException w:name="List Continue 3" w:semiHidden="1" w:unhideWhenUsed="1"/>
-    <w:lsdException w:name="List Continue 4" w:semiHidden="1" w:unhideWhenUsed="1"/>
-    <w:lsdException w:name="List Continue 5" w:semiHidden="1" w:unhideWhenUsed="1"/>
-    <w:lsdException w:name="Message Header" w:semiHidden="1" w:unhideWhenUsed="1"/>
-    <w:lsdException w:name="Subtitle" w:qFormat="1" w:uiPriority="11"/>
-    <w:lsdException w:name="Salutation" w:semiHidden="1" w:unhideWhenUsed="1"/>
-    <w:lsdException w:name="Date" w:semiHidden="1" w:unhideWhenUsed="1"/>
-    <w:lsdException w:name="Body Text First Indent" w:semiHidden="1" w:unhideWhenUsed="1"/>
-    <w:lsdException w:name="Body Text First Indent 2" w:semiHidden="1" w:unhideWhenUsed="1"/>
-    <w:lsdException w:name="Note Heading" w:semiHidden="1" w:unhideWhenUsed="1"/>
-    <w:lsdException w:name="Body Text 2" w:semiHidden="1" w:unhideWhenUsed="1"/>
-    <w:lsdException w:name="Body Text 3" w:semiHidden="1" w:unhideWhenUsed="1"/>
-    <w:lsdException w:name="Body Text Indent 2" w:semiHidden="1" w:unhideWhenUsed="1"/>
-    <w:lsdException w:name="Body Text Indent 3" w:semiHidden="1" w:unhideWhenUsed="1"/>
-    <w:lsdException w:name="Block Text" w:semiHidden="1" w:unhideWhenUsed="1"/>
-    <w:lsdException w:name="Hyperlink" w:semiHidden="1" w:unhideWhenUsed="1"/>
-    <w:lsdException w:name="FollowedHyperlink" w:semiHidden="1" w:unhideWhenUsed="1"/>
-    <w:lsdException w:name="Strong" w:qFormat="1" w:uiPriority="22"/>
-    <w:lsdException w:name="Emphasis" w:qFormat="1" w:uiPriority="20"/>
-    <w:lsdException w:name="Document Map" w:semiHidden="1" w:unhideWhenUsed="1"/>
-    <w:lsdException w:name="Plain Text" w:semiHidden="1" w:unhideWhenUsed="1"/>
-    <w:lsdException w:name="E-mail Signature" w:semiHidden="1" w:unhideWhenUsed="1"/>
-    <w:lsdException w:name="HTML Top of Form" w:semiHidden="1" w:unhideWhenUsed="1"/>
-    <w:lsdException w:name="HTML Bottom of Form" w:semiHidden="1" w:unhideWhenUsed="1"/>
-    <w:lsdException w:name="Normal (Web)" w:semiHidden="1" w:unhideWhenUsed="1"/>
-    <w:lsdException w:name="HTML Acronym" w:semiHidden="1" w:unhideWhenUsed="1"/>
-    <w:lsdException w:name="HTML Address" w:semiHidden="1" w:unhideWhenUsed="1"/>
-    <w:lsdException w:name="HTML Cite" w:semiHidden="1" w:unhideWhenUsed="1"/>
-    <w:lsdException w:name="HTML Code" w:semiHidden="1" w:unhideWhenUsed="1"/>
-    <w:lsdException w:name="HTML Definition" w:semiHidden="1" w:unhideWhenUsed="1"/>
-    <w:lsdException w:name="HTML Keyboard" w:semiHidden="1" w:unhideWhenUsed="1"/>
-    <w:lsdException w:name="HTML Preformatted" w:semiHidden="1" w:unhideWhenUsed="1"/>
-    <w:lsdException w:name="HTML Sample" w:semiHidden="1" w:unhideWhenUsed="1"/>
-    <w:lsdException w:name="HTML Typewriter" w:semiHidden="1" w:unhideWhenUsed="1"/>
-    <w:lsdException w:name="HTML Variable" w:semiHidden="1" w:unhideWhenUsed="1"/>
-    <w:lsdException w:name="Normal Table" w:semiHidden="1" w:unhideWhenUsed="1"/>
-    <w:lsdException w:name="annotation subject" w:semiHidden="1" w:unhideWhenUsed="1"/>
-    <w:lsdException w:name="No List" w:semiHidden="1" w:unhideWhenUsed="1"/>
-    <w:lsdException w:name="Outline List 1" w:semiHidden="1" w:unhideWhenUsed="1"/>
-    <w:lsdException w:name="Outline List 2" w:semiHidden="1" w:unhideWhenUsed="1"/>
-    <w:lsdException w:name="Outline List 3" w:semiHidden="1" w:unhideWhenUsed="1"/>
-    <w:lsdException w:name="Table Simple 1" w:semiHidden="1" w:unhideWhenUsed="1"/>
-    <w:lsdException w:name="Table Simple 2" w:semiHidden="1" w:unhideWhenUsed="1"/>
-    <w:lsdException w:name="Table Simple 3" w:semiHidden="1" w:unhideWhenUsed="1"/>
-    <w:lsdException w:name="Table Classic 1" w:semiHidden="1" w:unhideWhenUsed="1"/>
-    <w:lsdException w:name="Table Classic 2" w:semiHidden="1" w:unhideWhenUsed="1"/>
-    <w:lsdException w:name="Table Classic 3" w:semiHidden="1" w:unhideWhenUsed="1"/>
-    <w:lsdException w:name="Table Classic 4" w:semiHidden="1" w:unhideWhenUsed="1"/>
-    <w:lsdException w:name="Table Colorful 1" w:semiHidden="1" w:unhideWhenUsed="1"/>
-    <w:lsdException w:name="Table Colorful 2" w:semiHidden="1" w:unhideWhenUsed="1"/>
-    <w:lsdException w:name="Table Colorful 3" w:semiHidden="1" w:unhideWhenUsed="1"/>
-    <w:lsdException w:name="Table Columns 1" w:semiHidden="1" w:unhideWhenUsed="1"/>
-    <w:lsdException w:name="Table Columns 2" w:semiHidden="1" w:unhideWhenUsed="1"/>
-    <w:lsdException w:name="Table Columns 3" w:semiHidden="1" w:unhideWhenUsed="1"/>
-    <w:lsdException w:name="Table Columns 4" w:semiHidden="1" w:unhideWhenUsed="1"/>
-    <w:lsdException w:name="Table Columns 5" w:semiHidden="1" w:unhideWhenUsed="1"/>
-    <w:lsdException w:name="Table Grid 1" w:semiHidden="1" w:unhideWhenUsed="1"/>
-    <w:lsdException w:name="Table Grid 2" w:semiHidden="1" w:unhideWhenUsed="1"/>
-    <w:lsdException w:name="Table Grid 3" w:semiHidden="1" w:unhideWhenUsed="1"/>
-    <w:lsdException w:name="Table Grid 4" w:semiHidden="1" w:unhideWhenUsed="1"/>
-    <w:lsdException w:name="Table Grid 5" w:semiHidden="1" w:unhideWhenUsed="1"/>
-    <w:lsdException w:name="Table Grid 6" w:semiHidden="1" w:unhideWhenUsed="1"/>
-    <w:lsdException w:name="Table Grid 7" w:semiHidden="1" w:unhideWhenUsed="1"/>
-    <w:lsdException w:name="Table Grid 8" w:semiHidden="1" w:unhideWhenUsed="1"/>
-    <w:lsdException w:name="Table List 1" w:semiHidden="1" w:unhideWhenUsed="1"/>
-    <w:lsdException w:name="Table List 2" w:semiHidden="1" w:unhideWhenUsed="1"/>
-    <w:lsdException w:name="Table List 3" w:semiHidden="1" w:unhideWhenUsed="1"/>
-    <w:lsdException w:name="Table List 4" w:semiHidden="1" w:unhideWhenUsed="1"/>
-    <w:lsdException w:name="Table List 5" w:semiHidden="1" w:unhideWhenUsed="1"/>
-    <w:lsdException w:name="Table List 6" w:semiHidden="1" w:unhideWhenUsed="1"/>
-    <w:lsdException w:name="Table List 7" w:semiHidden="1" w:unhideWhenUsed="1"/>
-    <w:lsdException w:name="Table List 8" w:semiHidden="1" w:unhideWhenUsed="1"/>
-    <w:lsdException w:name="Table 3D effects 1" w:semiHidden="1" w:unhideWhenUsed="1"/>
-    <w:lsdException w:name="Table 3D effects 2" w:semiHidden="1" w:unhideWhenUsed="1"/>
-    <w:lsdException w:name="Table 3D effects 3" w:semiHidden="1" w:unhideWhenUsed="1"/>
-    <w:lsdException w:name="Table Contemporary" w:semiHidden="1" w:unhideWhenUsed="1"/>
-    <w:lsdException w:name="Table Elegant" w:semiHidden="1" w:unhideWhenUsed="1"/>
-    <w:lsdException w:name="Table Professional" w:semiHidden="1" w:unhideWhenUsed="1"/>
-    <w:lsdException w:name="Table Subtle 1" w:semiHidden="1" w:unhideWhenUsed="1"/>
-    <w:lsdException w:name="Table Subtle 2" w:semiHidden="1" w:unhideWhenUsed="1"/>
-    <w:lsdException w:name="Table Web 1" w:semiHidden="1" w:unhideWhenUsed="1"/>
-    <w:lsdException w:name="Table Web 2" w:semiHidden="1" w:unhideWhenUsed="1"/>
-    <w:lsdException w:name="Table Web 3" w:semiHidden="1" w:unhideWhenUsed="1"/>
-    <w:lsdException w:name="Balloon Text" w:semiHidden="1" w:unhideWhenUsed="1"/>
-    <w:lsdException w:name="Table Grid" w:uiPriority="39"/>
-    <w:lsdException w:name="Table Theme" w:semiHidden="1" w:unhideWhenUsed="1"/>
-    <w:lsdException w:name="Placeholder Text" w:semiHidden="1"/>
-    <w:lsdException w:name="No Spacing" w:qFormat="1" w:uiPriority="1"/>
-    <w:lsdException w:name="Light Shading" w:uiPriority="60"/>
-    <w:lsdException w:name="Light List" w:uiPriority="61"/>
-    <w:lsdException w:name="Light Grid" w:uiPriority="62"/>
-    <w:lsdException w:name="Medium Shading 1" w:uiPriority="63"/>
-    <w:lsdException w:name="Medium Shading 2" w:uiPriority="64"/>
-    <w:lsdException w:name="Medium List 1" w:uiPriority="65"/>
-    <w:lsdException w:name="Medium List 2" w:uiPriority="66"/>
-    <w:lsdException w:name="Medium Grid 1" w:uiPriority="67"/>
-    <w:lsdException w:name="Medium Grid 2" w:uiPriority="68"/>
-    <w:lsdException w:name="Medium Grid 3" w:uiPriority="69"/>
-    <w:lsdException w:name="Dark List" w:uiPriority="70"/>
-    <w:lsdException w:name="Colorful Shading" w:uiPriority="71"/>
-    <w:lsdException w:name="Colorful List" w:uiPriority="72"/>
-    <w:lsdException w:name="Colorful Grid" w:uiPriority="73"/>
-    <w:lsdException w:name="Light Shading Accent 1" w:uiPriority="60"/>
-    <w:lsdException w:name="Light List Accent 1" w:uiPriority="61"/>
-    <w:lsdException w:name="Light Grid Accent 1" w:uiPriority="62"/>
-    <w:lsdException w:name="Medium Shading 1 Accent 1" w:uiPriority="63"/>
-    <w:lsdException w:name="Medium Shading 2 Accent 1" w:uiPriority="64"/>
-    <w:lsdException w:name="Medium List 1 Accent 1" w:uiPriority="65"/>
-    <w:lsdException w:name="Revision" w:semiHidden="1"/>
-    <w:lsdException w:name="List Paragraph" w:qFormat="1" w:uiPriority="34"/>
-    <w:lsdException w:name="Quote" w:qFormat="1" w:uiPriority="29"/>
-    <w:lsdException w:name="Intense Quote" w:qFormat="1" w:uiPriority="30"/>
-    <w:lsdException w:name="Medium List 2 Accent 1" w:uiPriority="66"/>
-    <w:lsdException w:name="Medium Grid 1 Accent 1" w:uiPriority="67"/>
-    <w:lsdException w:name="Medium Grid 2 Accent 1" w:uiPriority="68"/>
-    <w:lsdException w:name="Medium Grid 3 Accent 1" w:uiPriority="69"/>
-    <w:lsdException w:name="Dark List Accent 1" w:uiPriority="70"/>
-    <w:lsdException w:name="Colorful Shading Accent 1" w:uiPriority="71"/>
-    <w:lsdException w:name="Colorful List Accent 1" w:uiPriority="72"/>
-    <w:lsdException w:name="Colorful Grid Accent 1" w:uiPriority="73"/>
-    <w:lsdException w:name="Light Shading Accent 2" w:uiPriority="60"/>
-    <w:lsdException w:name="Light List Accent 2" w:uiPriority="61"/>
-    <w:lsdException w:name="Light Grid Accent 2" w:uiPriority="62"/>
-    <w:lsdException w:name="Medium Shading 1 Accent 2" w:uiPriority="63"/>
-    <w:lsdException w:name="Medium Shading 2 Accent 2" w:uiPriority="64"/>
-    <w:lsdException w:name="Medium List 1 Accent 2" w:uiPriority="65"/>
-    <w:lsdException w:name="Medium List 2 Accent 2" w:uiPriority="66"/>
-    <w:lsdException w:name="Medium Grid 1 Accent 2" w:uiPriority="67"/>
-    <w:lsdException w:name="Medium Grid 2 Accent 2" w:uiPriority="68"/>
-    <w:lsdException w:name="Medium Grid 3 Accent 2" w:uiPriority="69"/>
-    <w:lsdException w:name="Dark List Accent 2" w:uiPriority="70"/>
-    <w:lsdException w:name="Colorful Shading Accent 2" w:uiPriority="71"/>
-    <w:lsdException w:name="Colorful List Accent 2" w:uiPriority="72"/>
-    <w:lsdException w:name="Colorful Grid Accent 2" w:uiPriority="73"/>
-    <w:lsdException w:name="Light Shading Accent 3" w:uiPriority="60"/>
-    <w:lsdException w:name="Light List Accent 3" w:uiPriority="61"/>
-    <w:lsdException w:name="Light Grid Accent 3" w:uiPriority="62"/>
-    <w:lsdException w:name="Medium Shading 1 Accent 3" w:uiPriority="63"/>
-    <w:lsdException w:name="Medium Shading 2 Accent 3" w:uiPriority="64"/>
-    <w:lsdException w:name="Medium List 1 Accent 3" w:uiPriority="65"/>
-    <w:lsdException w:name="Medium List 2 Accent 3" w:uiPriority="66"/>
-    <w:lsdException w:name="Medium Grid 1 Accent 3" w:uiPriority="67"/>
-    <w:lsdException w:name="Medium Grid 2 Accent 3" w:uiPriority="68"/>
-    <w:lsdException w:name="Medium Grid 3 Accent 3" w:uiPriority="69"/>
-    <w:lsdException w:name="Dark List Accent 3" w:uiPriority="70"/>
-    <w:lsdException w:name="Colorful Shading Accent 3" w:uiPriority="71"/>
-    <w:lsdException w:name="Colorful List Accent 3" w:uiPriority="72"/>
-    <w:lsdException w:name="Colorful Grid Accent 3" w:uiPriority="73"/>
-    <w:lsdException w:name="Light Shading Accent 4" w:uiPriority="60"/>
-    <w:lsdException w:name="Light List Accent 4" w:uiPriority="61"/>
-    <w:lsdException w:name="Light Grid Accent 4" w:uiPriority="62"/>
-    <w:lsdException w:name="Medium Shading 1 Accent 4" w:uiPriority="63"/>
-    <w:lsdException w:name="Medium Shading 2 Accent 4" w:uiPriority="64"/>
-    <w:lsdException w:name="Medium List 1 Accent 4" w:uiPriority="65"/>
-    <w:lsdException w:name="Medium List 2 Accent 4" w:uiPriority="66"/>
-    <w:lsdException w:name="Medium Grid 1 Accent 4" w:uiPriority="67"/>
-    <w:lsdException w:name="Medium Grid 2 Accent 4" w:uiPriority="68"/>
-    <w:lsdException w:name="Medium Grid 3 Accent 4" w:uiPriority="69"/>
-    <w:lsdException w:name="Dark List Accent 4" w:uiPriority="70"/>
-    <w:lsdException w:name="Colorful Shading Accent 4" w:uiPriority="71"/>
-    <w:lsdException w:name="Colorful List Accent 4" w:uiPriority="72"/>
-    <w:lsdException w:name="Colorful Grid Accent 4" w:uiPriority="73"/>
-    <w:lsdException w:name="Light Shading Accent 5" w:uiPriority="60"/>
-    <w:lsdException w:name="Light List Accent 5" w:uiPriority="61"/>
-    <w:lsdException w:name="Light Grid Accent 5" w:uiPriority="62"/>
-    <w:lsdException w:name="Medium Shading 1 Accent 5" w:uiPriority="63"/>
-    <w:lsdException w:name="Medium Shading 2 Accent 5" w:uiPriority="64"/>
-    <w:lsdException w:name="Medium List 1 Accent 5" w:uiPriority="65"/>
-    <w:lsdException w:name="Medium List 2 Accent 5" w:uiPriority="66"/>
-    <w:lsdException w:name="Medium Grid 1 Accent 5" w:uiPriority="67"/>
-    <w:lsdException w:name="Medium Grid 2 Accent 5" w:uiPriority="68"/>
-    <w:lsdException w:name="Medium Grid 3 Accent 5" w:uiPriority="69"/>
-    <w:lsdException w:name="Dark List Accent 5" w:uiPriority="70"/>
-    <w:lsdException w:name="Colorful Shading Accent 5" w:uiPriority="71"/>
-    <w:lsdException w:name="Colorful List Accent 5" w:uiPriority="72"/>
-    <w:lsdException w:name="Colorful Grid Accent 5" w:uiPriority="73"/>
-    <w:lsdException w:name="Light Shading Accent 6" w:uiPriority="60"/>
-    <w:lsdException w:name="Light List Accent 6" w:uiPriority="61"/>
-    <w:lsdException w:name="Light Grid Accent 6" w:uiPriority="62"/>
-    <w:lsdException w:name="Medium Shading 1 Accent 6" w:uiPriority="63"/>
-    <w:lsdException w:name="Medium Shading 2 Accent 6" w:uiPriority="64"/>
-    <w:lsdException w:name="Medium List 1 Accent 6" w:uiPriority="65"/>
-    <w:lsdException w:name="Medium List 2 Accent 6" w:uiPriority="66"/>
-    <w:lsdException w:name="Medium Grid 1 Accent 6" w:uiPriority="67"/>
-    <w:lsdException w:name="Medium Grid 2 Accent 6" w:uiPriority="68"/>
-    <w:lsdException w:name="Medium Grid 3 Accent 6" w:uiPriority="69"/>
-    <w:lsdException w:name="Dark List Accent 6" w:uiPriority="70"/>
-    <w:lsdException w:name="Colorful Shading Accent 6" w:uiPriority="71"/>
-    <w:lsdException w:name="Colorful List Accent 6" w:uiPriority="72"/>
-    <w:lsdException w:name="Colorful Grid Accent 6" w:uiPriority="73"/>
-    <w:lsdException w:name="Subtle Emphasis" w:qFormat="1" w:uiPriority="19"/>
-    <w:lsdException w:name="Intense Emphasis" w:qFormat="1" w:uiPriority="21"/>
-    <w:lsdException w:name="Subtle Reference" w:qFormat="1" w:uiPriority="31"/>
-    <w:lsdException w:name="Intense Reference" w:qFormat="1" w:uiPriority="32"/>
-    <w:lsdException w:name="Book Title" w:qFormat="1" w:uiPriority="33"/>
-    <w:lsdException w:name="Bibliography" w:semiHidden="1" w:uiPriority="37" w:unhideWhenUsed="1"/>
-    <w:lsdException w:name="TOC Heading" w:qFormat="1" w:semiHidden="1" w:uiPriority="39" w:unhideWhenUsed="1"/>
-    <w:lsdException w:name="Plain Table 1" w:uiPriority="41"/>
-    <w:lsdException w:name="Plain Table 2" w:uiPriority="42"/>
-    <w:lsdException w:name="Plain Table 3" w:uiPriority="43"/>
-    <w:lsdException w:name="Plain Table 4" w:uiPriority="44"/>
-    <w:lsdException w:name="Plain Table 5" w:uiPriority="45"/>
-    <w:lsdException w:name="Grid Table Light" w:uiPriority="40"/>
-    <w:lsdException w:name="Grid Table 1 Light" w:uiPriority="46"/>
-    <w:lsdException w:name="Grid Table 2" w:uiPriority="47"/>
-    <w:lsdException w:name="Grid Table 3" w:uiPriority="48"/>
-    <w:lsdException w:name="Grid Table 4" w:uiPriority="49"/>
-    <w:lsdException w:name="Grid Table 5 Dark" w:uiPriority="50"/>
-    <w:lsdException w:name="Grid Table 6 Colorful" w:uiPriority="51"/>
-    <w:lsdException w:name="Grid Table 7 Colorful" w:uiPriority="52"/>
-    <w:lsdException w:name="Grid Table 1 Light Accent 1" w:uiPriority="46"/>
-    <w:lsdException w:name="Grid Table 2 Accent 1" w:uiPriority="47"/>
-    <w:lsdException w:name="Grid Table 3 Accent 1" w:uiPriority="48"/>
-    <w:lsdException w:name="Grid Table 4 Accent 1" w:uiPriority="49"/>
-    <w:lsdException w:name="Grid Table 5 Dark Accent 1" w:uiPriority="50"/>
-    <w:lsdException w:name="Grid Table 6 Colorful Accent 1" w:uiPriority="51"/>
-    <w:lsdException w:name="Grid Table 7 Colorful Accent 1" w:uiPriority="52"/>
-    <w:lsdException w:name="Grid Table 1 Light Accent 2" w:uiPriority="46"/>
-    <w:lsdException w:name="Grid Table 2 Accent 2" w:uiPriority="47"/>
-    <w:lsdException w:name="Grid Table 3 Accent 2" w:uiPriority="48"/>
-    <w:lsdException w:name="Grid Table 4 Accent 2" w:uiPriority="49"/>
-    <w:lsdException w:name="Grid Table 5 Dark Accent 2" w:uiPriority="50"/>
-    <w:lsdException w:name="Grid Table 6 Colorful Accent 2" w:uiPriority="51"/>
-    <w:lsdException w:name="Grid Table 7 Colorful Accent 2" w:uiPriority="52"/>
-    <w:lsdException w:name="Grid Table 1 Light Accent 3" w:uiPriority="46"/>
-    <w:lsdException w:name="Grid Table 2 Accent 3" w:uiPriority="47"/>
-    <w:lsdException w:name="Grid Table 3 Accent 3" w:uiPriority="48"/>
-    <w:lsdException w:name="Grid Table 4 Accent 3" w:uiPriority="49"/>
-    <w:lsdException w:name="Grid Table 5 Dark Accent 3" w:uiPriority="50"/>
-    <w:lsdException w:name="Grid Table 6 Colorful Accent 3" w:uiPriority="51"/>
-    <w:lsdException w:name="Grid Table 7 Colorful Accent 3" w:uiPriority="52"/>
-    <w:lsdException w:name="Grid Table 1 Light Accent 4" w:uiPriority="46"/>
-    <w:lsdException w:name="Grid Table 2 Accent 4" w:uiPriority="47"/>
-    <w:lsdException w:name="Grid Table 3 Accent 4" w:uiPriority="48"/>
-    <w:lsdException w:name="Grid Table 4 Accent 4" w:uiPriority="49"/>
-    <w:lsdException w:name="Grid Table 5 Dark Accent 4" w:uiPriority="50"/>
-    <w:lsdException w:name="Grid Table 6 Colorful Accent 4" w:uiPriority="51"/>
-    <w:lsdException w:name="Grid Table 7 Colorful Accent 4" w:uiPriority="52"/>
-    <w:lsdException w:name="Grid Table 1 Light Accent 5" w:uiPriority="46"/>
-    <w:lsdException w:name="Grid Table 2 Accent 5" w:uiPriority="47"/>
-    <w:lsdException w:name="Grid Table 3 Accent 5" w:uiPriority="48"/>
-    <w:lsdException w:name="Grid Table 4 Accent 5" w:uiPriority="49"/>
-    <w:lsdException w:name="Grid Table 5 Dark Accent 5" w:uiPriority="50"/>
-    <w:lsdException w:name="Grid Table 6 Colorful Accent 5" w:uiPriority="51"/>
-    <w:lsdException w:name="Grid Table 7 Colorful Accent 5" w:uiPriority="52"/>
-    <w:lsdException w:name="Grid Table 1 Light Accent 6" w:uiPriority="46"/>
-    <w:lsdException w:name="Grid Table 2 Accent 6" w:uiPriority="47"/>
-    <w:lsdException w:name="Grid Table 3 Accent 6" w:uiPriority="48"/>
-    <w:lsdException w:name="Grid Table 4 Accent 6" w:uiPriority="49"/>
-    <w:lsdException w:name="Grid Table 5 Dark Accent 6" w:uiPriority="50"/>
-    <w:lsdException w:name="Grid Table 6 Colorful Accent 6" w:uiPriority="51"/>
-    <w:lsdException w:name="Grid Table 7 Colorful Accent 6" w:uiPriority="52"/>
-    <w:lsdException w:name="List Table 1 Light" w:uiPriority="46"/>
-    <w:lsdException w:name="List Table 2" w:uiPriority="47"/>
-    <w:lsdException w:name="List Table 3" w:uiPriority="48"/>
-    <w:lsdException w:name="List Table 4" w:uiPriority="49"/>
-    <w:lsdException w:name="List Table 5 Dark" w:uiPriority="50"/>
-    <w:lsdException w:name="List Table 6 Colorful" w:uiPriority="51"/>
-    <w:lsdException w:name="List Table 7 Colorful" w:uiPriority="52"/>
-    <w:lsdException w:name="List Table 1 Light Accent 1" w:uiPriority="46"/>
-    <w:lsdException w:name="List Table 2 Accent 1" w:uiPriority="47"/>
-    <w:lsdException w:name="List Table 3 Accent 1" w:uiPriority="48"/>
-    <w:lsdException w:name="List Table 4 Accent 1" w:uiPriority="49"/>
-    <w:lsdException w:name="List Table 5 Dark Accent 1" w:uiPriority="50"/>
-    <w:lsdException w:name="List Table 6 Colorful Accent 1" w:uiPriority="51"/>
-    <w:lsdException w:name="List Table 7 Colorful Accent 1" w:uiPriority="52"/>
-    <w:lsdException w:name="List Table 1 Light Accent 2" w:uiPriority="46"/>
-    <w:lsdException w:name="List Table 2 Accent 2" w:uiPriority="47"/>
-    <w:lsdException w:name="List Table 3 Accent 2" w:uiPriority="48"/>
-    <w:lsdException w:name="List Table 4 Accent 2" w:uiPriority="49"/>
-    <w:lsdException w:name="List Table 5 Dark Accent 2" w:uiPriority="50"/>
-    <w:lsdException w:name="List Table 6 Colorful Accent 2" w:uiPriority="51"/>
-    <w:lsdException w:name="List Table 7 Colorful Accent 2" w:uiPriority="52"/>
-    <w:lsdException w:name="List Table 1 Light Accent 3" w:uiPriority="46"/>
-    <w:lsdException w:name="List Table 2 Accent 3" w:uiPriority="47"/>
-    <w:lsdException w:name="List Table 3 Accent 3" w:uiPriority="48"/>
-    <w:lsdException w:name="List Table 4 Accent 3" w:uiPriority="49"/>
-    <w:lsdException w:name="List Table 5 Dark Accent 3" w:uiPriority="50"/>
-    <w:lsdException w:name="List Table 6 Colorful Accent 3" w:uiPriority="51"/>
-    <w:lsdException w:name="List Table 7 Colorful Accent 3" w:uiPriority="52"/>
-    <w:lsdException w:name="List Table 1 Light Accent 4" w:uiPriority="46"/>
-    <w:lsdException w:name="List Table 2 Accent 4" w:uiPriority="47"/>
-    <w:lsdException w:name="List Table 3 Accent 4" w:uiPriority="48"/>
-    <w:lsdException w:name="List Table 4 Accent 4" w:uiPriority="49"/>
-    <w:lsdException w:name="List Table 5 Dark Accent 4" w:uiPriority="50"/>
-    <w:lsdException w:name="List Table 6 Colorful Accent 4" w:uiPriority="51"/>
-    <w:lsdException w:name="List Table 7 Colorful Accent 4" w:uiPriority="52"/>
-    <w:lsdException w:name="List Table 1 Light Accent 5" w:uiPriority="46"/>
-    <w:lsdException w:name="List Table 2 Accent 5" w:uiPriority="47"/>
-    <w:lsdException w:name="List Table 3 Accent 5" w:uiPriority="48"/>
-    <w:lsdException w:name="List Table 4 Accent 5" w:uiPriority="49"/>
-    <w:lsdException w:name="List Table 5 Dark Accent 5" w:uiPriority="50"/>
-    <w:lsdException w:name="List Table 6 Colorful Accent 5" w:uiPriority="51"/>
-    <w:lsdException w:name="List Table 7 Colorful Accent 5" w:uiPriority="52"/>
-    <w:lsdException w:name="List Table 1 Light Accent 6" w:uiPriority="46"/>
-    <w:lsdException w:name="List Table 2 Accent 6" w:uiPriority="47"/>
-    <w:lsdException w:name="List Table 3 Accent 6" w:uiPriority="48"/>
-    <w:lsdException w:name="List Table 4 Accent 6" w:uiPriority="49"/>
-    <w:lsdException w:name="List Table 5 Dark Accent 6" w:uiPriority="50"/>
-    <w:lsdException w:name="List Table 6 Colorful Accent 6" w:uiPriority="51"/>
-    <w:lsdException w:name="List Table 7 Colorful Accent 6" w:uiPriority="52"/>
-    <w:lsdException w:name="Mention" w:semiHidden="1" w:unhideWhenUsed="1"/>
-    <w:lsdException w:name="Smart Hyperlink" w:semiHidden="1" w:unhideWhenUsed="1"/>
-    <w:lsdException w:name="Hashtag" w:semiHidden="1" w:unhideWhenUsed="1"/>
-    <w:lsdException w:name="Unresolved Mention" w:semiHidden="1" w:unhideWhenUsed="1"/>
-    <w:lsdException w:name="Smart Link" w:semiHidden="1" w:unhideWhenUsed="1"/>
-  </w:latentStyles>
+  <w:latentStyles w:count="276" w:defLockedState="0" w:defQFormat="0" w:defSemiHidden="0" w:defUIPriority="0" w:defUnhideWhenUsed="0"/>
   <w:style w:default="1" w:styleId="Normal" w:type="paragraph">
     <w:name w:val="Normal"/>
     <w:qFormat/>
   </w:style>
+  <w:style w:styleId="BodyText" w:type="paragraph">
+    <w:name w:val="Body Text"/>
+    <w:basedOn w:val="Normal"/>
+    <w:link w:val="BodyTextChar"/>
+    <w:qFormat/>
+    <w:pPr>
+      <w:spacing w:after="90" w:before="90"/>
+    </w:pPr>
+  </w:style>
+  <w:style w:customStyle="1" w:styleId="FirstParagraph" w:type="paragraph">
+    <w:name w:val="First Paragraph"/>
+    <w:basedOn w:val="BodyText"/>
+    <w:next w:val="BodyText"/>
+    <w:qFormat/>
+  </w:style>
+  <w:style w:customStyle="1" w:styleId="Compact" w:type="paragraph">
+    <w:name w:val="Compact"/>
+    <w:basedOn w:val="BodyText"/>
+    <w:qFormat/>
+    <w:pPr>
+      <w:spacing w:after="20" w:before="20"/>
+    </w:pPr>
+  </w:style>
+  <w:style w:styleId="Title" w:type="paragraph">
+    <w:name w:val="Title"/>
+    <w:basedOn w:val="Normal"/>
+    <w:next w:val="BodyText"/>
+    <w:link w:val="TitleChar"/>
+    <w:uiPriority w:val="10"/>
+    <w:qFormat/>
+    <w:rsid w:val="00A10FD9"/>
+    <w:pPr>
+      <w:spacing w:after="60" w:line="240" w:lineRule="auto"/>
+      <w:contextualSpacing/>
+      <w:jc w:val="center"/>
+    </w:pPr>
+    <w:rPr>
+      <w:rFonts w:asciiTheme="majorHAnsi" w:cstheme="majorBidi" w:eastAsiaTheme="majorEastAsia" w:hAnsiTheme="majorHAnsi"/>
+      <w:sz w:val="28"/>
+      <w:szCs w:val="28"/>
+    </w:rPr>
+  </w:style>
+  <w:style w:customStyle="1" w:styleId="TitleChar" w:type="character">
+    <w:name w:val="Title Char"/>
+    <w:basedOn w:val="DefaultParagraphFont"/>
+    <w:link w:val="Title"/>
+    <w:uiPriority w:val="10"/>
+    <w:rsid w:val="00A10FD9"/>
+    <w:rPr>
+      <w:rFonts w:asciiTheme="majorHAnsi" w:cstheme="majorBidi" w:eastAsiaTheme="majorEastAsia" w:hAnsiTheme="majorHAnsi"/>
+      <w:sz w:val="28"/>
+      <w:szCs w:val="28"/>
+    </w:rPr>
+  </w:style>
+  <w:style w:styleId="Subtitle" w:type="paragraph">
+    <w:name w:val="Subtitle"/>
+    <w:basedOn w:val="Title"/>
+    <w:next w:val="BodyText"/>
+    <w:link w:val="SubtitleChar"/>
+    <w:uiPriority w:val="11"/>
+    <w:qFormat/>
+    <w:rsid w:val="00A10FD9"/>
+    <w:pPr>
+      <w:numPr>
+        <w:ilvl w:val="1"/>
+      </w:numPr>
+    </w:pPr>
+    <w:rPr>
+      <w:rFonts w:cstheme="majorBidi" w:eastAsiaTheme="majorEastAsia"/>
+      <w:spacing w:val="15"/>
+      <w:sz w:val="22"/>
+      <w:szCs w:val="22"/>
+    </w:rPr>
+  </w:style>
+  <w:style w:customStyle="1" w:styleId="SubtitleChar" w:type="character">
+    <w:name w:val="Subtitle Char"/>
+    <w:basedOn w:val="DefaultParagraphFont"/>
+    <w:link w:val="Subtitle"/>
+    <w:uiPriority w:val="11"/>
+    <w:rsid w:val="00A10FD9"/>
+    <w:rPr>
+      <w:rFonts w:cstheme="majorBidi" w:eastAsiaTheme="majorEastAsia"/>
+      <w:color w:themeColor="text1" w:themeTint="A6" w:val="595959"/>
+      <w:spacing w:val="15"/>
+      <w:sz w:val="28"/>
+      <w:szCs w:val="28"/>
+    </w:rPr>
+  </w:style>
+  <w:style w:customStyle="1" w:styleId="Author" w:type="paragraph">
+    <w:name w:val="Author"/>
+    <w:basedOn w:val="Title"/>
+    <w:next w:val="BodyText"/>
+    <w:qFormat/>
+    <w:pPr>
+      <w:keepNext/>
+      <w:keepLines/>
+    </w:pPr>
+    <w:rPr>
+      <w:sz w:val="24"/>
+      <w:szCs w:val="24"/>
+    </w:rPr>
+  </w:style>
+  <w:style w:styleId="Date" w:type="paragraph">
+    <w:name w:val="Date"/>
+    <w:basedOn w:val="Title"/>
+    <w:next w:val="BodyText"/>
+    <w:qFormat/>
+    <w:pPr>
+      <w:keepNext/>
+      <w:keepLines/>
+    </w:pPr>
+    <w:rPr>
+      <w:sz w:val="24"/>
+      <w:szCs w:val="24"/>
+    </w:rPr>
+  </w:style>
+  <w:style w:customStyle="1" w:styleId="AbstractTitle" w:type="paragraph">
+    <w:name w:val="Abstract Title"/>
+    <w:basedOn w:val="Normal"/>
+    <w:next w:val="Abstract"/>
+    <w:qFormat/>
+    <w:pPr>
+      <w:keepNext/>
+      <w:keepLines/>
+      <w:spacing w:after="0" w:before="300"/>
+      <w:jc w:val="center"/>
+    </w:pPr>
+    <w:rPr>
+      <w:b/>
+      <w:sz w:val="20"/>
+      <w:szCs w:val="20"/>
+    </w:rPr>
+  </w:style>
+  <w:style w:customStyle="1" w:styleId="Abstract" w:type="paragraph">
+    <w:name w:val="Abstract"/>
+    <w:basedOn w:val="Normal"/>
+    <w:next w:val="BodyText"/>
+    <w:qFormat/>
+    <w:pPr>
+      <w:keepNext/>
+      <w:keepLines/>
+      <w:spacing w:after="300" w:before="100"/>
+    </w:pPr>
+    <w:rPr>
+      <w:sz w:val="20"/>
+      <w:szCs w:val="20"/>
+    </w:rPr>
+  </w:style>
+  <w:style w:styleId="Bibliography" w:type="paragraph">
+    <w:name w:val="Bibliography"/>
+    <w:basedOn w:val="Normal"/>
+    <w:next w:val="Bibliography"/>
+    <w:qFormat/>
+    <w:pPr/>
+    <w:rPr/>
+  </w:style>
   <w:style w:styleId="Heading1" w:type="paragraph">
     <w:name w:val="heading 1"/>
     <w:basedOn w:val="Normal"/>
-    <w:next w:val="Normal"/>
+    <w:next w:val="BodyText"/>
     <w:link w:val="Heading1Char"/>
     <w:uiPriority w:val="9"/>
     <w:qFormat/>
-    <w:rsid w:val="00846576"/>
+    <w:rsid w:val="00A10FD9"/>
     <w:pPr>
       <w:keepNext/>
       <w:keepLines/>
-      <w:spacing w:after="80" w:before="360"/>
+      <w:spacing w:after="60" w:before="200"/>
       <w:outlineLvl w:val="0"/>
     </w:pPr>
     <w:rPr>
       <w:rFonts w:asciiTheme="majorHAnsi" w:cstheme="majorBidi" w:eastAsiaTheme="majorEastAsia" w:hAnsiTheme="majorHAnsi"/>
-      <w:b/>
       <w:color w:themeColor="accent1" w:themeShade="BF" w:val="0F4761"/>
       <w:sz w:val="28"/>
-      <w:szCs w:val="40"/>
+      <w:szCs w:val="28"/>
     </w:rPr>
   </w:style>
   <w:style w:styleId="Heading2" w:type="paragraph">
     <w:name w:val="heading 2"/>
     <w:basedOn w:val="Normal"/>
-    <w:next w:val="Normal"/>
+    <w:next w:val="BodyText"/>
     <w:link w:val="Heading2Char"/>
     <w:uiPriority w:val="9"/>
     <w:semiHidden/>
     <w:unhideWhenUsed/>
     <w:qFormat/>
-    <w:rsid w:val="00846576"/>
+    <w:rsid w:val="00A10FD9"/>
     <w:pPr>
       <w:keepNext/>
       <w:keepLines/>
-      <w:spacing w:after="80" w:before="160"/>
+      <w:spacing w:after="50" w:before="140"/>
       <w:outlineLvl w:val="1"/>
     </w:pPr>
     <w:rPr>
       <w:rFonts w:asciiTheme="majorHAnsi" w:cstheme="majorBidi" w:eastAsiaTheme="majorEastAsia" w:hAnsiTheme="majorHAnsi"/>
       <w:color w:themeColor="accent1" w:themeShade="BF" w:val="0F4761"/>
-      <w:szCs w:val="32"/>
+      <w:sz w:val="26"/>
+      <w:szCs w:val="26"/>
     </w:rPr>
   </w:style>
   <w:style w:styleId="Heading3" w:type="paragraph">
     <w:name w:val="heading 3"/>
     <w:basedOn w:val="Normal"/>
-    <w:next w:val="Normal"/>
+    <w:next w:val="BodyText"/>
     <w:link w:val="Heading3Char"/>
     <w:uiPriority w:val="9"/>
+    <w:semiHidden/>
     <w:unhideWhenUsed/>
     <w:qFormat/>
-    <w:rsid w:val="00846576"/>
+    <w:rsid w:val="00A10FD9"/>
     <w:pPr>
       <w:keepNext/>
       <w:keepLines/>
-      <w:spacing w:after="80" w:before="160"/>
+      <w:spacing w:after="40" w:before="120"/>
       <w:outlineLvl w:val="2"/>
     </w:pPr>
     <w:rPr>
-      <w:rFonts w:asciiTheme="minorHAnsi" w:cstheme="majorBidi" w:eastAsiaTheme="majorEastAsia" w:hAnsiTheme="minorHAnsi"/>
+      <w:rFonts w:cstheme="majorBidi" w:eastAsiaTheme="majorEastAsia"/>
       <w:color w:themeColor="accent1" w:themeShade="BF" w:val="0F4761"/>
       <w:sz w:val="22"/>
-      <w:szCs w:val="28"/>
+      <w:szCs w:val="22"/>
     </w:rPr>
   </w:style>
   <w:style w:styleId="Heading4" w:type="paragraph">
     <w:name w:val="heading 4"/>
     <w:basedOn w:val="Normal"/>
-    <w:next w:val="Normal"/>
+    <w:next w:val="BodyText"/>
     <w:link w:val="Heading4Char"/>
     <w:uiPriority w:val="9"/>
     <w:semiHidden/>
     <w:unhideWhenUsed/>
     <w:qFormat/>
-    <w:rsid w:val="00846576"/>
+    <w:rsid w:val="00A10FD9"/>
     <w:pPr>
       <w:keepNext/>
       <w:keepLines/>
@@ -14047,7 +14072,8 @@
       <w:outlineLvl w:val="3"/>
     </w:pPr>
     <w:rPr>
-      <w:rFonts w:asciiTheme="minorHAnsi" w:cstheme="majorBidi" w:eastAsiaTheme="majorEastAsia" w:hAnsiTheme="minorHAnsi"/>
+      <w:rFonts w:cstheme="majorBidi" w:eastAsiaTheme="majorEastAsia"/>
+      <w:i/>
       <w:iCs/>
       <w:color w:themeColor="accent1" w:themeShade="BF" w:val="0F4761"/>
     </w:rPr>
@@ -14055,13 +14081,13 @@
   <w:style w:styleId="Heading5" w:type="paragraph">
     <w:name w:val="heading 5"/>
     <w:basedOn w:val="Normal"/>
-    <w:next w:val="Normal"/>
+    <w:next w:val="BodyText"/>
     <w:link w:val="Heading5Char"/>
     <w:uiPriority w:val="9"/>
     <w:semiHidden/>
     <w:unhideWhenUsed/>
     <w:qFormat/>
-    <w:rsid w:val="00AF5CF1"/>
+    <w:rsid w:val="00A10FD9"/>
     <w:pPr>
       <w:keepNext/>
       <w:keepLines/>
@@ -14069,28 +14095,29 @@
       <w:outlineLvl w:val="4"/>
     </w:pPr>
     <w:rPr>
-      <w:rFonts w:asciiTheme="minorHAnsi" w:cstheme="majorBidi" w:eastAsiaTheme="majorEastAsia" w:hAnsiTheme="minorHAnsi"/>
+      <w:rFonts w:cstheme="majorBidi" w:eastAsiaTheme="majorEastAsia"/>
       <w:color w:themeColor="accent1" w:themeShade="BF" w:val="0F4761"/>
     </w:rPr>
   </w:style>
   <w:style w:styleId="Heading6" w:type="paragraph">
     <w:name w:val="heading 6"/>
     <w:basedOn w:val="Normal"/>
-    <w:next w:val="Normal"/>
+    <w:next w:val="BodyText"/>
     <w:link w:val="Heading6Char"/>
     <w:uiPriority w:val="9"/>
     <w:semiHidden/>
     <w:unhideWhenUsed/>
     <w:qFormat/>
-    <w:rsid w:val="00846576"/>
+    <w:rsid w:val="00A10FD9"/>
     <w:pPr>
       <w:keepNext/>
       <w:keepLines/>
-      <w:spacing w:before="40"/>
+      <w:spacing w:after="0" w:before="40"/>
       <w:outlineLvl w:val="5"/>
     </w:pPr>
     <w:rPr>
-      <w:rFonts w:asciiTheme="minorHAnsi" w:cstheme="majorBidi" w:eastAsiaTheme="majorEastAsia" w:hAnsiTheme="minorHAnsi"/>
+      <w:rFonts w:cstheme="majorBidi" w:eastAsiaTheme="majorEastAsia"/>
+      <w:i/>
       <w:iCs/>
       <w:color w:themeColor="text1" w:themeTint="A6" w:val="595959"/>
     </w:rPr>
@@ -14098,41 +14125,43 @@
   <w:style w:styleId="Heading7" w:type="paragraph">
     <w:name w:val="heading 7"/>
     <w:basedOn w:val="Normal"/>
-    <w:next w:val="Normal"/>
+    <w:next w:val="BodyText"/>
     <w:link w:val="Heading7Char"/>
     <w:uiPriority w:val="9"/>
     <w:semiHidden/>
     <w:unhideWhenUsed/>
     <w:qFormat/>
-    <w:rsid w:val="00AF5CF1"/>
+    <w:rsid w:val="00A10FD9"/>
     <w:pPr>
       <w:keepNext/>
       <w:keepLines/>
-      <w:spacing w:before="40"/>
+      <w:spacing w:after="0" w:before="40"/>
       <w:outlineLvl w:val="6"/>
     </w:pPr>
     <w:rPr>
-      <w:rFonts w:asciiTheme="minorHAnsi" w:cstheme="majorBidi" w:eastAsiaTheme="majorEastAsia" w:hAnsiTheme="minorHAnsi"/>
+      <w:rFonts w:cstheme="majorBidi" w:eastAsiaTheme="majorEastAsia"/>
       <w:color w:themeColor="text1" w:themeTint="A6" w:val="595959"/>
     </w:rPr>
   </w:style>
   <w:style w:styleId="Heading8" w:type="paragraph">
     <w:name w:val="heading 8"/>
     <w:basedOn w:val="Normal"/>
-    <w:next w:val="Normal"/>
+    <w:next w:val="BodyText"/>
     <w:link w:val="Heading8Char"/>
     <w:uiPriority w:val="9"/>
     <w:semiHidden/>
     <w:unhideWhenUsed/>
     <w:qFormat/>
-    <w:rsid w:val="00846576"/>
+    <w:rsid w:val="00A10FD9"/>
     <w:pPr>
       <w:keepNext/>
       <w:keepLines/>
+      <w:spacing w:after="0"/>
       <w:outlineLvl w:val="7"/>
     </w:pPr>
     <w:rPr>
-      <w:rFonts w:asciiTheme="minorHAnsi" w:cstheme="majorBidi" w:eastAsiaTheme="majorEastAsia" w:hAnsiTheme="minorHAnsi"/>
+      <w:rFonts w:cstheme="majorBidi" w:eastAsiaTheme="majorEastAsia"/>
+      <w:i/>
       <w:iCs/>
       <w:color w:themeColor="text1" w:themeTint="D8" w:val="272727"/>
     </w:rPr>
@@ -14140,62 +14169,34 @@
   <w:style w:styleId="Heading9" w:type="paragraph">
     <w:name w:val="heading 9"/>
     <w:basedOn w:val="Normal"/>
-    <w:next w:val="Normal"/>
+    <w:next w:val="BodyText"/>
     <w:link w:val="Heading9Char"/>
     <w:uiPriority w:val="9"/>
     <w:semiHidden/>
     <w:unhideWhenUsed/>
     <w:qFormat/>
-    <w:rsid w:val="00846576"/>
+    <w:rsid w:val="00A10FD9"/>
     <w:pPr>
       <w:keepNext/>
       <w:keepLines/>
+      <w:spacing w:after="0"/>
       <w:outlineLvl w:val="8"/>
     </w:pPr>
     <w:rPr>
-      <w:rFonts w:asciiTheme="minorHAnsi" w:cstheme="majorBidi" w:eastAsiaTheme="majorEastAsia" w:hAnsiTheme="minorHAnsi"/>
+      <w:rFonts w:cstheme="majorBidi" w:eastAsiaTheme="majorEastAsia"/>
       <w:color w:themeColor="text1" w:themeTint="D8" w:val="272727"/>
-      <w:sz w:val="22"/>
     </w:rPr>
-  </w:style>
-  <w:style w:default="1" w:styleId="DefaultParagraphFont" w:type="character">
-    <w:name w:val="Default Paragraph Font"/>
-    <w:uiPriority w:val="1"/>
-    <w:semiHidden/>
-    <w:unhideWhenUsed/>
-  </w:style>
-  <w:style w:default="1" w:styleId="TableNormal" w:type="table">
-    <w:name w:val="Normal Table"/>
-    <w:uiPriority w:val="99"/>
-    <w:semiHidden/>
-    <w:unhideWhenUsed/>
-    <w:tblPr>
-      <w:tblInd w:type="dxa" w:w="0"/>
-      <w:tblCellMar>
-        <w:top w:type="dxa" w:w="0"/>
-        <w:left w:type="dxa" w:w="108"/>
-        <w:bottom w:type="dxa" w:w="0"/>
-        <w:right w:type="dxa" w:w="108"/>
-      </w:tblCellMar>
-    </w:tblPr>
-  </w:style>
-  <w:style w:default="1" w:styleId="NoList" w:type="numbering">
-    <w:name w:val="No List"/>
-    <w:uiPriority w:val="99"/>
-    <w:semiHidden/>
-    <w:unhideWhenUsed/>
   </w:style>
   <w:style w:customStyle="1" w:styleId="Heading1Char" w:type="character">
     <w:name w:val="Heading 1 Char"/>
     <w:basedOn w:val="DefaultParagraphFont"/>
     <w:link w:val="Heading1"/>
     <w:uiPriority w:val="9"/>
-    <w:rsid w:val="00846576"/>
+    <w:rsid w:val="00A10FD9"/>
     <w:rPr>
       <w:rFonts w:asciiTheme="majorHAnsi" w:cstheme="majorBidi" w:eastAsiaTheme="majorEastAsia" w:hAnsiTheme="majorHAnsi"/>
-      <w:b/>
       <w:color w:themeColor="accent1" w:themeShade="BF" w:val="0F4761"/>
-      <w:sz w:val="28"/>
+      <w:sz w:val="40"/>
       <w:szCs w:val="40"/>
     </w:rPr>
   </w:style>
@@ -14205,10 +14206,11 @@
     <w:link w:val="Heading2"/>
     <w:uiPriority w:val="9"/>
     <w:semiHidden/>
-    <w:rsid w:val="00846576"/>
+    <w:rsid w:val="00A10FD9"/>
     <w:rPr>
       <w:rFonts w:asciiTheme="majorHAnsi" w:cstheme="majorBidi" w:eastAsiaTheme="majorEastAsia" w:hAnsiTheme="majorHAnsi"/>
       <w:color w:themeColor="accent1" w:themeShade="BF" w:val="0F4761"/>
+      <w:sz w:val="32"/>
       <w:szCs w:val="32"/>
     </w:rPr>
   </w:style>
@@ -14217,11 +14219,12 @@
     <w:basedOn w:val="DefaultParagraphFont"/>
     <w:link w:val="Heading3"/>
     <w:uiPriority w:val="9"/>
-    <w:rsid w:val="00846576"/>
+    <w:semiHidden/>
+    <w:rsid w:val="00A10FD9"/>
     <w:rPr>
-      <w:rFonts w:asciiTheme="minorHAnsi" w:cstheme="majorBidi" w:eastAsiaTheme="majorEastAsia" w:hAnsiTheme="minorHAnsi"/>
+      <w:rFonts w:cstheme="majorBidi" w:eastAsiaTheme="majorEastAsia"/>
       <w:color w:themeColor="accent1" w:themeShade="BF" w:val="0F4761"/>
-      <w:sz w:val="22"/>
+      <w:sz w:val="28"/>
       <w:szCs w:val="28"/>
     </w:rPr>
   </w:style>
@@ -14231,9 +14234,10 @@
     <w:link w:val="Heading4"/>
     <w:uiPriority w:val="9"/>
     <w:semiHidden/>
-    <w:rsid w:val="00846576"/>
+    <w:rsid w:val="00A10FD9"/>
     <w:rPr>
-      <w:rFonts w:asciiTheme="minorHAnsi" w:cstheme="majorBidi" w:eastAsiaTheme="majorEastAsia" w:hAnsiTheme="minorHAnsi"/>
+      <w:rFonts w:cstheme="majorBidi" w:eastAsiaTheme="majorEastAsia"/>
+      <w:i/>
       <w:iCs/>
       <w:color w:themeColor="accent1" w:themeShade="BF" w:val="0F4761"/>
     </w:rPr>
@@ -14244,9 +14248,9 @@
     <w:link w:val="Heading5"/>
     <w:uiPriority w:val="9"/>
     <w:semiHidden/>
-    <w:rsid w:val="00AF5CF1"/>
+    <w:rsid w:val="00A10FD9"/>
     <w:rPr>
-      <w:rFonts w:asciiTheme="minorHAnsi" w:cstheme="majorBidi" w:eastAsiaTheme="majorEastAsia" w:hAnsiTheme="minorHAnsi"/>
+      <w:rFonts w:cstheme="majorBidi" w:eastAsiaTheme="majorEastAsia"/>
       <w:color w:themeColor="accent1" w:themeShade="BF" w:val="0F4761"/>
     </w:rPr>
   </w:style>
@@ -14256,9 +14260,10 @@
     <w:link w:val="Heading6"/>
     <w:uiPriority w:val="9"/>
     <w:semiHidden/>
-    <w:rsid w:val="00846576"/>
+    <w:rsid w:val="00A10FD9"/>
     <w:rPr>
-      <w:rFonts w:asciiTheme="minorHAnsi" w:cstheme="majorBidi" w:eastAsiaTheme="majorEastAsia" w:hAnsiTheme="minorHAnsi"/>
+      <w:rFonts w:cstheme="majorBidi" w:eastAsiaTheme="majorEastAsia"/>
+      <w:i/>
       <w:iCs/>
       <w:color w:themeColor="text1" w:themeTint="A6" w:val="595959"/>
     </w:rPr>
@@ -14269,9 +14274,9 @@
     <w:link w:val="Heading7"/>
     <w:uiPriority w:val="9"/>
     <w:semiHidden/>
-    <w:rsid w:val="00AF5CF1"/>
+    <w:rsid w:val="00A10FD9"/>
     <w:rPr>
-      <w:rFonts w:asciiTheme="minorHAnsi" w:cstheme="majorBidi" w:eastAsiaTheme="majorEastAsia" w:hAnsiTheme="minorHAnsi"/>
+      <w:rFonts w:cstheme="majorBidi" w:eastAsiaTheme="majorEastAsia"/>
       <w:color w:themeColor="text1" w:themeTint="A6" w:val="595959"/>
     </w:rPr>
   </w:style>
@@ -14281,9 +14286,10 @@
     <w:link w:val="Heading8"/>
     <w:uiPriority w:val="9"/>
     <w:semiHidden/>
-    <w:rsid w:val="00846576"/>
+    <w:rsid w:val="00A10FD9"/>
     <w:rPr>
-      <w:rFonts w:asciiTheme="minorHAnsi" w:cstheme="majorBidi" w:eastAsiaTheme="majorEastAsia" w:hAnsiTheme="minorHAnsi"/>
+      <w:rFonts w:cstheme="majorBidi" w:eastAsiaTheme="majorEastAsia"/>
+      <w:i/>
       <w:iCs/>
       <w:color w:themeColor="text1" w:themeTint="D8" w:val="272727"/>
     </w:rPr>
@@ -14294,294 +14300,185 @@
     <w:link w:val="Heading9"/>
     <w:uiPriority w:val="9"/>
     <w:semiHidden/>
-    <w:rsid w:val="00846576"/>
+    <w:rsid w:val="00A10FD9"/>
     <w:rPr>
-      <w:rFonts w:asciiTheme="minorHAnsi" w:cstheme="majorBidi" w:eastAsiaTheme="majorEastAsia" w:hAnsiTheme="minorHAnsi"/>
+      <w:rFonts w:cstheme="majorBidi" w:eastAsiaTheme="majorEastAsia"/>
       <w:color w:themeColor="text1" w:themeTint="D8" w:val="272727"/>
-      <w:sz w:val="22"/>
     </w:rPr>
   </w:style>
-  <w:style w:styleId="Title" w:type="paragraph">
-    <w:name w:val="Title"/>
+  <w:style w:styleId="BlockText" w:type="paragraph">
+    <w:name w:val="Block Text"/>
+    <w:basedOn w:val="BodyText"/>
+    <w:next w:val="BodyText"/>
+    <w:uiPriority w:val="9"/>
+    <w:unhideWhenUsed/>
+    <w:qFormat/>
+    <w:pPr>
+      <w:spacing w:after="50" w:before="50"/>
+      <w:ind w:firstLine="0" w:left="480" w:right="480"/>
+    </w:pPr>
+  </w:style>
+  <w:style w:styleId="FootnoteText" w:type="paragraph">
+    <w:name w:val="Footnote Text"/>
     <w:basedOn w:val="Normal"/>
-    <w:next w:val="Normal"/>
-    <w:link w:val="TitleChar"/>
-    <w:uiPriority w:val="10"/>
+    <w:next w:val="FootnoteText"/>
+    <w:uiPriority w:val="9"/>
+    <w:unhideWhenUsed/>
     <w:qFormat/>
-    <w:rsid w:val="00AF5CF1"/>
+  </w:style>
+  <w:style w:styleId="FootnoteBlockText" w:type="paragraph">
+    <w:name w:val="Footnote Block Text"/>
+    <w:basedOn w:val="FootnoteText"/>
+    <w:next w:val="FootnoteText"/>
+    <w:uiPriority w:val="9"/>
+    <w:unhideWhenUsed/>
+    <w:qFormat/>
     <w:pPr>
-      <w:spacing w:after="80"/>
-      <w:contextualSpacing/>
+      <w:spacing w:after="100" w:before="100"/>
+      <w:ind w:firstLine="0" w:left="480" w:right="480"/>
+    </w:pPr>
+  </w:style>
+  <w:style w:default="1" w:styleId="DefaultParagraphFont" w:type="character">
+    <w:name w:val="Default Paragraph Font"/>
+    <w:semiHidden/>
+    <w:unhideWhenUsed/>
+  </w:style>
+  <w:style w:default="1" w:styleId="Table" w:type="table">
+    <w:name w:val="Table"/>
+    <w:basedOn w:val="TableNormal"/>
+    <w:semiHidden/>
+    <w:unhideWhenUsed/>
+    <w:qFormat/>
+    <w:tblPr>
+      <w:tblInd w:type="dxa" w:w="0"/>
+      <w:tblCellMar>
+        <w:top w:type="dxa" w:w="0"/>
+        <w:left w:type="dxa" w:w="108"/>
+        <w:bottom w:type="dxa" w:w="0"/>
+        <w:right w:type="dxa" w:w="108"/>
+      </w:tblCellMar>
+    </w:tblPr>
+    <w:tblStylePr w:type="firstRow">
+      <w:tblPr>
+        <w:jc w:val="left"/>
+        <w:tblInd w:type="dxa" w:w="0"/>
+      </w:tblPr>
+      <w:trPr>
+        <w:jc w:val="left"/>
+      </w:trPr>
+      <w:tcPr>
+        <w:tcBorders>
+          <w:bottom w:val="single"/>
+        </w:tcBorders>
+        <w:vAlign w:val="bottom"/>
+      </w:tcPr>
+    </w:tblStylePr>
+  </w:style>
+  <w:style w:customStyle="1" w:styleId="DefinitionTerm" w:type="paragraph">
+    <w:name w:val="Definition Term"/>
+    <w:basedOn w:val="Normal"/>
+    <w:next w:val="Definition"/>
+    <w:pPr>
+      <w:keepNext/>
+      <w:keepLines/>
+      <w:spacing w:after="0"/>
+    </w:pPr>
+    <w:rPr>
+      <w:b/>
+    </w:rPr>
+  </w:style>
+  <w:style w:customStyle="1" w:styleId="Definition" w:type="paragraph">
+    <w:name w:val="Definition"/>
+    <w:basedOn w:val="Normal"/>
+  </w:style>
+  <w:style w:styleId="Caption" w:type="paragraph">
+    <w:name w:val="Caption"/>
+    <w:basedOn w:val="Normal"/>
+    <w:link w:val="BodyTextChar"/>
+    <w:pPr>
+      <w:spacing w:after="60" w:before="0"/>
+    </w:pPr>
+    <w:rPr>
+      <w:i/>
+    </w:rPr>
+  </w:style>
+  <w:style w:customStyle="1" w:styleId="TableCaption" w:type="paragraph">
+    <w:name w:val="Table Caption"/>
+    <w:basedOn w:val="Caption"/>
+    <w:pPr>
+      <w:keepNext/>
+    </w:pPr>
+  </w:style>
+  <w:style w:customStyle="1" w:styleId="ImageCaption" w:type="paragraph">
+    <w:name w:val="Image Caption"/>
+    <w:basedOn w:val="Caption"/>
+  </w:style>
+  <w:style w:customStyle="1" w:styleId="Figure" w:type="paragraph">
+    <w:name w:val="Figure"/>
+    <w:basedOn w:val="Normal"/>
+  </w:style>
+  <w:style w:customStyle="1" w:styleId="CaptionedFigure" w:type="paragraph">
+    <w:name w:val="Captioned Figure"/>
+    <w:basedOn w:val="Figure"/>
+    <w:pPr>
+      <w:keepNext/>
+    </w:pPr>
+  </w:style>
+  <w:style w:customStyle="1" w:styleId="BodyTextChar" w:type="character">
+    <w:name w:val="Body Text Char"/>
+    <w:basedOn w:val="DefaultParagraphFont"/>
+    <w:link w:val="BodyText"/>
+  </w:style>
+  <w:style w:customStyle="1" w:styleId="VerbatimChar" w:type="character">
+    <w:name w:val="Verbatim Char"/>
+    <w:basedOn w:val="BodyTextChar"/>
+    <w:rPr>
+      <w:rFonts w:ascii="Consolas" w:hAnsi="Consolas"/>
+      <w:sz w:val="18"/>
+    </w:rPr>
+  </w:style>
+  <w:style w:customStyle="1" w:styleId="SectionNumber" w:type="character">
+    <w:name w:val="Section Number"/>
+    <w:basedOn w:val="BodyTextChar"/>
+  </w:style>
+  <w:style w:styleId="FootnoteReference" w:type="character">
+    <w:name w:val="Footnote Reference"/>
+    <w:basedOn w:val="BodyTextChar"/>
+    <w:rPr>
+      <w:vertAlign w:val="superscript"/>
+    </w:rPr>
+  </w:style>
+  <w:style w:styleId="Hyperlink" w:type="character">
+    <w:name w:val="Hyperlink"/>
+    <w:basedOn w:val="BodyTextChar"/>
+    <w:rPr>
+      <w:color w:themeColor="accent1" w:val="4F81BD"/>
+    </w:rPr>
+  </w:style>
+  <w:style w:styleId="TOCHeading" w:type="paragraph">
+    <w:name w:val="TOC Heading"/>
+    <w:basedOn w:val="Heading1"/>
+    <w:next w:val="BodyText"/>
+    <w:uiPriority w:val="39"/>
+    <w:unhideWhenUsed/>
+    <w:qFormat/>
+    <w:pPr>
+      <w:spacing w:before="240" w:line="259" w:lineRule="auto"/>
+      <w:outlineLvl w:val="9"/>
     </w:pPr>
     <w:rPr>
       <w:rFonts w:asciiTheme="majorHAnsi" w:cstheme="majorBidi" w:eastAsiaTheme="majorEastAsia" w:hAnsiTheme="majorHAnsi"/>
-      <w:spacing w:val="-10"/>
-      <w:kern w:val="28"/>
-      <w:sz w:val="56"/>
-      <w:szCs w:val="56"/>
+      <w:b w:val="0"/>
+      <w:bCs w:val="0"/>
+      <w:color w:themeColor="accent1" w:themeShade="BF" w:val="365F91"/>
     </w:rPr>
   </w:style>
-  <w:style w:customStyle="1" w:styleId="TitleChar" w:type="character">
-    <w:name w:val="Title Char"/>
-    <w:basedOn w:val="DefaultParagraphFont"/>
-    <w:link w:val="Title"/>
-    <w:uiPriority w:val="10"/>
-    <w:rsid w:val="00AF5CF1"/>
-    <w:rPr>
-      <w:rFonts w:asciiTheme="majorHAnsi" w:cstheme="majorBidi" w:eastAsiaTheme="majorEastAsia" w:hAnsiTheme="majorHAnsi"/>
-      <w:spacing w:val="-10"/>
-      <w:kern w:val="28"/>
-      <w:sz w:val="56"/>
-      <w:szCs w:val="56"/>
-    </w:rPr>
-  </w:style>
-  <w:style w:styleId="Subtitle" w:type="paragraph">
-    <w:name w:val="Subtitle"/>
-    <w:basedOn w:val="Normal"/>
-    <w:next w:val="Normal"/>
-    <w:link w:val="SubtitleChar"/>
-    <w:uiPriority w:val="11"/>
-    <w:qFormat/>
-    <w:rsid w:val="00AF5CF1"/>
-    <w:pPr>
-      <w:numPr>
-        <w:ilvl w:val="1"/>
-      </w:numPr>
-      <w:spacing w:after="160"/>
-    </w:pPr>
-    <w:rPr>
-      <w:rFonts w:asciiTheme="minorHAnsi" w:cstheme="majorBidi" w:eastAsiaTheme="majorEastAsia" w:hAnsiTheme="minorHAnsi"/>
-      <w:color w:themeColor="text1" w:themeTint="A6" w:val="595959"/>
-      <w:spacing w:val="15"/>
-      <w:sz w:val="28"/>
-      <w:szCs w:val="28"/>
-    </w:rPr>
-  </w:style>
-  <w:style w:customStyle="1" w:styleId="SubtitleChar" w:type="character">
-    <w:name w:val="Subtitle Char"/>
-    <w:basedOn w:val="DefaultParagraphFont"/>
-    <w:link w:val="Subtitle"/>
-    <w:uiPriority w:val="11"/>
-    <w:rsid w:val="00AF5CF1"/>
-    <w:rPr>
-      <w:rFonts w:asciiTheme="minorHAnsi" w:cstheme="majorBidi" w:eastAsiaTheme="majorEastAsia" w:hAnsiTheme="minorHAnsi"/>
-      <w:color w:themeColor="text1" w:themeTint="A6" w:val="595959"/>
-      <w:spacing w:val="15"/>
-      <w:sz w:val="28"/>
-      <w:szCs w:val="28"/>
-    </w:rPr>
-  </w:style>
-  <w:style w:styleId="Quote" w:type="paragraph">
-    <w:name w:val="Quote"/>
-    <w:basedOn w:val="Normal"/>
-    <w:next w:val="Normal"/>
-    <w:link w:val="QuoteChar"/>
-    <w:uiPriority w:val="29"/>
-    <w:qFormat/>
-    <w:rsid w:val="00AF5CF1"/>
-    <w:pPr>
-      <w:spacing w:after="160" w:before="160"/>
-      <w:jc w:val="center"/>
-    </w:pPr>
-    <w:rPr>
-      <w:i/>
-      <w:iCs/>
-      <w:color w:themeColor="text1" w:themeTint="BF" w:val="404040"/>
-    </w:rPr>
-  </w:style>
-  <w:style w:customStyle="1" w:styleId="QuoteChar" w:type="character">
-    <w:name w:val="Quote Char"/>
-    <w:basedOn w:val="DefaultParagraphFont"/>
-    <w:link w:val="Quote"/>
-    <w:uiPriority w:val="29"/>
-    <w:rsid w:val="00AF5CF1"/>
-    <w:rPr>
-      <w:i/>
-      <w:iCs/>
-      <w:color w:themeColor="text1" w:themeTint="BF" w:val="404040"/>
-    </w:rPr>
-  </w:style>
-  <w:style w:styleId="ListParagraph" w:type="paragraph">
-    <w:name w:val="List Paragraph"/>
-    <w:basedOn w:val="Normal"/>
-    <w:uiPriority w:val="34"/>
-    <w:qFormat/>
-    <w:rsid w:val="00AF5CF1"/>
-    <w:pPr>
-      <w:ind w:left="720"/>
-      <w:contextualSpacing/>
-    </w:pPr>
-  </w:style>
-  <w:style w:styleId="IntenseEmphasis" w:type="character">
-    <w:name w:val="Intense Emphasis"/>
-    <w:basedOn w:val="DefaultParagraphFont"/>
-    <w:uiPriority w:val="21"/>
-    <w:qFormat/>
-    <w:rsid w:val="00AF5CF1"/>
-    <w:rPr>
-      <w:i/>
-      <w:iCs/>
-      <w:color w:themeColor="accent1" w:themeShade="BF" w:val="0F4761"/>
-    </w:rPr>
-  </w:style>
-  <w:style w:styleId="IntenseQuote" w:type="paragraph">
-    <w:name w:val="Intense Quote"/>
-    <w:basedOn w:val="Normal"/>
-    <w:next w:val="Normal"/>
-    <w:link w:val="IntenseQuoteChar"/>
-    <w:uiPriority w:val="30"/>
-    <w:qFormat/>
-    <w:rsid w:val="00AF5CF1"/>
-    <w:pPr>
-      <w:pBdr>
-        <w:top w:color="0F4761" w:space="10" w:sz="4" w:themeColor="accent1" w:themeShade="BF" w:val="single"/>
-        <w:bottom w:color="0F4761" w:space="10" w:sz="4" w:themeColor="accent1" w:themeShade="BF" w:val="single"/>
-      </w:pBdr>
-      <w:spacing w:after="360" w:before="360"/>
-      <w:ind w:left="864" w:right="864"/>
-      <w:jc w:val="center"/>
-    </w:pPr>
-    <w:rPr>
-      <w:i/>
-      <w:iCs/>
-      <w:color w:themeColor="accent1" w:themeShade="BF" w:val="0F4761"/>
-    </w:rPr>
-  </w:style>
-  <w:style w:customStyle="1" w:styleId="IntenseQuoteChar" w:type="character">
-    <w:name w:val="Intense Quote Char"/>
-    <w:basedOn w:val="DefaultParagraphFont"/>
-    <w:link w:val="IntenseQuote"/>
-    <w:uiPriority w:val="30"/>
-    <w:rsid w:val="00AF5CF1"/>
-    <w:rPr>
-      <w:i/>
-      <w:iCs/>
-      <w:color w:themeColor="accent1" w:themeShade="BF" w:val="0F4761"/>
-    </w:rPr>
-  </w:style>
-  <w:style w:styleId="IntenseReference" w:type="character">
-    <w:name w:val="Intense Reference"/>
-    <w:basedOn w:val="DefaultParagraphFont"/>
-    <w:uiPriority w:val="32"/>
-    <w:qFormat/>
-    <w:rsid w:val="00AF5CF1"/>
-    <w:rPr>
-      <w:b/>
-      <w:bCs/>
-      <w:smallCaps/>
-      <w:color w:themeColor="accent1" w:themeShade="BF" w:val="0F4761"/>
-      <w:spacing w:val="5"/>
-    </w:rPr>
-  </w:style>
-  <w:style w:styleId="HTMLCode" w:type="character">
-    <w:name w:val="HTML Code"/>
-    <w:basedOn w:val="DefaultParagraphFont"/>
-    <w:uiPriority w:val="99"/>
-    <w:unhideWhenUsed/>
-    <w:rsid w:val="00771E03"/>
-    <w:rPr>
-      <w:rFonts w:ascii="Consolas" w:cs="Consolas" w:hAnsi="Consolas"/>
-      <w:sz w:val="18"/>
-      <w:szCs w:val="20"/>
-    </w:rPr>
-  </w:style>
-  <w:style w:customStyle="1" w:styleId="Code" w:type="paragraph">
-    <w:name w:val="Code"/>
-    <w:basedOn w:val="Normal"/>
-    <w:next w:val="Normal"/>
-    <w:qFormat/>
-    <w:rsid w:val="00BC28E9"/>
-    <w:pPr>
-      <w:pBdr>
-        <w:top w:color="FF0000" w:space="1" w:sz="8" w:val="single"/>
-        <w:left w:color="FF0000" w:space="4" w:sz="8" w:val="single"/>
-        <w:bottom w:color="FF0000" w:space="1" w:sz="8" w:val="single"/>
-        <w:right w:color="FF0000" w:space="4" w:sz="8" w:val="single"/>
-      </w:pBdr>
-      <w:shd w:color="auto" w:fill="auto" w:val="pct15"/>
-      <w:spacing w:after="120" w:before="120"/>
-      <w:ind w:left="432" w:right="432"/>
-    </w:pPr>
-    <w:rPr>
-      <w:rFonts w:ascii="Courier New" w:hAnsi="Courier New"/>
-      <w:sz w:val="18"/>
-    </w:rPr>
-  </w:style>
-  <w:style w:customStyle="1" w:styleId="SourceCode" w:type="paragraph">
+  <w:style w:type="paragraph" w:customStyle="1" w:styleId="SourceCode">
     <w:name w:val="Source Code"/>
     <w:basedOn w:val="Normal"/>
-    <w:qFormat/>
-    <w:rsid w:val="00771E03"/>
+    <w:link w:val="VerbatimChar"/>
     <w:pPr>
-      <w:pBdr>
-        <w:top w:color="auto" w:space="1" w:sz="8" w:val="single"/>
-        <w:left w:color="auto" w:space="4" w:sz="8" w:val="single"/>
-        <w:bottom w:color="auto" w:space="1" w:sz="8" w:val="single"/>
-        <w:right w:color="auto" w:space="4" w:sz="8" w:val="single"/>
-      </w:pBdr>
-      <w:shd w:color="auto" w:fill="auto" w:val="pct15"/>
-      <w:spacing w:after="240" w:before="240"/>
-      <w:ind w:left="432" w:right="432"/>
-    </w:pPr>
-    <w:rPr>
-      <w:rFonts w:ascii="Courier New" w:hAnsi="Courier New"/>
-      <w:sz w:val="20"/>
-    </w:rPr>
-  </w:style>
-  <w:style w:customStyle="1" w:styleId="Verbatim" w:type="paragraph">
-    <w:name w:val="Verbatim"/>
-    <w:basedOn w:val="Normal"/>
-    <w:qFormat/>
-    <w:rsid w:val="00771E03"/>
-    <w:pPr>
-      <w:shd w:color="auto" w:fill="auto" w:val="pct15"/>
-      <w:spacing w:after="240" w:before="240"/>
-      <w:ind w:left="432" w:right="432"/>
-    </w:pPr>
-    <w:rPr>
-      <w:rFonts w:ascii="Courier New" w:hAnsi="Courier New"/>
-      <w:sz w:val="18"/>
-    </w:rPr>
-  </w:style>
-  <w:style w:customStyle="1" w:styleId="CodeBlock" w:type="paragraph">
-    <w:name w:val="Code Block"/>
-    <w:basedOn w:val="Verbatim"/>
-    <w:qFormat/>
-    <w:rsid w:val="00BC28E9"/>
-  </w:style>
-  <w:style w:styleId="CommentText" w:type="paragraph">
-    <w:name w:val="annotation text"/>
-    <w:basedOn w:val="Normal"/>
-    <w:link w:val="CommentTextChar"/>
-    <w:uiPriority w:val="99"/>
-    <w:unhideWhenUsed/>
-    <w:rsid w:val="00771E03"/>
-    <w:rPr>
-      <w:sz w:val="20"/>
-      <w:szCs w:val="20"/>
-    </w:rPr>
-  </w:style>
-  <w:style w:customStyle="1" w:styleId="CommentTextChar" w:type="character">
-    <w:name w:val="Comment Text Char"/>
-    <w:basedOn w:val="DefaultParagraphFont"/>
-    <w:link w:val="CommentText"/>
-    <w:uiPriority w:val="99"/>
-    <w:rsid w:val="00771E03"/>
-    <w:rPr>
-      <w:sz w:val="20"/>
-      <w:szCs w:val="20"/>
-    </w:rPr>
-  </w:style>
-  <w:style w:styleId="TOC1" w:type="paragraph">
-    <w:name w:val="toc 1"/>
-    <w:basedOn w:val="Normal"/>
-    <w:next w:val="Normal"/>
-    <w:autoRedefine/>
-    <w:uiPriority w:val="39"/>
-    <w:unhideWhenUsed/>
-    <w:rsid w:val="00322D32"/>
-    <w:pPr>
-      <w:spacing w:after="100"/>
+      <w:wordWrap w:val="off"/>
     </w:pPr>
   </w:style>
   <w:style w:type="character" w:customStyle="1" w:styleId="KeywordTok">
@@ -14905,7 +14802,7 @@
         <a:latin typeface="Aptos" panose="02110004020202020204"/>
         <a:ea typeface=""/>
         <a:cs typeface=""/>
-        <a:font script="Jpan" typeface="游ゴシック"/>
+        <a:font script="Jpan" typeface="游明朝"/>
         <a:font script="Hang" typeface="맑은 고딕"/>
         <a:font script="Hans" typeface="等线"/>
         <a:font script="Hant" typeface="新細明體"/>
@@ -15096,7 +14993,7 @@
   <a:extraClrSchemeLst/>
   <a:extLst>
     <a:ext uri="{05A4C25C-085E-4340-85A3-A5531E510DB2}">
-      <thm15:themeFamily xmlns:thm15="http://schemas.microsoft.com/office/thememl/2012/main" name="Office Theme" id="{62F939B6-93AF-4DB8-9C6B-D6C7DFDC589F}" vid="{4A3C46E8-61CC-4603-A589-7422A47A8E4A}"/>
+      <thm15:themeFamily xmlns:thm15="http://schemas.microsoft.com/office/thememl/2012/main" name="Office Theme" id="{2E142A2C-CD16-42D6-873A-C26D2A0506FA}" vid="{1BDDFF52-6CD6-40A5-AB3C-68EB2F1E4D0A}"/>
     </a:ext>
   </a:extLst>
 </a:theme>

--- a/docs/content/pca/pca_lecture.docx
+++ b/docs/content/pca/pca_lecture.docx
@@ -154,14 +154,14 @@
     <w:bookmarkEnd w:id="11"/>
     <w:p>
       <w:pPr>
-        <w:pStyle w:val="FirstParagraph"/>
+        <w:pStyle w:val="CaptionedFigure"/>
       </w:pPr>
       <w:r>
         <w:drawing>
           <wp:inline>
             <wp:extent cx="3619500" cy="2533650"/>
             <wp:effectExtent b="0" l="0" r="0" t="0"/>
-            <wp:docPr descr="" title="" id="13" name="Picture"/>
+            <wp:docPr descr="Example NMDS ordination plot from a published lake-ecology study (‘Summer’), with lake samples plotted as colored points (by lake) and shapes (by geographic location) and environmental-variable vectors (dissolved P and N, mixed-layer depth, temperature) overlaid as arrows with their R² and p-values, illustrating a real multivariate ordination used to summarize many variables at once." title="" id="13" name="Picture"/>
             <a:graphic>
               <a:graphicData uri="http://schemas.openxmlformats.org/drawingml/2006/picture">
                 <pic:pic>
@@ -197,6 +197,20 @@
             </a:graphic>
           </wp:inline>
         </w:drawing>
+      </w:r>
+    </w:p>
+    <w:p>
+      <w:pPr>
+        <w:pStyle w:val="ImageCaption"/>
+      </w:pPr>
+      <w:r>
+        <w:t xml:space="preserve">Example NMDS ordination plot from a published lake-ecology study (</w:t>
+      </w:r>
+      <w:r>
+        <w:t xml:space="preserve">‘Summer’</w:t>
+      </w:r>
+      <w:r>
+        <w:t xml:space="preserve">), with lake samples plotted as colored points (by lake) and shapes (by geographic location) and environmental-variable vectors (dissolved P and N, mixed-layer depth, temperature) overlaid as arrows with their R² and p-values, illustrating a real multivariate ordination used to summarize many variables at once.</w:t>
       </w:r>
     </w:p>
     <w:bookmarkStart w:id="16" w:name="review-eigenvectors-and-components"/>
@@ -772,14 +786,14 @@
     </w:p>
     <w:p>
       <w:pPr>
-        <w:pStyle w:val="FirstParagraph"/>
+        <w:pStyle w:val="CaptionedFigure"/>
       </w:pPr>
       <w:r>
         <w:drawing>
           <wp:inline>
             <wp:extent cx="3619500" cy="7213329"/>
             <wp:effectExtent b="0" l="0" r="0" t="0"/>
-            <wp:docPr descr="" title="" id="20" name="Picture"/>
+            <wp:docPr descr="Two example figures stacked: a pairs-plot matrix of the iris sepal/petal variables showing scatterplots and correlation coefficients (up to 0.96 for petal length vs. width), and a scree plot below it showing the percentage of variance explained dropping sharply after the first component, illustrating that highly correlated variables let a few components capture most of the variation." title="" id="20" name="Picture"/>
             <a:graphic>
               <a:graphicData uri="http://schemas.openxmlformats.org/drawingml/2006/picture">
                 <pic:pic>
@@ -815,6 +829,14 @@
             </a:graphic>
           </wp:inline>
         </w:drawing>
+      </w:r>
+    </w:p>
+    <w:p>
+      <w:pPr>
+        <w:pStyle w:val="ImageCaption"/>
+      </w:pPr>
+      <w:r>
+        <w:t xml:space="preserve">Two example figures stacked: a pairs-plot matrix of the iris sepal/petal variables showing scatterplots and correlation coefficients (up to 0.96 for petal length vs. width), and a scree plot below it showing the percentage of variance explained dropping sharply after the first component, illustrating that highly correlated variables let a few components capture most of the variation.</w:t>
       </w:r>
     </w:p>
     <w:bookmarkEnd w:id="22"/>
@@ -4429,12 +4451,6 @@
         <w:t xml:space="preserve">%&gt;%</w:t>
       </w:r>
       <w:r>
-        <w:rPr>
-          <w:rStyle w:val="NormalTok"/>
-        </w:rPr>
-        <w:t xml:space="preserve"> </w:t>
-      </w:r>
-      <w:r>
         <w:br/>
       </w:r>
       <w:r>
@@ -6092,14 +6108,14 @@
     </w:p>
     <w:p>
       <w:pPr>
-        <w:pStyle w:val="BodyText"/>
+        <w:pStyle w:val="CaptionedFigure"/>
       </w:pPr>
       <w:r>
         <w:drawing>
           <wp:inline>
             <wp:extent cx="3619500" cy="3003682"/>
             <wp:effectExtent b="0" l="0" r="0" t="0"/>
-            <wp:docPr descr="" title="" id="65" name="Picture"/>
+            <wp:docPr descr="Scatterplot of number of crab burrows versus total crab biomass, with the original centered axes drawn as a horizontal/vertical cross through the data cloud and two diagonal lines labeled PC1 and PC2 showing the rotated principal-component axes, where PC1 runs along the direction of greatest spread in the data." title="" id="65" name="Picture"/>
             <a:graphic>
               <a:graphicData uri="http://schemas.openxmlformats.org/drawingml/2006/picture">
                 <pic:pic>
@@ -6137,6 +6153,14 @@
         </w:drawing>
       </w:r>
     </w:p>
+    <w:p>
+      <w:pPr>
+        <w:pStyle w:val="ImageCaption"/>
+      </w:pPr>
+      <w:r>
+        <w:t xml:space="preserve">Scatterplot of number of crab burrows versus total crab biomass, with the original centered axes drawn as a horizontal/vertical cross through the data cloud and two diagonal lines labeled PC1 and PC2 showing the rotated principal-component axes, where PC1 runs along the direction of greatest spread in the data.</w:t>
+      </w:r>
+    </w:p>
     <w:bookmarkEnd w:id="67"/>
     <w:bookmarkStart w:id="71" w:name="component-derivation-axis-rotation"/>
     <w:p>
@@ -6199,14 +6223,14 @@
     </w:p>
     <w:p>
       <w:pPr>
-        <w:pStyle w:val="BodyText"/>
+        <w:pStyle w:val="CaptionedFigure"/>
       </w:pPr>
       <w:r>
         <w:drawing>
           <wp:inline>
             <wp:extent cx="3619500" cy="3689781"/>
             <wp:effectExtent b="0" l="0" r="0" t="0"/>
-            <wp:docPr descr="" title="" id="69" name="Picture"/>
+            <wp:docPr descr="The same crab burrow and biomass data redrawn after axis rotation, with PC1 and PC2 now shown as the new horizontal and vertical axes and the original burrow-number and biomass axes appearing as diagonal reference lines, illustrating that PCA is literally a rotation of the coordinate system around the data’s center." title="" id="69" name="Picture"/>
             <a:graphic>
               <a:graphicData uri="http://schemas.openxmlformats.org/drawingml/2006/picture">
                 <pic:pic>
@@ -6244,6 +6268,14 @@
         </w:drawing>
       </w:r>
     </w:p>
+    <w:p>
+      <w:pPr>
+        <w:pStyle w:val="ImageCaption"/>
+      </w:pPr>
+      <w:r>
+        <w:t xml:space="preserve">The same crab burrow and biomass data redrawn after axis rotation, with PC1 and PC2 now shown as the new horizontal and vertical axes and the original burrow-number and biomass axes appearing as diagonal reference lines, illustrating that PCA is literally a rotation of the coordinate system around the data’s center.</w:t>
+      </w:r>
+    </w:p>
     <w:bookmarkEnd w:id="71"/>
     <w:bookmarkStart w:id="75" w:name="Xcda4229ab7e81e4f2bbe4c6fa890ce4a132af36"/>
     <w:p>
@@ -6294,14 +6326,14 @@
     </w:p>
     <w:p>
       <w:pPr>
-        <w:pStyle w:val="BodyText"/>
+        <w:pStyle w:val="CaptionedFigure"/>
       </w:pPr>
       <w:r>
         <w:drawing>
           <wp:inline>
             <wp:extent cx="3619500" cy="3909060"/>
             <wp:effectExtent b="0" l="0" r="0" t="0"/>
-            <wp:docPr descr="" title="" id="73" name="Picture"/>
+            <wp:docPr descr="3D scatterplot of a point cloud within a cube, with three colored arrows (red ‘1st’, blue ‘2nd’, green ‘3rd’) radiating from the cloud’s center marking the first three principal-component axes, extending the rotation idea from 2D to 3D multivariate space." title="" id="73" name="Picture"/>
             <a:graphic>
               <a:graphicData uri="http://schemas.openxmlformats.org/drawingml/2006/picture">
                 <pic:pic>
@@ -6337,6 +6369,41 @@
             </a:graphic>
           </wp:inline>
         </w:drawing>
+      </w:r>
+    </w:p>
+    <w:p>
+      <w:pPr>
+        <w:pStyle w:val="ImageCaption"/>
+      </w:pPr>
+      <w:r>
+        <w:t xml:space="preserve">3D scatterplot of a point cloud within a cube, with three colored arrows (red</w:t>
+      </w:r>
+      <w:r>
+        <w:t xml:space="preserve"> </w:t>
+      </w:r>
+      <w:r>
+        <w:t xml:space="preserve">‘1st’</w:t>
+      </w:r>
+      <w:r>
+        <w:t xml:space="preserve">, blue</w:t>
+      </w:r>
+      <w:r>
+        <w:t xml:space="preserve"> </w:t>
+      </w:r>
+      <w:r>
+        <w:t xml:space="preserve">‘2nd’</w:t>
+      </w:r>
+      <w:r>
+        <w:t xml:space="preserve">, green</w:t>
+      </w:r>
+      <w:r>
+        <w:t xml:space="preserve"> </w:t>
+      </w:r>
+      <w:r>
+        <w:t xml:space="preserve">‘3rd’</w:t>
+      </w:r>
+      <w:r>
+        <w:t xml:space="preserve">) radiating from the cloud’s center marking the first three principal-component axes, extending the rotation idea from 2D to 3D multivariate space.</w:t>
       </w:r>
     </w:p>
     <w:bookmarkEnd w:id="75"/>
@@ -9002,10 +9069,10 @@
       </w:r>
     </w:p>
     <w:bookmarkEnd w:id="99"/>
-    <w:bookmarkStart w:id="110" w:name="loading-plot-interpretation"/>
-    <w:p>
-      <w:pPr>
-        <w:pStyle w:val="Heading1"/>
+    <w:bookmarkStart w:id="100" w:name="loading-plot-interpretation"/>
+    <w:p>
+      <w:pPr>
+        <w:pStyle w:val="Heading2"/>
       </w:pPr>
       <w:r>
         <w:t xml:space="preserve">Loading Plot Interpretation</w:t>
@@ -9105,7 +9172,8 @@
         <w:t xml:space="preserve">95.9% of variation in just 2 dimensions!</w:t>
       </w:r>
     </w:p>
-    <w:bookmarkStart w:id="100" w:name="part-7-biplots-and-scores"/>
+    <w:bookmarkEnd w:id="100"/>
+    <w:bookmarkStart w:id="101" w:name="part-7-biplots-and-scores"/>
     <w:p>
       <w:pPr>
         <w:pStyle w:val="Heading2"/>
@@ -9114,8 +9182,8 @@
         <w:t xml:space="preserve">Part 7 · Biplots and Scores</w:t>
       </w:r>
     </w:p>
-    <w:bookmarkEnd w:id="100"/>
-    <w:bookmarkStart w:id="101" w:name="step-7-pca-biplot---the-main-result"/>
+    <w:bookmarkEnd w:id="101"/>
+    <w:bookmarkStart w:id="102" w:name="step-7-pca-biplot---the-main-result"/>
     <w:p>
       <w:pPr>
         <w:pStyle w:val="Heading2"/>
@@ -9124,8 +9192,8 @@
         <w:t xml:space="preserve">Step 7: PCA Biplot - The Main Result</w:t>
       </w:r>
     </w:p>
-    <w:bookmarkEnd w:id="101"/>
-    <w:bookmarkStart w:id="105" w:name="key-insights-from-this-biplot"/>
+    <w:bookmarkEnd w:id="102"/>
+    <w:bookmarkStart w:id="106" w:name="key-insights-from-this-biplot"/>
     <w:p>
       <w:pPr>
         <w:pStyle w:val="Heading2"/>
@@ -9134,7 +9202,7 @@
         <w:t xml:space="preserve">Key insights from this biplot:</w:t>
       </w:r>
     </w:p>
-    <w:bookmarkStart w:id="102" w:name="species-separation"/>
+    <w:bookmarkStart w:id="103" w:name="species-separation"/>
     <w:p>
       <w:pPr>
         <w:pStyle w:val="Heading3"/>
@@ -9212,8 +9280,8 @@
         <w:t xml:space="preserve">PCA successfully separates species without being told about them!</w:t>
       </w:r>
     </w:p>
-    <w:bookmarkEnd w:id="102"/>
-    <w:bookmarkStart w:id="103" w:name="understanding-flower-characteristics"/>
+    <w:bookmarkEnd w:id="103"/>
+    <w:bookmarkStart w:id="104" w:name="understanding-flower-characteristics"/>
     <w:p>
       <w:pPr>
         <w:pStyle w:val="Heading3"/>
@@ -9291,8 +9359,8 @@
         <w:t xml:space="preserve">: Intermediate in most characteristics</w:t>
       </w:r>
     </w:p>
-    <w:bookmarkEnd w:id="103"/>
-    <w:bookmarkStart w:id="104" w:name="variable-relationships"/>
+    <w:bookmarkEnd w:id="104"/>
+    <w:bookmarkStart w:id="105" w:name="variable-relationships"/>
     <w:p>
       <w:pPr>
         <w:pStyle w:val="Heading3"/>
@@ -9343,9 +9411,9 @@
         <w:t xml:space="preserve">virginica</w:t>
       </w:r>
     </w:p>
-    <w:bookmarkEnd w:id="104"/>
     <w:bookmarkEnd w:id="105"/>
-    <w:bookmarkStart w:id="106" w:name="X356e311b6177bdf3f8ab806f5a3d4571d215d20"/>
+    <w:bookmarkEnd w:id="106"/>
+    <w:bookmarkStart w:id="107" w:name="X356e311b6177bdf3f8ab806f5a3d4571d215d20"/>
     <w:p>
       <w:pPr>
         <w:pStyle w:val="Heading2"/>
@@ -10220,8 +10288,8 @@
         <w:t xml:space="preserve">))</w:t>
       </w:r>
     </w:p>
-    <w:bookmarkEnd w:id="106"/>
-    <w:bookmarkStart w:id="107" w:name="X118ea5ae24c0f55829cdbcf7e66dae1d14c20b1"/>
+    <w:bookmarkEnd w:id="107"/>
+    <w:bookmarkStart w:id="108" w:name="X118ea5ae24c0f55829cdbcf7e66dae1d14c20b1"/>
     <w:p>
       <w:pPr>
         <w:pStyle w:val="Heading2"/>
@@ -10230,8 +10298,8 @@
         <w:t xml:space="preserve">Part 8 · Interpreting PC1 and PC2, and Wrap-Up</w:t>
       </w:r>
     </w:p>
-    <w:bookmarkEnd w:id="107"/>
-    <w:bookmarkStart w:id="109" w:name="step-8-interpret-pc1-results"/>
+    <w:bookmarkEnd w:id="108"/>
+    <w:bookmarkStart w:id="110" w:name="step-8-interpret-pc1-results"/>
     <w:p>
       <w:pPr>
         <w:pStyle w:val="Heading2"/>
@@ -10240,7 +10308,7 @@
         <w:t xml:space="preserve">Step 8: Interpret PC1 Results</w:t>
       </w:r>
     </w:p>
-    <w:bookmarkStart w:id="108" w:name="understanding-pc1-loadings"/>
+    <w:bookmarkStart w:id="109" w:name="understanding-pc1-loadings"/>
     <w:p>
       <w:pPr>
         <w:pStyle w:val="Heading3"/>
@@ -10713,13 +10781,12 @@
         <w:t xml:space="preserve">## - Lower PC1 values = larger flowers overall</w:t>
       </w:r>
     </w:p>
-    <w:bookmarkEnd w:id="108"/>
     <w:bookmarkEnd w:id="109"/>
     <w:bookmarkEnd w:id="110"/>
-    <w:bookmarkStart w:id="116" w:name="pc1-interpretation-overall-flower-size"/>
-    <w:p>
-      <w:pPr>
-        <w:pStyle w:val="Heading1"/>
+    <w:bookmarkStart w:id="114" w:name="pc1-interpretation-overall-flower-size"/>
+    <w:p>
+      <w:pPr>
+        <w:pStyle w:val="Heading2"/>
       </w:pPr>
       <w:r>
         <w:t xml:space="preserve">PC1 Interpretation: Overall Flower Size</w:t>
@@ -10993,7 +11060,8 @@
       </w:r>
     </w:p>
     <w:bookmarkEnd w:id="113"/>
-    <w:bookmarkStart w:id="115" w:name="step-8-interpret-pc2-results"/>
+    <w:bookmarkEnd w:id="114"/>
+    <w:bookmarkStart w:id="116" w:name="step-8-interpret-pc2-results"/>
     <w:p>
       <w:pPr>
         <w:pStyle w:val="Heading2"/>
@@ -11002,7 +11070,7 @@
         <w:t xml:space="preserve">Step 8: Interpret PC2 Results</w:t>
       </w:r>
     </w:p>
-    <w:bookmarkStart w:id="114" w:name="understanding-pc2-loadings"/>
+    <w:bookmarkStart w:id="115" w:name="understanding-pc2-loadings"/>
     <w:p>
       <w:pPr>
         <w:pStyle w:val="Heading3"/>
@@ -11532,13 +11600,12 @@
         <w:t xml:space="preserve">## - Lower PC2 = longer/wider petals relative to sepal width</w:t>
       </w:r>
     </w:p>
-    <w:bookmarkEnd w:id="114"/>
     <w:bookmarkEnd w:id="115"/>
     <w:bookmarkEnd w:id="116"/>
-    <w:bookmarkStart w:id="128" w:name="pc2-interpretation-flower-shape-contrast"/>
-    <w:p>
-      <w:pPr>
-        <w:pStyle w:val="Heading1"/>
+    <w:bookmarkStart w:id="121" w:name="pc2-interpretation-flower-shape-contrast"/>
+    <w:p>
+      <w:pPr>
+        <w:pStyle w:val="Heading2"/>
       </w:pPr>
       <w:r>
         <w:t xml:space="preserve">PC2 Interpretation: Flower Shape Contrast</w:t>
@@ -11812,7 +11879,8 @@
       </w:r>
     </w:p>
     <w:bookmarkEnd w:id="120"/>
-    <w:bookmarkStart w:id="121" w:name="step-9-how-well-does-pca-work"/>
+    <w:bookmarkEnd w:id="121"/>
+    <w:bookmarkStart w:id="122" w:name="step-9-how-well-does-pca-work"/>
     <w:p>
       <w:pPr>
         <w:pStyle w:val="Heading2"/>
@@ -12867,8 +12935,8 @@
         <w:t xml:space="preserve">)</w:t>
       </w:r>
     </w:p>
-    <w:bookmarkEnd w:id="121"/>
-    <w:bookmarkStart w:id="122" w:name="summary-what-we-learned"/>
+    <w:bookmarkEnd w:id="122"/>
+    <w:bookmarkStart w:id="123" w:name="summary-what-we-learned"/>
     <w:p>
       <w:pPr>
         <w:pStyle w:val="Heading2"/>
@@ -12877,8 +12945,8 @@
         <w:t xml:space="preserve">Summary: What We Learned</w:t>
       </w:r>
     </w:p>
-    <w:bookmarkEnd w:id="122"/>
-    <w:bookmarkStart w:id="123" w:name="key-findings"/>
+    <w:bookmarkEnd w:id="123"/>
+    <w:bookmarkStart w:id="124" w:name="key-findings"/>
     <w:p>
       <w:pPr>
         <w:pStyle w:val="Heading2"/>
@@ -13019,8 +13087,8 @@
         <w:t xml:space="preserve">based on their morphological differences</w:t>
       </w:r>
     </w:p>
-    <w:bookmarkEnd w:id="123"/>
-    <w:bookmarkStart w:id="124" w:name="pca-success-criteria-met"/>
+    <w:bookmarkEnd w:id="124"/>
+    <w:bookmarkStart w:id="125" w:name="pca-success-criteria-met"/>
     <w:p>
       <w:pPr>
         <w:pStyle w:val="Heading2"/>
@@ -13067,8 +13135,8 @@
         <w:t xml:space="preserve">✓ Interpretable components</w:t>
       </w:r>
     </w:p>
-    <w:bookmarkEnd w:id="124"/>
-    <w:bookmarkStart w:id="125" w:name="when-to-use-pca-vs.-other-methods"/>
+    <w:bookmarkEnd w:id="125"/>
+    <w:bookmarkStart w:id="126" w:name="when-to-use-pca-vs.-other-methods"/>
     <w:p>
       <w:pPr>
         <w:pStyle w:val="Heading2"/>
@@ -13077,8 +13145,8 @@
         <w:t xml:space="preserve">When to Use PCA vs. Other Methods</w:t>
       </w:r>
     </w:p>
-    <w:bookmarkEnd w:id="125"/>
-    <w:bookmarkStart w:id="126" w:name="use-pca-when"/>
+    <w:bookmarkEnd w:id="126"/>
+    <w:bookmarkStart w:id="127" w:name="use-pca-when"/>
     <w:p>
       <w:pPr>
         <w:pStyle w:val="Heading2"/>
@@ -13187,8 +13255,8 @@
         <w:t xml:space="preserve">in measurements</w:t>
       </w:r>
     </w:p>
-    <w:bookmarkEnd w:id="126"/>
-    <w:bookmarkStart w:id="127" w:name="consider-alternatives-when"/>
+    <w:bookmarkEnd w:id="127"/>
+    <w:bookmarkStart w:id="128" w:name="consider-alternatives-when"/>
     <w:p>
       <w:pPr>
         <w:pStyle w:val="Heading2"/>
@@ -13303,7 +13371,6 @@
         <w:t xml:space="preserve">like morphology, physiology, or environmental variables!</w:t>
       </w:r>
     </w:p>
-    <w:bookmarkEnd w:id="127"/>
     <w:bookmarkEnd w:id="128"/>
     <w:sectPr>
       <w:footnotePr>

--- a/docs/content/pca/pca_lecture.docx
+++ b/docs/content/pca/pca_lecture.docx
@@ -159,7 +159,7 @@
       <w:r>
         <w:drawing>
           <wp:inline>
-            <wp:extent cx="3619500" cy="2533650"/>
+            <wp:extent cx="3621024" cy="2534716"/>
             <wp:effectExtent b="0" l="0" r="0" t="0"/>
             <wp:docPr descr="Example NMDS ordination plot from a published lake-ecology study (‘Summer’), with lake samples plotted as colored points (by lake) and shapes (by geographic location) and environmental-variable vectors (dissolved P and N, mixed-layer depth, temperature) overlaid as arrows with their R² and p-values, illustrating a real multivariate ordination used to summarize many variables at once." title="" id="13" name="Picture"/>
             <a:graphic>
@@ -180,7 +180,7 @@
                   <pic:spPr bwMode="auto">
                     <a:xfrm>
                       <a:off x="0" y="0"/>
-                      <a:ext cx="3619500" cy="2533650"/>
+                      <a:ext cx="3621024" cy="2534716"/>
                     </a:xfrm>
                     <a:prstGeom prst="rect">
                       <a:avLst/>
@@ -791,7 +791,7 @@
       <w:r>
         <w:drawing>
           <wp:inline>
-            <wp:extent cx="3619500" cy="7213329"/>
+            <wp:extent cx="3621024" cy="7216366"/>
             <wp:effectExtent b="0" l="0" r="0" t="0"/>
             <wp:docPr descr="Two example figures stacked: a pairs-plot matrix of the iris sepal/petal variables showing scatterplots and correlation coefficients (up to 0.96 for petal length vs. width), and a scree plot below it showing the percentage of variance explained dropping sharply after the first component, illustrating that highly correlated variables let a few components capture most of the variation." title="" id="20" name="Picture"/>
             <a:graphic>
@@ -812,7 +812,7 @@
                   <pic:spPr bwMode="auto">
                     <a:xfrm>
                       <a:off x="0" y="0"/>
-                      <a:ext cx="3619500" cy="7213329"/>
+                      <a:ext cx="3621024" cy="7216366"/>
                     </a:xfrm>
                     <a:prstGeom prst="rect">
                       <a:avLst/>
@@ -6113,7 +6113,7 @@
       <w:r>
         <w:drawing>
           <wp:inline>
-            <wp:extent cx="3619500" cy="3003682"/>
+            <wp:extent cx="3621024" cy="3004947"/>
             <wp:effectExtent b="0" l="0" r="0" t="0"/>
             <wp:docPr descr="Scatterplot of number of crab burrows versus total crab biomass, with the original centered axes drawn as a horizontal/vertical cross through the data cloud and two diagonal lines labeled PC1 and PC2 showing the rotated principal-component axes, where PC1 runs along the direction of greatest spread in the data." title="" id="65" name="Picture"/>
             <a:graphic>
@@ -6134,7 +6134,7 @@
                   <pic:spPr bwMode="auto">
                     <a:xfrm>
                       <a:off x="0" y="0"/>
-                      <a:ext cx="3619500" cy="3003682"/>
+                      <a:ext cx="3621024" cy="3004947"/>
                     </a:xfrm>
                     <a:prstGeom prst="rect">
                       <a:avLst/>
@@ -6228,7 +6228,7 @@
       <w:r>
         <w:drawing>
           <wp:inline>
-            <wp:extent cx="3619500" cy="3689781"/>
+            <wp:extent cx="3621024" cy="3691335"/>
             <wp:effectExtent b="0" l="0" r="0" t="0"/>
             <wp:docPr descr="The same crab burrow and biomass data redrawn after axis rotation, with PC1 and PC2 now shown as the new horizontal and vertical axes and the original burrow-number and biomass axes appearing as diagonal reference lines, illustrating that PCA is literally a rotation of the coordinate system around the data’s center." title="" id="69" name="Picture"/>
             <a:graphic>
@@ -6249,7 +6249,7 @@
                   <pic:spPr bwMode="auto">
                     <a:xfrm>
                       <a:off x="0" y="0"/>
-                      <a:ext cx="3619500" cy="3689781"/>
+                      <a:ext cx="3621024" cy="3691335"/>
                     </a:xfrm>
                     <a:prstGeom prst="rect">
                       <a:avLst/>
@@ -6331,7 +6331,7 @@
       <w:r>
         <w:drawing>
           <wp:inline>
-            <wp:extent cx="3619500" cy="3909060"/>
+            <wp:extent cx="3621024" cy="3910705"/>
             <wp:effectExtent b="0" l="0" r="0" t="0"/>
             <wp:docPr descr="3D scatterplot of a point cloud within a cube, with three colored arrows (red ‘1st’, blue ‘2nd’, green ‘3rd’) radiating from the cloud’s center marking the first three principal-component axes, extending the rotation idea from 2D to 3D multivariate space." title="" id="73" name="Picture"/>
             <a:graphic>
@@ -6352,7 +6352,7 @@
                   <pic:spPr bwMode="auto">
                     <a:xfrm>
                       <a:off x="0" y="0"/>
-                      <a:ext cx="3619500" cy="3909060"/>
+                      <a:ext cx="3621024" cy="3910705"/>
                     </a:xfrm>
                     <a:prstGeom prst="rect">
                       <a:avLst/>

--- a/docs/content/pca/pca_lecture.docx
+++ b/docs/content/pca/pca_lecture.docx
@@ -4608,7 +4608,7 @@
       <w:r>
         <w:drawing>
           <wp:inline>
-            <wp:extent cx="5334000" cy="5334000"/>
+            <wp:extent cx="2752374" cy="2752374"/>
             <wp:effectExtent b="0" l="0" r="0" t="0"/>
             <wp:docPr descr="" title="" id="31" name="Picture"/>
             <a:graphic>
@@ -4629,7 +4629,7 @@
                   <pic:spPr bwMode="auto">
                     <a:xfrm>
                       <a:off x="0" y="0"/>
-                      <a:ext cx="5334000" cy="5334000"/>
+                      <a:ext cx="2752374" cy="2752374"/>
                     </a:xfrm>
                     <a:prstGeom prst="rect">
                       <a:avLst/>
@@ -4797,7 +4797,7 @@
       <w:r>
         <w:drawing>
           <wp:inline>
-            <wp:extent cx="5334000" cy="5334000"/>
+            <wp:extent cx="2752374" cy="2752374"/>
             <wp:effectExtent b="0" l="0" r="0" t="0"/>
             <wp:docPr descr="" title="" id="37" name="Picture"/>
             <a:graphic>
@@ -4818,7 +4818,7 @@
                   <pic:spPr bwMode="auto">
                     <a:xfrm>
                       <a:off x="0" y="0"/>
-                      <a:ext cx="5334000" cy="5334000"/>
+                      <a:ext cx="2752374" cy="2752374"/>
                     </a:xfrm>
                     <a:prstGeom prst="rect">
                       <a:avLst/>
@@ -5251,7 +5251,7 @@
       <w:r>
         <w:drawing>
           <wp:inline>
-            <wp:extent cx="5334000" cy="5334000"/>
+            <wp:extent cx="2752374" cy="2752374"/>
             <wp:effectExtent b="0" l="0" r="0" t="0"/>
             <wp:docPr descr="" title="" id="45" name="Picture"/>
             <a:graphic>
@@ -5272,7 +5272,7 @@
                   <pic:spPr bwMode="auto">
                     <a:xfrm>
                       <a:off x="0" y="0"/>
-                      <a:ext cx="5334000" cy="5334000"/>
+                      <a:ext cx="2752374" cy="2752374"/>
                     </a:xfrm>
                     <a:prstGeom prst="rect">
                       <a:avLst/>
@@ -5308,7 +5308,7 @@
       <w:r>
         <w:drawing>
           <wp:inline>
-            <wp:extent cx="5334000" cy="5334000"/>
+            <wp:extent cx="2752374" cy="2752374"/>
             <wp:effectExtent b="0" l="0" r="0" t="0"/>
             <wp:docPr descr="" title="" id="49" name="Picture"/>
             <a:graphic>
@@ -5329,7 +5329,7 @@
                   <pic:spPr bwMode="auto">
                     <a:xfrm>
                       <a:off x="0" y="0"/>
-                      <a:ext cx="5334000" cy="5334000"/>
+                      <a:ext cx="2752374" cy="2752374"/>
                     </a:xfrm>
                     <a:prstGeom prst="rect">
                       <a:avLst/>
@@ -5365,7 +5365,7 @@
       <w:r>
         <w:drawing>
           <wp:inline>
-            <wp:extent cx="5334000" cy="5334000"/>
+            <wp:extent cx="2752374" cy="2752374"/>
             <wp:effectExtent b="0" l="0" r="0" t="0"/>
             <wp:docPr descr="" title="" id="53" name="Picture"/>
             <a:graphic>
@@ -5386,7 +5386,7 @@
                   <pic:spPr bwMode="auto">
                     <a:xfrm>
                       <a:off x="0" y="0"/>
-                      <a:ext cx="5334000" cy="5334000"/>
+                      <a:ext cx="2752374" cy="2752374"/>
                     </a:xfrm>
                     <a:prstGeom prst="rect">
                       <a:avLst/>

--- a/docs/content/pca/pca_lecture.docx
+++ b/docs/content/pca/pca_lecture.docx
@@ -4608,7 +4608,7 @@
       <w:r>
         <w:drawing>
           <wp:inline>
-            <wp:extent cx="2752374" cy="2752374"/>
+            <wp:extent cx="2293645" cy="2293645"/>
             <wp:effectExtent b="0" l="0" r="0" t="0"/>
             <wp:docPr descr="" title="" id="31" name="Picture"/>
             <a:graphic>
@@ -4629,7 +4629,7 @@
                   <pic:spPr bwMode="auto">
                     <a:xfrm>
                       <a:off x="0" y="0"/>
-                      <a:ext cx="2752374" cy="2752374"/>
+                      <a:ext cx="2293645" cy="2293645"/>
                     </a:xfrm>
                     <a:prstGeom prst="rect">
                       <a:avLst/>
@@ -4797,7 +4797,7 @@
       <w:r>
         <w:drawing>
           <wp:inline>
-            <wp:extent cx="2752374" cy="2752374"/>
+            <wp:extent cx="2293645" cy="2293645"/>
             <wp:effectExtent b="0" l="0" r="0" t="0"/>
             <wp:docPr descr="" title="" id="37" name="Picture"/>
             <a:graphic>
@@ -4818,7 +4818,7 @@
                   <pic:spPr bwMode="auto">
                     <a:xfrm>
                       <a:off x="0" y="0"/>
-                      <a:ext cx="2752374" cy="2752374"/>
+                      <a:ext cx="2293645" cy="2293645"/>
                     </a:xfrm>
                     <a:prstGeom prst="rect">
                       <a:avLst/>
@@ -5251,7 +5251,7 @@
       <w:r>
         <w:drawing>
           <wp:inline>
-            <wp:extent cx="2752374" cy="2752374"/>
+            <wp:extent cx="2293645" cy="2293645"/>
             <wp:effectExtent b="0" l="0" r="0" t="0"/>
             <wp:docPr descr="" title="" id="45" name="Picture"/>
             <a:graphic>
@@ -5272,7 +5272,7 @@
                   <pic:spPr bwMode="auto">
                     <a:xfrm>
                       <a:off x="0" y="0"/>
-                      <a:ext cx="2752374" cy="2752374"/>
+                      <a:ext cx="2293645" cy="2293645"/>
                     </a:xfrm>
                     <a:prstGeom prst="rect">
                       <a:avLst/>
@@ -5308,7 +5308,7 @@
       <w:r>
         <w:drawing>
           <wp:inline>
-            <wp:extent cx="2752374" cy="2752374"/>
+            <wp:extent cx="2293645" cy="2293645"/>
             <wp:effectExtent b="0" l="0" r="0" t="0"/>
             <wp:docPr descr="" title="" id="49" name="Picture"/>
             <a:graphic>
@@ -5329,7 +5329,7 @@
                   <pic:spPr bwMode="auto">
                     <a:xfrm>
                       <a:off x="0" y="0"/>
-                      <a:ext cx="2752374" cy="2752374"/>
+                      <a:ext cx="2293645" cy="2293645"/>
                     </a:xfrm>
                     <a:prstGeom prst="rect">
                       <a:avLst/>
@@ -5365,7 +5365,7 @@
       <w:r>
         <w:drawing>
           <wp:inline>
-            <wp:extent cx="2752374" cy="2752374"/>
+            <wp:extent cx="2293645" cy="2293645"/>
             <wp:effectExtent b="0" l="0" r="0" t="0"/>
             <wp:docPr descr="" title="" id="53" name="Picture"/>
             <a:graphic>
@@ -5386,7 +5386,7 @@
                   <pic:spPr bwMode="auto">
                     <a:xfrm>
                       <a:off x="0" y="0"/>
-                      <a:ext cx="2752374" cy="2752374"/>
+                      <a:ext cx="2293645" cy="2293645"/>
                     </a:xfrm>
                     <a:prstGeom prst="rect">
                       <a:avLst/>
